--- a/APLOS/POPResources/Templates/GRNReport202026.docx
+++ b/APLOS/POPResources/Templates/GRNReport202026.docx
@@ -1,6 +1,6 @@
 
 <file path=word/document.xml><?xml version="1.0" encoding="utf-8"?>
-<w:document xmlns:wpc="http://schemas.microsoft.com/office/word/2010/wordprocessingCanvas" xmlns:mc="http://schemas.openxmlformats.org/markup-compatibility/2006" xmlns:o="urn:schemas-microsoft-com:office:office" xmlns:r="http://schemas.openxmlformats.org/officeDocument/2006/relationships" xmlns:m="http://schemas.openxmlformats.org/officeDocument/2006/math" xmlns:v="urn:schemas-microsoft-com:vml" xmlns:wp14="http://schemas.microsoft.com/office/word/2010/wordprocessingDrawing" xmlns:wp="http://schemas.openxmlformats.org/drawingml/2006/wordprocessingDrawing" xmlns:w10="urn:schemas-microsoft-com:office:word" xmlns:w="http://schemas.openxmlformats.org/wordprocessingml/2006/main" xmlns:w14="http://schemas.microsoft.com/office/word/2010/wordml" xmlns:wpg="http://schemas.microsoft.com/office/word/2010/wordprocessingGroup" xmlns:wpi="http://schemas.microsoft.com/office/word/2010/wordprocessingInk" xmlns:wne="http://schemas.microsoft.com/office/word/2006/wordml" xmlns:wps="http://schemas.microsoft.com/office/word/2010/wordprocessingShape" mc:Ignorable="w14 wp14">
+<w:document xmlns:wpc="http://schemas.microsoft.com/office/word/2010/wordprocessingCanvas" xmlns:mc="http://schemas.openxmlformats.org/markup-compatibility/2006" xmlns:o="urn:schemas-microsoft-com:office:office" xmlns:r="http://schemas.openxmlformats.org/officeDocument/2006/relationships" xmlns:m="http://schemas.openxmlformats.org/officeDocument/2006/math" xmlns:v="urn:schemas-microsoft-com:vml" xmlns:wp14="http://schemas.microsoft.com/office/word/2010/wordprocessingDrawing" xmlns:wp="http://schemas.openxmlformats.org/drawingml/2006/wordprocessingDrawing" xmlns:w10="urn:schemas-microsoft-com:office:word" xmlns:w="http://schemas.openxmlformats.org/wordprocessingml/2006/main" xmlns:w14="http://schemas.microsoft.com/office/word/2010/wordml" xmlns:w15="http://schemas.microsoft.com/office/word/2012/wordml" xmlns:wpg="http://schemas.microsoft.com/office/word/2010/wordprocessingGroup" xmlns:wpi="http://schemas.microsoft.com/office/word/2010/wordprocessingInk" xmlns:wne="http://schemas.microsoft.com/office/word/2006/wordml" xmlns:wps="http://schemas.microsoft.com/office/word/2010/wordprocessingShape" mc:Ignorable="w14 w15 wp14">
   <w:body>
     <w:p>
       <w:pPr>
@@ -73,7 +73,6 @@
               </w:rPr>
               <w:t>{</w:t>
             </w:r>
-            <w:proofErr w:type="spellStart"/>
             <w:r>
               <w:rPr>
                 <w:rFonts w:ascii="Tahoma" w:hAnsi="Tahoma" w:cs="Tahoma"/>
@@ -84,7 +83,6 @@
               </w:rPr>
               <w:t>grnNumber</w:t>
             </w:r>
-            <w:proofErr w:type="spellEnd"/>
             <w:r>
               <w:rPr>
                 <w:rFonts w:ascii="Tahoma" w:eastAsia="Arial" w:hAnsi="Tahoma" w:cs="Tahoma"/>
@@ -122,27 +120,7 @@
                 <w:sz w:val="16"/>
                 <w:szCs w:val="16"/>
               </w:rPr>
-              <w:t>{</w:t>
-            </w:r>
-            <w:proofErr w:type="spellStart"/>
-            <w:r>
-              <w:rPr>
-                <w:rFonts w:ascii="Tahoma" w:eastAsia="Times New Roman" w:hAnsi="Tahoma" w:cs="Tahoma"/>
-                <w:color w:val="000000"/>
-                <w:sz w:val="16"/>
-                <w:szCs w:val="16"/>
-              </w:rPr>
-              <w:t>PONumber</w:t>
-            </w:r>
-            <w:proofErr w:type="spellEnd"/>
-            <w:r>
-              <w:rPr>
-                <w:rFonts w:ascii="Tahoma" w:eastAsia="Times New Roman" w:hAnsi="Tahoma" w:cs="Tahoma"/>
-                <w:color w:val="000000"/>
-                <w:sz w:val="16"/>
-                <w:szCs w:val="16"/>
-              </w:rPr>
-              <w:t>}</w:t>
+              <w:t>{PONumber}</w:t>
             </w:r>
           </w:p>
           <w:p>
@@ -165,7 +143,6 @@
               </w:rPr>
               <w:t>Employee Name:{</w:t>
             </w:r>
-            <w:proofErr w:type="spellStart"/>
             <w:r>
               <w:rPr>
                 <w:rFonts w:ascii="Tahoma" w:eastAsia="Arial" w:hAnsi="Tahoma" w:cs="Tahoma"/>
@@ -175,7 +152,6 @@
               </w:rPr>
               <w:t>EmployeeName</w:t>
             </w:r>
-            <w:proofErr w:type="spellEnd"/>
             <w:r>
               <w:rPr>
                 <w:rFonts w:ascii="Tahoma" w:eastAsia="Arial" w:hAnsi="Tahoma" w:cs="Tahoma"/>
@@ -217,27 +193,7 @@
                 <w:sz w:val="16"/>
                 <w:szCs w:val="16"/>
               </w:rPr>
-              <w:t>{</w:t>
-            </w:r>
-            <w:proofErr w:type="spellStart"/>
-            <w:r>
-              <w:rPr>
-                <w:rFonts w:ascii="Tahoma" w:eastAsia="Times New Roman" w:hAnsi="Tahoma" w:cs="Tahoma"/>
-                <w:color w:val="000000"/>
-                <w:sz w:val="16"/>
-                <w:szCs w:val="16"/>
-              </w:rPr>
-              <w:t>poDate</w:t>
-            </w:r>
-            <w:proofErr w:type="spellEnd"/>
-            <w:r>
-              <w:rPr>
-                <w:rFonts w:ascii="Tahoma" w:eastAsia="Times New Roman" w:hAnsi="Tahoma" w:cs="Tahoma"/>
-                <w:color w:val="000000"/>
-                <w:sz w:val="16"/>
-                <w:szCs w:val="16"/>
-              </w:rPr>
-              <w:t xml:space="preserve">} </w:t>
+              <w:t xml:space="preserve">{poDate} </w:t>
             </w:r>
           </w:p>
         </w:tc>
@@ -271,7 +227,6 @@
               </w:rPr>
               <w:t>{</w:t>
             </w:r>
-            <w:proofErr w:type="spellStart"/>
             <w:r>
               <w:rPr>
                 <w:rFonts w:ascii="Consolas" w:hAnsi="Consolas" w:cs="Consolas"/>
@@ -282,7 +237,6 @@
               </w:rPr>
               <w:t>PurOrCheckedStatus</w:t>
             </w:r>
-            <w:proofErr w:type="spellEnd"/>
             <w:r>
               <w:rPr>
                 <w:rFonts w:ascii="Tahoma" w:hAnsi="Tahoma" w:cs="Tahoma"/>
@@ -308,7 +262,6 @@
               </w:rPr>
               <w:t>{</w:t>
             </w:r>
-            <w:proofErr w:type="spellStart"/>
             <w:r>
               <w:rPr>
                 <w:rFonts w:ascii="Tahoma" w:hAnsi="Tahoma" w:cs="Tahoma"/>
@@ -319,7 +272,6 @@
               </w:rPr>
               <w:t>PurOrApprovedStatus</w:t>
             </w:r>
-            <w:proofErr w:type="spellEnd"/>
             <w:r>
               <w:rPr>
                 <w:rFonts w:ascii="Tahoma" w:hAnsi="Tahoma" w:cs="Tahoma"/>
@@ -347,23 +299,13 @@
               </w:rPr>
               <w:t>Creditable  Status :{</w:t>
             </w:r>
-            <w:proofErr w:type="spellStart"/>
             <w:r>
               <w:rPr>
                 <w:rFonts w:ascii="Tahoma" w:hAnsi="Tahoma" w:cs="Tahoma"/>
                 <w:sz w:val="16"/>
                 <w:szCs w:val="16"/>
               </w:rPr>
-              <w:t>CredtibleStatus</w:t>
-            </w:r>
-            <w:proofErr w:type="spellEnd"/>
-            <w:r>
-              <w:rPr>
-                <w:rFonts w:ascii="Tahoma" w:hAnsi="Tahoma" w:cs="Tahoma"/>
-                <w:sz w:val="16"/>
-                <w:szCs w:val="16"/>
-              </w:rPr>
-              <w:t>}</w:t>
+              <w:t>CredtibleStatus}</w:t>
             </w:r>
           </w:p>
         </w:tc>
@@ -403,31 +345,7 @@
                 <w:sz w:val="16"/>
                 <w:szCs w:val="16"/>
               </w:rPr>
-              <w:t>{</w:t>
-            </w:r>
-            <w:proofErr w:type="spellStart"/>
-            <w:r>
-              <w:rPr>
-                <w:rFonts w:ascii="Tahoma" w:eastAsia="Times New Roman" w:hAnsi="Tahoma" w:cs="Tahoma"/>
-                <w:b/>
-                <w:bCs/>
-                <w:color w:val="000000"/>
-                <w:sz w:val="16"/>
-                <w:szCs w:val="16"/>
-              </w:rPr>
-              <w:t>VendorName</w:t>
-            </w:r>
-            <w:proofErr w:type="spellEnd"/>
-            <w:r>
-              <w:rPr>
-                <w:rFonts w:ascii="Tahoma" w:eastAsia="Times New Roman" w:hAnsi="Tahoma" w:cs="Tahoma"/>
-                <w:b/>
-                <w:bCs/>
-                <w:color w:val="000000"/>
-                <w:sz w:val="16"/>
-                <w:szCs w:val="16"/>
-              </w:rPr>
-              <w:t>}</w:t>
+              <w:t>{VendorName}</w:t>
             </w:r>
           </w:p>
           <w:p>
@@ -456,27 +374,7 @@
                 <w:sz w:val="16"/>
                 <w:szCs w:val="16"/>
               </w:rPr>
-              <w:t>{</w:t>
-            </w:r>
-            <w:proofErr w:type="spellStart"/>
-            <w:r>
-              <w:rPr>
-                <w:rFonts w:ascii="Tahoma" w:eastAsia="Times New Roman" w:hAnsi="Tahoma" w:cs="Tahoma"/>
-                <w:color w:val="000000"/>
-                <w:sz w:val="16"/>
-                <w:szCs w:val="16"/>
-              </w:rPr>
-              <w:t>VendorAddress</w:t>
-            </w:r>
-            <w:proofErr w:type="spellEnd"/>
-            <w:r>
-              <w:rPr>
-                <w:rFonts w:ascii="Tahoma" w:eastAsia="Times New Roman" w:hAnsi="Tahoma" w:cs="Tahoma"/>
-                <w:color w:val="000000"/>
-                <w:sz w:val="16"/>
-                <w:szCs w:val="16"/>
-              </w:rPr>
-              <w:t>}</w:t>
+              <w:t>{VendorAddress}</w:t>
             </w:r>
           </w:p>
           <w:p>
@@ -506,29 +404,7 @@
                 <w:sz w:val="16"/>
                 <w:szCs w:val="16"/>
               </w:rPr>
-              <w:t>{</w:t>
-            </w:r>
-            <w:proofErr w:type="spellStart"/>
-            <w:r>
-              <w:rPr>
-                <w:rFonts w:ascii="Tahoma" w:eastAsia="Times New Roman" w:hAnsi="Tahoma" w:cs="Tahoma"/>
-                <w:bCs/>
-                <w:color w:val="000000"/>
-                <w:sz w:val="16"/>
-                <w:szCs w:val="16"/>
-              </w:rPr>
-              <w:t>VendorGSTIN</w:t>
-            </w:r>
-            <w:proofErr w:type="spellEnd"/>
-            <w:r>
-              <w:rPr>
-                <w:rFonts w:ascii="Tahoma" w:eastAsia="Times New Roman" w:hAnsi="Tahoma" w:cs="Tahoma"/>
-                <w:bCs/>
-                <w:color w:val="000000"/>
-                <w:sz w:val="16"/>
-                <w:szCs w:val="16"/>
-              </w:rPr>
-              <w:t>}</w:t>
+              <w:t>{VendorGSTIN}</w:t>
             </w:r>
           </w:p>
         </w:tc>
@@ -566,7 +442,6 @@
               </w:rPr>
               <w:t>{</w:t>
             </w:r>
-            <w:proofErr w:type="spellStart"/>
             <w:r>
               <w:rPr>
                 <w:rFonts w:ascii="Tahoma" w:eastAsia="Times New Roman" w:hAnsi="Tahoma" w:cs="Tahoma"/>
@@ -577,7 +452,6 @@
               </w:rPr>
               <w:t>InvoicingPartyName</w:t>
             </w:r>
-            <w:proofErr w:type="spellEnd"/>
             <w:r>
               <w:rPr>
                 <w:rFonts w:ascii="Tahoma" w:eastAsia="Times New Roman" w:hAnsi="Tahoma" w:cs="Tahoma"/>
@@ -616,27 +490,7 @@
                 <w:sz w:val="16"/>
                 <w:szCs w:val="16"/>
               </w:rPr>
-              <w:t>{</w:t>
-            </w:r>
-            <w:proofErr w:type="spellStart"/>
-            <w:r>
-              <w:rPr>
-                <w:rFonts w:ascii="Tahoma" w:eastAsia="Times New Roman" w:hAnsi="Tahoma" w:cs="Tahoma"/>
-                <w:color w:val="000000"/>
-                <w:sz w:val="16"/>
-                <w:szCs w:val="16"/>
-              </w:rPr>
-              <w:t>InvoicingPartyAddress</w:t>
-            </w:r>
-            <w:proofErr w:type="spellEnd"/>
-            <w:r>
-              <w:rPr>
-                <w:rFonts w:ascii="Tahoma" w:eastAsia="Times New Roman" w:hAnsi="Tahoma" w:cs="Tahoma"/>
-                <w:color w:val="000000"/>
-                <w:sz w:val="16"/>
-                <w:szCs w:val="16"/>
-              </w:rPr>
-              <w:t>}</w:t>
+              <w:t>{InvoicingPartyAddress}</w:t>
             </w:r>
           </w:p>
           <w:p>
@@ -666,29 +520,7 @@
                 <w:sz w:val="16"/>
                 <w:szCs w:val="16"/>
               </w:rPr>
-              <w:t>{</w:t>
-            </w:r>
-            <w:proofErr w:type="spellStart"/>
-            <w:r>
-              <w:rPr>
-                <w:rFonts w:ascii="Tahoma" w:eastAsia="Times New Roman" w:hAnsi="Tahoma" w:cs="Tahoma"/>
-                <w:bCs/>
-                <w:color w:val="000000"/>
-                <w:sz w:val="16"/>
-                <w:szCs w:val="16"/>
-              </w:rPr>
-              <w:t>InvoicingPartyGSTIN</w:t>
-            </w:r>
-            <w:proofErr w:type="spellEnd"/>
-            <w:r>
-              <w:rPr>
-                <w:rFonts w:ascii="Tahoma" w:eastAsia="Times New Roman" w:hAnsi="Tahoma" w:cs="Tahoma"/>
-                <w:bCs/>
-                <w:color w:val="000000"/>
-                <w:sz w:val="16"/>
-                <w:szCs w:val="16"/>
-              </w:rPr>
-              <w:t>}</w:t>
+              <w:t>{InvoicingPartyGSTIN}</w:t>
             </w:r>
           </w:p>
         </w:tc>
@@ -790,29 +622,7 @@
                 <w:sz w:val="16"/>
                 <w:szCs w:val="16"/>
               </w:rPr>
-              <w:t>{</w:t>
-            </w:r>
-            <w:proofErr w:type="spellStart"/>
-            <w:r>
-              <w:rPr>
-                <w:rFonts w:ascii="Tahoma" w:eastAsia="Arial" w:hAnsi="Tahoma" w:cs="Tahoma"/>
-                <w:b/>
-                <w:bCs/>
-                <w:sz w:val="16"/>
-                <w:szCs w:val="16"/>
-              </w:rPr>
-              <w:t>materialItems</w:t>
-            </w:r>
-            <w:proofErr w:type="spellEnd"/>
-            <w:r>
-              <w:rPr>
-                <w:rFonts w:ascii="Tahoma" w:eastAsia="Arial" w:hAnsi="Tahoma" w:cs="Tahoma"/>
-                <w:b/>
-                <w:bCs/>
-                <w:sz w:val="16"/>
-                <w:szCs w:val="16"/>
-              </w:rPr>
-              <w:t>}</w:t>
+              <w:t>{materialItems}</w:t>
             </w:r>
           </w:p>
           <w:p>
@@ -833,29 +643,7 @@
                 <w:sz w:val="16"/>
                 <w:szCs w:val="16"/>
               </w:rPr>
-              <w:t>{</w:t>
-            </w:r>
-            <w:proofErr w:type="spellStart"/>
-            <w:r>
-              <w:rPr>
-                <w:rFonts w:ascii="Tahoma" w:eastAsia="Arial" w:hAnsi="Tahoma" w:cs="Tahoma"/>
-                <w:b/>
-                <w:bCs/>
-                <w:sz w:val="16"/>
-                <w:szCs w:val="16"/>
-              </w:rPr>
-              <w:t>ServiceItems</w:t>
-            </w:r>
-            <w:proofErr w:type="spellEnd"/>
-            <w:r>
-              <w:rPr>
-                <w:rFonts w:ascii="Tahoma" w:eastAsia="Arial" w:hAnsi="Tahoma" w:cs="Tahoma"/>
-                <w:b/>
-                <w:bCs/>
-                <w:sz w:val="16"/>
-                <w:szCs w:val="16"/>
-              </w:rPr>
-              <w:t>}</w:t>
+              <w:t>{ServiceItems}</w:t>
             </w:r>
           </w:p>
           <w:p>
@@ -868,6 +656,28 @@
                 <w:szCs w:val="16"/>
               </w:rPr>
             </w:pPr>
+            <w:r>
+              <w:rPr>
+                <w:rFonts w:ascii="Tahoma" w:hAnsi="Tahoma" w:cs="Tahoma"/>
+                <w:b/>
+                <w:color w:val="000000" w:themeColor="text1"/>
+                <w:sz w:val="16"/>
+                <w:szCs w:val="16"/>
+                <w:lang w:eastAsia="en-IN"/>
+              </w:rPr>
+              <w:t>{InventoryReceiveAdditionalTax}</w:t>
+            </w:r>
+            <w:r>
+              <w:rPr>
+                <w:rFonts w:ascii="Tahoma" w:hAnsi="Tahoma" w:cs="Tahoma"/>
+                <w:noProof/>
+                <w:sz w:val="16"/>
+                <w:szCs w:val="16"/>
+              </w:rPr>
+              <w:t xml:space="preserve">                       </w:t>
+            </w:r>
+            <w:bookmarkStart w:id="0" w:name="_GoBack"/>
+            <w:bookmarkEnd w:id="0"/>
           </w:p>
           <w:p>
             <w:pPr>
@@ -887,9 +697,8 @@
                 <w:sz w:val="16"/>
                 <w:szCs w:val="16"/>
               </w:rPr>
-              <w:t>Total Amount: {</w:t>
-            </w:r>
-            <w:proofErr w:type="spellStart"/>
+              <w:t>Total Amount: {GrandTotal}</w:t>
+            </w:r>
             <w:r>
               <w:rPr>
                 <w:rFonts w:ascii="Tahoma" w:eastAsia="Arial" w:hAnsi="Tahoma" w:cs="Tahoma"/>
@@ -898,51 +707,8 @@
                 <w:sz w:val="16"/>
                 <w:szCs w:val="16"/>
               </w:rPr>
-              <w:t>GrandTotal</w:t>
-            </w:r>
-            <w:proofErr w:type="spellEnd"/>
-            <w:r>
-              <w:rPr>
-                <w:rFonts w:ascii="Tahoma" w:eastAsia="Arial" w:hAnsi="Tahoma" w:cs="Tahoma"/>
-                <w:b/>
-                <w:bCs/>
-                <w:sz w:val="16"/>
-                <w:szCs w:val="16"/>
-              </w:rPr>
-              <w:t>}</w:t>
-            </w:r>
-            <w:r>
-              <w:rPr>
-                <w:rFonts w:ascii="Tahoma" w:eastAsia="Arial" w:hAnsi="Tahoma" w:cs="Tahoma"/>
-                <w:b/>
-                <w:bCs/>
-                <w:sz w:val="16"/>
-                <w:szCs w:val="16"/>
-              </w:rPr>
               <w:cr/>
-              <w:t>In Words: {</w:t>
-            </w:r>
-            <w:proofErr w:type="spellStart"/>
-            <w:r>
-              <w:rPr>
-                <w:rFonts w:ascii="Tahoma" w:eastAsia="Arial" w:hAnsi="Tahoma" w:cs="Tahoma"/>
-                <w:b/>
-                <w:bCs/>
-                <w:sz w:val="16"/>
-                <w:szCs w:val="16"/>
-              </w:rPr>
-              <w:t>TotalInWords</w:t>
-            </w:r>
-            <w:proofErr w:type="spellEnd"/>
-            <w:r>
-              <w:rPr>
-                <w:rFonts w:ascii="Tahoma" w:eastAsia="Arial" w:hAnsi="Tahoma" w:cs="Tahoma"/>
-                <w:b/>
-                <w:bCs/>
-                <w:sz w:val="16"/>
-                <w:szCs w:val="16"/>
-              </w:rPr>
-              <w:t>}</w:t>
+              <w:t>In Words: {TotalInWords}</w:t>
             </w:r>
           </w:p>
           <w:p>
@@ -1160,42 +926,18 @@
                 <w:szCs w:val="16"/>
                 <w:u w:val="single"/>
               </w:rPr>
-              <w:t xml:space="preserve">KINDLY SIGN </w:t>
-            </w:r>
-            <w:proofErr w:type="gramStart"/>
-            <w:r>
-              <w:rPr>
-                <w:rFonts w:ascii="Tahoma" w:eastAsia="Arial" w:hAnsi="Tahoma" w:cs="Tahoma"/>
+              <w:t xml:space="preserve">KINDLY SIGN THIS </w:t>
+            </w:r>
+            <w:r>
+              <w:rPr>
+                <w:rFonts w:ascii="Tahoma" w:hAnsi="Tahoma" w:cs="Tahoma"/>
                 <w:b/>
                 <w:bCs/>
                 <w:sz w:val="16"/>
                 <w:szCs w:val="16"/>
                 <w:u w:val="single"/>
               </w:rPr>
-              <w:t xml:space="preserve">THIS </w:t>
-            </w:r>
-            <w:r>
-              <w:rPr>
-                <w:rFonts w:ascii="Tahoma" w:hAnsi="Tahoma" w:cs="Tahoma"/>
-                <w:b/>
-                <w:bCs/>
-                <w:sz w:val="16"/>
-                <w:szCs w:val="16"/>
-                <w:u w:val="single"/>
-              </w:rPr>
-              <w:t xml:space="preserve"> INVENTORY</w:t>
-            </w:r>
-            <w:proofErr w:type="gramEnd"/>
-            <w:r>
-              <w:rPr>
-                <w:rFonts w:ascii="Tahoma" w:hAnsi="Tahoma" w:cs="Tahoma"/>
-                <w:b/>
-                <w:bCs/>
-                <w:sz w:val="16"/>
-                <w:szCs w:val="16"/>
-                <w:u w:val="single"/>
-              </w:rPr>
-              <w:t xml:space="preserve"> RECEIVE</w:t>
+              <w:t xml:space="preserve"> INVENTORY RECEIVE</w:t>
             </w:r>
             <w:r>
               <w:rPr>
@@ -1531,9 +1273,9 @@
                           </wp:anchor>
                         </w:drawing>
                       </mc:Choice>
-                      <mc:Fallback xmlns:cx="http://schemas.microsoft.com/office/drawing/2014/chartex" xmlns:cx1="http://schemas.microsoft.com/office/drawing/2015/9/8/chartex" xmlns:cx2="http://schemas.microsoft.com/office/drawing/2015/10/21/chartex" xmlns:cx3="http://schemas.microsoft.com/office/drawing/2016/5/9/chartex" xmlns:cx4="http://schemas.microsoft.com/office/drawing/2016/5/10/chartex" xmlns:cx5="http://schemas.microsoft.com/office/drawing/2016/5/11/chartex" xmlns:cx6="http://schemas.microsoft.com/office/drawing/2016/5/12/chartex" xmlns:cx7="http://schemas.microsoft.com/office/drawing/2016/5/13/chartex" xmlns:cx8="http://schemas.microsoft.com/office/drawing/2016/5/14/chartex" xmlns:aink="http://schemas.microsoft.com/office/drawing/2016/ink" xmlns:am3d="http://schemas.microsoft.com/office/drawing/2017/model3d" xmlns:w15="http://schemas.microsoft.com/office/word/2012/wordml" xmlns:w16cex="http://schemas.microsoft.com/office/word/2018/wordml/cex" xmlns:w16cid="http://schemas.microsoft.com/office/word/2016/wordml/cid" xmlns:w16="http://schemas.microsoft.com/office/word/2018/wordml" xmlns:w16se="http://schemas.microsoft.com/office/word/2015/wordml/symex">
+                      <mc:Fallback>
                         <w:pict>
-                          <v:line w14:anchorId="3106861C" id="Straight Connector 3" o:spid="_x0000_s1026" style="position:absolute;flip:x;z-index:251665920;visibility:visible;mso-wrap-style:square;mso-width-percent:0;mso-height-percent:0;mso-wrap-distance-left:9pt;mso-wrap-distance-top:0;mso-wrap-distance-right:9pt;mso-wrap-distance-bottom:0;mso-position-horizontal:absolute;mso-position-horizontal-relative:text;mso-position-vertical:absolute;mso-position-vertical-relative:text;mso-width-percent:0;mso-height-percent:0;mso-width-relative:margin;mso-height-relative:margin" from="30.2pt,8.35pt" to="139.75pt,8.35pt" o:gfxdata="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" strokecolor="windowText" strokeweight=".5pt">
+                          <v:line w14:anchorId="124B16BB" id="Straight Connector 3" o:spid="_x0000_s1026" style="position:absolute;flip:x;z-index:251665920;visibility:visible;mso-wrap-style:square;mso-width-percent:0;mso-height-percent:0;mso-wrap-distance-left:9pt;mso-wrap-distance-top:0;mso-wrap-distance-right:9pt;mso-wrap-distance-bottom:0;mso-position-horizontal:absolute;mso-position-horizontal-relative:text;mso-position-vertical:absolute;mso-position-vertical-relative:text;mso-width-percent:0;mso-height-percent:0;mso-width-relative:margin;mso-height-relative:margin" from="30.2pt,8.35pt" to="139.75pt,8.35pt" o:gfxdata="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" strokecolor="windowText" strokeweight=".5pt">
                             <v:stroke joinstyle="miter"/>
                           </v:line>
                         </w:pict>
@@ -1558,7 +1300,6 @@
                     </w:rPr>
                     <w:t>{</w:t>
                   </w:r>
-                  <w:proofErr w:type="spellStart"/>
                   <w:r>
                     <w:rPr>
                       <w:rFonts w:ascii="Tahoma" w:hAnsi="Tahoma" w:cs="Tahoma"/>
@@ -1569,7 +1310,6 @@
                     </w:rPr>
                     <w:t>AddedBy</w:t>
                   </w:r>
-                  <w:proofErr w:type="spellEnd"/>
                   <w:r>
                     <w:rPr>
                       <w:rFonts w:ascii="Tahoma" w:eastAsia="Arial" w:hAnsi="Tahoma" w:cs="Tahoma"/>
@@ -1652,9 +1392,9 @@
                           </wp:anchor>
                         </w:drawing>
                       </mc:Choice>
-                      <mc:Fallback xmlns:cx="http://schemas.microsoft.com/office/drawing/2014/chartex" xmlns:cx1="http://schemas.microsoft.com/office/drawing/2015/9/8/chartex" xmlns:cx2="http://schemas.microsoft.com/office/drawing/2015/10/21/chartex" xmlns:cx3="http://schemas.microsoft.com/office/drawing/2016/5/9/chartex" xmlns:cx4="http://schemas.microsoft.com/office/drawing/2016/5/10/chartex" xmlns:cx5="http://schemas.microsoft.com/office/drawing/2016/5/11/chartex" xmlns:cx6="http://schemas.microsoft.com/office/drawing/2016/5/12/chartex" xmlns:cx7="http://schemas.microsoft.com/office/drawing/2016/5/13/chartex" xmlns:cx8="http://schemas.microsoft.com/office/drawing/2016/5/14/chartex" xmlns:aink="http://schemas.microsoft.com/office/drawing/2016/ink" xmlns:am3d="http://schemas.microsoft.com/office/drawing/2017/model3d" xmlns:w15="http://schemas.microsoft.com/office/word/2012/wordml" xmlns:w16cex="http://schemas.microsoft.com/office/word/2018/wordml/cex" xmlns:w16cid="http://schemas.microsoft.com/office/word/2016/wordml/cid" xmlns:w16="http://schemas.microsoft.com/office/word/2018/wordml" xmlns:w16se="http://schemas.microsoft.com/office/word/2015/wordml/symex">
+                      <mc:Fallback>
                         <w:pict>
-                          <v:line w14:anchorId="1307C6A7" id="Straight Connector 1" o:spid="_x0000_s1026" style="position:absolute;z-index:251666944;visibility:visible;mso-wrap-style:square;mso-width-percent:0;mso-wrap-distance-left:9pt;mso-wrap-distance-top:0;mso-wrap-distance-right:9pt;mso-wrap-distance-bottom:0;mso-position-horizontal:absolute;mso-position-horizontal-relative:text;mso-position-vertical:absolute;mso-position-vertical-relative:text;mso-width-percent:0;mso-width-relative:margin" from="23.5pt,8.35pt" to="143.7pt,8.35pt" o:gfxdata="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" strokecolor="windowText" strokeweight=".5pt">
+                          <v:line w14:anchorId="4755B137" id="Straight Connector 1" o:spid="_x0000_s1026" style="position:absolute;z-index:251666944;visibility:visible;mso-wrap-style:square;mso-width-percent:0;mso-wrap-distance-left:9pt;mso-wrap-distance-top:0;mso-wrap-distance-right:9pt;mso-wrap-distance-bottom:0;mso-position-horizontal:absolute;mso-position-horizontal-relative:text;mso-position-vertical:absolute;mso-position-vertical-relative:text;mso-width-percent:0;mso-width-relative:margin" from="23.5pt,8.35pt" to="143.7pt,8.35pt" o:gfxdata="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" strokecolor="windowText" strokeweight=".5pt">
                             <v:stroke joinstyle="miter"/>
                           </v:line>
                         </w:pict>
@@ -1670,7 +1410,6 @@
                     </w:rPr>
                     <w:t xml:space="preserve">          {</w:t>
                   </w:r>
-                  <w:proofErr w:type="spellStart"/>
                   <w:r>
                     <w:rPr>
                       <w:rFonts w:ascii="Tahoma" w:hAnsi="Tahoma" w:cs="Tahoma"/>
@@ -1681,7 +1420,6 @@
                     </w:rPr>
                     <w:t>CheckedBy</w:t>
                   </w:r>
-                  <w:proofErr w:type="spellEnd"/>
                   <w:r>
                     <w:rPr>
                       <w:rFonts w:ascii="Tahoma" w:eastAsia="Arial" w:hAnsi="Tahoma" w:cs="Tahoma"/>
@@ -1761,9 +1499,9 @@
                           </wp:anchor>
                         </w:drawing>
                       </mc:Choice>
-                      <mc:Fallback xmlns:cx="http://schemas.microsoft.com/office/drawing/2014/chartex" xmlns:cx1="http://schemas.microsoft.com/office/drawing/2015/9/8/chartex" xmlns:cx2="http://schemas.microsoft.com/office/drawing/2015/10/21/chartex" xmlns:cx3="http://schemas.microsoft.com/office/drawing/2016/5/9/chartex" xmlns:cx4="http://schemas.microsoft.com/office/drawing/2016/5/10/chartex" xmlns:cx5="http://schemas.microsoft.com/office/drawing/2016/5/11/chartex" xmlns:cx6="http://schemas.microsoft.com/office/drawing/2016/5/12/chartex" xmlns:cx7="http://schemas.microsoft.com/office/drawing/2016/5/13/chartex" xmlns:cx8="http://schemas.microsoft.com/office/drawing/2016/5/14/chartex" xmlns:aink="http://schemas.microsoft.com/office/drawing/2016/ink" xmlns:am3d="http://schemas.microsoft.com/office/drawing/2017/model3d" xmlns:w15="http://schemas.microsoft.com/office/word/2012/wordml" xmlns:w16cex="http://schemas.microsoft.com/office/word/2018/wordml/cex" xmlns:w16cid="http://schemas.microsoft.com/office/word/2016/wordml/cid" xmlns:w16="http://schemas.microsoft.com/office/word/2018/wordml" xmlns:w16se="http://schemas.microsoft.com/office/word/2015/wordml/symex">
+                      <mc:Fallback>
                         <w:pict>
-                          <v:line w14:anchorId="0108836F" id="Straight Connector 2" o:spid="_x0000_s1026" style="position:absolute;z-index:251667968;visibility:visible;mso-wrap-style:square;mso-wrap-distance-left:9pt;mso-wrap-distance-top:0;mso-wrap-distance-right:9pt;mso-wrap-distance-bottom:0;mso-position-horizontal:absolute;mso-position-horizontal-relative:text;mso-position-vertical:absolute;mso-position-vertical-relative:text" from="31.2pt,8.35pt" to="143.25pt,8.35pt" o:gfxdata="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" strokecolor="windowText" strokeweight=".5pt">
+                          <v:line w14:anchorId="7B622C81" id="Straight Connector 2" o:spid="_x0000_s1026" style="position:absolute;z-index:251667968;visibility:visible;mso-wrap-style:square;mso-wrap-distance-left:9pt;mso-wrap-distance-top:0;mso-wrap-distance-right:9pt;mso-wrap-distance-bottom:0;mso-position-horizontal:absolute;mso-position-horizontal-relative:text;mso-position-vertical:absolute;mso-position-vertical-relative:text" from="31.2pt,8.35pt" to="143.25pt,8.35pt" o:gfxdata="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" strokecolor="windowText" strokeweight=".5pt">
                             <v:stroke joinstyle="miter"/>
                           </v:line>
                         </w:pict>
@@ -1779,7 +1517,6 @@
                     </w:rPr>
                     <w:t xml:space="preserve">             {</w:t>
                   </w:r>
-                  <w:proofErr w:type="spellStart"/>
                   <w:r>
                     <w:rPr>
                       <w:rFonts w:ascii="Tahoma" w:hAnsi="Tahoma" w:cs="Tahoma"/>
@@ -1790,7 +1527,6 @@
                     </w:rPr>
                     <w:t>AuthorizedBy</w:t>
                   </w:r>
-                  <w:proofErr w:type="spellEnd"/>
                   <w:r>
                     <w:rPr>
                       <w:rFonts w:ascii="Tahoma" w:eastAsia="Arial" w:hAnsi="Tahoma" w:cs="Tahoma"/>
@@ -2098,7 +1834,7 @@
           </mc:Choice>
           <mc:Fallback>
             <w:pict>
-              <v:shapetype id="_x0000_t202" coordsize="21600,21600" o:spt="202" path="m,l,21600r21600,l21600,xe">
+              <v:shapetype w14:anchorId="4A66F1F5" id="_x0000_t202" coordsize="21600,21600" o:spt="202" path="m,l,21600r21600,l21600,xe">
                 <v:stroke joinstyle="miter"/>
                 <v:path gradientshapeok="t" o:connecttype="rect"/>
               </v:shapetype>
@@ -2243,12 +1979,12 @@
       </w:pPr>
     </w:p>
     <w:sectPr>
-      <w:headerReference w:type="even" r:id="rId9"/>
-      <w:headerReference w:type="default" r:id="rId10"/>
-      <w:footerReference w:type="even" r:id="rId11"/>
-      <w:footerReference w:type="default" r:id="rId12"/>
-      <w:headerReference w:type="first" r:id="rId13"/>
-      <w:footerReference w:type="first" r:id="rId14"/>
+      <w:headerReference w:type="even" r:id="rId8"/>
+      <w:headerReference w:type="default" r:id="rId9"/>
+      <w:footerReference w:type="even" r:id="rId10"/>
+      <w:footerReference w:type="default" r:id="rId11"/>
+      <w:headerReference w:type="first" r:id="rId12"/>
+      <w:footerReference w:type="first" r:id="rId13"/>
       <w:pgSz w:w="20160" w:h="12240" w:orient="landscape" w:code="5"/>
       <w:pgMar w:top="1440" w:right="1800" w:bottom="1440" w:left="1800" w:header="0" w:footer="0" w:gutter="0"/>
       <w:cols w:space="720"/>
@@ -2259,7 +1995,7 @@
 </file>
 
 <file path=word/endnotes.xml><?xml version="1.0" encoding="utf-8"?>
-<w:endnotes xmlns:wpc="http://schemas.microsoft.com/office/word/2010/wordprocessingCanvas" xmlns:mc="http://schemas.openxmlformats.org/markup-compatibility/2006" xmlns:o="urn:schemas-microsoft-com:office:office" xmlns:r="http://schemas.openxmlformats.org/officeDocument/2006/relationships" xmlns:m="http://schemas.openxmlformats.org/officeDocument/2006/math" xmlns:v="urn:schemas-microsoft-com:vml" xmlns:wp14="http://schemas.microsoft.com/office/word/2010/wordprocessingDrawing" xmlns:wp="http://schemas.openxmlformats.org/drawingml/2006/wordprocessingDrawing" xmlns:w10="urn:schemas-microsoft-com:office:word" xmlns:w="http://schemas.openxmlformats.org/wordprocessingml/2006/main" xmlns:w14="http://schemas.microsoft.com/office/word/2010/wordml" xmlns:wpg="http://schemas.microsoft.com/office/word/2010/wordprocessingGroup" xmlns:wpi="http://schemas.microsoft.com/office/word/2010/wordprocessingInk" xmlns:wne="http://schemas.microsoft.com/office/word/2006/wordml" xmlns:wps="http://schemas.microsoft.com/office/word/2010/wordprocessingShape" mc:Ignorable="w14 wp14">
+<w:endnotes xmlns:wpc="http://schemas.microsoft.com/office/word/2010/wordprocessingCanvas" xmlns:mc="http://schemas.openxmlformats.org/markup-compatibility/2006" xmlns:o="urn:schemas-microsoft-com:office:office" xmlns:r="http://schemas.openxmlformats.org/officeDocument/2006/relationships" xmlns:m="http://schemas.openxmlformats.org/officeDocument/2006/math" xmlns:v="urn:schemas-microsoft-com:vml" xmlns:wp14="http://schemas.microsoft.com/office/word/2010/wordprocessingDrawing" xmlns:wp="http://schemas.openxmlformats.org/drawingml/2006/wordprocessingDrawing" xmlns:w10="urn:schemas-microsoft-com:office:word" xmlns:w="http://schemas.openxmlformats.org/wordprocessingml/2006/main" xmlns:w14="http://schemas.microsoft.com/office/word/2010/wordml" xmlns:w15="http://schemas.microsoft.com/office/word/2012/wordml" xmlns:wpg="http://schemas.microsoft.com/office/word/2010/wordprocessingGroup" xmlns:wpi="http://schemas.microsoft.com/office/word/2010/wordprocessingInk" xmlns:wne="http://schemas.microsoft.com/office/word/2006/wordml" xmlns:wps="http://schemas.microsoft.com/office/word/2010/wordprocessingShape" mc:Ignorable="w14 w15 wp14">
   <w:endnote w:type="separator" w:id="-1">
     <w:p>
       <w:r>
@@ -2278,7 +2014,7 @@
 </file>
 
 <file path=word/footer1.xml><?xml version="1.0" encoding="utf-8"?>
-<w:ftr xmlns:wpc="http://schemas.microsoft.com/office/word/2010/wordprocessingCanvas" xmlns:mc="http://schemas.openxmlformats.org/markup-compatibility/2006" xmlns:o="urn:schemas-microsoft-com:office:office" xmlns:r="http://schemas.openxmlformats.org/officeDocument/2006/relationships" xmlns:m="http://schemas.openxmlformats.org/officeDocument/2006/math" xmlns:v="urn:schemas-microsoft-com:vml" xmlns:wp14="http://schemas.microsoft.com/office/word/2010/wordprocessingDrawing" xmlns:wp="http://schemas.openxmlformats.org/drawingml/2006/wordprocessingDrawing" xmlns:w10="urn:schemas-microsoft-com:office:word" xmlns:w="http://schemas.openxmlformats.org/wordprocessingml/2006/main" xmlns:w14="http://schemas.microsoft.com/office/word/2010/wordml" xmlns:wpg="http://schemas.microsoft.com/office/word/2010/wordprocessingGroup" xmlns:wpi="http://schemas.microsoft.com/office/word/2010/wordprocessingInk" xmlns:wne="http://schemas.microsoft.com/office/word/2006/wordml" xmlns:wps="http://schemas.microsoft.com/office/word/2010/wordprocessingShape" mc:Ignorable="w14 wp14">
+<w:ftr xmlns:wpc="http://schemas.microsoft.com/office/word/2010/wordprocessingCanvas" xmlns:mc="http://schemas.openxmlformats.org/markup-compatibility/2006" xmlns:o="urn:schemas-microsoft-com:office:office" xmlns:r="http://schemas.openxmlformats.org/officeDocument/2006/relationships" xmlns:m="http://schemas.openxmlformats.org/officeDocument/2006/math" xmlns:v="urn:schemas-microsoft-com:vml" xmlns:wp14="http://schemas.microsoft.com/office/word/2010/wordprocessingDrawing" xmlns:wp="http://schemas.openxmlformats.org/drawingml/2006/wordprocessingDrawing" xmlns:w10="urn:schemas-microsoft-com:office:word" xmlns:w="http://schemas.openxmlformats.org/wordprocessingml/2006/main" xmlns:w14="http://schemas.microsoft.com/office/word/2010/wordml" xmlns:w15="http://schemas.microsoft.com/office/word/2012/wordml" xmlns:wpg="http://schemas.microsoft.com/office/word/2010/wordprocessingGroup" xmlns:wpi="http://schemas.microsoft.com/office/word/2010/wordprocessingInk" xmlns:wne="http://schemas.microsoft.com/office/word/2006/wordml" xmlns:wps="http://schemas.microsoft.com/office/word/2010/wordprocessingShape" mc:Ignorable="w14 w15 wp14">
   <w:p>
     <w:pPr>
       <w:pStyle w:val="Footer"/>
@@ -2288,7 +2024,7 @@
 </file>
 
 <file path=word/footer2.xml><?xml version="1.0" encoding="utf-8"?>
-<w:ftr xmlns:wpc="http://schemas.microsoft.com/office/word/2010/wordprocessingCanvas" xmlns:mc="http://schemas.openxmlformats.org/markup-compatibility/2006" xmlns:o="urn:schemas-microsoft-com:office:office" xmlns:r="http://schemas.openxmlformats.org/officeDocument/2006/relationships" xmlns:m="http://schemas.openxmlformats.org/officeDocument/2006/math" xmlns:v="urn:schemas-microsoft-com:vml" xmlns:wp14="http://schemas.microsoft.com/office/word/2010/wordprocessingDrawing" xmlns:wp="http://schemas.openxmlformats.org/drawingml/2006/wordprocessingDrawing" xmlns:w10="urn:schemas-microsoft-com:office:word" xmlns:w="http://schemas.openxmlformats.org/wordprocessingml/2006/main" xmlns:w14="http://schemas.microsoft.com/office/word/2010/wordml" xmlns:wpg="http://schemas.microsoft.com/office/word/2010/wordprocessingGroup" xmlns:wpi="http://schemas.microsoft.com/office/word/2010/wordprocessingInk" xmlns:wne="http://schemas.microsoft.com/office/word/2006/wordml" xmlns:wps="http://schemas.microsoft.com/office/word/2010/wordprocessingShape" mc:Ignorable="w14 wp14">
+<w:ftr xmlns:wpc="http://schemas.microsoft.com/office/word/2010/wordprocessingCanvas" xmlns:mc="http://schemas.openxmlformats.org/markup-compatibility/2006" xmlns:o="urn:schemas-microsoft-com:office:office" xmlns:r="http://schemas.openxmlformats.org/officeDocument/2006/relationships" xmlns:m="http://schemas.openxmlformats.org/officeDocument/2006/math" xmlns:v="urn:schemas-microsoft-com:vml" xmlns:wp14="http://schemas.microsoft.com/office/word/2010/wordprocessingDrawing" xmlns:wp="http://schemas.openxmlformats.org/drawingml/2006/wordprocessingDrawing" xmlns:w10="urn:schemas-microsoft-com:office:word" xmlns:w="http://schemas.openxmlformats.org/wordprocessingml/2006/main" xmlns:w14="http://schemas.microsoft.com/office/word/2010/wordml" xmlns:w15="http://schemas.microsoft.com/office/word/2012/wordml" xmlns:wpg="http://schemas.microsoft.com/office/word/2010/wordprocessingGroup" xmlns:wpi="http://schemas.microsoft.com/office/word/2010/wordprocessingInk" xmlns:wne="http://schemas.microsoft.com/office/word/2006/wordml" xmlns:wps="http://schemas.microsoft.com/office/word/2010/wordprocessingShape" mc:Ignorable="w14 w15 wp14">
   <w:sdt>
     <w:sdtPr>
       <w:id w:val="-901824678"/>
@@ -2341,120 +2077,20 @@
         <w:szCs w:val="16"/>
       </w:rPr>
     </w:pPr>
-    <w:proofErr w:type="spellStart"/>
     <w:r>
       <w:rPr>
         <w:rFonts w:ascii="Tahoma" w:hAnsi="Tahoma" w:cs="Tahoma"/>
         <w:sz w:val="16"/>
         <w:szCs w:val="16"/>
       </w:rPr>
-      <w:t>Mouza</w:t>
-    </w:r>
-    <w:proofErr w:type="spellEnd"/>
-    <w:r>
-      <w:rPr>
-        <w:rFonts w:ascii="Tahoma" w:hAnsi="Tahoma" w:cs="Tahoma"/>
-        <w:sz w:val="16"/>
-        <w:szCs w:val="16"/>
-      </w:rPr>
-      <w:t xml:space="preserve">: </w:t>
-    </w:r>
-    <w:proofErr w:type="spellStart"/>
-    <w:r>
-      <w:rPr>
-        <w:rFonts w:ascii="Tahoma" w:hAnsi="Tahoma" w:cs="Tahoma"/>
-        <w:sz w:val="16"/>
-        <w:szCs w:val="16"/>
-      </w:rPr>
-      <w:t>Depashai</w:t>
-    </w:r>
-    <w:proofErr w:type="spellEnd"/>
-    <w:r>
-      <w:rPr>
-        <w:rFonts w:ascii="Tahoma" w:hAnsi="Tahoma" w:cs="Tahoma"/>
-        <w:sz w:val="16"/>
-        <w:szCs w:val="16"/>
-      </w:rPr>
-      <w:t xml:space="preserve">, U.P: </w:t>
-    </w:r>
-    <w:proofErr w:type="spellStart"/>
-    <w:r>
-      <w:rPr>
-        <w:rFonts w:ascii="Tahoma" w:hAnsi="Tahoma" w:cs="Tahoma"/>
-        <w:sz w:val="16"/>
-        <w:szCs w:val="16"/>
-      </w:rPr>
-      <w:t>Sombag</w:t>
-    </w:r>
-    <w:proofErr w:type="spellEnd"/>
-    <w:r>
-      <w:rPr>
-        <w:rFonts w:ascii="Tahoma" w:hAnsi="Tahoma" w:cs="Tahoma"/>
-        <w:sz w:val="16"/>
-        <w:szCs w:val="16"/>
-      </w:rPr>
-      <w:t xml:space="preserve">, </w:t>
-    </w:r>
-    <w:proofErr w:type="spellStart"/>
-    <w:r>
-      <w:rPr>
-        <w:rFonts w:ascii="Tahoma" w:hAnsi="Tahoma" w:cs="Tahoma"/>
-        <w:sz w:val="16"/>
-        <w:szCs w:val="16"/>
-      </w:rPr>
-      <w:t>Kalampur</w:t>
-    </w:r>
-    <w:proofErr w:type="spellEnd"/>
-    <w:r>
-      <w:rPr>
-        <w:rFonts w:ascii="Tahoma" w:hAnsi="Tahoma" w:cs="Tahoma"/>
-        <w:sz w:val="16"/>
-        <w:szCs w:val="16"/>
-      </w:rPr>
-      <w:t xml:space="preserve">, P.S: </w:t>
-    </w:r>
-    <w:proofErr w:type="spellStart"/>
-    <w:r>
-      <w:rPr>
-        <w:rFonts w:ascii="Tahoma" w:hAnsi="Tahoma" w:cs="Tahoma"/>
-        <w:sz w:val="16"/>
-        <w:szCs w:val="16"/>
-      </w:rPr>
-      <w:t>Dhamrai</w:t>
-    </w:r>
-    <w:proofErr w:type="spellEnd"/>
-    <w:r>
-      <w:rPr>
-        <w:rFonts w:ascii="Tahoma" w:hAnsi="Tahoma" w:cs="Tahoma"/>
-        <w:sz w:val="16"/>
-        <w:szCs w:val="16"/>
-      </w:rPr>
-      <w:t xml:space="preserve"> District: Dhaka, </w:t>
-    </w:r>
-    <w:proofErr w:type="spellStart"/>
-    <w:r>
-      <w:rPr>
-        <w:rFonts w:ascii="Tahoma" w:hAnsi="Tahoma" w:cs="Tahoma"/>
-        <w:sz w:val="16"/>
-        <w:szCs w:val="16"/>
-      </w:rPr>
-      <w:t>Bangladesh.Web</w:t>
-    </w:r>
-    <w:proofErr w:type="spellEnd"/>
-    <w:r>
-      <w:rPr>
-        <w:rFonts w:ascii="Tahoma" w:hAnsi="Tahoma" w:cs="Tahoma"/>
-        <w:sz w:val="16"/>
-        <w:szCs w:val="16"/>
-      </w:rPr>
-      <w:t>: www.ocl-bd.com Phone: +8809612223355</w:t>
+      <w:t>Mouza: Depashai, U.P: Sombag, Kalampur, P.S: Dhamrai District: Dhaka, Bangladesh.Web: www.ocl-bd.com Phone: +8809612223355</w:t>
     </w:r>
   </w:p>
 </w:ftr>
 </file>
 
 <file path=word/footer3.xml><?xml version="1.0" encoding="utf-8"?>
-<w:ftr xmlns:wpc="http://schemas.microsoft.com/office/word/2010/wordprocessingCanvas" xmlns:mc="http://schemas.openxmlformats.org/markup-compatibility/2006" xmlns:o="urn:schemas-microsoft-com:office:office" xmlns:r="http://schemas.openxmlformats.org/officeDocument/2006/relationships" xmlns:m="http://schemas.openxmlformats.org/officeDocument/2006/math" xmlns:v="urn:schemas-microsoft-com:vml" xmlns:wp14="http://schemas.microsoft.com/office/word/2010/wordprocessingDrawing" xmlns:wp="http://schemas.openxmlformats.org/drawingml/2006/wordprocessingDrawing" xmlns:w10="urn:schemas-microsoft-com:office:word" xmlns:w="http://schemas.openxmlformats.org/wordprocessingml/2006/main" xmlns:w14="http://schemas.microsoft.com/office/word/2010/wordml" xmlns:wpg="http://schemas.microsoft.com/office/word/2010/wordprocessingGroup" xmlns:wpi="http://schemas.microsoft.com/office/word/2010/wordprocessingInk" xmlns:wne="http://schemas.microsoft.com/office/word/2006/wordml" xmlns:wps="http://schemas.microsoft.com/office/word/2010/wordprocessingShape" mc:Ignorable="w14 wp14">
+<w:ftr xmlns:wpc="http://schemas.microsoft.com/office/word/2010/wordprocessingCanvas" xmlns:mc="http://schemas.openxmlformats.org/markup-compatibility/2006" xmlns:o="urn:schemas-microsoft-com:office:office" xmlns:r="http://schemas.openxmlformats.org/officeDocument/2006/relationships" xmlns:m="http://schemas.openxmlformats.org/officeDocument/2006/math" xmlns:v="urn:schemas-microsoft-com:vml" xmlns:wp14="http://schemas.microsoft.com/office/word/2010/wordprocessingDrawing" xmlns:wp="http://schemas.openxmlformats.org/drawingml/2006/wordprocessingDrawing" xmlns:w10="urn:schemas-microsoft-com:office:word" xmlns:w="http://schemas.openxmlformats.org/wordprocessingml/2006/main" xmlns:w14="http://schemas.microsoft.com/office/word/2010/wordml" xmlns:w15="http://schemas.microsoft.com/office/word/2012/wordml" xmlns:wpg="http://schemas.microsoft.com/office/word/2010/wordprocessingGroup" xmlns:wpi="http://schemas.microsoft.com/office/word/2010/wordprocessingInk" xmlns:wne="http://schemas.microsoft.com/office/word/2006/wordml" xmlns:wps="http://schemas.microsoft.com/office/word/2010/wordprocessingShape" mc:Ignorable="w14 w15 wp14">
   <w:p>
     <w:pPr>
       <w:pStyle w:val="Footer"/>
@@ -2464,7 +2100,7 @@
 </file>
 
 <file path=word/footnotes.xml><?xml version="1.0" encoding="utf-8"?>
-<w:footnotes xmlns:wpc="http://schemas.microsoft.com/office/word/2010/wordprocessingCanvas" xmlns:mc="http://schemas.openxmlformats.org/markup-compatibility/2006" xmlns:o="urn:schemas-microsoft-com:office:office" xmlns:r="http://schemas.openxmlformats.org/officeDocument/2006/relationships" xmlns:m="http://schemas.openxmlformats.org/officeDocument/2006/math" xmlns:v="urn:schemas-microsoft-com:vml" xmlns:wp14="http://schemas.microsoft.com/office/word/2010/wordprocessingDrawing" xmlns:wp="http://schemas.openxmlformats.org/drawingml/2006/wordprocessingDrawing" xmlns:w10="urn:schemas-microsoft-com:office:word" xmlns:w="http://schemas.openxmlformats.org/wordprocessingml/2006/main" xmlns:w14="http://schemas.microsoft.com/office/word/2010/wordml" xmlns:wpg="http://schemas.microsoft.com/office/word/2010/wordprocessingGroup" xmlns:wpi="http://schemas.microsoft.com/office/word/2010/wordprocessingInk" xmlns:wne="http://schemas.microsoft.com/office/word/2006/wordml" xmlns:wps="http://schemas.microsoft.com/office/word/2010/wordprocessingShape" mc:Ignorable="w14 wp14">
+<w:footnotes xmlns:wpc="http://schemas.microsoft.com/office/word/2010/wordprocessingCanvas" xmlns:mc="http://schemas.openxmlformats.org/markup-compatibility/2006" xmlns:o="urn:schemas-microsoft-com:office:office" xmlns:r="http://schemas.openxmlformats.org/officeDocument/2006/relationships" xmlns:m="http://schemas.openxmlformats.org/officeDocument/2006/math" xmlns:v="urn:schemas-microsoft-com:vml" xmlns:wp14="http://schemas.microsoft.com/office/word/2010/wordprocessingDrawing" xmlns:wp="http://schemas.openxmlformats.org/drawingml/2006/wordprocessingDrawing" xmlns:w10="urn:schemas-microsoft-com:office:word" xmlns:w="http://schemas.openxmlformats.org/wordprocessingml/2006/main" xmlns:w14="http://schemas.microsoft.com/office/word/2010/wordml" xmlns:w15="http://schemas.microsoft.com/office/word/2012/wordml" xmlns:wpg="http://schemas.microsoft.com/office/word/2010/wordprocessingGroup" xmlns:wpi="http://schemas.microsoft.com/office/word/2010/wordprocessingInk" xmlns:wne="http://schemas.microsoft.com/office/word/2006/wordml" xmlns:wps="http://schemas.microsoft.com/office/word/2010/wordprocessingShape" mc:Ignorable="w14 w15 wp14">
   <w:footnote w:type="separator" w:id="-1">
     <w:p>
       <w:r>
@@ -2483,7 +2119,7 @@
 </file>
 
 <file path=word/header1.xml><?xml version="1.0" encoding="utf-8"?>
-<w:hdr xmlns:wpc="http://schemas.microsoft.com/office/word/2010/wordprocessingCanvas" xmlns:mc="http://schemas.openxmlformats.org/markup-compatibility/2006" xmlns:o="urn:schemas-microsoft-com:office:office" xmlns:r="http://schemas.openxmlformats.org/officeDocument/2006/relationships" xmlns:m="http://schemas.openxmlformats.org/officeDocument/2006/math" xmlns:v="urn:schemas-microsoft-com:vml" xmlns:wp14="http://schemas.microsoft.com/office/word/2010/wordprocessingDrawing" xmlns:wp="http://schemas.openxmlformats.org/drawingml/2006/wordprocessingDrawing" xmlns:w10="urn:schemas-microsoft-com:office:word" xmlns:w="http://schemas.openxmlformats.org/wordprocessingml/2006/main" xmlns:w14="http://schemas.microsoft.com/office/word/2010/wordml" xmlns:wpg="http://schemas.microsoft.com/office/word/2010/wordprocessingGroup" xmlns:wpi="http://schemas.microsoft.com/office/word/2010/wordprocessingInk" xmlns:wne="http://schemas.microsoft.com/office/word/2006/wordml" xmlns:wps="http://schemas.microsoft.com/office/word/2010/wordprocessingShape" mc:Ignorable="w14 wp14">
+<w:hdr xmlns:wpc="http://schemas.microsoft.com/office/word/2010/wordprocessingCanvas" xmlns:mc="http://schemas.openxmlformats.org/markup-compatibility/2006" xmlns:o="urn:schemas-microsoft-com:office:office" xmlns:r="http://schemas.openxmlformats.org/officeDocument/2006/relationships" xmlns:m="http://schemas.openxmlformats.org/officeDocument/2006/math" xmlns:v="urn:schemas-microsoft-com:vml" xmlns:wp14="http://schemas.microsoft.com/office/word/2010/wordprocessingDrawing" xmlns:wp="http://schemas.openxmlformats.org/drawingml/2006/wordprocessingDrawing" xmlns:w10="urn:schemas-microsoft-com:office:word" xmlns:w="http://schemas.openxmlformats.org/wordprocessingml/2006/main" xmlns:w14="http://schemas.microsoft.com/office/word/2010/wordml" xmlns:w15="http://schemas.microsoft.com/office/word/2012/wordml" xmlns:wpg="http://schemas.microsoft.com/office/word/2010/wordprocessingGroup" xmlns:wpi="http://schemas.microsoft.com/office/word/2010/wordprocessingInk" xmlns:wne="http://schemas.microsoft.com/office/word/2006/wordml" xmlns:wps="http://schemas.microsoft.com/office/word/2010/wordprocessingShape" mc:Ignorable="w14 w15 wp14">
   <w:p>
     <w:pPr>
       <w:pStyle w:val="Header"/>
@@ -2493,7 +2129,7 @@
 </file>
 
 <file path=word/header2.xml><?xml version="1.0" encoding="utf-8"?>
-<w:hdr xmlns:wpc="http://schemas.microsoft.com/office/word/2010/wordprocessingCanvas" xmlns:mc="http://schemas.openxmlformats.org/markup-compatibility/2006" xmlns:o="urn:schemas-microsoft-com:office:office" xmlns:r="http://schemas.openxmlformats.org/officeDocument/2006/relationships" xmlns:m="http://schemas.openxmlformats.org/officeDocument/2006/math" xmlns:v="urn:schemas-microsoft-com:vml" xmlns:wp14="http://schemas.microsoft.com/office/word/2010/wordprocessingDrawing" xmlns:wp="http://schemas.openxmlformats.org/drawingml/2006/wordprocessingDrawing" xmlns:w10="urn:schemas-microsoft-com:office:word" xmlns:w="http://schemas.openxmlformats.org/wordprocessingml/2006/main" xmlns:w14="http://schemas.microsoft.com/office/word/2010/wordml" xmlns:wpg="http://schemas.microsoft.com/office/word/2010/wordprocessingGroup" xmlns:wpi="http://schemas.microsoft.com/office/word/2010/wordprocessingInk" xmlns:wne="http://schemas.microsoft.com/office/word/2006/wordml" xmlns:wps="http://schemas.microsoft.com/office/word/2010/wordprocessingShape" mc:Ignorable="w14 wp14">
+<w:hdr xmlns:wpc="http://schemas.microsoft.com/office/word/2010/wordprocessingCanvas" xmlns:mc="http://schemas.openxmlformats.org/markup-compatibility/2006" xmlns:o="urn:schemas-microsoft-com:office:office" xmlns:r="http://schemas.openxmlformats.org/officeDocument/2006/relationships" xmlns:m="http://schemas.openxmlformats.org/officeDocument/2006/math" xmlns:v="urn:schemas-microsoft-com:vml" xmlns:wp14="http://schemas.microsoft.com/office/word/2010/wordprocessingDrawing" xmlns:wp="http://schemas.openxmlformats.org/drawingml/2006/wordprocessingDrawing" xmlns:w10="urn:schemas-microsoft-com:office:word" xmlns:w="http://schemas.openxmlformats.org/wordprocessingml/2006/main" xmlns:w14="http://schemas.microsoft.com/office/word/2010/wordml" xmlns:w15="http://schemas.microsoft.com/office/word/2012/wordml" xmlns:wpg="http://schemas.microsoft.com/office/word/2010/wordprocessingGroup" xmlns:wpi="http://schemas.microsoft.com/office/word/2010/wordprocessingInk" xmlns:wne="http://schemas.microsoft.com/office/word/2006/wordml" xmlns:wps="http://schemas.microsoft.com/office/word/2010/wordprocessingShape" mc:Ignorable="w14 w15 wp14">
   <w:p>
     <w:pPr>
       <w:pStyle w:val="Header"/>
@@ -2562,95 +2198,13 @@
                               <w:szCs w:val="16"/>
                             </w:rPr>
                           </w:pPr>
-                          <w:proofErr w:type="spellStart"/>
                           <w:r>
                             <w:rPr>
                               <w:rFonts w:ascii="Tahoma" w:hAnsi="Tahoma" w:cs="Tahoma"/>
                               <w:sz w:val="16"/>
                               <w:szCs w:val="16"/>
                             </w:rPr>
-                            <w:t>Mouza</w:t>
-                          </w:r>
-                          <w:proofErr w:type="spellEnd"/>
-                          <w:r>
-                            <w:rPr>
-                              <w:rFonts w:ascii="Tahoma" w:hAnsi="Tahoma" w:cs="Tahoma"/>
-                              <w:sz w:val="16"/>
-                              <w:szCs w:val="16"/>
-                            </w:rPr>
-                            <w:t xml:space="preserve">: </w:t>
-                          </w:r>
-                          <w:proofErr w:type="spellStart"/>
-                          <w:r>
-                            <w:rPr>
-                              <w:rFonts w:ascii="Tahoma" w:hAnsi="Tahoma" w:cs="Tahoma"/>
-                              <w:sz w:val="16"/>
-                              <w:szCs w:val="16"/>
-                            </w:rPr>
-                            <w:t>Depashai</w:t>
-                          </w:r>
-                          <w:proofErr w:type="spellEnd"/>
-                          <w:r>
-                            <w:rPr>
-                              <w:rFonts w:ascii="Tahoma" w:hAnsi="Tahoma" w:cs="Tahoma"/>
-                              <w:sz w:val="16"/>
-                              <w:szCs w:val="16"/>
-                            </w:rPr>
-                            <w:t xml:space="preserve">, U.P: </w:t>
-                          </w:r>
-                          <w:proofErr w:type="spellStart"/>
-                          <w:r>
-                            <w:rPr>
-                              <w:rFonts w:ascii="Tahoma" w:hAnsi="Tahoma" w:cs="Tahoma"/>
-                              <w:sz w:val="16"/>
-                              <w:szCs w:val="16"/>
-                            </w:rPr>
-                            <w:t>Sombag</w:t>
-                          </w:r>
-                          <w:proofErr w:type="spellEnd"/>
-                          <w:r>
-                            <w:rPr>
-                              <w:rFonts w:ascii="Tahoma" w:hAnsi="Tahoma" w:cs="Tahoma"/>
-                              <w:sz w:val="16"/>
-                              <w:szCs w:val="16"/>
-                            </w:rPr>
-                            <w:t xml:space="preserve">, </w:t>
-                          </w:r>
-                          <w:proofErr w:type="spellStart"/>
-                          <w:r>
-                            <w:rPr>
-                              <w:rFonts w:ascii="Tahoma" w:hAnsi="Tahoma" w:cs="Tahoma"/>
-                              <w:sz w:val="16"/>
-                              <w:szCs w:val="16"/>
-                            </w:rPr>
-                            <w:t>Kalampur</w:t>
-                          </w:r>
-                          <w:proofErr w:type="spellEnd"/>
-                          <w:r>
-                            <w:rPr>
-                              <w:rFonts w:ascii="Tahoma" w:hAnsi="Tahoma" w:cs="Tahoma"/>
-                              <w:sz w:val="16"/>
-                              <w:szCs w:val="16"/>
-                            </w:rPr>
-                            <w:t xml:space="preserve">, P.S: </w:t>
-                          </w:r>
-                          <w:proofErr w:type="spellStart"/>
-                          <w:r>
-                            <w:rPr>
-                              <w:rFonts w:ascii="Tahoma" w:hAnsi="Tahoma" w:cs="Tahoma"/>
-                              <w:sz w:val="16"/>
-                              <w:szCs w:val="16"/>
-                            </w:rPr>
-                            <w:t>Dhamrai</w:t>
-                          </w:r>
-                          <w:proofErr w:type="spellEnd"/>
-                          <w:r>
-                            <w:rPr>
-                              <w:rFonts w:ascii="Tahoma" w:hAnsi="Tahoma" w:cs="Tahoma"/>
-                              <w:sz w:val="16"/>
-                              <w:szCs w:val="16"/>
-                            </w:rPr>
-                            <w:t xml:space="preserve"> District: </w:t>
+                            <w:t xml:space="preserve">Mouza: Depashai, U.P: Sombag, Kalampur, P.S: Dhamrai District: </w:t>
                           </w:r>
                           <w:r>
                             <w:rPr>
@@ -2666,25 +2220,7 @@
                               <w:sz w:val="16"/>
                               <w:szCs w:val="16"/>
                             </w:rPr>
-                            <w:t xml:space="preserve">Dhaka, </w:t>
-                          </w:r>
-                          <w:proofErr w:type="spellStart"/>
-                          <w:r>
-                            <w:rPr>
-                              <w:rFonts w:ascii="Tahoma" w:hAnsi="Tahoma" w:cs="Tahoma"/>
-                              <w:sz w:val="16"/>
-                              <w:szCs w:val="16"/>
-                            </w:rPr>
-                            <w:t>Bangladesh.Web</w:t>
-                          </w:r>
-                          <w:proofErr w:type="spellEnd"/>
-                          <w:r>
-                            <w:rPr>
-                              <w:rFonts w:ascii="Tahoma" w:hAnsi="Tahoma" w:cs="Tahoma"/>
-                              <w:sz w:val="16"/>
-                              <w:szCs w:val="16"/>
-                            </w:rPr>
-                            <w:t>: www.ocl-bd.com Phone: +8809612223355</w:t>
+                            <w:t>Dhaka, Bangladesh.Web: www.ocl-bd.com Phone: +8809612223355</w:t>
                           </w:r>
                         </w:p>
                       </w:txbxContent>
@@ -2709,7 +2245,7 @@
         </mc:Choice>
         <mc:Fallback>
           <w:pict>
-            <v:rect id="Rectangle 7" o:spid="_x0000_s1027" style="position:absolute;left:0;text-align:left;margin-left:641pt;margin-top:11.35pt;width:225.75pt;height:43.6pt;z-index:251662336;visibility:visible;mso-wrap-style:square;mso-width-percent:0;mso-height-percent:0;mso-wrap-distance-left:9pt;mso-wrap-distance-top:0;mso-wrap-distance-right:9pt;mso-wrap-distance-bottom:0;mso-position-horizontal:absolute;mso-position-horizontal-relative:text;mso-position-vertical:absolute;mso-position-vertical-relative:text;mso-width-percent:0;mso-height-percent:0;mso-width-relative:margin;mso-height-relative:margin;v-text-anchor:middle" o:gfxdata="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" fillcolor="white [3201]" strokecolor="white [3212]" strokeweight="1pt">
+            <v:rect w14:anchorId="58DEB29D" id="Rectangle 7" o:spid="_x0000_s1027" style="position:absolute;left:0;text-align:left;margin-left:641pt;margin-top:11.35pt;width:225.75pt;height:43.6pt;z-index:251662336;visibility:visible;mso-wrap-style:square;mso-width-percent:0;mso-height-percent:0;mso-wrap-distance-left:9pt;mso-wrap-distance-top:0;mso-wrap-distance-right:9pt;mso-wrap-distance-bottom:0;mso-position-horizontal:absolute;mso-position-horizontal-relative:text;mso-position-vertical:absolute;mso-position-vertical-relative:text;mso-width-percent:0;mso-height-percent:0;mso-width-relative:margin;mso-height-relative:margin;v-text-anchor:middle" o:gfxdata="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" fillcolor="white [3201]" strokecolor="white [3212]" strokeweight="1pt">
               <v:textbox>
                 <w:txbxContent>
                   <w:p>
@@ -2721,95 +2257,13 @@
                         <w:szCs w:val="16"/>
                       </w:rPr>
                     </w:pPr>
-                    <w:proofErr w:type="spellStart"/>
                     <w:r>
                       <w:rPr>
                         <w:rFonts w:ascii="Tahoma" w:hAnsi="Tahoma" w:cs="Tahoma"/>
                         <w:sz w:val="16"/>
                         <w:szCs w:val="16"/>
                       </w:rPr>
-                      <w:t>Mouza</w:t>
-                    </w:r>
-                    <w:proofErr w:type="spellEnd"/>
-                    <w:r>
-                      <w:rPr>
-                        <w:rFonts w:ascii="Tahoma" w:hAnsi="Tahoma" w:cs="Tahoma"/>
-                        <w:sz w:val="16"/>
-                        <w:szCs w:val="16"/>
-                      </w:rPr>
-                      <w:t xml:space="preserve">: </w:t>
-                    </w:r>
-                    <w:proofErr w:type="spellStart"/>
-                    <w:r>
-                      <w:rPr>
-                        <w:rFonts w:ascii="Tahoma" w:hAnsi="Tahoma" w:cs="Tahoma"/>
-                        <w:sz w:val="16"/>
-                        <w:szCs w:val="16"/>
-                      </w:rPr>
-                      <w:t>Depashai</w:t>
-                    </w:r>
-                    <w:proofErr w:type="spellEnd"/>
-                    <w:r>
-                      <w:rPr>
-                        <w:rFonts w:ascii="Tahoma" w:hAnsi="Tahoma" w:cs="Tahoma"/>
-                        <w:sz w:val="16"/>
-                        <w:szCs w:val="16"/>
-                      </w:rPr>
-                      <w:t xml:space="preserve">, U.P: </w:t>
-                    </w:r>
-                    <w:proofErr w:type="spellStart"/>
-                    <w:r>
-                      <w:rPr>
-                        <w:rFonts w:ascii="Tahoma" w:hAnsi="Tahoma" w:cs="Tahoma"/>
-                        <w:sz w:val="16"/>
-                        <w:szCs w:val="16"/>
-                      </w:rPr>
-                      <w:t>Sombag</w:t>
-                    </w:r>
-                    <w:proofErr w:type="spellEnd"/>
-                    <w:r>
-                      <w:rPr>
-                        <w:rFonts w:ascii="Tahoma" w:hAnsi="Tahoma" w:cs="Tahoma"/>
-                        <w:sz w:val="16"/>
-                        <w:szCs w:val="16"/>
-                      </w:rPr>
-                      <w:t xml:space="preserve">, </w:t>
-                    </w:r>
-                    <w:proofErr w:type="spellStart"/>
-                    <w:r>
-                      <w:rPr>
-                        <w:rFonts w:ascii="Tahoma" w:hAnsi="Tahoma" w:cs="Tahoma"/>
-                        <w:sz w:val="16"/>
-                        <w:szCs w:val="16"/>
-                      </w:rPr>
-                      <w:t>Kalampur</w:t>
-                    </w:r>
-                    <w:proofErr w:type="spellEnd"/>
-                    <w:r>
-                      <w:rPr>
-                        <w:rFonts w:ascii="Tahoma" w:hAnsi="Tahoma" w:cs="Tahoma"/>
-                        <w:sz w:val="16"/>
-                        <w:szCs w:val="16"/>
-                      </w:rPr>
-                      <w:t xml:space="preserve">, P.S: </w:t>
-                    </w:r>
-                    <w:proofErr w:type="spellStart"/>
-                    <w:r>
-                      <w:rPr>
-                        <w:rFonts w:ascii="Tahoma" w:hAnsi="Tahoma" w:cs="Tahoma"/>
-                        <w:sz w:val="16"/>
-                        <w:szCs w:val="16"/>
-                      </w:rPr>
-                      <w:t>Dhamrai</w:t>
-                    </w:r>
-                    <w:proofErr w:type="spellEnd"/>
-                    <w:r>
-                      <w:rPr>
-                        <w:rFonts w:ascii="Tahoma" w:hAnsi="Tahoma" w:cs="Tahoma"/>
-                        <w:sz w:val="16"/>
-                        <w:szCs w:val="16"/>
-                      </w:rPr>
-                      <w:t xml:space="preserve"> District: </w:t>
+                      <w:t xml:space="preserve">Mouza: Depashai, U.P: Sombag, Kalampur, P.S: Dhamrai District: </w:t>
                     </w:r>
                     <w:r>
                       <w:rPr>
@@ -2825,25 +2279,7 @@
                         <w:sz w:val="16"/>
                         <w:szCs w:val="16"/>
                       </w:rPr>
-                      <w:t xml:space="preserve">Dhaka, </w:t>
-                    </w:r>
-                    <w:proofErr w:type="spellStart"/>
-                    <w:r>
-                      <w:rPr>
-                        <w:rFonts w:ascii="Tahoma" w:hAnsi="Tahoma" w:cs="Tahoma"/>
-                        <w:sz w:val="16"/>
-                        <w:szCs w:val="16"/>
-                      </w:rPr>
-                      <w:t>Bangladesh.Web</w:t>
-                    </w:r>
-                    <w:proofErr w:type="spellEnd"/>
-                    <w:r>
-                      <w:rPr>
-                        <w:rFonts w:ascii="Tahoma" w:hAnsi="Tahoma" w:cs="Tahoma"/>
-                        <w:sz w:val="16"/>
-                        <w:szCs w:val="16"/>
-                      </w:rPr>
-                      <w:t>: www.ocl-bd.com Phone: +8809612223355</w:t>
+                      <w:t>Dhaka, Bangladesh.Web: www.ocl-bd.com Phone: +8809612223355</w:t>
                     </w:r>
                   </w:p>
                 </w:txbxContent>
@@ -3052,20 +2488,7 @@
                               <w:szCs w:val="16"/>
                               <w:shd w:val="clear" w:color="auto" w:fill="FFFFFF"/>
                             </w:rPr>
-                            <w:t>Vasudha</w:t>
-                          </w:r>
-                          <w:bookmarkStart w:id="0" w:name="_GoBack"/>
-                          <w:bookmarkEnd w:id="0"/>
-                          <w:r>
-                            <w:rPr>
-                              <w:rFonts w:ascii="Tahoma" w:hAnsi="Tahoma" w:cs="Tahoma"/>
-                              <w:b/>
-                              <w:bCs/>
-                              <w:sz w:val="16"/>
-                              <w:szCs w:val="16"/>
-                              <w:shd w:val="clear" w:color="auto" w:fill="FFFFFF"/>
-                            </w:rPr>
-                            <w:t xml:space="preserve"> Swaraj</w:t>
+                            <w:t>Vasudha Swaraj</w:t>
                           </w:r>
                           <w:r>
                             <w:rPr>
@@ -3106,7 +2529,7 @@
         </mc:Choice>
         <mc:Fallback>
           <w:pict>
-            <v:rect id="Rectangle 9" o:spid="_x0000_s1028" style="position:absolute;margin-left:-33.3pt;margin-top:14.55pt;width:117.8pt;height:19.6pt;z-index:-251652096;visibility:visible;mso-wrap-style:square;mso-width-percent:0;mso-height-percent:0;mso-wrap-distance-left:9pt;mso-wrap-distance-top:0;mso-wrap-distance-right:9pt;mso-wrap-distance-bottom:0;mso-position-horizontal:absolute;mso-position-horizontal-relative:text;mso-position-vertical:absolute;mso-position-vertical-relative:text;mso-width-percent:0;mso-height-percent:0;mso-width-relative:margin;mso-height-relative:margin;v-text-anchor:middle" o:gfxdata="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" fillcolor="white [3201]" strokecolor="white [3212]" strokeweight="1pt">
+            <v:rect w14:anchorId="1060F8C8" id="Rectangle 9" o:spid="_x0000_s1028" style="position:absolute;margin-left:-33.3pt;margin-top:14.55pt;width:117.8pt;height:19.6pt;z-index:-251652096;visibility:visible;mso-wrap-style:square;mso-width-percent:0;mso-height-percent:0;mso-wrap-distance-left:9pt;mso-wrap-distance-top:0;mso-wrap-distance-right:9pt;mso-wrap-distance-bottom:0;mso-position-horizontal:absolute;mso-position-horizontal-relative:text;mso-position-vertical:absolute;mso-position-vertical-relative:text;mso-width-percent:0;mso-height-percent:0;mso-width-relative:margin;mso-height-relative:margin;v-text-anchor:middle" o:gfxdata="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" fillcolor="white [3201]" strokecolor="white [3212]" strokeweight="1pt">
               <v:textbox>
                 <w:txbxContent>
                   <w:p>
@@ -3119,20 +2542,7 @@
                         <w:szCs w:val="16"/>
                         <w:shd w:val="clear" w:color="auto" w:fill="FFFFFF"/>
                       </w:rPr>
-                      <w:t>Vasudha</w:t>
-                    </w:r>
-                    <w:bookmarkStart w:id="1" w:name="_GoBack"/>
-                    <w:bookmarkEnd w:id="1"/>
-                    <w:r>
-                      <w:rPr>
-                        <w:rFonts w:ascii="Tahoma" w:hAnsi="Tahoma" w:cs="Tahoma"/>
-                        <w:b/>
-                        <w:bCs/>
-                        <w:sz w:val="16"/>
-                        <w:szCs w:val="16"/>
-                        <w:shd w:val="clear" w:color="auto" w:fill="FFFFFF"/>
-                      </w:rPr>
-                      <w:t xml:space="preserve"> Swaraj</w:t>
+                      <w:t>Vasudha Swaraj</w:t>
                     </w:r>
                     <w:r>
                       <w:rPr>
@@ -3167,7 +2577,7 @@
 </file>
 
 <file path=word/header3.xml><?xml version="1.0" encoding="utf-8"?>
-<w:hdr xmlns:wpc="http://schemas.microsoft.com/office/word/2010/wordprocessingCanvas" xmlns:mc="http://schemas.openxmlformats.org/markup-compatibility/2006" xmlns:o="urn:schemas-microsoft-com:office:office" xmlns:r="http://schemas.openxmlformats.org/officeDocument/2006/relationships" xmlns:m="http://schemas.openxmlformats.org/officeDocument/2006/math" xmlns:v="urn:schemas-microsoft-com:vml" xmlns:wp14="http://schemas.microsoft.com/office/word/2010/wordprocessingDrawing" xmlns:wp="http://schemas.openxmlformats.org/drawingml/2006/wordprocessingDrawing" xmlns:w10="urn:schemas-microsoft-com:office:word" xmlns:w="http://schemas.openxmlformats.org/wordprocessingml/2006/main" xmlns:w14="http://schemas.microsoft.com/office/word/2010/wordml" xmlns:wpg="http://schemas.microsoft.com/office/word/2010/wordprocessingGroup" xmlns:wpi="http://schemas.microsoft.com/office/word/2010/wordprocessingInk" xmlns:wne="http://schemas.microsoft.com/office/word/2006/wordml" xmlns:wps="http://schemas.microsoft.com/office/word/2010/wordprocessingShape" mc:Ignorable="w14 wp14">
+<w:hdr xmlns:wpc="http://schemas.microsoft.com/office/word/2010/wordprocessingCanvas" xmlns:mc="http://schemas.openxmlformats.org/markup-compatibility/2006" xmlns:o="urn:schemas-microsoft-com:office:office" xmlns:r="http://schemas.openxmlformats.org/officeDocument/2006/relationships" xmlns:m="http://schemas.openxmlformats.org/officeDocument/2006/math" xmlns:v="urn:schemas-microsoft-com:vml" xmlns:wp14="http://schemas.microsoft.com/office/word/2010/wordprocessingDrawing" xmlns:wp="http://schemas.openxmlformats.org/drawingml/2006/wordprocessingDrawing" xmlns:w10="urn:schemas-microsoft-com:office:word" xmlns:w="http://schemas.openxmlformats.org/wordprocessingml/2006/main" xmlns:w14="http://schemas.microsoft.com/office/word/2010/wordml" xmlns:w15="http://schemas.microsoft.com/office/word/2012/wordml" xmlns:wpg="http://schemas.microsoft.com/office/word/2010/wordprocessingGroup" xmlns:wpi="http://schemas.microsoft.com/office/word/2010/wordprocessingInk" xmlns:wne="http://schemas.microsoft.com/office/word/2006/wordml" xmlns:wps="http://schemas.microsoft.com/office/word/2010/wordprocessingShape" mc:Ignorable="w14 w15 wp14">
   <w:p>
     <w:pPr>
       <w:pStyle w:val="Header"/>
@@ -3177,7 +2587,7 @@
 </file>
 
 <file path=word/numbering.xml><?xml version="1.0" encoding="utf-8"?>
-<w:numbering xmlns:wpc="http://schemas.microsoft.com/office/word/2010/wordprocessingCanvas" xmlns:mc="http://schemas.openxmlformats.org/markup-compatibility/2006" xmlns:o="urn:schemas-microsoft-com:office:office" xmlns:r="http://schemas.openxmlformats.org/officeDocument/2006/relationships" xmlns:m="http://schemas.openxmlformats.org/officeDocument/2006/math" xmlns:v="urn:schemas-microsoft-com:vml" xmlns:wp14="http://schemas.microsoft.com/office/word/2010/wordprocessingDrawing" xmlns:wp="http://schemas.openxmlformats.org/drawingml/2006/wordprocessingDrawing" xmlns:w10="urn:schemas-microsoft-com:office:word" xmlns:w="http://schemas.openxmlformats.org/wordprocessingml/2006/main" xmlns:w14="http://schemas.microsoft.com/office/word/2010/wordml" xmlns:wpg="http://schemas.microsoft.com/office/word/2010/wordprocessingGroup" xmlns:wpi="http://schemas.microsoft.com/office/word/2010/wordprocessingInk" xmlns:wne="http://schemas.microsoft.com/office/word/2006/wordml" xmlns:wps="http://schemas.microsoft.com/office/word/2010/wordprocessingShape" mc:Ignorable="w14 wp14">
+<w:numbering xmlns:wpc="http://schemas.microsoft.com/office/word/2010/wordprocessingCanvas" xmlns:mc="http://schemas.openxmlformats.org/markup-compatibility/2006" xmlns:o="urn:schemas-microsoft-com:office:office" xmlns:r="http://schemas.openxmlformats.org/officeDocument/2006/relationships" xmlns:m="http://schemas.openxmlformats.org/officeDocument/2006/math" xmlns:v="urn:schemas-microsoft-com:vml" xmlns:wp14="http://schemas.microsoft.com/office/word/2010/wordprocessingDrawing" xmlns:wp="http://schemas.openxmlformats.org/drawingml/2006/wordprocessingDrawing" xmlns:w10="urn:schemas-microsoft-com:office:word" xmlns:w="http://schemas.openxmlformats.org/wordprocessingml/2006/main" xmlns:w14="http://schemas.microsoft.com/office/word/2010/wordml" xmlns:w15="http://schemas.microsoft.com/office/word/2012/wordml" xmlns:wpg="http://schemas.microsoft.com/office/word/2010/wordprocessingGroup" xmlns:wpi="http://schemas.microsoft.com/office/word/2010/wordprocessingInk" xmlns:wne="http://schemas.microsoft.com/office/word/2006/wordml" xmlns:wps="http://schemas.microsoft.com/office/word/2010/wordprocessingShape" mc:Ignorable="w14 w15 wp14">
   <w:abstractNum w:abstractNumId="0">
     <w:nsid w:val="19365752"/>
     <w:multiLevelType w:val="hybridMultilevel"/>
@@ -3436,7 +2846,7 @@
 </file>
 
 <file path=word/styles.xml><?xml version="1.0" encoding="utf-8"?>
-<w:styles xmlns:mc="http://schemas.openxmlformats.org/markup-compatibility/2006" xmlns:r="http://schemas.openxmlformats.org/officeDocument/2006/relationships" xmlns:w="http://schemas.openxmlformats.org/wordprocessingml/2006/main" xmlns:w14="http://schemas.microsoft.com/office/word/2010/wordml" mc:Ignorable="w14">
+<w:styles xmlns:mc="http://schemas.openxmlformats.org/markup-compatibility/2006" xmlns:r="http://schemas.openxmlformats.org/officeDocument/2006/relationships" xmlns:w="http://schemas.openxmlformats.org/wordprocessingml/2006/main" xmlns:w14="http://schemas.microsoft.com/office/word/2010/wordml" xmlns:w15="http://schemas.microsoft.com/office/word/2012/wordml" mc:Ignorable="w14 w15">
   <w:docDefaults>
     <w:rPrDefault>
       <w:rPr>
@@ -3448,144 +2858,378 @@
     </w:rPrDefault>
     <w:pPrDefault/>
   </w:docDefaults>
-  <w:latentStyles w:defLockedState="0" w:defUIPriority="99" w:defSemiHidden="1" w:defUnhideWhenUsed="1" w:defQFormat="0" w:count="267">
-    <w:lsdException w:name="Normal" w:semiHidden="0" w:uiPriority="0" w:unhideWhenUsed="0" w:qFormat="1"/>
-    <w:lsdException w:name="heading 1" w:semiHidden="0" w:uiPriority="9" w:unhideWhenUsed="0" w:qFormat="1"/>
-    <w:lsdException w:name="heading 2" w:uiPriority="9" w:qFormat="1"/>
-    <w:lsdException w:name="heading 3" w:uiPriority="9" w:qFormat="1"/>
-    <w:lsdException w:name="heading 4" w:uiPriority="9" w:qFormat="1"/>
-    <w:lsdException w:name="heading 5" w:uiPriority="9" w:qFormat="1"/>
-    <w:lsdException w:name="heading 6" w:uiPriority="9" w:qFormat="1"/>
-    <w:lsdException w:name="heading 7" w:uiPriority="9" w:qFormat="1"/>
-    <w:lsdException w:name="heading 8" w:uiPriority="9" w:qFormat="1"/>
-    <w:lsdException w:name="heading 9" w:uiPriority="9" w:qFormat="1"/>
-    <w:lsdException w:name="toc 1" w:uiPriority="39"/>
-    <w:lsdException w:name="toc 2" w:uiPriority="39"/>
-    <w:lsdException w:name="toc 3" w:uiPriority="39"/>
-    <w:lsdException w:name="toc 4" w:uiPriority="39"/>
-    <w:lsdException w:name="toc 5" w:uiPriority="39"/>
-    <w:lsdException w:name="toc 6" w:uiPriority="39"/>
-    <w:lsdException w:name="toc 7" w:uiPriority="39"/>
-    <w:lsdException w:name="toc 8" w:uiPriority="39"/>
-    <w:lsdException w:name="toc 9" w:uiPriority="39"/>
-    <w:lsdException w:name="caption" w:uiPriority="35" w:qFormat="1"/>
-    <w:lsdException w:name="Title" w:semiHidden="0" w:uiPriority="10" w:unhideWhenUsed="0" w:qFormat="1"/>
-    <w:lsdException w:name="Default Paragraph Font" w:uiPriority="1"/>
-    <w:lsdException w:name="Subtitle" w:semiHidden="0" w:uiPriority="11" w:unhideWhenUsed="0" w:qFormat="1"/>
-    <w:lsdException w:name="Strong" w:semiHidden="0" w:uiPriority="22" w:unhideWhenUsed="0" w:qFormat="1"/>
-    <w:lsdException w:name="Emphasis" w:semiHidden="0" w:uiPriority="20" w:unhideWhenUsed="0" w:qFormat="1"/>
-    <w:lsdException w:name="Table Grid" w:semiHidden="0" w:uiPriority="39" w:unhideWhenUsed="0"/>
-    <w:lsdException w:name="Placeholder Text" w:unhideWhenUsed="0"/>
-    <w:lsdException w:name="No Spacing" w:semiHidden="0" w:uiPriority="1" w:unhideWhenUsed="0" w:qFormat="1"/>
-    <w:lsdException w:name="Light Shading" w:semiHidden="0" w:uiPriority="60" w:unhideWhenUsed="0"/>
-    <w:lsdException w:name="Light List" w:semiHidden="0" w:uiPriority="61" w:unhideWhenUsed="0"/>
-    <w:lsdException w:name="Light Grid" w:semiHidden="0" w:uiPriority="62" w:unhideWhenUsed="0"/>
-    <w:lsdException w:name="Medium Shading 1" w:semiHidden="0" w:uiPriority="63" w:unhideWhenUsed="0"/>
-    <w:lsdException w:name="Medium Shading 2" w:semiHidden="0" w:uiPriority="64" w:unhideWhenUsed="0"/>
-    <w:lsdException w:name="Medium List 1" w:semiHidden="0" w:uiPriority="65" w:unhideWhenUsed="0"/>
-    <w:lsdException w:name="Medium List 2" w:semiHidden="0" w:uiPriority="66" w:unhideWhenUsed="0"/>
-    <w:lsdException w:name="Medium Grid 1" w:semiHidden="0" w:uiPriority="67" w:unhideWhenUsed="0"/>
-    <w:lsdException w:name="Medium Grid 2" w:semiHidden="0" w:uiPriority="68" w:unhideWhenUsed="0"/>
-    <w:lsdException w:name="Medium Grid 3" w:semiHidden="0" w:uiPriority="69" w:unhideWhenUsed="0"/>
-    <w:lsdException w:name="Dark List" w:semiHidden="0" w:uiPriority="70" w:unhideWhenUsed="0"/>
-    <w:lsdException w:name="Colorful Shading" w:semiHidden="0" w:uiPriority="71" w:unhideWhenUsed="0"/>
-    <w:lsdException w:name="Colorful List" w:semiHidden="0" w:uiPriority="72" w:unhideWhenUsed="0"/>
-    <w:lsdException w:name="Colorful Grid" w:semiHidden="0" w:uiPriority="73" w:unhideWhenUsed="0"/>
-    <w:lsdException w:name="Light Shading Accent 1" w:semiHidden="0" w:uiPriority="60" w:unhideWhenUsed="0"/>
-    <w:lsdException w:name="Light List Accent 1" w:semiHidden="0" w:uiPriority="61" w:unhideWhenUsed="0"/>
-    <w:lsdException w:name="Light Grid Accent 1" w:semiHidden="0" w:uiPriority="62" w:unhideWhenUsed="0"/>
-    <w:lsdException w:name="Medium Shading 1 Accent 1" w:semiHidden="0" w:uiPriority="63" w:unhideWhenUsed="0"/>
-    <w:lsdException w:name="Medium Shading 2 Accent 1" w:semiHidden="0" w:uiPriority="64" w:unhideWhenUsed="0"/>
-    <w:lsdException w:name="Medium List 1 Accent 1" w:semiHidden="0" w:uiPriority="65" w:unhideWhenUsed="0"/>
-    <w:lsdException w:name="Revision" w:unhideWhenUsed="0"/>
-    <w:lsdException w:name="List Paragraph" w:semiHidden="0" w:uiPriority="34" w:unhideWhenUsed="0" w:qFormat="1"/>
-    <w:lsdException w:name="Quote" w:semiHidden="0" w:uiPriority="29" w:unhideWhenUsed="0" w:qFormat="1"/>
-    <w:lsdException w:name="Intense Quote" w:semiHidden="0" w:uiPriority="30" w:unhideWhenUsed="0" w:qFormat="1"/>
-    <w:lsdException w:name="Medium List 2 Accent 1" w:semiHidden="0" w:uiPriority="66" w:unhideWhenUsed="0"/>
-    <w:lsdException w:name="Medium Grid 1 Accent 1" w:semiHidden="0" w:uiPriority="67" w:unhideWhenUsed="0"/>
-    <w:lsdException w:name="Medium Grid 2 Accent 1" w:semiHidden="0" w:uiPriority="68" w:unhideWhenUsed="0"/>
-    <w:lsdException w:name="Medium Grid 3 Accent 1" w:semiHidden="0" w:uiPriority="69" w:unhideWhenUsed="0"/>
-    <w:lsdException w:name="Dark List Accent 1" w:semiHidden="0" w:uiPriority="70" w:unhideWhenUsed="0"/>
-    <w:lsdException w:name="Colorful Shading Accent 1" w:semiHidden="0" w:uiPriority="71" w:unhideWhenUsed="0"/>
-    <w:lsdException w:name="Colorful List Accent 1" w:semiHidden="0" w:uiPriority="72" w:unhideWhenUsed="0"/>
-    <w:lsdException w:name="Colorful Grid Accent 1" w:semiHidden="0" w:uiPriority="73" w:unhideWhenUsed="0"/>
-    <w:lsdException w:name="Light Shading Accent 2" w:semiHidden="0" w:uiPriority="60" w:unhideWhenUsed="0"/>
-    <w:lsdException w:name="Light List Accent 2" w:semiHidden="0" w:uiPriority="61" w:unhideWhenUsed="0"/>
-    <w:lsdException w:name="Light Grid Accent 2" w:semiHidden="0" w:uiPriority="62" w:unhideWhenUsed="0"/>
-    <w:lsdException w:name="Medium Shading 1 Accent 2" w:semiHidden="0" w:uiPriority="63" w:unhideWhenUsed="0"/>
-    <w:lsdException w:name="Medium Shading 2 Accent 2" w:semiHidden="0" w:uiPriority="64" w:unhideWhenUsed="0"/>
-    <w:lsdException w:name="Medium List 1 Accent 2" w:semiHidden="0" w:uiPriority="65" w:unhideWhenUsed="0"/>
-    <w:lsdException w:name="Medium List 2 Accent 2" w:semiHidden="0" w:uiPriority="66" w:unhideWhenUsed="0"/>
-    <w:lsdException w:name="Medium Grid 1 Accent 2" w:semiHidden="0" w:uiPriority="67" w:unhideWhenUsed="0"/>
-    <w:lsdException w:name="Medium Grid 2 Accent 2" w:semiHidden="0" w:uiPriority="68" w:unhideWhenUsed="0"/>
-    <w:lsdException w:name="Medium Grid 3 Accent 2" w:semiHidden="0" w:uiPriority="69" w:unhideWhenUsed="0"/>
-    <w:lsdException w:name="Dark List Accent 2" w:semiHidden="0" w:uiPriority="70" w:unhideWhenUsed="0"/>
-    <w:lsdException w:name="Colorful Shading Accent 2" w:semiHidden="0" w:uiPriority="71" w:unhideWhenUsed="0"/>
-    <w:lsdException w:name="Colorful List Accent 2" w:semiHidden="0" w:uiPriority="72" w:unhideWhenUsed="0"/>
-    <w:lsdException w:name="Colorful Grid Accent 2" w:semiHidden="0" w:uiPriority="73" w:unhideWhenUsed="0"/>
-    <w:lsdException w:name="Light Shading Accent 3" w:semiHidden="0" w:uiPriority="60" w:unhideWhenUsed="0"/>
-    <w:lsdException w:name="Light List Accent 3" w:semiHidden="0" w:uiPriority="61" w:unhideWhenUsed="0"/>
-    <w:lsdException w:name="Light Grid Accent 3" w:semiHidden="0" w:uiPriority="62" w:unhideWhenUsed="0"/>
-    <w:lsdException w:name="Medium Shading 1 Accent 3" w:semiHidden="0" w:uiPriority="63" w:unhideWhenUsed="0"/>
-    <w:lsdException w:name="Medium Shading 2 Accent 3" w:semiHidden="0" w:uiPriority="64" w:unhideWhenUsed="0"/>
-    <w:lsdException w:name="Medium List 1 Accent 3" w:semiHidden="0" w:uiPriority="65" w:unhideWhenUsed="0"/>
-    <w:lsdException w:name="Medium List 2 Accent 3" w:semiHidden="0" w:uiPriority="66" w:unhideWhenUsed="0"/>
-    <w:lsdException w:name="Medium Grid 1 Accent 3" w:semiHidden="0" w:uiPriority="67" w:unhideWhenUsed="0"/>
-    <w:lsdException w:name="Medium Grid 2 Accent 3" w:semiHidden="0" w:uiPriority="68" w:unhideWhenUsed="0"/>
-    <w:lsdException w:name="Medium Grid 3 Accent 3" w:semiHidden="0" w:uiPriority="69" w:unhideWhenUsed="0"/>
-    <w:lsdException w:name="Dark List Accent 3" w:semiHidden="0" w:uiPriority="70" w:unhideWhenUsed="0"/>
-    <w:lsdException w:name="Colorful Shading Accent 3" w:semiHidden="0" w:uiPriority="71" w:unhideWhenUsed="0"/>
-    <w:lsdException w:name="Colorful List Accent 3" w:semiHidden="0" w:uiPriority="72" w:unhideWhenUsed="0"/>
-    <w:lsdException w:name="Colorful Grid Accent 3" w:semiHidden="0" w:uiPriority="73" w:unhideWhenUsed="0"/>
-    <w:lsdException w:name="Light Shading Accent 4" w:semiHidden="0" w:uiPriority="60" w:unhideWhenUsed="0"/>
-    <w:lsdException w:name="Light List Accent 4" w:semiHidden="0" w:uiPriority="61" w:unhideWhenUsed="0"/>
-    <w:lsdException w:name="Light Grid Accent 4" w:semiHidden="0" w:uiPriority="62" w:unhideWhenUsed="0"/>
-    <w:lsdException w:name="Medium Shading 1 Accent 4" w:semiHidden="0" w:uiPriority="63" w:unhideWhenUsed="0"/>
-    <w:lsdException w:name="Medium Shading 2 Accent 4" w:semiHidden="0" w:uiPriority="64" w:unhideWhenUsed="0"/>
-    <w:lsdException w:name="Medium List 1 Accent 4" w:semiHidden="0" w:uiPriority="65" w:unhideWhenUsed="0"/>
-    <w:lsdException w:name="Medium List 2 Accent 4" w:semiHidden="0" w:uiPriority="66" w:unhideWhenUsed="0"/>
-    <w:lsdException w:name="Medium Grid 1 Accent 4" w:semiHidden="0" w:uiPriority="67" w:unhideWhenUsed="0"/>
-    <w:lsdException w:name="Medium Grid 2 Accent 4" w:semiHidden="0" w:uiPriority="68" w:unhideWhenUsed="0"/>
-    <w:lsdException w:name="Medium Grid 3 Accent 4" w:semiHidden="0" w:uiPriority="69" w:unhideWhenUsed="0"/>
-    <w:lsdException w:name="Dark List Accent 4" w:semiHidden="0" w:uiPriority="70" w:unhideWhenUsed="0"/>
-    <w:lsdException w:name="Colorful Shading Accent 4" w:semiHidden="0" w:uiPriority="71" w:unhideWhenUsed="0"/>
-    <w:lsdException w:name="Colorful List Accent 4" w:semiHidden="0" w:uiPriority="72" w:unhideWhenUsed="0"/>
-    <w:lsdException w:name="Colorful Grid Accent 4" w:semiHidden="0" w:uiPriority="73" w:unhideWhenUsed="0"/>
-    <w:lsdException w:name="Light Shading Accent 5" w:semiHidden="0" w:uiPriority="60" w:unhideWhenUsed="0"/>
-    <w:lsdException w:name="Light List Accent 5" w:semiHidden="0" w:uiPriority="61" w:unhideWhenUsed="0"/>
-    <w:lsdException w:name="Light Grid Accent 5" w:semiHidden="0" w:uiPriority="62" w:unhideWhenUsed="0"/>
-    <w:lsdException w:name="Medium Shading 1 Accent 5" w:semiHidden="0" w:uiPriority="63" w:unhideWhenUsed="0"/>
-    <w:lsdException w:name="Medium Shading 2 Accent 5" w:semiHidden="0" w:uiPriority="64" w:unhideWhenUsed="0"/>
-    <w:lsdException w:name="Medium List 1 Accent 5" w:semiHidden="0" w:uiPriority="65" w:unhideWhenUsed="0"/>
-    <w:lsdException w:name="Medium List 2 Accent 5" w:semiHidden="0" w:uiPriority="66" w:unhideWhenUsed="0"/>
-    <w:lsdException w:name="Medium Grid 1 Accent 5" w:semiHidden="0" w:uiPriority="67" w:unhideWhenUsed="0"/>
-    <w:lsdException w:name="Medium Grid 2 Accent 5" w:semiHidden="0" w:uiPriority="68" w:unhideWhenUsed="0"/>
-    <w:lsdException w:name="Medium Grid 3 Accent 5" w:semiHidden="0" w:uiPriority="69" w:unhideWhenUsed="0"/>
-    <w:lsdException w:name="Dark List Accent 5" w:semiHidden="0" w:uiPriority="70" w:unhideWhenUsed="0"/>
-    <w:lsdException w:name="Colorful Shading Accent 5" w:semiHidden="0" w:uiPriority="71" w:unhideWhenUsed="0"/>
-    <w:lsdException w:name="Colorful List Accent 5" w:semiHidden="0" w:uiPriority="72" w:unhideWhenUsed="0"/>
-    <w:lsdException w:name="Colorful Grid Accent 5" w:semiHidden="0" w:uiPriority="73" w:unhideWhenUsed="0"/>
-    <w:lsdException w:name="Light Shading Accent 6" w:semiHidden="0" w:uiPriority="60" w:unhideWhenUsed="0"/>
-    <w:lsdException w:name="Light List Accent 6" w:semiHidden="0" w:uiPriority="61" w:unhideWhenUsed="0"/>
-    <w:lsdException w:name="Light Grid Accent 6" w:semiHidden="0" w:uiPriority="62" w:unhideWhenUsed="0"/>
-    <w:lsdException w:name="Medium Shading 1 Accent 6" w:semiHidden="0" w:uiPriority="63" w:unhideWhenUsed="0"/>
-    <w:lsdException w:name="Medium Shading 2 Accent 6" w:semiHidden="0" w:uiPriority="64" w:unhideWhenUsed="0"/>
-    <w:lsdException w:name="Medium List 1 Accent 6" w:semiHidden="0" w:uiPriority="65" w:unhideWhenUsed="0"/>
-    <w:lsdException w:name="Medium List 2 Accent 6" w:semiHidden="0" w:uiPriority="66" w:unhideWhenUsed="0"/>
-    <w:lsdException w:name="Medium Grid 1 Accent 6" w:semiHidden="0" w:uiPriority="67" w:unhideWhenUsed="0"/>
-    <w:lsdException w:name="Medium Grid 2 Accent 6" w:semiHidden="0" w:uiPriority="68" w:unhideWhenUsed="0"/>
-    <w:lsdException w:name="Medium Grid 3 Accent 6" w:semiHidden="0" w:uiPriority="69" w:unhideWhenUsed="0"/>
-    <w:lsdException w:name="Dark List Accent 6" w:semiHidden="0" w:uiPriority="70" w:unhideWhenUsed="0"/>
-    <w:lsdException w:name="Colorful Shading Accent 6" w:semiHidden="0" w:uiPriority="71" w:unhideWhenUsed="0"/>
-    <w:lsdException w:name="Colorful List Accent 6" w:semiHidden="0" w:uiPriority="72" w:unhideWhenUsed="0"/>
-    <w:lsdException w:name="Colorful Grid Accent 6" w:semiHidden="0" w:uiPriority="73" w:unhideWhenUsed="0"/>
-    <w:lsdException w:name="Subtle Emphasis" w:semiHidden="0" w:uiPriority="19" w:unhideWhenUsed="0" w:qFormat="1"/>
-    <w:lsdException w:name="Intense Emphasis" w:semiHidden="0" w:uiPriority="21" w:unhideWhenUsed="0" w:qFormat="1"/>
-    <w:lsdException w:name="Subtle Reference" w:semiHidden="0" w:uiPriority="31" w:unhideWhenUsed="0" w:qFormat="1"/>
-    <w:lsdException w:name="Intense Reference" w:semiHidden="0" w:uiPriority="32" w:unhideWhenUsed="0" w:qFormat="1"/>
-    <w:lsdException w:name="Book Title" w:semiHidden="0" w:uiPriority="33" w:unhideWhenUsed="0" w:qFormat="1"/>
-    <w:lsdException w:name="Bibliography" w:uiPriority="37"/>
-    <w:lsdException w:name="TOC Heading" w:uiPriority="39" w:qFormat="1"/>
+  <w:latentStyles w:defLockedState="0" w:defUIPriority="99" w:defSemiHidden="0" w:defUnhideWhenUsed="0" w:defQFormat="0" w:count="371">
+    <w:lsdException w:name="Normal" w:uiPriority="0" w:qFormat="1"/>
+    <w:lsdException w:name="heading 1" w:uiPriority="9" w:qFormat="1"/>
+    <w:lsdException w:name="heading 2" w:semiHidden="1" w:uiPriority="9" w:unhideWhenUsed="1" w:qFormat="1"/>
+    <w:lsdException w:name="heading 3" w:semiHidden="1" w:uiPriority="9" w:unhideWhenUsed="1" w:qFormat="1"/>
+    <w:lsdException w:name="heading 4" w:semiHidden="1" w:uiPriority="9" w:unhideWhenUsed="1" w:qFormat="1"/>
+    <w:lsdException w:name="heading 5" w:semiHidden="1" w:uiPriority="9" w:unhideWhenUsed="1" w:qFormat="1"/>
+    <w:lsdException w:name="heading 6" w:semiHidden="1" w:uiPriority="9" w:unhideWhenUsed="1" w:qFormat="1"/>
+    <w:lsdException w:name="heading 7" w:semiHidden="1" w:uiPriority="9" w:unhideWhenUsed="1" w:qFormat="1"/>
+    <w:lsdException w:name="heading 8" w:semiHidden="1" w:uiPriority="9" w:unhideWhenUsed="1" w:qFormat="1"/>
+    <w:lsdException w:name="heading 9" w:semiHidden="1" w:uiPriority="9" w:unhideWhenUsed="1" w:qFormat="1"/>
+    <w:lsdException w:name="index 1" w:semiHidden="1" w:unhideWhenUsed="1"/>
+    <w:lsdException w:name="index 2" w:semiHidden="1" w:unhideWhenUsed="1"/>
+    <w:lsdException w:name="index 3" w:semiHidden="1" w:unhideWhenUsed="1"/>
+    <w:lsdException w:name="index 4" w:semiHidden="1" w:unhideWhenUsed="1"/>
+    <w:lsdException w:name="index 5" w:semiHidden="1" w:unhideWhenUsed="1"/>
+    <w:lsdException w:name="index 6" w:semiHidden="1" w:unhideWhenUsed="1"/>
+    <w:lsdException w:name="index 7" w:semiHidden="1" w:unhideWhenUsed="1"/>
+    <w:lsdException w:name="index 8" w:semiHidden="1" w:unhideWhenUsed="1"/>
+    <w:lsdException w:name="index 9" w:semiHidden="1" w:unhideWhenUsed="1"/>
+    <w:lsdException w:name="toc 1" w:semiHidden="1" w:uiPriority="39" w:unhideWhenUsed="1"/>
+    <w:lsdException w:name="toc 2" w:semiHidden="1" w:uiPriority="39" w:unhideWhenUsed="1"/>
+    <w:lsdException w:name="toc 3" w:semiHidden="1" w:uiPriority="39" w:unhideWhenUsed="1"/>
+    <w:lsdException w:name="toc 4" w:semiHidden="1" w:uiPriority="39" w:unhideWhenUsed="1"/>
+    <w:lsdException w:name="toc 5" w:semiHidden="1" w:uiPriority="39" w:unhideWhenUsed="1"/>
+    <w:lsdException w:name="toc 6" w:semiHidden="1" w:uiPriority="39" w:unhideWhenUsed="1"/>
+    <w:lsdException w:name="toc 7" w:semiHidden="1" w:uiPriority="39" w:unhideWhenUsed="1"/>
+    <w:lsdException w:name="toc 8" w:semiHidden="1" w:uiPriority="39" w:unhideWhenUsed="1"/>
+    <w:lsdException w:name="toc 9" w:semiHidden="1" w:uiPriority="39" w:unhideWhenUsed="1"/>
+    <w:lsdException w:name="Normal Indent" w:semiHidden="1" w:unhideWhenUsed="1"/>
+    <w:lsdException w:name="footnote text" w:semiHidden="1" w:unhideWhenUsed="1"/>
+    <w:lsdException w:name="annotation text" w:semiHidden="1" w:unhideWhenUsed="1"/>
+    <w:lsdException w:name="header" w:semiHidden="1" w:unhideWhenUsed="1"/>
+    <w:lsdException w:name="footer" w:semiHidden="1" w:unhideWhenUsed="1"/>
+    <w:lsdException w:name="index heading" w:semiHidden="1" w:unhideWhenUsed="1"/>
+    <w:lsdException w:name="caption" w:semiHidden="1" w:uiPriority="35" w:unhideWhenUsed="1" w:qFormat="1"/>
+    <w:lsdException w:name="table of figures" w:semiHidden="1" w:unhideWhenUsed="1"/>
+    <w:lsdException w:name="envelope address" w:semiHidden="1" w:unhideWhenUsed="1"/>
+    <w:lsdException w:name="envelope return" w:semiHidden="1" w:unhideWhenUsed="1"/>
+    <w:lsdException w:name="footnote reference" w:semiHidden="1" w:unhideWhenUsed="1"/>
+    <w:lsdException w:name="annotation reference" w:semiHidden="1" w:unhideWhenUsed="1"/>
+    <w:lsdException w:name="line number" w:semiHidden="1" w:unhideWhenUsed="1"/>
+    <w:lsdException w:name="page number" w:semiHidden="1" w:unhideWhenUsed="1"/>
+    <w:lsdException w:name="endnote reference" w:semiHidden="1" w:unhideWhenUsed="1"/>
+    <w:lsdException w:name="endnote text" w:semiHidden="1" w:unhideWhenUsed="1"/>
+    <w:lsdException w:name="table of authorities" w:semiHidden="1" w:unhideWhenUsed="1"/>
+    <w:lsdException w:name="macro" w:semiHidden="1" w:unhideWhenUsed="1"/>
+    <w:lsdException w:name="toa heading" w:semiHidden="1" w:unhideWhenUsed="1"/>
+    <w:lsdException w:name="List" w:semiHidden="1" w:unhideWhenUsed="1"/>
+    <w:lsdException w:name="List Bullet" w:semiHidden="1" w:unhideWhenUsed="1"/>
+    <w:lsdException w:name="List Number" w:semiHidden="1" w:unhideWhenUsed="1"/>
+    <w:lsdException w:name="List 2" w:semiHidden="1" w:unhideWhenUsed="1"/>
+    <w:lsdException w:name="List 3" w:semiHidden="1" w:unhideWhenUsed="1"/>
+    <w:lsdException w:name="List 4" w:semiHidden="1" w:unhideWhenUsed="1"/>
+    <w:lsdException w:name="List 5" w:semiHidden="1" w:unhideWhenUsed="1"/>
+    <w:lsdException w:name="List Bullet 2" w:semiHidden="1" w:unhideWhenUsed="1"/>
+    <w:lsdException w:name="List Bullet 3" w:semiHidden="1" w:unhideWhenUsed="1"/>
+    <w:lsdException w:name="List Bullet 4" w:semiHidden="1" w:unhideWhenUsed="1"/>
+    <w:lsdException w:name="List Bullet 5" w:semiHidden="1" w:unhideWhenUsed="1"/>
+    <w:lsdException w:name="List Number 2" w:semiHidden="1" w:unhideWhenUsed="1"/>
+    <w:lsdException w:name="List Number 3" w:semiHidden="1" w:unhideWhenUsed="1"/>
+    <w:lsdException w:name="List Number 4" w:semiHidden="1" w:unhideWhenUsed="1"/>
+    <w:lsdException w:name="List Number 5" w:semiHidden="1" w:unhideWhenUsed="1"/>
+    <w:lsdException w:name="Title" w:uiPriority="10" w:qFormat="1"/>
+    <w:lsdException w:name="Closing" w:semiHidden="1" w:unhideWhenUsed="1"/>
+    <w:lsdException w:name="Signature" w:semiHidden="1" w:unhideWhenUsed="1"/>
+    <w:lsdException w:name="Default Paragraph Font" w:semiHidden="1" w:uiPriority="1" w:unhideWhenUsed="1"/>
+    <w:lsdException w:name="Body Text" w:semiHidden="1" w:unhideWhenUsed="1"/>
+    <w:lsdException w:name="Body Text Indent" w:semiHidden="1" w:unhideWhenUsed="1"/>
+    <w:lsdException w:name="List Continue" w:semiHidden="1" w:unhideWhenUsed="1"/>
+    <w:lsdException w:name="List Continue 2" w:semiHidden="1" w:unhideWhenUsed="1"/>
+    <w:lsdException w:name="List Continue 3" w:semiHidden="1" w:unhideWhenUsed="1"/>
+    <w:lsdException w:name="List Continue 4" w:semiHidden="1" w:unhideWhenUsed="1"/>
+    <w:lsdException w:name="List Continue 5" w:semiHidden="1" w:unhideWhenUsed="1"/>
+    <w:lsdException w:name="Message Header" w:semiHidden="1" w:unhideWhenUsed="1"/>
+    <w:lsdException w:name="Subtitle" w:uiPriority="11" w:qFormat="1"/>
+    <w:lsdException w:name="Salutation" w:semiHidden="1" w:unhideWhenUsed="1"/>
+    <w:lsdException w:name="Date" w:semiHidden="1" w:unhideWhenUsed="1"/>
+    <w:lsdException w:name="Body Text First Indent" w:semiHidden="1" w:unhideWhenUsed="1"/>
+    <w:lsdException w:name="Body Text First Indent 2" w:semiHidden="1" w:unhideWhenUsed="1"/>
+    <w:lsdException w:name="Note Heading" w:semiHidden="1" w:unhideWhenUsed="1"/>
+    <w:lsdException w:name="Body Text 2" w:semiHidden="1" w:unhideWhenUsed="1"/>
+    <w:lsdException w:name="Body Text 3" w:semiHidden="1" w:unhideWhenUsed="1"/>
+    <w:lsdException w:name="Body Text Indent 2" w:semiHidden="1" w:unhideWhenUsed="1"/>
+    <w:lsdException w:name="Body Text Indent 3" w:semiHidden="1" w:unhideWhenUsed="1"/>
+    <w:lsdException w:name="Block Text" w:semiHidden="1" w:unhideWhenUsed="1"/>
+    <w:lsdException w:name="Hyperlink" w:semiHidden="1" w:unhideWhenUsed="1"/>
+    <w:lsdException w:name="FollowedHyperlink" w:semiHidden="1" w:unhideWhenUsed="1"/>
+    <w:lsdException w:name="Strong" w:uiPriority="22" w:qFormat="1"/>
+    <w:lsdException w:name="Emphasis" w:uiPriority="20" w:qFormat="1"/>
+    <w:lsdException w:name="Document Map" w:semiHidden="1" w:unhideWhenUsed="1"/>
+    <w:lsdException w:name="Plain Text" w:semiHidden="1" w:unhideWhenUsed="1"/>
+    <w:lsdException w:name="E-mail Signature" w:semiHidden="1" w:unhideWhenUsed="1"/>
+    <w:lsdException w:name="HTML Top of Form" w:semiHidden="1" w:unhideWhenUsed="1"/>
+    <w:lsdException w:name="HTML Bottom of Form" w:semiHidden="1" w:unhideWhenUsed="1"/>
+    <w:lsdException w:name="Normal (Web)" w:semiHidden="1" w:unhideWhenUsed="1"/>
+    <w:lsdException w:name="HTML Acronym" w:semiHidden="1" w:unhideWhenUsed="1"/>
+    <w:lsdException w:name="HTML Address" w:semiHidden="1" w:unhideWhenUsed="1"/>
+    <w:lsdException w:name="HTML Cite" w:semiHidden="1" w:unhideWhenUsed="1"/>
+    <w:lsdException w:name="HTML Code" w:semiHidden="1" w:unhideWhenUsed="1"/>
+    <w:lsdException w:name="HTML Definition" w:semiHidden="1" w:unhideWhenUsed="1"/>
+    <w:lsdException w:name="HTML Keyboard" w:semiHidden="1" w:unhideWhenUsed="1"/>
+    <w:lsdException w:name="HTML Preformatted" w:semiHidden="1" w:unhideWhenUsed="1"/>
+    <w:lsdException w:name="HTML Sample" w:semiHidden="1" w:unhideWhenUsed="1"/>
+    <w:lsdException w:name="HTML Typewriter" w:semiHidden="1" w:unhideWhenUsed="1"/>
+    <w:lsdException w:name="HTML Variable" w:semiHidden="1" w:unhideWhenUsed="1"/>
+    <w:lsdException w:name="Normal Table" w:semiHidden="1" w:unhideWhenUsed="1"/>
+    <w:lsdException w:name="annotation subject" w:semiHidden="1" w:unhideWhenUsed="1"/>
+    <w:lsdException w:name="No List" w:semiHidden="1" w:unhideWhenUsed="1"/>
+    <w:lsdException w:name="Outline List 1" w:semiHidden="1" w:unhideWhenUsed="1"/>
+    <w:lsdException w:name="Outline List 2" w:semiHidden="1" w:unhideWhenUsed="1"/>
+    <w:lsdException w:name="Outline List 3" w:semiHidden="1" w:unhideWhenUsed="1"/>
+    <w:lsdException w:name="Table Simple 1" w:semiHidden="1" w:unhideWhenUsed="1"/>
+    <w:lsdException w:name="Table Simple 2" w:semiHidden="1" w:unhideWhenUsed="1"/>
+    <w:lsdException w:name="Table Simple 3" w:semiHidden="1" w:unhideWhenUsed="1"/>
+    <w:lsdException w:name="Table Classic 1" w:semiHidden="1" w:unhideWhenUsed="1"/>
+    <w:lsdException w:name="Table Classic 2" w:semiHidden="1" w:unhideWhenUsed="1"/>
+    <w:lsdException w:name="Table Classic 3" w:semiHidden="1" w:unhideWhenUsed="1"/>
+    <w:lsdException w:name="Table Classic 4" w:semiHidden="1" w:unhideWhenUsed="1"/>
+    <w:lsdException w:name="Table Colorful 1" w:semiHidden="1" w:unhideWhenUsed="1"/>
+    <w:lsdException w:name="Table Colorful 2" w:semiHidden="1" w:unhideWhenUsed="1"/>
+    <w:lsdException w:name="Table Colorful 3" w:semiHidden="1" w:unhideWhenUsed="1"/>
+    <w:lsdException w:name="Table Columns 1" w:semiHidden="1" w:unhideWhenUsed="1"/>
+    <w:lsdException w:name="Table Columns 2" w:semiHidden="1" w:unhideWhenUsed="1"/>
+    <w:lsdException w:name="Table Columns 3" w:semiHidden="1" w:unhideWhenUsed="1"/>
+    <w:lsdException w:name="Table Columns 4" w:semiHidden="1" w:unhideWhenUsed="1"/>
+    <w:lsdException w:name="Table Columns 5" w:semiHidden="1" w:unhideWhenUsed="1"/>
+    <w:lsdException w:name="Table Grid 1" w:semiHidden="1" w:unhideWhenUsed="1"/>
+    <w:lsdException w:name="Table Grid 2" w:semiHidden="1" w:unhideWhenUsed="1"/>
+    <w:lsdException w:name="Table Grid 3" w:semiHidden="1" w:unhideWhenUsed="1"/>
+    <w:lsdException w:name="Table Grid 4" w:semiHidden="1" w:unhideWhenUsed="1"/>
+    <w:lsdException w:name="Table Grid 5" w:semiHidden="1" w:unhideWhenUsed="1"/>
+    <w:lsdException w:name="Table Grid 6" w:semiHidden="1" w:unhideWhenUsed="1"/>
+    <w:lsdException w:name="Table Grid 7" w:semiHidden="1" w:unhideWhenUsed="1"/>
+    <w:lsdException w:name="Table Grid 8" w:semiHidden="1" w:unhideWhenUsed="1"/>
+    <w:lsdException w:name="Table List 1" w:semiHidden="1" w:unhideWhenUsed="1"/>
+    <w:lsdException w:name="Table List 2" w:semiHidden="1" w:unhideWhenUsed="1"/>
+    <w:lsdException w:name="Table List 3" w:semiHidden="1" w:unhideWhenUsed="1"/>
+    <w:lsdException w:name="Table List 4" w:semiHidden="1" w:unhideWhenUsed="1"/>
+    <w:lsdException w:name="Table List 5" w:semiHidden="1" w:unhideWhenUsed="1"/>
+    <w:lsdException w:name="Table List 6" w:semiHidden="1" w:unhideWhenUsed="1"/>
+    <w:lsdException w:name="Table List 7" w:semiHidden="1" w:unhideWhenUsed="1"/>
+    <w:lsdException w:name="Table List 8" w:semiHidden="1" w:unhideWhenUsed="1"/>
+    <w:lsdException w:name="Table 3D effects 1" w:semiHidden="1" w:unhideWhenUsed="1"/>
+    <w:lsdException w:name="Table 3D effects 2" w:semiHidden="1" w:unhideWhenUsed="1"/>
+    <w:lsdException w:name="Table 3D effects 3" w:semiHidden="1" w:unhideWhenUsed="1"/>
+    <w:lsdException w:name="Table Contemporary" w:semiHidden="1" w:unhideWhenUsed="1"/>
+    <w:lsdException w:name="Table Elegant" w:semiHidden="1" w:unhideWhenUsed="1"/>
+    <w:lsdException w:name="Table Professional" w:semiHidden="1" w:unhideWhenUsed="1"/>
+    <w:lsdException w:name="Table Subtle 1" w:semiHidden="1" w:unhideWhenUsed="1"/>
+    <w:lsdException w:name="Table Subtle 2" w:semiHidden="1" w:unhideWhenUsed="1"/>
+    <w:lsdException w:name="Table Web 1" w:semiHidden="1" w:unhideWhenUsed="1"/>
+    <w:lsdException w:name="Table Web 2" w:semiHidden="1" w:unhideWhenUsed="1"/>
+    <w:lsdException w:name="Table Web 3" w:semiHidden="1" w:unhideWhenUsed="1"/>
+    <w:lsdException w:name="Balloon Text" w:semiHidden="1" w:unhideWhenUsed="1"/>
+    <w:lsdException w:name="Table Grid" w:uiPriority="39"/>
+    <w:lsdException w:name="Table Theme" w:semiHidden="1" w:unhideWhenUsed="1"/>
+    <w:lsdException w:name="Placeholder Text" w:semiHidden="1"/>
+    <w:lsdException w:name="No Spacing" w:uiPriority="1" w:qFormat="1"/>
+    <w:lsdException w:name="Light Shading" w:uiPriority="60"/>
+    <w:lsdException w:name="Light List" w:uiPriority="61"/>
+    <w:lsdException w:name="Light Grid" w:uiPriority="62"/>
+    <w:lsdException w:name="Medium Shading 1" w:uiPriority="63"/>
+    <w:lsdException w:name="Medium Shading 2" w:uiPriority="64"/>
+    <w:lsdException w:name="Medium List 1" w:uiPriority="65"/>
+    <w:lsdException w:name="Medium List 2" w:uiPriority="66"/>
+    <w:lsdException w:name="Medium Grid 1" w:uiPriority="67"/>
+    <w:lsdException w:name="Medium Grid 2" w:uiPriority="68"/>
+    <w:lsdException w:name="Medium Grid 3" w:uiPriority="69"/>
+    <w:lsdException w:name="Dark List" w:uiPriority="70"/>
+    <w:lsdException w:name="Colorful Shading" w:uiPriority="71"/>
+    <w:lsdException w:name="Colorful List" w:uiPriority="72"/>
+    <w:lsdException w:name="Colorful Grid" w:uiPriority="73"/>
+    <w:lsdException w:name="Light Shading Accent 1" w:uiPriority="60"/>
+    <w:lsdException w:name="Light List Accent 1" w:uiPriority="61"/>
+    <w:lsdException w:name="Light Grid Accent 1" w:uiPriority="62"/>
+    <w:lsdException w:name="Medium Shading 1 Accent 1" w:uiPriority="63"/>
+    <w:lsdException w:name="Medium Shading 2 Accent 1" w:uiPriority="64"/>
+    <w:lsdException w:name="Medium List 1 Accent 1" w:uiPriority="65"/>
+    <w:lsdException w:name="Revision" w:semiHidden="1"/>
+    <w:lsdException w:name="List Paragraph" w:uiPriority="34" w:qFormat="1"/>
+    <w:lsdException w:name="Quote" w:uiPriority="29" w:qFormat="1"/>
+    <w:lsdException w:name="Intense Quote" w:uiPriority="30" w:qFormat="1"/>
+    <w:lsdException w:name="Medium List 2 Accent 1" w:uiPriority="66"/>
+    <w:lsdException w:name="Medium Grid 1 Accent 1" w:uiPriority="67"/>
+    <w:lsdException w:name="Medium Grid 2 Accent 1" w:uiPriority="68"/>
+    <w:lsdException w:name="Medium Grid 3 Accent 1" w:uiPriority="69"/>
+    <w:lsdException w:name="Dark List Accent 1" w:uiPriority="70"/>
+    <w:lsdException w:name="Colorful Shading Accent 1" w:uiPriority="71"/>
+    <w:lsdException w:name="Colorful List Accent 1" w:uiPriority="72"/>
+    <w:lsdException w:name="Colorful Grid Accent 1" w:uiPriority="73"/>
+    <w:lsdException w:name="Light Shading Accent 2" w:uiPriority="60"/>
+    <w:lsdException w:name="Light List Accent 2" w:uiPriority="61"/>
+    <w:lsdException w:name="Light Grid Accent 2" w:uiPriority="62"/>
+    <w:lsdException w:name="Medium Shading 1 Accent 2" w:uiPriority="63"/>
+    <w:lsdException w:name="Medium Shading 2 Accent 2" w:uiPriority="64"/>
+    <w:lsdException w:name="Medium List 1 Accent 2" w:uiPriority="65"/>
+    <w:lsdException w:name="Medium List 2 Accent 2" w:uiPriority="66"/>
+    <w:lsdException w:name="Medium Grid 1 Accent 2" w:uiPriority="67"/>
+    <w:lsdException w:name="Medium Grid 2 Accent 2" w:uiPriority="68"/>
+    <w:lsdException w:name="Medium Grid 3 Accent 2" w:uiPriority="69"/>
+    <w:lsdException w:name="Dark List Accent 2" w:uiPriority="70"/>
+    <w:lsdException w:name="Colorful Shading Accent 2" w:uiPriority="71"/>
+    <w:lsdException w:name="Colorful List Accent 2" w:uiPriority="72"/>
+    <w:lsdException w:name="Colorful Grid Accent 2" w:uiPriority="73"/>
+    <w:lsdException w:name="Light Shading Accent 3" w:uiPriority="60"/>
+    <w:lsdException w:name="Light List Accent 3" w:uiPriority="61"/>
+    <w:lsdException w:name="Light Grid Accent 3" w:uiPriority="62"/>
+    <w:lsdException w:name="Medium Shading 1 Accent 3" w:uiPriority="63"/>
+    <w:lsdException w:name="Medium Shading 2 Accent 3" w:uiPriority="64"/>
+    <w:lsdException w:name="Medium List 1 Accent 3" w:uiPriority="65"/>
+    <w:lsdException w:name="Medium List 2 Accent 3" w:uiPriority="66"/>
+    <w:lsdException w:name="Medium Grid 1 Accent 3" w:uiPriority="67"/>
+    <w:lsdException w:name="Medium Grid 2 Accent 3" w:uiPriority="68"/>
+    <w:lsdException w:name="Medium Grid 3 Accent 3" w:uiPriority="69"/>
+    <w:lsdException w:name="Dark List Accent 3" w:uiPriority="70"/>
+    <w:lsdException w:name="Colorful Shading Accent 3" w:uiPriority="71"/>
+    <w:lsdException w:name="Colorful List Accent 3" w:uiPriority="72"/>
+    <w:lsdException w:name="Colorful Grid Accent 3" w:uiPriority="73"/>
+    <w:lsdException w:name="Light Shading Accent 4" w:uiPriority="60"/>
+    <w:lsdException w:name="Light List Accent 4" w:uiPriority="61"/>
+    <w:lsdException w:name="Light Grid Accent 4" w:uiPriority="62"/>
+    <w:lsdException w:name="Medium Shading 1 Accent 4" w:uiPriority="63"/>
+    <w:lsdException w:name="Medium Shading 2 Accent 4" w:uiPriority="64"/>
+    <w:lsdException w:name="Medium List 1 Accent 4" w:uiPriority="65"/>
+    <w:lsdException w:name="Medium List 2 Accent 4" w:uiPriority="66"/>
+    <w:lsdException w:name="Medium Grid 1 Accent 4" w:uiPriority="67"/>
+    <w:lsdException w:name="Medium Grid 2 Accent 4" w:uiPriority="68"/>
+    <w:lsdException w:name="Medium Grid 3 Accent 4" w:uiPriority="69"/>
+    <w:lsdException w:name="Dark List Accent 4" w:uiPriority="70"/>
+    <w:lsdException w:name="Colorful Shading Accent 4" w:uiPriority="71"/>
+    <w:lsdException w:name="Colorful List Accent 4" w:uiPriority="72"/>
+    <w:lsdException w:name="Colorful Grid Accent 4" w:uiPriority="73"/>
+    <w:lsdException w:name="Light Shading Accent 5" w:uiPriority="60"/>
+    <w:lsdException w:name="Light List Accent 5" w:uiPriority="61"/>
+    <w:lsdException w:name="Light Grid Accent 5" w:uiPriority="62"/>
+    <w:lsdException w:name="Medium Shading 1 Accent 5" w:uiPriority="63"/>
+    <w:lsdException w:name="Medium Shading 2 Accent 5" w:uiPriority="64"/>
+    <w:lsdException w:name="Medium List 1 Accent 5" w:uiPriority="65"/>
+    <w:lsdException w:name="Medium List 2 Accent 5" w:uiPriority="66"/>
+    <w:lsdException w:name="Medium Grid 1 Accent 5" w:uiPriority="67"/>
+    <w:lsdException w:name="Medium Grid 2 Accent 5" w:uiPriority="68"/>
+    <w:lsdException w:name="Medium Grid 3 Accent 5" w:uiPriority="69"/>
+    <w:lsdException w:name="Dark List Accent 5" w:uiPriority="70"/>
+    <w:lsdException w:name="Colorful Shading Accent 5" w:uiPriority="71"/>
+    <w:lsdException w:name="Colorful List Accent 5" w:uiPriority="72"/>
+    <w:lsdException w:name="Colorful Grid Accent 5" w:uiPriority="73"/>
+    <w:lsdException w:name="Light Shading Accent 6" w:uiPriority="60"/>
+    <w:lsdException w:name="Light List Accent 6" w:uiPriority="61"/>
+    <w:lsdException w:name="Light Grid Accent 6" w:uiPriority="62"/>
+    <w:lsdException w:name="Medium Shading 1 Accent 6" w:uiPriority="63"/>
+    <w:lsdException w:name="Medium Shading 2 Accent 6" w:uiPriority="64"/>
+    <w:lsdException w:name="Medium List 1 Accent 6" w:uiPriority="65"/>
+    <w:lsdException w:name="Medium List 2 Accent 6" w:uiPriority="66"/>
+    <w:lsdException w:name="Medium Grid 1 Accent 6" w:uiPriority="67"/>
+    <w:lsdException w:name="Medium Grid 2 Accent 6" w:uiPriority="68"/>
+    <w:lsdException w:name="Medium Grid 3 Accent 6" w:uiPriority="69"/>
+    <w:lsdException w:name="Dark List Accent 6" w:uiPriority="70"/>
+    <w:lsdException w:name="Colorful Shading Accent 6" w:uiPriority="71"/>
+    <w:lsdException w:name="Colorful List Accent 6" w:uiPriority="72"/>
+    <w:lsdException w:name="Colorful Grid Accent 6" w:uiPriority="73"/>
+    <w:lsdException w:name="Subtle Emphasis" w:uiPriority="19" w:qFormat="1"/>
+    <w:lsdException w:name="Intense Emphasis" w:uiPriority="21" w:qFormat="1"/>
+    <w:lsdException w:name="Subtle Reference" w:uiPriority="31" w:qFormat="1"/>
+    <w:lsdException w:name="Intense Reference" w:uiPriority="32" w:qFormat="1"/>
+    <w:lsdException w:name="Book Title" w:uiPriority="33" w:qFormat="1"/>
+    <w:lsdException w:name="Bibliography" w:semiHidden="1" w:uiPriority="37" w:unhideWhenUsed="1"/>
+    <w:lsdException w:name="TOC Heading" w:semiHidden="1" w:uiPriority="39" w:unhideWhenUsed="1" w:qFormat="1"/>
+    <w:lsdException w:name="Plain Table 1" w:uiPriority="41"/>
+    <w:lsdException w:name="Plain Table 2" w:uiPriority="42"/>
+    <w:lsdException w:name="Plain Table 3" w:uiPriority="43"/>
+    <w:lsdException w:name="Plain Table 4" w:uiPriority="44"/>
+    <w:lsdException w:name="Plain Table 5" w:uiPriority="45"/>
+    <w:lsdException w:name="Grid Table Light" w:uiPriority="40"/>
+    <w:lsdException w:name="Grid Table 1 Light" w:uiPriority="46"/>
+    <w:lsdException w:name="Grid Table 2" w:uiPriority="47"/>
+    <w:lsdException w:name="Grid Table 3" w:uiPriority="48"/>
+    <w:lsdException w:name="Grid Table 4" w:uiPriority="49"/>
+    <w:lsdException w:name="Grid Table 5 Dark" w:uiPriority="50"/>
+    <w:lsdException w:name="Grid Table 6 Colorful" w:uiPriority="51"/>
+    <w:lsdException w:name="Grid Table 7 Colorful" w:uiPriority="52"/>
+    <w:lsdException w:name="Grid Table 1 Light Accent 1" w:uiPriority="46"/>
+    <w:lsdException w:name="Grid Table 2 Accent 1" w:uiPriority="47"/>
+    <w:lsdException w:name="Grid Table 3 Accent 1" w:uiPriority="48"/>
+    <w:lsdException w:name="Grid Table 4 Accent 1" w:uiPriority="49"/>
+    <w:lsdException w:name="Grid Table 5 Dark Accent 1" w:uiPriority="50"/>
+    <w:lsdException w:name="Grid Table 6 Colorful Accent 1" w:uiPriority="51"/>
+    <w:lsdException w:name="Grid Table 7 Colorful Accent 1" w:uiPriority="52"/>
+    <w:lsdException w:name="Grid Table 1 Light Accent 2" w:uiPriority="46"/>
+    <w:lsdException w:name="Grid Table 2 Accent 2" w:uiPriority="47"/>
+    <w:lsdException w:name="Grid Table 3 Accent 2" w:uiPriority="48"/>
+    <w:lsdException w:name="Grid Table 4 Accent 2" w:uiPriority="49"/>
+    <w:lsdException w:name="Grid Table 5 Dark Accent 2" w:uiPriority="50"/>
+    <w:lsdException w:name="Grid Table 6 Colorful Accent 2" w:uiPriority="51"/>
+    <w:lsdException w:name="Grid Table 7 Colorful Accent 2" w:uiPriority="52"/>
+    <w:lsdException w:name="Grid Table 1 Light Accent 3" w:uiPriority="46"/>
+    <w:lsdException w:name="Grid Table 2 Accent 3" w:uiPriority="47"/>
+    <w:lsdException w:name="Grid Table 3 Accent 3" w:uiPriority="48"/>
+    <w:lsdException w:name="Grid Table 4 Accent 3" w:uiPriority="49"/>
+    <w:lsdException w:name="Grid Table 5 Dark Accent 3" w:uiPriority="50"/>
+    <w:lsdException w:name="Grid Table 6 Colorful Accent 3" w:uiPriority="51"/>
+    <w:lsdException w:name="Grid Table 7 Colorful Accent 3" w:uiPriority="52"/>
+    <w:lsdException w:name="Grid Table 1 Light Accent 4" w:uiPriority="46"/>
+    <w:lsdException w:name="Grid Table 2 Accent 4" w:uiPriority="47"/>
+    <w:lsdException w:name="Grid Table 3 Accent 4" w:uiPriority="48"/>
+    <w:lsdException w:name="Grid Table 4 Accent 4" w:uiPriority="49"/>
+    <w:lsdException w:name="Grid Table 5 Dark Accent 4" w:uiPriority="50"/>
+    <w:lsdException w:name="Grid Table 6 Colorful Accent 4" w:uiPriority="51"/>
+    <w:lsdException w:name="Grid Table 7 Colorful Accent 4" w:uiPriority="52"/>
+    <w:lsdException w:name="Grid Table 1 Light Accent 5" w:uiPriority="46"/>
+    <w:lsdException w:name="Grid Table 2 Accent 5" w:uiPriority="47"/>
+    <w:lsdException w:name="Grid Table 3 Accent 5" w:uiPriority="48"/>
+    <w:lsdException w:name="Grid Table 4 Accent 5" w:uiPriority="49"/>
+    <w:lsdException w:name="Grid Table 5 Dark Accent 5" w:uiPriority="50"/>
+    <w:lsdException w:name="Grid Table 6 Colorful Accent 5" w:uiPriority="51"/>
+    <w:lsdException w:name="Grid Table 7 Colorful Accent 5" w:uiPriority="52"/>
+    <w:lsdException w:name="Grid Table 1 Light Accent 6" w:uiPriority="46"/>
+    <w:lsdException w:name="Grid Table 2 Accent 6" w:uiPriority="47"/>
+    <w:lsdException w:name="Grid Table 3 Accent 6" w:uiPriority="48"/>
+    <w:lsdException w:name="Grid Table 4 Accent 6" w:uiPriority="49"/>
+    <w:lsdException w:name="Grid Table 5 Dark Accent 6" w:uiPriority="50"/>
+    <w:lsdException w:name="Grid Table 6 Colorful Accent 6" w:uiPriority="51"/>
+    <w:lsdException w:name="Grid Table 7 Colorful Accent 6" w:uiPriority="52"/>
+    <w:lsdException w:name="List Table 1 Light" w:uiPriority="46"/>
+    <w:lsdException w:name="List Table 2" w:uiPriority="47"/>
+    <w:lsdException w:name="List Table 3" w:uiPriority="48"/>
+    <w:lsdException w:name="List Table 4" w:uiPriority="49"/>
+    <w:lsdException w:name="List Table 5 Dark" w:uiPriority="50"/>
+    <w:lsdException w:name="List Table 6 Colorful" w:uiPriority="51"/>
+    <w:lsdException w:name="List Table 7 Colorful" w:uiPriority="52"/>
+    <w:lsdException w:name="List Table 1 Light Accent 1" w:uiPriority="46"/>
+    <w:lsdException w:name="List Table 2 Accent 1" w:uiPriority="47"/>
+    <w:lsdException w:name="List Table 3 Accent 1" w:uiPriority="48"/>
+    <w:lsdException w:name="List Table 4 Accent 1" w:uiPriority="49"/>
+    <w:lsdException w:name="List Table 5 Dark Accent 1" w:uiPriority="50"/>
+    <w:lsdException w:name="List Table 6 Colorful Accent 1" w:uiPriority="51"/>
+    <w:lsdException w:name="List Table 7 Colorful Accent 1" w:uiPriority="52"/>
+    <w:lsdException w:name="List Table 1 Light Accent 2" w:uiPriority="46"/>
+    <w:lsdException w:name="List Table 2 Accent 2" w:uiPriority="47"/>
+    <w:lsdException w:name="List Table 3 Accent 2" w:uiPriority="48"/>
+    <w:lsdException w:name="List Table 4 Accent 2" w:uiPriority="49"/>
+    <w:lsdException w:name="List Table 5 Dark Accent 2" w:uiPriority="50"/>
+    <w:lsdException w:name="List Table 6 Colorful Accent 2" w:uiPriority="51"/>
+    <w:lsdException w:name="List Table 7 Colorful Accent 2" w:uiPriority="52"/>
+    <w:lsdException w:name="List Table 1 Light Accent 3" w:uiPriority="46"/>
+    <w:lsdException w:name="List Table 2 Accent 3" w:uiPriority="47"/>
+    <w:lsdException w:name="List Table 3 Accent 3" w:uiPriority="48"/>
+    <w:lsdException w:name="List Table 4 Accent 3" w:uiPriority="49"/>
+    <w:lsdException w:name="List Table 5 Dark Accent 3" w:uiPriority="50"/>
+    <w:lsdException w:name="List Table 6 Colorful Accent 3" w:uiPriority="51"/>
+    <w:lsdException w:name="List Table 7 Colorful Accent 3" w:uiPriority="52"/>
+    <w:lsdException w:name="List Table 1 Light Accent 4" w:uiPriority="46"/>
+    <w:lsdException w:name="List Table 2 Accent 4" w:uiPriority="47"/>
+    <w:lsdException w:name="List Table 3 Accent 4" w:uiPriority="48"/>
+    <w:lsdException w:name="List Table 4 Accent 4" w:uiPriority="49"/>
+    <w:lsdException w:name="List Table 5 Dark Accent 4" w:uiPriority="50"/>
+    <w:lsdException w:name="List Table 6 Colorful Accent 4" w:uiPriority="51"/>
+    <w:lsdException w:name="List Table 7 Colorful Accent 4" w:uiPriority="52"/>
+    <w:lsdException w:name="List Table 1 Light Accent 5" w:uiPriority="46"/>
+    <w:lsdException w:name="List Table 2 Accent 5" w:uiPriority="47"/>
+    <w:lsdException w:name="List Table 3 Accent 5" w:uiPriority="48"/>
+    <w:lsdException w:name="List Table 4 Accent 5" w:uiPriority="49"/>
+    <w:lsdException w:name="List Table 5 Dark Accent 5" w:uiPriority="50"/>
+    <w:lsdException w:name="List Table 6 Colorful Accent 5" w:uiPriority="51"/>
+    <w:lsdException w:name="List Table 7 Colorful Accent 5" w:uiPriority="52"/>
+    <w:lsdException w:name="List Table 1 Light Accent 6" w:uiPriority="46"/>
+    <w:lsdException w:name="List Table 2 Accent 6" w:uiPriority="47"/>
+    <w:lsdException w:name="List Table 3 Accent 6" w:uiPriority="48"/>
+    <w:lsdException w:name="List Table 4 Accent 6" w:uiPriority="49"/>
+    <w:lsdException w:name="List Table 5 Dark Accent 6" w:uiPriority="50"/>
+    <w:lsdException w:name="List Table 6 Colorful Accent 6" w:uiPriority="51"/>
+    <w:lsdException w:name="List Table 7 Colorful Accent 6" w:uiPriority="52"/>
   </w:latentStyles>
   <w:style w:type="paragraph" w:default="1" w:styleId="Normal">
     <w:name w:val="Normal"/>
@@ -3624,6 +3268,7 @@
     <w:uiPriority w:val="39"/>
     <w:rsid w:val="00E11788"/>
     <w:tblPr>
+      <w:tblInd w:w="0" w:type="dxa"/>
       <w:tblBorders>
         <w:top w:val="single" w:sz="4" w:space="0" w:color="auto"/>
         <w:left w:val="single" w:sz="4" w:space="0" w:color="auto"/>
@@ -3632,381 +3277,12 @@
         <w:insideH w:val="single" w:sz="4" w:space="0" w:color="auto"/>
         <w:insideV w:val="single" w:sz="4" w:space="0" w:color="auto"/>
       </w:tblBorders>
-    </w:tblPr>
-  </w:style>
-  <w:style w:type="paragraph" w:styleId="Header">
-    <w:name w:val="header"/>
-    <w:basedOn w:val="Normal"/>
-    <w:link w:val="HeaderChar"/>
-    <w:uiPriority w:val="99"/>
-    <w:unhideWhenUsed/>
-    <w:rsid w:val="005E1A34"/>
-    <w:pPr>
-      <w:tabs>
-        <w:tab w:val="center" w:pos="4680"/>
-        <w:tab w:val="right" w:pos="9360"/>
-      </w:tabs>
-    </w:pPr>
-  </w:style>
-  <w:style w:type="character" w:customStyle="1" w:styleId="HeaderChar">
-    <w:name w:val="Header Char"/>
-    <w:basedOn w:val="DefaultParagraphFont"/>
-    <w:link w:val="Header"/>
-    <w:uiPriority w:val="99"/>
-    <w:rsid w:val="005E1A34"/>
-  </w:style>
-  <w:style w:type="paragraph" w:styleId="Footer">
-    <w:name w:val="footer"/>
-    <w:basedOn w:val="Normal"/>
-    <w:link w:val="FooterChar"/>
-    <w:uiPriority w:val="99"/>
-    <w:unhideWhenUsed/>
-    <w:rsid w:val="005E1A34"/>
-    <w:pPr>
-      <w:tabs>
-        <w:tab w:val="center" w:pos="4680"/>
-        <w:tab w:val="right" w:pos="9360"/>
-      </w:tabs>
-    </w:pPr>
-  </w:style>
-  <w:style w:type="character" w:customStyle="1" w:styleId="FooterChar">
-    <w:name w:val="Footer Char"/>
-    <w:basedOn w:val="DefaultParagraphFont"/>
-    <w:link w:val="Footer"/>
-    <w:uiPriority w:val="99"/>
-    <w:rsid w:val="005E1A34"/>
-  </w:style>
-  <w:style w:type="character" w:styleId="CommentReference">
-    <w:name w:val="annotation reference"/>
-    <w:basedOn w:val="DefaultParagraphFont"/>
-    <w:uiPriority w:val="99"/>
-    <w:semiHidden/>
-    <w:unhideWhenUsed/>
-    <w:rsid w:val="0025478F"/>
-    <w:rPr>
-      <w:sz w:val="16"/>
-      <w:szCs w:val="16"/>
-    </w:rPr>
-  </w:style>
-  <w:style w:type="paragraph" w:styleId="CommentText">
-    <w:name w:val="annotation text"/>
-    <w:basedOn w:val="Normal"/>
-    <w:link w:val="CommentTextChar"/>
-    <w:uiPriority w:val="99"/>
-    <w:semiHidden/>
-    <w:unhideWhenUsed/>
-    <w:rsid w:val="0025478F"/>
-    <w:rPr>
-      <w:sz w:val="20"/>
-      <w:szCs w:val="20"/>
-    </w:rPr>
-  </w:style>
-  <w:style w:type="character" w:customStyle="1" w:styleId="CommentTextChar">
-    <w:name w:val="Comment Text Char"/>
-    <w:basedOn w:val="DefaultParagraphFont"/>
-    <w:link w:val="CommentText"/>
-    <w:uiPriority w:val="99"/>
-    <w:semiHidden/>
-    <w:rsid w:val="0025478F"/>
-    <w:rPr>
-      <w:sz w:val="20"/>
-      <w:szCs w:val="20"/>
-    </w:rPr>
-  </w:style>
-  <w:style w:type="paragraph" w:styleId="CommentSubject">
-    <w:name w:val="annotation subject"/>
-    <w:basedOn w:val="CommentText"/>
-    <w:next w:val="CommentText"/>
-    <w:link w:val="CommentSubjectChar"/>
-    <w:uiPriority w:val="99"/>
-    <w:semiHidden/>
-    <w:unhideWhenUsed/>
-    <w:rsid w:val="0025478F"/>
-    <w:rPr>
-      <w:b/>
-      <w:bCs/>
-    </w:rPr>
-  </w:style>
-  <w:style w:type="character" w:customStyle="1" w:styleId="CommentSubjectChar">
-    <w:name w:val="Comment Subject Char"/>
-    <w:basedOn w:val="CommentTextChar"/>
-    <w:link w:val="CommentSubject"/>
-    <w:uiPriority w:val="99"/>
-    <w:semiHidden/>
-    <w:rsid w:val="0025478F"/>
-    <w:rPr>
-      <w:b/>
-      <w:bCs/>
-      <w:sz w:val="20"/>
-      <w:szCs w:val="20"/>
-    </w:rPr>
-  </w:style>
-  <w:style w:type="paragraph" w:styleId="BalloonText">
-    <w:name w:val="Balloon Text"/>
-    <w:basedOn w:val="Normal"/>
-    <w:link w:val="BalloonTextChar"/>
-    <w:uiPriority w:val="99"/>
-    <w:semiHidden/>
-    <w:unhideWhenUsed/>
-    <w:rsid w:val="0025478F"/>
-    <w:rPr>
-      <w:rFonts w:ascii="Segoe UI" w:hAnsi="Segoe UI" w:cs="Segoe UI"/>
-      <w:sz w:val="18"/>
-      <w:szCs w:val="18"/>
-    </w:rPr>
-  </w:style>
-  <w:style w:type="character" w:customStyle="1" w:styleId="BalloonTextChar">
-    <w:name w:val="Balloon Text Char"/>
-    <w:basedOn w:val="DefaultParagraphFont"/>
-    <w:link w:val="BalloonText"/>
-    <w:uiPriority w:val="99"/>
-    <w:semiHidden/>
-    <w:rsid w:val="0025478F"/>
-    <w:rPr>
-      <w:rFonts w:ascii="Segoe UI" w:hAnsi="Segoe UI" w:cs="Segoe UI"/>
-      <w:sz w:val="18"/>
-      <w:szCs w:val="18"/>
-    </w:rPr>
-  </w:style>
-  <w:style w:type="paragraph" w:styleId="ListParagraph">
-    <w:name w:val="List Paragraph"/>
-    <w:basedOn w:val="Normal"/>
-    <w:uiPriority w:val="34"/>
-    <w:qFormat/>
-    <w:rsid w:val="00024A4C"/>
-    <w:pPr>
-      <w:ind w:left="720"/>
-      <w:contextualSpacing/>
-    </w:pPr>
-  </w:style>
-  <w:style w:type="character" w:customStyle="1" w:styleId="lrzxr">
-    <w:name w:val="lrzxr"/>
-    <w:basedOn w:val="DefaultParagraphFont"/>
-    <w:rsid w:val="00975E46"/>
-  </w:style>
-  <w:style w:type="character" w:styleId="Hyperlink">
-    <w:name w:val="Hyperlink"/>
-    <w:basedOn w:val="DefaultParagraphFont"/>
-    <w:uiPriority w:val="99"/>
-    <w:unhideWhenUsed/>
-    <w:rsid w:val="00AB311E"/>
-    <w:rPr>
-      <w:color w:val="0563C1" w:themeColor="hyperlink"/>
-      <w:u w:val="single"/>
-    </w:rPr>
-  </w:style>
-  <w:style w:type="character" w:customStyle="1" w:styleId="UnresolvedMention">
-    <w:name w:val="Unresolved Mention"/>
-    <w:basedOn w:val="DefaultParagraphFont"/>
-    <w:uiPriority w:val="99"/>
-    <w:semiHidden/>
-    <w:unhideWhenUsed/>
-    <w:rsid w:val="00AB311E"/>
-    <w:rPr>
-      <w:color w:val="605E5C"/>
-      <w:shd w:val="clear" w:color="auto" w:fill="E1DFDD"/>
-    </w:rPr>
-  </w:style>
-</w:styles>
-</file>
-
-<file path=word/stylesWithEffects.xml><?xml version="1.0" encoding="utf-8"?>
-<w:styles xmlns:wpc="http://schemas.microsoft.com/office/word/2010/wordprocessingCanvas" xmlns:mc="http://schemas.openxmlformats.org/markup-compatibility/2006" xmlns:o="urn:schemas-microsoft-com:office:office" xmlns:r="http://schemas.openxmlformats.org/officeDocument/2006/relationships" xmlns:m="http://schemas.openxmlformats.org/officeDocument/2006/math" xmlns:v="urn:schemas-microsoft-com:vml" xmlns:wp14="http://schemas.microsoft.com/office/word/2010/wordprocessingDrawing" xmlns:wp="http://schemas.openxmlformats.org/drawingml/2006/wordprocessingDrawing" xmlns:w10="urn:schemas-microsoft-com:office:word" xmlns:w="http://schemas.openxmlformats.org/wordprocessingml/2006/main" xmlns:w14="http://schemas.microsoft.com/office/word/2010/wordml" xmlns:wpg="http://schemas.microsoft.com/office/word/2010/wordprocessingGroup" xmlns:wpi="http://schemas.microsoft.com/office/word/2010/wordprocessingInk" xmlns:wne="http://schemas.microsoft.com/office/word/2006/wordml" xmlns:wps="http://schemas.microsoft.com/office/word/2010/wordprocessingShape" mc:Ignorable="w14 wp14">
-  <w:docDefaults>
-    <w:rPrDefault>
-      <w:rPr>
-        <w:rFonts w:asciiTheme="minorHAnsi" w:eastAsiaTheme="minorHAnsi" w:hAnsiTheme="minorHAnsi" w:cstheme="minorBidi"/>
-        <w:sz w:val="22"/>
-        <w:szCs w:val="22"/>
-        <w:lang w:val="en-US" w:eastAsia="en-US" w:bidi="ar-SA"/>
-      </w:rPr>
-    </w:rPrDefault>
-    <w:pPrDefault/>
-  </w:docDefaults>
-  <w:latentStyles w:defLockedState="0" w:defUIPriority="99" w:defSemiHidden="1" w:defUnhideWhenUsed="1" w:defQFormat="0" w:count="267">
-    <w:lsdException w:name="Normal" w:semiHidden="0" w:uiPriority="0" w:unhideWhenUsed="0" w:qFormat="1"/>
-    <w:lsdException w:name="heading 1" w:semiHidden="0" w:uiPriority="9" w:unhideWhenUsed="0" w:qFormat="1"/>
-    <w:lsdException w:name="heading 2" w:uiPriority="9" w:qFormat="1"/>
-    <w:lsdException w:name="heading 3" w:uiPriority="9" w:qFormat="1"/>
-    <w:lsdException w:name="heading 4" w:uiPriority="9" w:qFormat="1"/>
-    <w:lsdException w:name="heading 5" w:uiPriority="9" w:qFormat="1"/>
-    <w:lsdException w:name="heading 6" w:uiPriority="9" w:qFormat="1"/>
-    <w:lsdException w:name="heading 7" w:uiPriority="9" w:qFormat="1"/>
-    <w:lsdException w:name="heading 8" w:uiPriority="9" w:qFormat="1"/>
-    <w:lsdException w:name="heading 9" w:uiPriority="9" w:qFormat="1"/>
-    <w:lsdException w:name="toc 1" w:uiPriority="39"/>
-    <w:lsdException w:name="toc 2" w:uiPriority="39"/>
-    <w:lsdException w:name="toc 3" w:uiPriority="39"/>
-    <w:lsdException w:name="toc 4" w:uiPriority="39"/>
-    <w:lsdException w:name="toc 5" w:uiPriority="39"/>
-    <w:lsdException w:name="toc 6" w:uiPriority="39"/>
-    <w:lsdException w:name="toc 7" w:uiPriority="39"/>
-    <w:lsdException w:name="toc 8" w:uiPriority="39"/>
-    <w:lsdException w:name="toc 9" w:uiPriority="39"/>
-    <w:lsdException w:name="caption" w:uiPriority="35" w:qFormat="1"/>
-    <w:lsdException w:name="Title" w:semiHidden="0" w:uiPriority="10" w:unhideWhenUsed="0" w:qFormat="1"/>
-    <w:lsdException w:name="Default Paragraph Font" w:uiPriority="1"/>
-    <w:lsdException w:name="Subtitle" w:semiHidden="0" w:uiPriority="11" w:unhideWhenUsed="0" w:qFormat="1"/>
-    <w:lsdException w:name="Strong" w:semiHidden="0" w:uiPriority="22" w:unhideWhenUsed="0" w:qFormat="1"/>
-    <w:lsdException w:name="Emphasis" w:semiHidden="0" w:uiPriority="20" w:unhideWhenUsed="0" w:qFormat="1"/>
-    <w:lsdException w:name="Table Grid" w:semiHidden="0" w:uiPriority="39" w:unhideWhenUsed="0"/>
-    <w:lsdException w:name="Placeholder Text" w:unhideWhenUsed="0"/>
-    <w:lsdException w:name="No Spacing" w:semiHidden="0" w:uiPriority="1" w:unhideWhenUsed="0" w:qFormat="1"/>
-    <w:lsdException w:name="Light Shading" w:semiHidden="0" w:uiPriority="60" w:unhideWhenUsed="0"/>
-    <w:lsdException w:name="Light List" w:semiHidden="0" w:uiPriority="61" w:unhideWhenUsed="0"/>
-    <w:lsdException w:name="Light Grid" w:semiHidden="0" w:uiPriority="62" w:unhideWhenUsed="0"/>
-    <w:lsdException w:name="Medium Shading 1" w:semiHidden="0" w:uiPriority="63" w:unhideWhenUsed="0"/>
-    <w:lsdException w:name="Medium Shading 2" w:semiHidden="0" w:uiPriority="64" w:unhideWhenUsed="0"/>
-    <w:lsdException w:name="Medium List 1" w:semiHidden="0" w:uiPriority="65" w:unhideWhenUsed="0"/>
-    <w:lsdException w:name="Medium List 2" w:semiHidden="0" w:uiPriority="66" w:unhideWhenUsed="0"/>
-    <w:lsdException w:name="Medium Grid 1" w:semiHidden="0" w:uiPriority="67" w:unhideWhenUsed="0"/>
-    <w:lsdException w:name="Medium Grid 2" w:semiHidden="0" w:uiPriority="68" w:unhideWhenUsed="0"/>
-    <w:lsdException w:name="Medium Grid 3" w:semiHidden="0" w:uiPriority="69" w:unhideWhenUsed="0"/>
-    <w:lsdException w:name="Dark List" w:semiHidden="0" w:uiPriority="70" w:unhideWhenUsed="0"/>
-    <w:lsdException w:name="Colorful Shading" w:semiHidden="0" w:uiPriority="71" w:unhideWhenUsed="0"/>
-    <w:lsdException w:name="Colorful List" w:semiHidden="0" w:uiPriority="72" w:unhideWhenUsed="0"/>
-    <w:lsdException w:name="Colorful Grid" w:semiHidden="0" w:uiPriority="73" w:unhideWhenUsed="0"/>
-    <w:lsdException w:name="Light Shading Accent 1" w:semiHidden="0" w:uiPriority="60" w:unhideWhenUsed="0"/>
-    <w:lsdException w:name="Light List Accent 1" w:semiHidden="0" w:uiPriority="61" w:unhideWhenUsed="0"/>
-    <w:lsdException w:name="Light Grid Accent 1" w:semiHidden="0" w:uiPriority="62" w:unhideWhenUsed="0"/>
-    <w:lsdException w:name="Medium Shading 1 Accent 1" w:semiHidden="0" w:uiPriority="63" w:unhideWhenUsed="0"/>
-    <w:lsdException w:name="Medium Shading 2 Accent 1" w:semiHidden="0" w:uiPriority="64" w:unhideWhenUsed="0"/>
-    <w:lsdException w:name="Medium List 1 Accent 1" w:semiHidden="0" w:uiPriority="65" w:unhideWhenUsed="0"/>
-    <w:lsdException w:name="Revision" w:unhideWhenUsed="0"/>
-    <w:lsdException w:name="List Paragraph" w:semiHidden="0" w:uiPriority="34" w:unhideWhenUsed="0" w:qFormat="1"/>
-    <w:lsdException w:name="Quote" w:semiHidden="0" w:uiPriority="29" w:unhideWhenUsed="0" w:qFormat="1"/>
-    <w:lsdException w:name="Intense Quote" w:semiHidden="0" w:uiPriority="30" w:unhideWhenUsed="0" w:qFormat="1"/>
-    <w:lsdException w:name="Medium List 2 Accent 1" w:semiHidden="0" w:uiPriority="66" w:unhideWhenUsed="0"/>
-    <w:lsdException w:name="Medium Grid 1 Accent 1" w:semiHidden="0" w:uiPriority="67" w:unhideWhenUsed="0"/>
-    <w:lsdException w:name="Medium Grid 2 Accent 1" w:semiHidden="0" w:uiPriority="68" w:unhideWhenUsed="0"/>
-    <w:lsdException w:name="Medium Grid 3 Accent 1" w:semiHidden="0" w:uiPriority="69" w:unhideWhenUsed="0"/>
-    <w:lsdException w:name="Dark List Accent 1" w:semiHidden="0" w:uiPriority="70" w:unhideWhenUsed="0"/>
-    <w:lsdException w:name="Colorful Shading Accent 1" w:semiHidden="0" w:uiPriority="71" w:unhideWhenUsed="0"/>
-    <w:lsdException w:name="Colorful List Accent 1" w:semiHidden="0" w:uiPriority="72" w:unhideWhenUsed="0"/>
-    <w:lsdException w:name="Colorful Grid Accent 1" w:semiHidden="0" w:uiPriority="73" w:unhideWhenUsed="0"/>
-    <w:lsdException w:name="Light Shading Accent 2" w:semiHidden="0" w:uiPriority="60" w:unhideWhenUsed="0"/>
-    <w:lsdException w:name="Light List Accent 2" w:semiHidden="0" w:uiPriority="61" w:unhideWhenUsed="0"/>
-    <w:lsdException w:name="Light Grid Accent 2" w:semiHidden="0" w:uiPriority="62" w:unhideWhenUsed="0"/>
-    <w:lsdException w:name="Medium Shading 1 Accent 2" w:semiHidden="0" w:uiPriority="63" w:unhideWhenUsed="0"/>
-    <w:lsdException w:name="Medium Shading 2 Accent 2" w:semiHidden="0" w:uiPriority="64" w:unhideWhenUsed="0"/>
-    <w:lsdException w:name="Medium List 1 Accent 2" w:semiHidden="0" w:uiPriority="65" w:unhideWhenUsed="0"/>
-    <w:lsdException w:name="Medium List 2 Accent 2" w:semiHidden="0" w:uiPriority="66" w:unhideWhenUsed="0"/>
-    <w:lsdException w:name="Medium Grid 1 Accent 2" w:semiHidden="0" w:uiPriority="67" w:unhideWhenUsed="0"/>
-    <w:lsdException w:name="Medium Grid 2 Accent 2" w:semiHidden="0" w:uiPriority="68" w:unhideWhenUsed="0"/>
-    <w:lsdException w:name="Medium Grid 3 Accent 2" w:semiHidden="0" w:uiPriority="69" w:unhideWhenUsed="0"/>
-    <w:lsdException w:name="Dark List Accent 2" w:semiHidden="0" w:uiPriority="70" w:unhideWhenUsed="0"/>
-    <w:lsdException w:name="Colorful Shading Accent 2" w:semiHidden="0" w:uiPriority="71" w:unhideWhenUsed="0"/>
-    <w:lsdException w:name="Colorful List Accent 2" w:semiHidden="0" w:uiPriority="72" w:unhideWhenUsed="0"/>
-    <w:lsdException w:name="Colorful Grid Accent 2" w:semiHidden="0" w:uiPriority="73" w:unhideWhenUsed="0"/>
-    <w:lsdException w:name="Light Shading Accent 3" w:semiHidden="0" w:uiPriority="60" w:unhideWhenUsed="0"/>
-    <w:lsdException w:name="Light List Accent 3" w:semiHidden="0" w:uiPriority="61" w:unhideWhenUsed="0"/>
-    <w:lsdException w:name="Light Grid Accent 3" w:semiHidden="0" w:uiPriority="62" w:unhideWhenUsed="0"/>
-    <w:lsdException w:name="Medium Shading 1 Accent 3" w:semiHidden="0" w:uiPriority="63" w:unhideWhenUsed="0"/>
-    <w:lsdException w:name="Medium Shading 2 Accent 3" w:semiHidden="0" w:uiPriority="64" w:unhideWhenUsed="0"/>
-    <w:lsdException w:name="Medium List 1 Accent 3" w:semiHidden="0" w:uiPriority="65" w:unhideWhenUsed="0"/>
-    <w:lsdException w:name="Medium List 2 Accent 3" w:semiHidden="0" w:uiPriority="66" w:unhideWhenUsed="0"/>
-    <w:lsdException w:name="Medium Grid 1 Accent 3" w:semiHidden="0" w:uiPriority="67" w:unhideWhenUsed="0"/>
-    <w:lsdException w:name="Medium Grid 2 Accent 3" w:semiHidden="0" w:uiPriority="68" w:unhideWhenUsed="0"/>
-    <w:lsdException w:name="Medium Grid 3 Accent 3" w:semiHidden="0" w:uiPriority="69" w:unhideWhenUsed="0"/>
-    <w:lsdException w:name="Dark List Accent 3" w:semiHidden="0" w:uiPriority="70" w:unhideWhenUsed="0"/>
-    <w:lsdException w:name="Colorful Shading Accent 3" w:semiHidden="0" w:uiPriority="71" w:unhideWhenUsed="0"/>
-    <w:lsdException w:name="Colorful List Accent 3" w:semiHidden="0" w:uiPriority="72" w:unhideWhenUsed="0"/>
-    <w:lsdException w:name="Colorful Grid Accent 3" w:semiHidden="0" w:uiPriority="73" w:unhideWhenUsed="0"/>
-    <w:lsdException w:name="Light Shading Accent 4" w:semiHidden="0" w:uiPriority="60" w:unhideWhenUsed="0"/>
-    <w:lsdException w:name="Light List Accent 4" w:semiHidden="0" w:uiPriority="61" w:unhideWhenUsed="0"/>
-    <w:lsdException w:name="Light Grid Accent 4" w:semiHidden="0" w:uiPriority="62" w:unhideWhenUsed="0"/>
-    <w:lsdException w:name="Medium Shading 1 Accent 4" w:semiHidden="0" w:uiPriority="63" w:unhideWhenUsed="0"/>
-    <w:lsdException w:name="Medium Shading 2 Accent 4" w:semiHidden="0" w:uiPriority="64" w:unhideWhenUsed="0"/>
-    <w:lsdException w:name="Medium List 1 Accent 4" w:semiHidden="0" w:uiPriority="65" w:unhideWhenUsed="0"/>
-    <w:lsdException w:name="Medium List 2 Accent 4" w:semiHidden="0" w:uiPriority="66" w:unhideWhenUsed="0"/>
-    <w:lsdException w:name="Medium Grid 1 Accent 4" w:semiHidden="0" w:uiPriority="67" w:unhideWhenUsed="0"/>
-    <w:lsdException w:name="Medium Grid 2 Accent 4" w:semiHidden="0" w:uiPriority="68" w:unhideWhenUsed="0"/>
-    <w:lsdException w:name="Medium Grid 3 Accent 4" w:semiHidden="0" w:uiPriority="69" w:unhideWhenUsed="0"/>
-    <w:lsdException w:name="Dark List Accent 4" w:semiHidden="0" w:uiPriority="70" w:unhideWhenUsed="0"/>
-    <w:lsdException w:name="Colorful Shading Accent 4" w:semiHidden="0" w:uiPriority="71" w:unhideWhenUsed="0"/>
-    <w:lsdException w:name="Colorful List Accent 4" w:semiHidden="0" w:uiPriority="72" w:unhideWhenUsed="0"/>
-    <w:lsdException w:name="Colorful Grid Accent 4" w:semiHidden="0" w:uiPriority="73" w:unhideWhenUsed="0"/>
-    <w:lsdException w:name="Light Shading Accent 5" w:semiHidden="0" w:uiPriority="60" w:unhideWhenUsed="0"/>
-    <w:lsdException w:name="Light List Accent 5" w:semiHidden="0" w:uiPriority="61" w:unhideWhenUsed="0"/>
-    <w:lsdException w:name="Light Grid Accent 5" w:semiHidden="0" w:uiPriority="62" w:unhideWhenUsed="0"/>
-    <w:lsdException w:name="Medium Shading 1 Accent 5" w:semiHidden="0" w:uiPriority="63" w:unhideWhenUsed="0"/>
-    <w:lsdException w:name="Medium Shading 2 Accent 5" w:semiHidden="0" w:uiPriority="64" w:unhideWhenUsed="0"/>
-    <w:lsdException w:name="Medium List 1 Accent 5" w:semiHidden="0" w:uiPriority="65" w:unhideWhenUsed="0"/>
-    <w:lsdException w:name="Medium List 2 Accent 5" w:semiHidden="0" w:uiPriority="66" w:unhideWhenUsed="0"/>
-    <w:lsdException w:name="Medium Grid 1 Accent 5" w:semiHidden="0" w:uiPriority="67" w:unhideWhenUsed="0"/>
-    <w:lsdException w:name="Medium Grid 2 Accent 5" w:semiHidden="0" w:uiPriority="68" w:unhideWhenUsed="0"/>
-    <w:lsdException w:name="Medium Grid 3 Accent 5" w:semiHidden="0" w:uiPriority="69" w:unhideWhenUsed="0"/>
-    <w:lsdException w:name="Dark List Accent 5" w:semiHidden="0" w:uiPriority="70" w:unhideWhenUsed="0"/>
-    <w:lsdException w:name="Colorful Shading Accent 5" w:semiHidden="0" w:uiPriority="71" w:unhideWhenUsed="0"/>
-    <w:lsdException w:name="Colorful List Accent 5" w:semiHidden="0" w:uiPriority="72" w:unhideWhenUsed="0"/>
-    <w:lsdException w:name="Colorful Grid Accent 5" w:semiHidden="0" w:uiPriority="73" w:unhideWhenUsed="0"/>
-    <w:lsdException w:name="Light Shading Accent 6" w:semiHidden="0" w:uiPriority="60" w:unhideWhenUsed="0"/>
-    <w:lsdException w:name="Light List Accent 6" w:semiHidden="0" w:uiPriority="61" w:unhideWhenUsed="0"/>
-    <w:lsdException w:name="Light Grid Accent 6" w:semiHidden="0" w:uiPriority="62" w:unhideWhenUsed="0"/>
-    <w:lsdException w:name="Medium Shading 1 Accent 6" w:semiHidden="0" w:uiPriority="63" w:unhideWhenUsed="0"/>
-    <w:lsdException w:name="Medium Shading 2 Accent 6" w:semiHidden="0" w:uiPriority="64" w:unhideWhenUsed="0"/>
-    <w:lsdException w:name="Medium List 1 Accent 6" w:semiHidden="0" w:uiPriority="65" w:unhideWhenUsed="0"/>
-    <w:lsdException w:name="Medium List 2 Accent 6" w:semiHidden="0" w:uiPriority="66" w:unhideWhenUsed="0"/>
-    <w:lsdException w:name="Medium Grid 1 Accent 6" w:semiHidden="0" w:uiPriority="67" w:unhideWhenUsed="0"/>
-    <w:lsdException w:name="Medium Grid 2 Accent 6" w:semiHidden="0" w:uiPriority="68" w:unhideWhenUsed="0"/>
-    <w:lsdException w:name="Medium Grid 3 Accent 6" w:semiHidden="0" w:uiPriority="69" w:unhideWhenUsed="0"/>
-    <w:lsdException w:name="Dark List Accent 6" w:semiHidden="0" w:uiPriority="70" w:unhideWhenUsed="0"/>
-    <w:lsdException w:name="Colorful Shading Accent 6" w:semiHidden="0" w:uiPriority="71" w:unhideWhenUsed="0"/>
-    <w:lsdException w:name="Colorful List Accent 6" w:semiHidden="0" w:uiPriority="72" w:unhideWhenUsed="0"/>
-    <w:lsdException w:name="Colorful Grid Accent 6" w:semiHidden="0" w:uiPriority="73" w:unhideWhenUsed="0"/>
-    <w:lsdException w:name="Subtle Emphasis" w:semiHidden="0" w:uiPriority="19" w:unhideWhenUsed="0" w:qFormat="1"/>
-    <w:lsdException w:name="Intense Emphasis" w:semiHidden="0" w:uiPriority="21" w:unhideWhenUsed="0" w:qFormat="1"/>
-    <w:lsdException w:name="Subtle Reference" w:semiHidden="0" w:uiPriority="31" w:unhideWhenUsed="0" w:qFormat="1"/>
-    <w:lsdException w:name="Intense Reference" w:semiHidden="0" w:uiPriority="32" w:unhideWhenUsed="0" w:qFormat="1"/>
-    <w:lsdException w:name="Book Title" w:semiHidden="0" w:uiPriority="33" w:unhideWhenUsed="0" w:qFormat="1"/>
-    <w:lsdException w:name="Bibliography" w:uiPriority="37"/>
-    <w:lsdException w:name="TOC Heading" w:uiPriority="39" w:qFormat="1"/>
-  </w:latentStyles>
-  <w:style w:type="paragraph" w:default="1" w:styleId="Normal">
-    <w:name w:val="Normal"/>
-    <w:qFormat/>
-  </w:style>
-  <w:style w:type="character" w:default="1" w:styleId="DefaultParagraphFont">
-    <w:name w:val="Default Paragraph Font"/>
-    <w:uiPriority w:val="1"/>
-    <w:semiHidden/>
-    <w:unhideWhenUsed/>
-  </w:style>
-  <w:style w:type="table" w:default="1" w:styleId="TableNormal">
-    <w:name w:val="Normal Table"/>
-    <w:uiPriority w:val="99"/>
-    <w:semiHidden/>
-    <w:unhideWhenUsed/>
-    <w:tblPr>
-      <w:tblInd w:w="0" w:type="dxa"/>
       <w:tblCellMar>
         <w:top w:w="0" w:type="dxa"/>
         <w:left w:w="108" w:type="dxa"/>
         <w:bottom w:w="0" w:type="dxa"/>
         <w:right w:w="108" w:type="dxa"/>
       </w:tblCellMar>
-    </w:tblPr>
-  </w:style>
-  <w:style w:type="numbering" w:default="1" w:styleId="NoList">
-    <w:name w:val="No List"/>
-    <w:uiPriority w:val="99"/>
-    <w:semiHidden/>
-    <w:unhideWhenUsed/>
-  </w:style>
-  <w:style w:type="table" w:styleId="TableGrid">
-    <w:name w:val="Table Grid"/>
-    <w:basedOn w:val="TableNormal"/>
-    <w:uiPriority w:val="39"/>
-    <w:rsid w:val="00E11788"/>
-    <w:tblPr>
-      <w:tblBorders>
-        <w:top w:val="single" w:sz="4" w:space="0" w:color="auto"/>
-        <w:left w:val="single" w:sz="4" w:space="0" w:color="auto"/>
-        <w:bottom w:val="single" w:sz="4" w:space="0" w:color="auto"/>
-        <w:right w:val="single" w:sz="4" w:space="0" w:color="auto"/>
-        <w:insideH w:val="single" w:sz="4" w:space="0" w:color="auto"/>
-        <w:insideV w:val="single" w:sz="4" w:space="0" w:color="auto"/>
-      </w:tblBorders>
     </w:tblPr>
   </w:style>
   <w:style w:type="paragraph" w:styleId="Header">
@@ -4525,7 +3801,7 @@
   <a:extraClrSchemeLst/>
   <a:extLst>
     <a:ext uri="{05A4C25C-085E-4340-85A3-A5531E510DB2}">
-      <thm15:themeFamily xmlns="" xmlns:thm15="http://schemas.microsoft.com/office/thememl/2012/main" name="Office Theme" id="{62F939B6-93AF-4DB8-9C6B-D6C7DFDC589F}" vid="{4A3C46E8-61CC-4603-A589-7422A47A8E4A}"/>
+      <thm15:themeFamily xmlns:thm15="http://schemas.microsoft.com/office/thememl/2012/main" name="Office Theme" id="{62F939B6-93AF-4DB8-9C6B-D6C7DFDC589F}" vid="{4A3C46E8-61CC-4603-A589-7422A47A8E4A}"/>
     </a:ext>
   </a:extLst>
 </a:theme>
@@ -4536,7 +3812,7 @@
 </file>
 
 <file path=customXml/itemProps1.xml><?xml version="1.0" encoding="utf-8"?>
-<ds:datastoreItem xmlns:ds="http://schemas.openxmlformats.org/officeDocument/2006/customXml" ds:itemID="{A110C125-192D-40AC-84AF-12E25355ED8E}">
+<ds:datastoreItem xmlns:ds="http://schemas.openxmlformats.org/officeDocument/2006/customXml" ds:itemID="{90C9BF5D-E84F-4938-AF4F-7D2C6A85E3DD}">
   <ds:schemaRefs>
     <ds:schemaRef ds:uri="http://schemas.openxmlformats.org/officeDocument/2006/bibliography"/>
   </ds:schemaRefs>

--- a/APLOS/POPResources/Templates/GRNReport202026.docx
+++ b/APLOS/POPResources/Templates/GRNReport202026.docx
@@ -1,6 +1,6 @@
 
 <file path=word/document.xml><?xml version="1.0" encoding="utf-8"?>
-<w:document xmlns:wpc="http://schemas.microsoft.com/office/word/2010/wordprocessingCanvas" xmlns:mc="http://schemas.openxmlformats.org/markup-compatibility/2006" xmlns:o="urn:schemas-microsoft-com:office:office" xmlns:r="http://schemas.openxmlformats.org/officeDocument/2006/relationships" xmlns:m="http://schemas.openxmlformats.org/officeDocument/2006/math" xmlns:v="urn:schemas-microsoft-com:vml" xmlns:wp14="http://schemas.microsoft.com/office/word/2010/wordprocessingDrawing" xmlns:wp="http://schemas.openxmlformats.org/drawingml/2006/wordprocessingDrawing" xmlns:w10="urn:schemas-microsoft-com:office:word" xmlns:w="http://schemas.openxmlformats.org/wordprocessingml/2006/main" xmlns:w14="http://schemas.microsoft.com/office/word/2010/wordml" xmlns:w15="http://schemas.microsoft.com/office/word/2012/wordml" xmlns:wpg="http://schemas.microsoft.com/office/word/2010/wordprocessingGroup" xmlns:wpi="http://schemas.microsoft.com/office/word/2010/wordprocessingInk" xmlns:wne="http://schemas.microsoft.com/office/word/2006/wordml" xmlns:wps="http://schemas.microsoft.com/office/word/2010/wordprocessingShape" mc:Ignorable="w14 w15 wp14">
+<w:document xmlns:wpc="http://schemas.microsoft.com/office/word/2010/wordprocessingCanvas" xmlns:cx="http://schemas.microsoft.com/office/drawing/2014/chartex" xmlns:cx1="http://schemas.microsoft.com/office/drawing/2015/9/8/chartex" xmlns:cx2="http://schemas.microsoft.com/office/drawing/2015/10/21/chartex" xmlns:cx3="http://schemas.microsoft.com/office/drawing/2016/5/9/chartex" xmlns:cx4="http://schemas.microsoft.com/office/drawing/2016/5/10/chartex" xmlns:cx5="http://schemas.microsoft.com/office/drawing/2016/5/11/chartex" xmlns:cx6="http://schemas.microsoft.com/office/drawing/2016/5/12/chartex" xmlns:cx7="http://schemas.microsoft.com/office/drawing/2016/5/13/chartex" xmlns:cx8="http://schemas.microsoft.com/office/drawing/2016/5/14/chartex" xmlns:mc="http://schemas.openxmlformats.org/markup-compatibility/2006" xmlns:aink="http://schemas.microsoft.com/office/drawing/2016/ink" xmlns:am3d="http://schemas.microsoft.com/office/drawing/2017/model3d" xmlns:o="urn:schemas-microsoft-com:office:office" xmlns:r="http://schemas.openxmlformats.org/officeDocument/2006/relationships" xmlns:m="http://schemas.openxmlformats.org/officeDocument/2006/math" xmlns:v="urn:schemas-microsoft-com:vml" xmlns:wp14="http://schemas.microsoft.com/office/word/2010/wordprocessingDrawing" xmlns:wp="http://schemas.openxmlformats.org/drawingml/2006/wordprocessingDrawing" xmlns:w10="urn:schemas-microsoft-com:office:word" xmlns:w="http://schemas.openxmlformats.org/wordprocessingml/2006/main" xmlns:w14="http://schemas.microsoft.com/office/word/2010/wordml" xmlns:w15="http://schemas.microsoft.com/office/word/2012/wordml" xmlns:w16cex="http://schemas.microsoft.com/office/word/2018/wordml/cex" xmlns:w16cid="http://schemas.microsoft.com/office/word/2016/wordml/cid" xmlns:w16="http://schemas.microsoft.com/office/word/2018/wordml" xmlns:w16sdtdh="http://schemas.microsoft.com/office/word/2020/wordml/sdtdatahash" xmlns:w16se="http://schemas.microsoft.com/office/word/2015/wordml/symex" xmlns:wpg="http://schemas.microsoft.com/office/word/2010/wordprocessingGroup" xmlns:wpi="http://schemas.microsoft.com/office/word/2010/wordprocessingInk" xmlns:wne="http://schemas.microsoft.com/office/word/2006/wordml" xmlns:wps="http://schemas.microsoft.com/office/word/2010/wordprocessingShape" mc:Ignorable="w14 w15 w16se w16cid w16 w16cex w16sdtdh wp14">
   <w:body>
     <w:p>
       <w:pPr>
@@ -62,7 +62,18 @@
                 <w:sz w:val="16"/>
                 <w:szCs w:val="16"/>
               </w:rPr>
-              <w:t>GRN NO:</w:t>
+              <w:t xml:space="preserve">GRN </w:t>
+            </w:r>
+            <w:proofErr w:type="gramStart"/>
+            <w:r>
+              <w:rPr>
+                <w:rFonts w:ascii="Tahoma" w:eastAsia="Arial" w:hAnsi="Tahoma" w:cs="Tahoma"/>
+                <w:b/>
+                <w:bCs/>
+                <w:sz w:val="16"/>
+                <w:szCs w:val="16"/>
+              </w:rPr>
+              <w:t>NO:</w:t>
             </w:r>
             <w:r>
               <w:rPr>
@@ -73,6 +84,8 @@
               </w:rPr>
               <w:t>{</w:t>
             </w:r>
+            <w:proofErr w:type="spellStart"/>
+            <w:proofErr w:type="gramEnd"/>
             <w:r>
               <w:rPr>
                 <w:rFonts w:ascii="Tahoma" w:hAnsi="Tahoma" w:cs="Tahoma"/>
@@ -83,6 +96,7 @@
               </w:rPr>
               <w:t>grnNumber</w:t>
             </w:r>
+            <w:proofErr w:type="spellEnd"/>
             <w:r>
               <w:rPr>
                 <w:rFonts w:ascii="Tahoma" w:eastAsia="Arial" w:hAnsi="Tahoma" w:cs="Tahoma"/>
@@ -120,7 +134,27 @@
                 <w:sz w:val="16"/>
                 <w:szCs w:val="16"/>
               </w:rPr>
-              <w:t>{PONumber}</w:t>
+              <w:t>{</w:t>
+            </w:r>
+            <w:proofErr w:type="spellStart"/>
+            <w:r>
+              <w:rPr>
+                <w:rFonts w:ascii="Tahoma" w:eastAsia="Times New Roman" w:hAnsi="Tahoma" w:cs="Tahoma"/>
+                <w:color w:val="000000"/>
+                <w:sz w:val="16"/>
+                <w:szCs w:val="16"/>
+              </w:rPr>
+              <w:t>PONumber</w:t>
+            </w:r>
+            <w:proofErr w:type="spellEnd"/>
+            <w:r>
+              <w:rPr>
+                <w:rFonts w:ascii="Tahoma" w:eastAsia="Times New Roman" w:hAnsi="Tahoma" w:cs="Tahoma"/>
+                <w:color w:val="000000"/>
+                <w:sz w:val="16"/>
+                <w:szCs w:val="16"/>
+              </w:rPr>
+              <w:t>}</w:t>
             </w:r>
           </w:p>
           <w:p>
@@ -141,8 +175,21 @@
                 <w:sz w:val="16"/>
                 <w:szCs w:val="16"/>
               </w:rPr>
-              <w:t>Employee Name:{</w:t>
-            </w:r>
+              <w:t xml:space="preserve">Employee </w:t>
+            </w:r>
+            <w:proofErr w:type="gramStart"/>
+            <w:r>
+              <w:rPr>
+                <w:rFonts w:ascii="Tahoma" w:eastAsia="Arial" w:hAnsi="Tahoma" w:cs="Tahoma"/>
+                <w:b/>
+                <w:bCs/>
+                <w:sz w:val="16"/>
+                <w:szCs w:val="16"/>
+              </w:rPr>
+              <w:t>Name:{</w:t>
+            </w:r>
+            <w:proofErr w:type="spellStart"/>
+            <w:proofErr w:type="gramEnd"/>
             <w:r>
               <w:rPr>
                 <w:rFonts w:ascii="Tahoma" w:eastAsia="Arial" w:hAnsi="Tahoma" w:cs="Tahoma"/>
@@ -152,6 +199,7 @@
               </w:rPr>
               <w:t>EmployeeName</w:t>
             </w:r>
+            <w:proofErr w:type="spellEnd"/>
             <w:r>
               <w:rPr>
                 <w:rFonts w:ascii="Tahoma" w:eastAsia="Arial" w:hAnsi="Tahoma" w:cs="Tahoma"/>
@@ -184,7 +232,28 @@
                 <w:sz w:val="16"/>
                 <w:szCs w:val="16"/>
               </w:rPr>
-              <w:t xml:space="preserve">Dated:  </w:t>
+              <w:t xml:space="preserve">PO </w:t>
+            </w:r>
+            <w:r>
+              <w:rPr>
+                <w:rFonts w:ascii="Tahoma" w:eastAsia="Arial" w:hAnsi="Tahoma" w:cs="Tahoma"/>
+                <w:b/>
+                <w:bCs/>
+                <w:sz w:val="16"/>
+                <w:szCs w:val="16"/>
+              </w:rPr>
+              <w:t>Date</w:t>
+            </w:r>
+            <w:proofErr w:type="gramStart"/>
+            <w:r>
+              <w:rPr>
+                <w:rFonts w:ascii="Tahoma" w:eastAsia="Arial" w:hAnsi="Tahoma" w:cs="Tahoma"/>
+                <w:b/>
+                <w:bCs/>
+                <w:sz w:val="16"/>
+                <w:szCs w:val="16"/>
+              </w:rPr>
+              <w:t xml:space="preserve">:  </w:t>
             </w:r>
             <w:r>
               <w:rPr>
@@ -193,7 +262,28 @@
                 <w:sz w:val="16"/>
                 <w:szCs w:val="16"/>
               </w:rPr>
-              <w:t xml:space="preserve">{poDate} </w:t>
+              <w:t>{</w:t>
+            </w:r>
+            <w:proofErr w:type="spellStart"/>
+            <w:proofErr w:type="gramEnd"/>
+            <w:r>
+              <w:rPr>
+                <w:rFonts w:ascii="Tahoma" w:eastAsia="Times New Roman" w:hAnsi="Tahoma" w:cs="Tahoma"/>
+                <w:color w:val="000000"/>
+                <w:sz w:val="16"/>
+                <w:szCs w:val="16"/>
+              </w:rPr>
+              <w:t>poDate</w:t>
+            </w:r>
+            <w:proofErr w:type="spellEnd"/>
+            <w:r>
+              <w:rPr>
+                <w:rFonts w:ascii="Tahoma" w:eastAsia="Times New Roman" w:hAnsi="Tahoma" w:cs="Tahoma"/>
+                <w:color w:val="000000"/>
+                <w:sz w:val="16"/>
+                <w:szCs w:val="16"/>
+              </w:rPr>
+              <w:t xml:space="preserve">} </w:t>
             </w:r>
           </w:p>
         </w:tc>
@@ -210,6 +300,7 @@
                 <w:szCs w:val="16"/>
               </w:rPr>
             </w:pPr>
+            <w:proofErr w:type="gramStart"/>
             <w:r>
               <w:rPr>
                 <w:rFonts w:ascii="Tahoma" w:hAnsi="Tahoma" w:cs="Tahoma"/>
@@ -217,16 +308,27 @@
                 <w:sz w:val="16"/>
                 <w:szCs w:val="16"/>
               </w:rPr>
-              <w:t>Checked  Status:</w:t>
-            </w:r>
+              <w:t>Checked  Status</w:t>
+            </w:r>
+            <w:proofErr w:type="gramEnd"/>
             <w:r>
               <w:rPr>
                 <w:rFonts w:ascii="Tahoma" w:hAnsi="Tahoma" w:cs="Tahoma"/>
+                <w:b/>
+                <w:sz w:val="16"/>
+                <w:szCs w:val="16"/>
+              </w:rPr>
+              <w:t>:</w:t>
+            </w:r>
+            <w:r>
+              <w:rPr>
+                <w:rFonts w:ascii="Tahoma" w:hAnsi="Tahoma" w:cs="Tahoma"/>
                 <w:sz w:val="16"/>
                 <w:szCs w:val="16"/>
               </w:rPr>
               <w:t>{</w:t>
             </w:r>
+            <w:proofErr w:type="spellStart"/>
             <w:r>
               <w:rPr>
                 <w:rFonts w:ascii="Consolas" w:hAnsi="Consolas" w:cs="Consolas"/>
@@ -237,6 +339,7 @@
               </w:rPr>
               <w:t>PurOrCheckedStatus</w:t>
             </w:r>
+            <w:proofErr w:type="spellEnd"/>
             <w:r>
               <w:rPr>
                 <w:rFonts w:ascii="Tahoma" w:hAnsi="Tahoma" w:cs="Tahoma"/>
@@ -262,6 +365,7 @@
               </w:rPr>
               <w:t>{</w:t>
             </w:r>
+            <w:proofErr w:type="spellStart"/>
             <w:r>
               <w:rPr>
                 <w:rFonts w:ascii="Tahoma" w:hAnsi="Tahoma" w:cs="Tahoma"/>
@@ -272,6 +376,7 @@
               </w:rPr>
               <w:t>PurOrApprovedStatus</w:t>
             </w:r>
+            <w:proofErr w:type="spellEnd"/>
             <w:r>
               <w:rPr>
                 <w:rFonts w:ascii="Tahoma" w:hAnsi="Tahoma" w:cs="Tahoma"/>
@@ -290,6 +395,7 @@
                 <w:szCs w:val="16"/>
               </w:rPr>
             </w:pPr>
+            <w:proofErr w:type="gramStart"/>
             <w:r>
               <w:rPr>
                 <w:rFonts w:ascii="Tahoma" w:hAnsi="Tahoma" w:cs="Tahoma"/>
@@ -297,15 +403,35 @@
                 <w:sz w:val="16"/>
                 <w:szCs w:val="16"/>
               </w:rPr>
-              <w:t>Creditable  Status :{</w:t>
-            </w:r>
+              <w:t>Creditable  Status</w:t>
+            </w:r>
+            <w:proofErr w:type="gramEnd"/>
             <w:r>
               <w:rPr>
                 <w:rFonts w:ascii="Tahoma" w:hAnsi="Tahoma" w:cs="Tahoma"/>
-                <w:sz w:val="16"/>
-                <w:szCs w:val="16"/>
-              </w:rPr>
-              <w:t>CredtibleStatus}</w:t>
+                <w:b/>
+                <w:sz w:val="16"/>
+                <w:szCs w:val="16"/>
+              </w:rPr>
+              <w:t xml:space="preserve"> :{</w:t>
+            </w:r>
+            <w:proofErr w:type="spellStart"/>
+            <w:r>
+              <w:rPr>
+                <w:rFonts w:ascii="Tahoma" w:hAnsi="Tahoma" w:cs="Tahoma"/>
+                <w:sz w:val="16"/>
+                <w:szCs w:val="16"/>
+              </w:rPr>
+              <w:t>CredtibleStatus</w:t>
+            </w:r>
+            <w:proofErr w:type="spellEnd"/>
+            <w:r>
+              <w:rPr>
+                <w:rFonts w:ascii="Tahoma" w:hAnsi="Tahoma" w:cs="Tahoma"/>
+                <w:sz w:val="16"/>
+                <w:szCs w:val="16"/>
+              </w:rPr>
+              <w:t>}</w:t>
             </w:r>
           </w:p>
         </w:tc>
@@ -345,7 +471,31 @@
                 <w:sz w:val="16"/>
                 <w:szCs w:val="16"/>
               </w:rPr>
-              <w:t>{VendorName}</w:t>
+              <w:t>{</w:t>
+            </w:r>
+            <w:proofErr w:type="spellStart"/>
+            <w:r>
+              <w:rPr>
+                <w:rFonts w:ascii="Tahoma" w:eastAsia="Times New Roman" w:hAnsi="Tahoma" w:cs="Tahoma"/>
+                <w:b/>
+                <w:bCs/>
+                <w:color w:val="000000"/>
+                <w:sz w:val="16"/>
+                <w:szCs w:val="16"/>
+              </w:rPr>
+              <w:t>VendorName</w:t>
+            </w:r>
+            <w:proofErr w:type="spellEnd"/>
+            <w:r>
+              <w:rPr>
+                <w:rFonts w:ascii="Tahoma" w:eastAsia="Times New Roman" w:hAnsi="Tahoma" w:cs="Tahoma"/>
+                <w:b/>
+                <w:bCs/>
+                <w:color w:val="000000"/>
+                <w:sz w:val="16"/>
+                <w:szCs w:val="16"/>
+              </w:rPr>
+              <w:t>}</w:t>
             </w:r>
           </w:p>
           <w:p>
@@ -374,7 +524,27 @@
                 <w:sz w:val="16"/>
                 <w:szCs w:val="16"/>
               </w:rPr>
-              <w:t>{VendorAddress}</w:t>
+              <w:t>{</w:t>
+            </w:r>
+            <w:proofErr w:type="spellStart"/>
+            <w:r>
+              <w:rPr>
+                <w:rFonts w:ascii="Tahoma" w:eastAsia="Times New Roman" w:hAnsi="Tahoma" w:cs="Tahoma"/>
+                <w:color w:val="000000"/>
+                <w:sz w:val="16"/>
+                <w:szCs w:val="16"/>
+              </w:rPr>
+              <w:t>VendorAddress</w:t>
+            </w:r>
+            <w:proofErr w:type="spellEnd"/>
+            <w:r>
+              <w:rPr>
+                <w:rFonts w:ascii="Tahoma" w:eastAsia="Times New Roman" w:hAnsi="Tahoma" w:cs="Tahoma"/>
+                <w:color w:val="000000"/>
+                <w:sz w:val="16"/>
+                <w:szCs w:val="16"/>
+              </w:rPr>
+              <w:t>}</w:t>
             </w:r>
           </w:p>
           <w:p>
@@ -404,7 +574,29 @@
                 <w:sz w:val="16"/>
                 <w:szCs w:val="16"/>
               </w:rPr>
-              <w:t>{VendorGSTIN}</w:t>
+              <w:t>{</w:t>
+            </w:r>
+            <w:proofErr w:type="spellStart"/>
+            <w:r>
+              <w:rPr>
+                <w:rFonts w:ascii="Tahoma" w:eastAsia="Times New Roman" w:hAnsi="Tahoma" w:cs="Tahoma"/>
+                <w:bCs/>
+                <w:color w:val="000000"/>
+                <w:sz w:val="16"/>
+                <w:szCs w:val="16"/>
+              </w:rPr>
+              <w:t>VendorGSTIN</w:t>
+            </w:r>
+            <w:proofErr w:type="spellEnd"/>
+            <w:r>
+              <w:rPr>
+                <w:rFonts w:ascii="Tahoma" w:eastAsia="Times New Roman" w:hAnsi="Tahoma" w:cs="Tahoma"/>
+                <w:bCs/>
+                <w:color w:val="000000"/>
+                <w:sz w:val="16"/>
+                <w:szCs w:val="16"/>
+              </w:rPr>
+              <w:t>}</w:t>
             </w:r>
           </w:p>
         </w:tc>
@@ -442,6 +634,7 @@
               </w:rPr>
               <w:t>{</w:t>
             </w:r>
+            <w:proofErr w:type="spellStart"/>
             <w:r>
               <w:rPr>
                 <w:rFonts w:ascii="Tahoma" w:eastAsia="Times New Roman" w:hAnsi="Tahoma" w:cs="Tahoma"/>
@@ -452,6 +645,7 @@
               </w:rPr>
               <w:t>InvoicingPartyName</w:t>
             </w:r>
+            <w:proofErr w:type="spellEnd"/>
             <w:r>
               <w:rPr>
                 <w:rFonts w:ascii="Tahoma" w:eastAsia="Times New Roman" w:hAnsi="Tahoma" w:cs="Tahoma"/>
@@ -490,7 +684,27 @@
                 <w:sz w:val="16"/>
                 <w:szCs w:val="16"/>
               </w:rPr>
-              <w:t>{InvoicingPartyAddress}</w:t>
+              <w:t>{</w:t>
+            </w:r>
+            <w:proofErr w:type="spellStart"/>
+            <w:r>
+              <w:rPr>
+                <w:rFonts w:ascii="Tahoma" w:eastAsia="Times New Roman" w:hAnsi="Tahoma" w:cs="Tahoma"/>
+                <w:color w:val="000000"/>
+                <w:sz w:val="16"/>
+                <w:szCs w:val="16"/>
+              </w:rPr>
+              <w:t>InvoicingPartyAddress</w:t>
+            </w:r>
+            <w:proofErr w:type="spellEnd"/>
+            <w:r>
+              <w:rPr>
+                <w:rFonts w:ascii="Tahoma" w:eastAsia="Times New Roman" w:hAnsi="Tahoma" w:cs="Tahoma"/>
+                <w:color w:val="000000"/>
+                <w:sz w:val="16"/>
+                <w:szCs w:val="16"/>
+              </w:rPr>
+              <w:t>}</w:t>
             </w:r>
           </w:p>
           <w:p>
@@ -520,7 +734,29 @@
                 <w:sz w:val="16"/>
                 <w:szCs w:val="16"/>
               </w:rPr>
-              <w:t>{InvoicingPartyGSTIN}</w:t>
+              <w:t>{</w:t>
+            </w:r>
+            <w:proofErr w:type="spellStart"/>
+            <w:r>
+              <w:rPr>
+                <w:rFonts w:ascii="Tahoma" w:eastAsia="Times New Roman" w:hAnsi="Tahoma" w:cs="Tahoma"/>
+                <w:bCs/>
+                <w:color w:val="000000"/>
+                <w:sz w:val="16"/>
+                <w:szCs w:val="16"/>
+              </w:rPr>
+              <w:t>InvoicingPartyGSTIN</w:t>
+            </w:r>
+            <w:proofErr w:type="spellEnd"/>
+            <w:r>
+              <w:rPr>
+                <w:rFonts w:ascii="Tahoma" w:eastAsia="Times New Roman" w:hAnsi="Tahoma" w:cs="Tahoma"/>
+                <w:bCs/>
+                <w:color w:val="000000"/>
+                <w:sz w:val="16"/>
+                <w:szCs w:val="16"/>
+              </w:rPr>
+              <w:t>}</w:t>
             </w:r>
           </w:p>
         </w:tc>
@@ -622,7 +858,29 @@
                 <w:sz w:val="16"/>
                 <w:szCs w:val="16"/>
               </w:rPr>
-              <w:t>{materialItems}</w:t>
+              <w:t>{</w:t>
+            </w:r>
+            <w:proofErr w:type="spellStart"/>
+            <w:r>
+              <w:rPr>
+                <w:rFonts w:ascii="Tahoma" w:eastAsia="Arial" w:hAnsi="Tahoma" w:cs="Tahoma"/>
+                <w:b/>
+                <w:bCs/>
+                <w:sz w:val="16"/>
+                <w:szCs w:val="16"/>
+              </w:rPr>
+              <w:t>materialItems</w:t>
+            </w:r>
+            <w:proofErr w:type="spellEnd"/>
+            <w:r>
+              <w:rPr>
+                <w:rFonts w:ascii="Tahoma" w:eastAsia="Arial" w:hAnsi="Tahoma" w:cs="Tahoma"/>
+                <w:b/>
+                <w:bCs/>
+                <w:sz w:val="16"/>
+                <w:szCs w:val="16"/>
+              </w:rPr>
+              <w:t>}</w:t>
             </w:r>
           </w:p>
           <w:p>
@@ -643,7 +901,29 @@
                 <w:sz w:val="16"/>
                 <w:szCs w:val="16"/>
               </w:rPr>
-              <w:t>{ServiceItems}</w:t>
+              <w:t>{</w:t>
+            </w:r>
+            <w:proofErr w:type="spellStart"/>
+            <w:r>
+              <w:rPr>
+                <w:rFonts w:ascii="Tahoma" w:eastAsia="Arial" w:hAnsi="Tahoma" w:cs="Tahoma"/>
+                <w:b/>
+                <w:bCs/>
+                <w:sz w:val="16"/>
+                <w:szCs w:val="16"/>
+              </w:rPr>
+              <w:t>ServiceItems</w:t>
+            </w:r>
+            <w:proofErr w:type="spellEnd"/>
+            <w:r>
+              <w:rPr>
+                <w:rFonts w:ascii="Tahoma" w:eastAsia="Arial" w:hAnsi="Tahoma" w:cs="Tahoma"/>
+                <w:b/>
+                <w:bCs/>
+                <w:sz w:val="16"/>
+                <w:szCs w:val="16"/>
+              </w:rPr>
+              <w:t>}</w:t>
             </w:r>
           </w:p>
           <w:p>
@@ -665,7 +945,31 @@
                 <w:szCs w:val="16"/>
                 <w:lang w:eastAsia="en-IN"/>
               </w:rPr>
-              <w:t>{InventoryReceiveAdditionalTax}</w:t>
+              <w:t>{</w:t>
+            </w:r>
+            <w:proofErr w:type="spellStart"/>
+            <w:r>
+              <w:rPr>
+                <w:rFonts w:ascii="Tahoma" w:hAnsi="Tahoma" w:cs="Tahoma"/>
+                <w:b/>
+                <w:color w:val="000000" w:themeColor="text1"/>
+                <w:sz w:val="16"/>
+                <w:szCs w:val="16"/>
+                <w:lang w:eastAsia="en-IN"/>
+              </w:rPr>
+              <w:t>InventoryReceiveAdditionalTax</w:t>
+            </w:r>
+            <w:proofErr w:type="spellEnd"/>
+            <w:r>
+              <w:rPr>
+                <w:rFonts w:ascii="Tahoma" w:hAnsi="Tahoma" w:cs="Tahoma"/>
+                <w:b/>
+                <w:color w:val="000000" w:themeColor="text1"/>
+                <w:sz w:val="16"/>
+                <w:szCs w:val="16"/>
+                <w:lang w:eastAsia="en-IN"/>
+              </w:rPr>
+              <w:t>}</w:t>
             </w:r>
             <w:r>
               <w:rPr>
@@ -676,8 +980,6 @@
               </w:rPr>
               <w:t xml:space="preserve">                       </w:t>
             </w:r>
-            <w:bookmarkStart w:id="0" w:name="_GoBack"/>
-            <w:bookmarkEnd w:id="0"/>
           </w:p>
           <w:p>
             <w:pPr>
@@ -697,7 +999,29 @@
                 <w:sz w:val="16"/>
                 <w:szCs w:val="16"/>
               </w:rPr>
-              <w:t>Total Amount: {GrandTotal}</w:t>
+              <w:t>Total Amount: {</w:t>
+            </w:r>
+            <w:proofErr w:type="spellStart"/>
+            <w:r>
+              <w:rPr>
+                <w:rFonts w:ascii="Tahoma" w:eastAsia="Arial" w:hAnsi="Tahoma" w:cs="Tahoma"/>
+                <w:b/>
+                <w:bCs/>
+                <w:sz w:val="16"/>
+                <w:szCs w:val="16"/>
+              </w:rPr>
+              <w:t>GrandTotal</w:t>
+            </w:r>
+            <w:proofErr w:type="spellEnd"/>
+            <w:r>
+              <w:rPr>
+                <w:rFonts w:ascii="Tahoma" w:eastAsia="Arial" w:hAnsi="Tahoma" w:cs="Tahoma"/>
+                <w:b/>
+                <w:bCs/>
+                <w:sz w:val="16"/>
+                <w:szCs w:val="16"/>
+              </w:rPr>
+              <w:t>}</w:t>
             </w:r>
             <w:r>
               <w:rPr>
@@ -708,7 +1032,29 @@
                 <w:szCs w:val="16"/>
               </w:rPr>
               <w:cr/>
-              <w:t>In Words: {TotalInWords}</w:t>
+              <w:t>In Words: {</w:t>
+            </w:r>
+            <w:proofErr w:type="spellStart"/>
+            <w:r>
+              <w:rPr>
+                <w:rFonts w:ascii="Tahoma" w:eastAsia="Arial" w:hAnsi="Tahoma" w:cs="Tahoma"/>
+                <w:b/>
+                <w:bCs/>
+                <w:sz w:val="16"/>
+                <w:szCs w:val="16"/>
+              </w:rPr>
+              <w:t>TotalInWords</w:t>
+            </w:r>
+            <w:proofErr w:type="spellEnd"/>
+            <w:r>
+              <w:rPr>
+                <w:rFonts w:ascii="Tahoma" w:eastAsia="Arial" w:hAnsi="Tahoma" w:cs="Tahoma"/>
+                <w:b/>
+                <w:bCs/>
+                <w:sz w:val="16"/>
+                <w:szCs w:val="16"/>
+              </w:rPr>
+              <w:t>}</w:t>
             </w:r>
           </w:p>
           <w:p>
@@ -926,7 +1272,19 @@
                 <w:szCs w:val="16"/>
                 <w:u w:val="single"/>
               </w:rPr>
-              <w:t xml:space="preserve">KINDLY SIGN THIS </w:t>
+              <w:t xml:space="preserve">KINDLY SIGN </w:t>
+            </w:r>
+            <w:proofErr w:type="gramStart"/>
+            <w:r>
+              <w:rPr>
+                <w:rFonts w:ascii="Tahoma" w:eastAsia="Arial" w:hAnsi="Tahoma" w:cs="Tahoma"/>
+                <w:b/>
+                <w:bCs/>
+                <w:sz w:val="16"/>
+                <w:szCs w:val="16"/>
+                <w:u w:val="single"/>
+              </w:rPr>
+              <w:t xml:space="preserve">THIS </w:t>
             </w:r>
             <w:r>
               <w:rPr>
@@ -937,7 +1295,19 @@
                 <w:szCs w:val="16"/>
                 <w:u w:val="single"/>
               </w:rPr>
-              <w:t xml:space="preserve"> INVENTORY RECEIVE</w:t>
+              <w:t xml:space="preserve"> INVENTORY</w:t>
+            </w:r>
+            <w:proofErr w:type="gramEnd"/>
+            <w:r>
+              <w:rPr>
+                <w:rFonts w:ascii="Tahoma" w:hAnsi="Tahoma" w:cs="Tahoma"/>
+                <w:b/>
+                <w:bCs/>
+                <w:sz w:val="16"/>
+                <w:szCs w:val="16"/>
+                <w:u w:val="single"/>
+              </w:rPr>
+              <w:t xml:space="preserve"> RECEIVE</w:t>
             </w:r>
             <w:r>
               <w:rPr>
@@ -1275,7 +1645,7 @@
                       </mc:Choice>
                       <mc:Fallback>
                         <w:pict>
-                          <v:line w14:anchorId="124B16BB" id="Straight Connector 3" o:spid="_x0000_s1026" style="position:absolute;flip:x;z-index:251665920;visibility:visible;mso-wrap-style:square;mso-width-percent:0;mso-height-percent:0;mso-wrap-distance-left:9pt;mso-wrap-distance-top:0;mso-wrap-distance-right:9pt;mso-wrap-distance-bottom:0;mso-position-horizontal:absolute;mso-position-horizontal-relative:text;mso-position-vertical:absolute;mso-position-vertical-relative:text;mso-width-percent:0;mso-height-percent:0;mso-width-relative:margin;mso-height-relative:margin" from="30.2pt,8.35pt" to="139.75pt,8.35pt" o:gfxdata="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" strokecolor="windowText" strokeweight=".5pt">
+                          <v:line w14:anchorId="5986D0FD" id="Straight Connector 3" o:spid="_x0000_s1026" style="position:absolute;flip:x;z-index:251665920;visibility:visible;mso-wrap-style:square;mso-width-percent:0;mso-height-percent:0;mso-wrap-distance-left:9pt;mso-wrap-distance-top:0;mso-wrap-distance-right:9pt;mso-wrap-distance-bottom:0;mso-position-horizontal:absolute;mso-position-horizontal-relative:text;mso-position-vertical:absolute;mso-position-vertical-relative:text;mso-width-percent:0;mso-height-percent:0;mso-width-relative:margin;mso-height-relative:margin" from="30.2pt,8.35pt" to="139.75pt,8.35pt" o:gfxdata="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" strokecolor="windowText" strokeweight=".5pt">
                             <v:stroke joinstyle="miter"/>
                           </v:line>
                         </w:pict>
@@ -1300,6 +1670,7 @@
                     </w:rPr>
                     <w:t>{</w:t>
                   </w:r>
+                  <w:proofErr w:type="spellStart"/>
                   <w:r>
                     <w:rPr>
                       <w:rFonts w:ascii="Tahoma" w:hAnsi="Tahoma" w:cs="Tahoma"/>
@@ -1310,6 +1681,7 @@
                     </w:rPr>
                     <w:t>AddedBy</w:t>
                   </w:r>
+                  <w:proofErr w:type="spellEnd"/>
                   <w:r>
                     <w:rPr>
                       <w:rFonts w:ascii="Tahoma" w:eastAsia="Arial" w:hAnsi="Tahoma" w:cs="Tahoma"/>
@@ -1394,7 +1766,7 @@
                       </mc:Choice>
                       <mc:Fallback>
                         <w:pict>
-                          <v:line w14:anchorId="4755B137" id="Straight Connector 1" o:spid="_x0000_s1026" style="position:absolute;z-index:251666944;visibility:visible;mso-wrap-style:square;mso-width-percent:0;mso-wrap-distance-left:9pt;mso-wrap-distance-top:0;mso-wrap-distance-right:9pt;mso-wrap-distance-bottom:0;mso-position-horizontal:absolute;mso-position-horizontal-relative:text;mso-position-vertical:absolute;mso-position-vertical-relative:text;mso-width-percent:0;mso-width-relative:margin" from="23.5pt,8.35pt" to="143.7pt,8.35pt" o:gfxdata="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" strokecolor="windowText" strokeweight=".5pt">
+                          <v:line w14:anchorId="5000D8C6" id="Straight Connector 1" o:spid="_x0000_s1026" style="position:absolute;z-index:251666944;visibility:visible;mso-wrap-style:square;mso-width-percent:0;mso-wrap-distance-left:9pt;mso-wrap-distance-top:0;mso-wrap-distance-right:9pt;mso-wrap-distance-bottom:0;mso-position-horizontal:absolute;mso-position-horizontal-relative:text;mso-position-vertical:absolute;mso-position-vertical-relative:text;mso-width-percent:0;mso-width-relative:margin" from="23.5pt,8.35pt" to="143.7pt,8.35pt" o:gfxdata="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" strokecolor="windowText" strokeweight=".5pt">
                             <v:stroke joinstyle="miter"/>
                           </v:line>
                         </w:pict>
@@ -1410,6 +1782,7 @@
                     </w:rPr>
                     <w:t xml:space="preserve">          {</w:t>
                   </w:r>
+                  <w:proofErr w:type="spellStart"/>
                   <w:r>
                     <w:rPr>
                       <w:rFonts w:ascii="Tahoma" w:hAnsi="Tahoma" w:cs="Tahoma"/>
@@ -1420,6 +1793,7 @@
                     </w:rPr>
                     <w:t>CheckedBy</w:t>
                   </w:r>
+                  <w:proofErr w:type="spellEnd"/>
                   <w:r>
                     <w:rPr>
                       <w:rFonts w:ascii="Tahoma" w:eastAsia="Arial" w:hAnsi="Tahoma" w:cs="Tahoma"/>
@@ -1501,7 +1875,7 @@
                       </mc:Choice>
                       <mc:Fallback>
                         <w:pict>
-                          <v:line w14:anchorId="7B622C81" id="Straight Connector 2" o:spid="_x0000_s1026" style="position:absolute;z-index:251667968;visibility:visible;mso-wrap-style:square;mso-wrap-distance-left:9pt;mso-wrap-distance-top:0;mso-wrap-distance-right:9pt;mso-wrap-distance-bottom:0;mso-position-horizontal:absolute;mso-position-horizontal-relative:text;mso-position-vertical:absolute;mso-position-vertical-relative:text" from="31.2pt,8.35pt" to="143.25pt,8.35pt" o:gfxdata="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" strokecolor="windowText" strokeweight=".5pt">
+                          <v:line w14:anchorId="4AB60045" id="Straight Connector 2" o:spid="_x0000_s1026" style="position:absolute;z-index:251667968;visibility:visible;mso-wrap-style:square;mso-wrap-distance-left:9pt;mso-wrap-distance-top:0;mso-wrap-distance-right:9pt;mso-wrap-distance-bottom:0;mso-position-horizontal:absolute;mso-position-horizontal-relative:text;mso-position-vertical:absolute;mso-position-vertical-relative:text" from="31.2pt,8.35pt" to="143.25pt,8.35pt" o:gfxdata="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" strokecolor="windowText" strokeweight=".5pt">
                             <v:stroke joinstyle="miter"/>
                           </v:line>
                         </w:pict>
@@ -1517,6 +1891,7 @@
                     </w:rPr>
                     <w:t xml:space="preserve">             {</w:t>
                   </w:r>
+                  <w:proofErr w:type="spellStart"/>
                   <w:r>
                     <w:rPr>
                       <w:rFonts w:ascii="Tahoma" w:hAnsi="Tahoma" w:cs="Tahoma"/>
@@ -1527,6 +1902,7 @@
                     </w:rPr>
                     <w:t>AuthorizedBy</w:t>
                   </w:r>
+                  <w:proofErr w:type="spellEnd"/>
                   <w:r>
                     <w:rPr>
                       <w:rFonts w:ascii="Tahoma" w:eastAsia="Arial" w:hAnsi="Tahoma" w:cs="Tahoma"/>
@@ -1764,7 +2140,7 @@
                                 <w:u w:val="thick"/>
                                 <w:lang w:val="en-GB"/>
                               </w:rPr>
-                              <w:t xml:space="preserve"> R</w:t>
+                              <w:t xml:space="preserve"> </w:t>
                             </w:r>
                             <w:r>
                               <w:rPr>
@@ -1776,7 +2152,19 @@
                                 <w:u w:val="thick"/>
                                 <w:lang w:val="en-GB"/>
                               </w:rPr>
-                              <w:t xml:space="preserve">eceipt </w:t>
+                              <w:t>Receive</w:t>
+                            </w:r>
+                            <w:r>
+                              <w:rPr>
+                                <w:rFonts w:ascii="Tahoma" w:hAnsi="Tahoma" w:cs="Tahoma"/>
+                                <w:b/>
+                                <w:bCs/>
+                                <w:sz w:val="20"/>
+                                <w:szCs w:val="20"/>
+                                <w:u w:val="thick"/>
+                                <w:lang w:val="en-GB"/>
+                              </w:rPr>
+                              <w:t xml:space="preserve"> </w:t>
                             </w:r>
                             <w:r>
                               <w:rPr>
@@ -1886,7 +2274,7 @@
                           <w:u w:val="thick"/>
                           <w:lang w:val="en-GB"/>
                         </w:rPr>
-                        <w:t xml:space="preserve"> R</w:t>
+                        <w:t xml:space="preserve"> </w:t>
                       </w:r>
                       <w:r>
                         <w:rPr>
@@ -1898,7 +2286,19 @@
                           <w:u w:val="thick"/>
                           <w:lang w:val="en-GB"/>
                         </w:rPr>
-                        <w:t xml:space="preserve">eceipt </w:t>
+                        <w:t>Receive</w:t>
+                      </w:r>
+                      <w:r>
+                        <w:rPr>
+                          <w:rFonts w:ascii="Tahoma" w:hAnsi="Tahoma" w:cs="Tahoma"/>
+                          <w:b/>
+                          <w:bCs/>
+                          <w:sz w:val="20"/>
+                          <w:szCs w:val="20"/>
+                          <w:u w:val="thick"/>
+                          <w:lang w:val="en-GB"/>
+                        </w:rPr>
+                        <w:t xml:space="preserve"> </w:t>
                       </w:r>
                       <w:r>
                         <w:rPr>
@@ -1995,7 +2395,7 @@
 </file>
 
 <file path=word/endnotes.xml><?xml version="1.0" encoding="utf-8"?>
-<w:endnotes xmlns:wpc="http://schemas.microsoft.com/office/word/2010/wordprocessingCanvas" xmlns:mc="http://schemas.openxmlformats.org/markup-compatibility/2006" xmlns:o="urn:schemas-microsoft-com:office:office" xmlns:r="http://schemas.openxmlformats.org/officeDocument/2006/relationships" xmlns:m="http://schemas.openxmlformats.org/officeDocument/2006/math" xmlns:v="urn:schemas-microsoft-com:vml" xmlns:wp14="http://schemas.microsoft.com/office/word/2010/wordprocessingDrawing" xmlns:wp="http://schemas.openxmlformats.org/drawingml/2006/wordprocessingDrawing" xmlns:w10="urn:schemas-microsoft-com:office:word" xmlns:w="http://schemas.openxmlformats.org/wordprocessingml/2006/main" xmlns:w14="http://schemas.microsoft.com/office/word/2010/wordml" xmlns:w15="http://schemas.microsoft.com/office/word/2012/wordml" xmlns:wpg="http://schemas.microsoft.com/office/word/2010/wordprocessingGroup" xmlns:wpi="http://schemas.microsoft.com/office/word/2010/wordprocessingInk" xmlns:wne="http://schemas.microsoft.com/office/word/2006/wordml" xmlns:wps="http://schemas.microsoft.com/office/word/2010/wordprocessingShape" mc:Ignorable="w14 w15 wp14">
+<w:endnotes xmlns:wpc="http://schemas.microsoft.com/office/word/2010/wordprocessingCanvas" xmlns:cx="http://schemas.microsoft.com/office/drawing/2014/chartex" xmlns:cx1="http://schemas.microsoft.com/office/drawing/2015/9/8/chartex" xmlns:cx2="http://schemas.microsoft.com/office/drawing/2015/10/21/chartex" xmlns:cx3="http://schemas.microsoft.com/office/drawing/2016/5/9/chartex" xmlns:cx4="http://schemas.microsoft.com/office/drawing/2016/5/10/chartex" xmlns:cx5="http://schemas.microsoft.com/office/drawing/2016/5/11/chartex" xmlns:cx6="http://schemas.microsoft.com/office/drawing/2016/5/12/chartex" xmlns:cx7="http://schemas.microsoft.com/office/drawing/2016/5/13/chartex" xmlns:cx8="http://schemas.microsoft.com/office/drawing/2016/5/14/chartex" xmlns:mc="http://schemas.openxmlformats.org/markup-compatibility/2006" xmlns:aink="http://schemas.microsoft.com/office/drawing/2016/ink" xmlns:am3d="http://schemas.microsoft.com/office/drawing/2017/model3d" xmlns:o="urn:schemas-microsoft-com:office:office" xmlns:r="http://schemas.openxmlformats.org/officeDocument/2006/relationships" xmlns:m="http://schemas.openxmlformats.org/officeDocument/2006/math" xmlns:v="urn:schemas-microsoft-com:vml" xmlns:wp14="http://schemas.microsoft.com/office/word/2010/wordprocessingDrawing" xmlns:wp="http://schemas.openxmlformats.org/drawingml/2006/wordprocessingDrawing" xmlns:w10="urn:schemas-microsoft-com:office:word" xmlns:w="http://schemas.openxmlformats.org/wordprocessingml/2006/main" xmlns:w14="http://schemas.microsoft.com/office/word/2010/wordml" xmlns:w15="http://schemas.microsoft.com/office/word/2012/wordml" xmlns:w16cex="http://schemas.microsoft.com/office/word/2018/wordml/cex" xmlns:w16cid="http://schemas.microsoft.com/office/word/2016/wordml/cid" xmlns:w16="http://schemas.microsoft.com/office/word/2018/wordml" xmlns:w16sdtdh="http://schemas.microsoft.com/office/word/2020/wordml/sdtdatahash" xmlns:w16se="http://schemas.microsoft.com/office/word/2015/wordml/symex" xmlns:wpg="http://schemas.microsoft.com/office/word/2010/wordprocessingGroup" xmlns:wpi="http://schemas.microsoft.com/office/word/2010/wordprocessingInk" xmlns:wne="http://schemas.microsoft.com/office/word/2006/wordml" xmlns:wps="http://schemas.microsoft.com/office/word/2010/wordprocessingShape" mc:Ignorable="w14 w15 w16se w16cid w16 w16cex w16sdtdh wp14">
   <w:endnote w:type="separator" w:id="-1">
     <w:p>
       <w:r>
@@ -2014,7 +2414,7 @@
 </file>
 
 <file path=word/footer1.xml><?xml version="1.0" encoding="utf-8"?>
-<w:ftr xmlns:wpc="http://schemas.microsoft.com/office/word/2010/wordprocessingCanvas" xmlns:mc="http://schemas.openxmlformats.org/markup-compatibility/2006" xmlns:o="urn:schemas-microsoft-com:office:office" xmlns:r="http://schemas.openxmlformats.org/officeDocument/2006/relationships" xmlns:m="http://schemas.openxmlformats.org/officeDocument/2006/math" xmlns:v="urn:schemas-microsoft-com:vml" xmlns:wp14="http://schemas.microsoft.com/office/word/2010/wordprocessingDrawing" xmlns:wp="http://schemas.openxmlformats.org/drawingml/2006/wordprocessingDrawing" xmlns:w10="urn:schemas-microsoft-com:office:word" xmlns:w="http://schemas.openxmlformats.org/wordprocessingml/2006/main" xmlns:w14="http://schemas.microsoft.com/office/word/2010/wordml" xmlns:w15="http://schemas.microsoft.com/office/word/2012/wordml" xmlns:wpg="http://schemas.microsoft.com/office/word/2010/wordprocessingGroup" xmlns:wpi="http://schemas.microsoft.com/office/word/2010/wordprocessingInk" xmlns:wne="http://schemas.microsoft.com/office/word/2006/wordml" xmlns:wps="http://schemas.microsoft.com/office/word/2010/wordprocessingShape" mc:Ignorable="w14 w15 wp14">
+<w:ftr xmlns:wpc="http://schemas.microsoft.com/office/word/2010/wordprocessingCanvas" xmlns:cx="http://schemas.microsoft.com/office/drawing/2014/chartex" xmlns:cx1="http://schemas.microsoft.com/office/drawing/2015/9/8/chartex" xmlns:cx2="http://schemas.microsoft.com/office/drawing/2015/10/21/chartex" xmlns:cx3="http://schemas.microsoft.com/office/drawing/2016/5/9/chartex" xmlns:cx4="http://schemas.microsoft.com/office/drawing/2016/5/10/chartex" xmlns:cx5="http://schemas.microsoft.com/office/drawing/2016/5/11/chartex" xmlns:cx6="http://schemas.microsoft.com/office/drawing/2016/5/12/chartex" xmlns:cx7="http://schemas.microsoft.com/office/drawing/2016/5/13/chartex" xmlns:cx8="http://schemas.microsoft.com/office/drawing/2016/5/14/chartex" xmlns:mc="http://schemas.openxmlformats.org/markup-compatibility/2006" xmlns:aink="http://schemas.microsoft.com/office/drawing/2016/ink" xmlns:am3d="http://schemas.microsoft.com/office/drawing/2017/model3d" xmlns:o="urn:schemas-microsoft-com:office:office" xmlns:r="http://schemas.openxmlformats.org/officeDocument/2006/relationships" xmlns:m="http://schemas.openxmlformats.org/officeDocument/2006/math" xmlns:v="urn:schemas-microsoft-com:vml" xmlns:wp14="http://schemas.microsoft.com/office/word/2010/wordprocessingDrawing" xmlns:wp="http://schemas.openxmlformats.org/drawingml/2006/wordprocessingDrawing" xmlns:w10="urn:schemas-microsoft-com:office:word" xmlns:w="http://schemas.openxmlformats.org/wordprocessingml/2006/main" xmlns:w14="http://schemas.microsoft.com/office/word/2010/wordml" xmlns:w15="http://schemas.microsoft.com/office/word/2012/wordml" xmlns:w16cex="http://schemas.microsoft.com/office/word/2018/wordml/cex" xmlns:w16cid="http://schemas.microsoft.com/office/word/2016/wordml/cid" xmlns:w16="http://schemas.microsoft.com/office/word/2018/wordml" xmlns:w16sdtdh="http://schemas.microsoft.com/office/word/2020/wordml/sdtdatahash" xmlns:w16se="http://schemas.microsoft.com/office/word/2015/wordml/symex" xmlns:wpg="http://schemas.microsoft.com/office/word/2010/wordprocessingGroup" xmlns:wpi="http://schemas.microsoft.com/office/word/2010/wordprocessingInk" xmlns:wne="http://schemas.microsoft.com/office/word/2006/wordml" xmlns:wps="http://schemas.microsoft.com/office/word/2010/wordprocessingShape" mc:Ignorable="w14 w15 w16se w16cid w16 w16cex w16sdtdh wp14">
   <w:p>
     <w:pPr>
       <w:pStyle w:val="Footer"/>
@@ -2024,7 +2424,7 @@
 </file>
 
 <file path=word/footer2.xml><?xml version="1.0" encoding="utf-8"?>
-<w:ftr xmlns:wpc="http://schemas.microsoft.com/office/word/2010/wordprocessingCanvas" xmlns:mc="http://schemas.openxmlformats.org/markup-compatibility/2006" xmlns:o="urn:schemas-microsoft-com:office:office" xmlns:r="http://schemas.openxmlformats.org/officeDocument/2006/relationships" xmlns:m="http://schemas.openxmlformats.org/officeDocument/2006/math" xmlns:v="urn:schemas-microsoft-com:vml" xmlns:wp14="http://schemas.microsoft.com/office/word/2010/wordprocessingDrawing" xmlns:wp="http://schemas.openxmlformats.org/drawingml/2006/wordprocessingDrawing" xmlns:w10="urn:schemas-microsoft-com:office:word" xmlns:w="http://schemas.openxmlformats.org/wordprocessingml/2006/main" xmlns:w14="http://schemas.microsoft.com/office/word/2010/wordml" xmlns:w15="http://schemas.microsoft.com/office/word/2012/wordml" xmlns:wpg="http://schemas.microsoft.com/office/word/2010/wordprocessingGroup" xmlns:wpi="http://schemas.microsoft.com/office/word/2010/wordprocessingInk" xmlns:wne="http://schemas.microsoft.com/office/word/2006/wordml" xmlns:wps="http://schemas.microsoft.com/office/word/2010/wordprocessingShape" mc:Ignorable="w14 w15 wp14">
+<w:ftr xmlns:wpc="http://schemas.microsoft.com/office/word/2010/wordprocessingCanvas" xmlns:cx="http://schemas.microsoft.com/office/drawing/2014/chartex" xmlns:cx1="http://schemas.microsoft.com/office/drawing/2015/9/8/chartex" xmlns:cx2="http://schemas.microsoft.com/office/drawing/2015/10/21/chartex" xmlns:cx3="http://schemas.microsoft.com/office/drawing/2016/5/9/chartex" xmlns:cx4="http://schemas.microsoft.com/office/drawing/2016/5/10/chartex" xmlns:cx5="http://schemas.microsoft.com/office/drawing/2016/5/11/chartex" xmlns:cx6="http://schemas.microsoft.com/office/drawing/2016/5/12/chartex" xmlns:cx7="http://schemas.microsoft.com/office/drawing/2016/5/13/chartex" xmlns:cx8="http://schemas.microsoft.com/office/drawing/2016/5/14/chartex" xmlns:mc="http://schemas.openxmlformats.org/markup-compatibility/2006" xmlns:aink="http://schemas.microsoft.com/office/drawing/2016/ink" xmlns:am3d="http://schemas.microsoft.com/office/drawing/2017/model3d" xmlns:o="urn:schemas-microsoft-com:office:office" xmlns:r="http://schemas.openxmlformats.org/officeDocument/2006/relationships" xmlns:m="http://schemas.openxmlformats.org/officeDocument/2006/math" xmlns:v="urn:schemas-microsoft-com:vml" xmlns:wp14="http://schemas.microsoft.com/office/word/2010/wordprocessingDrawing" xmlns:wp="http://schemas.openxmlformats.org/drawingml/2006/wordprocessingDrawing" xmlns:w10="urn:schemas-microsoft-com:office:word" xmlns:w="http://schemas.openxmlformats.org/wordprocessingml/2006/main" xmlns:w14="http://schemas.microsoft.com/office/word/2010/wordml" xmlns:w15="http://schemas.microsoft.com/office/word/2012/wordml" xmlns:w16cex="http://schemas.microsoft.com/office/word/2018/wordml/cex" xmlns:w16cid="http://schemas.microsoft.com/office/word/2016/wordml/cid" xmlns:w16="http://schemas.microsoft.com/office/word/2018/wordml" xmlns:w16sdtdh="http://schemas.microsoft.com/office/word/2020/wordml/sdtdatahash" xmlns:w16se="http://schemas.microsoft.com/office/word/2015/wordml/symex" xmlns:wpg="http://schemas.microsoft.com/office/word/2010/wordprocessingGroup" xmlns:wpi="http://schemas.microsoft.com/office/word/2010/wordprocessingInk" xmlns:wne="http://schemas.microsoft.com/office/word/2006/wordml" xmlns:wps="http://schemas.microsoft.com/office/word/2010/wordprocessingShape" mc:Ignorable="w14 w15 w16se w16cid w16 w16cex w16sdtdh wp14">
   <w:sdt>
     <w:sdtPr>
       <w:id w:val="-901824678"/>
@@ -2083,14 +2483,122 @@
         <w:sz w:val="16"/>
         <w:szCs w:val="16"/>
       </w:rPr>
-      <w:t>Mouza: Depashai, U.P: Sombag, Kalampur, P.S: Dhamrai District: Dhaka, Bangladesh.Web: www.ocl-bd.com Phone: +8809612223355</w:t>
+      <w:t xml:space="preserve">Mouza: </w:t>
+    </w:r>
+    <w:proofErr w:type="spellStart"/>
+    <w:r>
+      <w:rPr>
+        <w:rFonts w:ascii="Tahoma" w:hAnsi="Tahoma" w:cs="Tahoma"/>
+        <w:sz w:val="16"/>
+        <w:szCs w:val="16"/>
+      </w:rPr>
+      <w:t>Depashai</w:t>
+    </w:r>
+    <w:proofErr w:type="spellEnd"/>
+    <w:r>
+      <w:rPr>
+        <w:rFonts w:ascii="Tahoma" w:hAnsi="Tahoma" w:cs="Tahoma"/>
+        <w:sz w:val="16"/>
+        <w:szCs w:val="16"/>
+      </w:rPr>
+      <w:t xml:space="preserve">, </w:t>
+    </w:r>
+    <w:proofErr w:type="gramStart"/>
+    <w:r>
+      <w:rPr>
+        <w:rFonts w:ascii="Tahoma" w:hAnsi="Tahoma" w:cs="Tahoma"/>
+        <w:sz w:val="16"/>
+        <w:szCs w:val="16"/>
+      </w:rPr>
+      <w:t>U.P</w:t>
+    </w:r>
+    <w:proofErr w:type="gramEnd"/>
+    <w:r>
+      <w:rPr>
+        <w:rFonts w:ascii="Tahoma" w:hAnsi="Tahoma" w:cs="Tahoma"/>
+        <w:sz w:val="16"/>
+        <w:szCs w:val="16"/>
+      </w:rPr>
+      <w:t xml:space="preserve">: </w:t>
+    </w:r>
+    <w:proofErr w:type="spellStart"/>
+    <w:r>
+      <w:rPr>
+        <w:rFonts w:ascii="Tahoma" w:hAnsi="Tahoma" w:cs="Tahoma"/>
+        <w:sz w:val="16"/>
+        <w:szCs w:val="16"/>
+      </w:rPr>
+      <w:t>Sombag</w:t>
+    </w:r>
+    <w:proofErr w:type="spellEnd"/>
+    <w:r>
+      <w:rPr>
+        <w:rFonts w:ascii="Tahoma" w:hAnsi="Tahoma" w:cs="Tahoma"/>
+        <w:sz w:val="16"/>
+        <w:szCs w:val="16"/>
+      </w:rPr>
+      <w:t xml:space="preserve">, </w:t>
+    </w:r>
+    <w:proofErr w:type="spellStart"/>
+    <w:r>
+      <w:rPr>
+        <w:rFonts w:ascii="Tahoma" w:hAnsi="Tahoma" w:cs="Tahoma"/>
+        <w:sz w:val="16"/>
+        <w:szCs w:val="16"/>
+      </w:rPr>
+      <w:t>Kalampur</w:t>
+    </w:r>
+    <w:proofErr w:type="spellEnd"/>
+    <w:r>
+      <w:rPr>
+        <w:rFonts w:ascii="Tahoma" w:hAnsi="Tahoma" w:cs="Tahoma"/>
+        <w:sz w:val="16"/>
+        <w:szCs w:val="16"/>
+      </w:rPr>
+      <w:t xml:space="preserve">, P.S: </w:t>
+    </w:r>
+    <w:proofErr w:type="spellStart"/>
+    <w:r>
+      <w:rPr>
+        <w:rFonts w:ascii="Tahoma" w:hAnsi="Tahoma" w:cs="Tahoma"/>
+        <w:sz w:val="16"/>
+        <w:szCs w:val="16"/>
+      </w:rPr>
+      <w:t>Dhamrai</w:t>
+    </w:r>
+    <w:proofErr w:type="spellEnd"/>
+    <w:r>
+      <w:rPr>
+        <w:rFonts w:ascii="Tahoma" w:hAnsi="Tahoma" w:cs="Tahoma"/>
+        <w:sz w:val="16"/>
+        <w:szCs w:val="16"/>
+      </w:rPr>
+      <w:t xml:space="preserve"> District: Dhaka, </w:t>
+    </w:r>
+    <w:proofErr w:type="spellStart"/>
+    <w:r>
+      <w:rPr>
+        <w:rFonts w:ascii="Tahoma" w:hAnsi="Tahoma" w:cs="Tahoma"/>
+        <w:sz w:val="16"/>
+        <w:szCs w:val="16"/>
+      </w:rPr>
+      <w:t>Bangladesh.Web</w:t>
+    </w:r>
+    <w:proofErr w:type="spellEnd"/>
+    <w:r>
+      <w:rPr>
+        <w:rFonts w:ascii="Tahoma" w:hAnsi="Tahoma" w:cs="Tahoma"/>
+        <w:sz w:val="16"/>
+        <w:szCs w:val="16"/>
+      </w:rPr>
+      <w:t>: www.ocl-bd.com Phone: +8809612223355</w:t>
     </w:r>
   </w:p>
 </w:ftr>
 </file>
 
 <file path=word/footer3.xml><?xml version="1.0" encoding="utf-8"?>
-<w:ftr xmlns:wpc="http://schemas.microsoft.com/office/word/2010/wordprocessingCanvas" xmlns:mc="http://schemas.openxmlformats.org/markup-compatibility/2006" xmlns:o="urn:schemas-microsoft-com:office:office" xmlns:r="http://schemas.openxmlformats.org/officeDocument/2006/relationships" xmlns:m="http://schemas.openxmlformats.org/officeDocument/2006/math" xmlns:v="urn:schemas-microsoft-com:vml" xmlns:wp14="http://schemas.microsoft.com/office/word/2010/wordprocessingDrawing" xmlns:wp="http://schemas.openxmlformats.org/drawingml/2006/wordprocessingDrawing" xmlns:w10="urn:schemas-microsoft-com:office:word" xmlns:w="http://schemas.openxmlformats.org/wordprocessingml/2006/main" xmlns:w14="http://schemas.microsoft.com/office/word/2010/wordml" xmlns:w15="http://schemas.microsoft.com/office/word/2012/wordml" xmlns:wpg="http://schemas.microsoft.com/office/word/2010/wordprocessingGroup" xmlns:wpi="http://schemas.microsoft.com/office/word/2010/wordprocessingInk" xmlns:wne="http://schemas.microsoft.com/office/word/2006/wordml" xmlns:wps="http://schemas.microsoft.com/office/word/2010/wordprocessingShape" mc:Ignorable="w14 w15 wp14">
+<w:ftr xmlns:wpc="http://schemas.microsoft.com/office/word/2010/wordprocessingCanvas" xmlns:cx="http://schemas.microsoft.com/office/drawing/2014/chartex" xmlns:cx1="http://schemas.microsoft.com/office/drawing/2015/9/8/chartex" xmlns:cx2="http://schemas.microsoft.com/office/drawing/2015/10/21/chartex" xmlns:cx3="http://schemas.microsoft.com/office/drawing/2016/5/9/chartex" xmlns:cx4="http://schemas.microsoft.com/office/drawing/2016/5/10/chartex" xmlns:cx5="http://schemas.microsoft.com/office/drawing/2016/5/11/chartex" xmlns:cx6="http://schemas.microsoft.com/office/drawing/2016/5/12/chartex" xmlns:cx7="http://schemas.microsoft.com/office/drawing/2016/5/13/chartex" xmlns:cx8="http://schemas.microsoft.com/office/drawing/2016/5/14/chartex" xmlns:mc="http://schemas.openxmlformats.org/markup-compatibility/2006" xmlns:aink="http://schemas.microsoft.com/office/drawing/2016/ink" xmlns:am3d="http://schemas.microsoft.com/office/drawing/2017/model3d" xmlns:o="urn:schemas-microsoft-com:office:office" xmlns:r="http://schemas.openxmlformats.org/officeDocument/2006/relationships" xmlns:m="http://schemas.openxmlformats.org/officeDocument/2006/math" xmlns:v="urn:schemas-microsoft-com:vml" xmlns:wp14="http://schemas.microsoft.com/office/word/2010/wordprocessingDrawing" xmlns:wp="http://schemas.openxmlformats.org/drawingml/2006/wordprocessingDrawing" xmlns:w10="urn:schemas-microsoft-com:office:word" xmlns:w="http://schemas.openxmlformats.org/wordprocessingml/2006/main" xmlns:w14="http://schemas.microsoft.com/office/word/2010/wordml" xmlns:w15="http://schemas.microsoft.com/office/word/2012/wordml" xmlns:w16cex="http://schemas.microsoft.com/office/word/2018/wordml/cex" xmlns:w16cid="http://schemas.microsoft.com/office/word/2016/wordml/cid" xmlns:w16="http://schemas.microsoft.com/office/word/2018/wordml" xmlns:w16sdtdh="http://schemas.microsoft.com/office/word/2020/wordml/sdtdatahash" xmlns:w16se="http://schemas.microsoft.com/office/word/2015/wordml/symex" xmlns:wpg="http://schemas.microsoft.com/office/word/2010/wordprocessingGroup" xmlns:wpi="http://schemas.microsoft.com/office/word/2010/wordprocessingInk" xmlns:wne="http://schemas.microsoft.com/office/word/2006/wordml" xmlns:wps="http://schemas.microsoft.com/office/word/2010/wordprocessingShape" mc:Ignorable="w14 w15 w16se w16cid w16 w16cex w16sdtdh wp14">
   <w:p>
     <w:pPr>
       <w:pStyle w:val="Footer"/>
@@ -2100,7 +2608,7 @@
 </file>
 
 <file path=word/footnotes.xml><?xml version="1.0" encoding="utf-8"?>
-<w:footnotes xmlns:wpc="http://schemas.microsoft.com/office/word/2010/wordprocessingCanvas" xmlns:mc="http://schemas.openxmlformats.org/markup-compatibility/2006" xmlns:o="urn:schemas-microsoft-com:office:office" xmlns:r="http://schemas.openxmlformats.org/officeDocument/2006/relationships" xmlns:m="http://schemas.openxmlformats.org/officeDocument/2006/math" xmlns:v="urn:schemas-microsoft-com:vml" xmlns:wp14="http://schemas.microsoft.com/office/word/2010/wordprocessingDrawing" xmlns:wp="http://schemas.openxmlformats.org/drawingml/2006/wordprocessingDrawing" xmlns:w10="urn:schemas-microsoft-com:office:word" xmlns:w="http://schemas.openxmlformats.org/wordprocessingml/2006/main" xmlns:w14="http://schemas.microsoft.com/office/word/2010/wordml" xmlns:w15="http://schemas.microsoft.com/office/word/2012/wordml" xmlns:wpg="http://schemas.microsoft.com/office/word/2010/wordprocessingGroup" xmlns:wpi="http://schemas.microsoft.com/office/word/2010/wordprocessingInk" xmlns:wne="http://schemas.microsoft.com/office/word/2006/wordml" xmlns:wps="http://schemas.microsoft.com/office/word/2010/wordprocessingShape" mc:Ignorable="w14 w15 wp14">
+<w:footnotes xmlns:wpc="http://schemas.microsoft.com/office/word/2010/wordprocessingCanvas" xmlns:cx="http://schemas.microsoft.com/office/drawing/2014/chartex" xmlns:cx1="http://schemas.microsoft.com/office/drawing/2015/9/8/chartex" xmlns:cx2="http://schemas.microsoft.com/office/drawing/2015/10/21/chartex" xmlns:cx3="http://schemas.microsoft.com/office/drawing/2016/5/9/chartex" xmlns:cx4="http://schemas.microsoft.com/office/drawing/2016/5/10/chartex" xmlns:cx5="http://schemas.microsoft.com/office/drawing/2016/5/11/chartex" xmlns:cx6="http://schemas.microsoft.com/office/drawing/2016/5/12/chartex" xmlns:cx7="http://schemas.microsoft.com/office/drawing/2016/5/13/chartex" xmlns:cx8="http://schemas.microsoft.com/office/drawing/2016/5/14/chartex" xmlns:mc="http://schemas.openxmlformats.org/markup-compatibility/2006" xmlns:aink="http://schemas.microsoft.com/office/drawing/2016/ink" xmlns:am3d="http://schemas.microsoft.com/office/drawing/2017/model3d" xmlns:o="urn:schemas-microsoft-com:office:office" xmlns:r="http://schemas.openxmlformats.org/officeDocument/2006/relationships" xmlns:m="http://schemas.openxmlformats.org/officeDocument/2006/math" xmlns:v="urn:schemas-microsoft-com:vml" xmlns:wp14="http://schemas.microsoft.com/office/word/2010/wordprocessingDrawing" xmlns:wp="http://schemas.openxmlformats.org/drawingml/2006/wordprocessingDrawing" xmlns:w10="urn:schemas-microsoft-com:office:word" xmlns:w="http://schemas.openxmlformats.org/wordprocessingml/2006/main" xmlns:w14="http://schemas.microsoft.com/office/word/2010/wordml" xmlns:w15="http://schemas.microsoft.com/office/word/2012/wordml" xmlns:w16cex="http://schemas.microsoft.com/office/word/2018/wordml/cex" xmlns:w16cid="http://schemas.microsoft.com/office/word/2016/wordml/cid" xmlns:w16="http://schemas.microsoft.com/office/word/2018/wordml" xmlns:w16sdtdh="http://schemas.microsoft.com/office/word/2020/wordml/sdtdatahash" xmlns:w16se="http://schemas.microsoft.com/office/word/2015/wordml/symex" xmlns:wpg="http://schemas.microsoft.com/office/word/2010/wordprocessingGroup" xmlns:wpi="http://schemas.microsoft.com/office/word/2010/wordprocessingInk" xmlns:wne="http://schemas.microsoft.com/office/word/2006/wordml" xmlns:wps="http://schemas.microsoft.com/office/word/2010/wordprocessingShape" mc:Ignorable="w14 w15 w16se w16cid w16 w16cex w16sdtdh wp14">
   <w:footnote w:type="separator" w:id="-1">
     <w:p>
       <w:r>
@@ -2119,7 +2627,7 @@
 </file>
 
 <file path=word/header1.xml><?xml version="1.0" encoding="utf-8"?>
-<w:hdr xmlns:wpc="http://schemas.microsoft.com/office/word/2010/wordprocessingCanvas" xmlns:mc="http://schemas.openxmlformats.org/markup-compatibility/2006" xmlns:o="urn:schemas-microsoft-com:office:office" xmlns:r="http://schemas.openxmlformats.org/officeDocument/2006/relationships" xmlns:m="http://schemas.openxmlformats.org/officeDocument/2006/math" xmlns:v="urn:schemas-microsoft-com:vml" xmlns:wp14="http://schemas.microsoft.com/office/word/2010/wordprocessingDrawing" xmlns:wp="http://schemas.openxmlformats.org/drawingml/2006/wordprocessingDrawing" xmlns:w10="urn:schemas-microsoft-com:office:word" xmlns:w="http://schemas.openxmlformats.org/wordprocessingml/2006/main" xmlns:w14="http://schemas.microsoft.com/office/word/2010/wordml" xmlns:w15="http://schemas.microsoft.com/office/word/2012/wordml" xmlns:wpg="http://schemas.microsoft.com/office/word/2010/wordprocessingGroup" xmlns:wpi="http://schemas.microsoft.com/office/word/2010/wordprocessingInk" xmlns:wne="http://schemas.microsoft.com/office/word/2006/wordml" xmlns:wps="http://schemas.microsoft.com/office/word/2010/wordprocessingShape" mc:Ignorable="w14 w15 wp14">
+<w:hdr xmlns:wpc="http://schemas.microsoft.com/office/word/2010/wordprocessingCanvas" xmlns:cx="http://schemas.microsoft.com/office/drawing/2014/chartex" xmlns:cx1="http://schemas.microsoft.com/office/drawing/2015/9/8/chartex" xmlns:cx2="http://schemas.microsoft.com/office/drawing/2015/10/21/chartex" xmlns:cx3="http://schemas.microsoft.com/office/drawing/2016/5/9/chartex" xmlns:cx4="http://schemas.microsoft.com/office/drawing/2016/5/10/chartex" xmlns:cx5="http://schemas.microsoft.com/office/drawing/2016/5/11/chartex" xmlns:cx6="http://schemas.microsoft.com/office/drawing/2016/5/12/chartex" xmlns:cx7="http://schemas.microsoft.com/office/drawing/2016/5/13/chartex" xmlns:cx8="http://schemas.microsoft.com/office/drawing/2016/5/14/chartex" xmlns:mc="http://schemas.openxmlformats.org/markup-compatibility/2006" xmlns:aink="http://schemas.microsoft.com/office/drawing/2016/ink" xmlns:am3d="http://schemas.microsoft.com/office/drawing/2017/model3d" xmlns:o="urn:schemas-microsoft-com:office:office" xmlns:r="http://schemas.openxmlformats.org/officeDocument/2006/relationships" xmlns:m="http://schemas.openxmlformats.org/officeDocument/2006/math" xmlns:v="urn:schemas-microsoft-com:vml" xmlns:wp14="http://schemas.microsoft.com/office/word/2010/wordprocessingDrawing" xmlns:wp="http://schemas.openxmlformats.org/drawingml/2006/wordprocessingDrawing" xmlns:w10="urn:schemas-microsoft-com:office:word" xmlns:w="http://schemas.openxmlformats.org/wordprocessingml/2006/main" xmlns:w14="http://schemas.microsoft.com/office/word/2010/wordml" xmlns:w15="http://schemas.microsoft.com/office/word/2012/wordml" xmlns:w16cex="http://schemas.microsoft.com/office/word/2018/wordml/cex" xmlns:w16cid="http://schemas.microsoft.com/office/word/2016/wordml/cid" xmlns:w16="http://schemas.microsoft.com/office/word/2018/wordml" xmlns:w16sdtdh="http://schemas.microsoft.com/office/word/2020/wordml/sdtdatahash" xmlns:w16se="http://schemas.microsoft.com/office/word/2015/wordml/symex" xmlns:wpg="http://schemas.microsoft.com/office/word/2010/wordprocessingGroup" xmlns:wpi="http://schemas.microsoft.com/office/word/2010/wordprocessingInk" xmlns:wne="http://schemas.microsoft.com/office/word/2006/wordml" xmlns:wps="http://schemas.microsoft.com/office/word/2010/wordprocessingShape" mc:Ignorable="w14 w15 w16se w16cid w16 w16cex w16sdtdh wp14">
   <w:p>
     <w:pPr>
       <w:pStyle w:val="Header"/>
@@ -2129,7 +2637,7 @@
 </file>
 
 <file path=word/header2.xml><?xml version="1.0" encoding="utf-8"?>
-<w:hdr xmlns:wpc="http://schemas.microsoft.com/office/word/2010/wordprocessingCanvas" xmlns:mc="http://schemas.openxmlformats.org/markup-compatibility/2006" xmlns:o="urn:schemas-microsoft-com:office:office" xmlns:r="http://schemas.openxmlformats.org/officeDocument/2006/relationships" xmlns:m="http://schemas.openxmlformats.org/officeDocument/2006/math" xmlns:v="urn:schemas-microsoft-com:vml" xmlns:wp14="http://schemas.microsoft.com/office/word/2010/wordprocessingDrawing" xmlns:wp="http://schemas.openxmlformats.org/drawingml/2006/wordprocessingDrawing" xmlns:w10="urn:schemas-microsoft-com:office:word" xmlns:w="http://schemas.openxmlformats.org/wordprocessingml/2006/main" xmlns:w14="http://schemas.microsoft.com/office/word/2010/wordml" xmlns:w15="http://schemas.microsoft.com/office/word/2012/wordml" xmlns:wpg="http://schemas.microsoft.com/office/word/2010/wordprocessingGroup" xmlns:wpi="http://schemas.microsoft.com/office/word/2010/wordprocessingInk" xmlns:wne="http://schemas.microsoft.com/office/word/2006/wordml" xmlns:wps="http://schemas.microsoft.com/office/word/2010/wordprocessingShape" mc:Ignorable="w14 w15 wp14">
+<w:hdr xmlns:wpc="http://schemas.microsoft.com/office/word/2010/wordprocessingCanvas" xmlns:cx="http://schemas.microsoft.com/office/drawing/2014/chartex" xmlns:cx1="http://schemas.microsoft.com/office/drawing/2015/9/8/chartex" xmlns:cx2="http://schemas.microsoft.com/office/drawing/2015/10/21/chartex" xmlns:cx3="http://schemas.microsoft.com/office/drawing/2016/5/9/chartex" xmlns:cx4="http://schemas.microsoft.com/office/drawing/2016/5/10/chartex" xmlns:cx5="http://schemas.microsoft.com/office/drawing/2016/5/11/chartex" xmlns:cx6="http://schemas.microsoft.com/office/drawing/2016/5/12/chartex" xmlns:cx7="http://schemas.microsoft.com/office/drawing/2016/5/13/chartex" xmlns:cx8="http://schemas.microsoft.com/office/drawing/2016/5/14/chartex" xmlns:mc="http://schemas.openxmlformats.org/markup-compatibility/2006" xmlns:aink="http://schemas.microsoft.com/office/drawing/2016/ink" xmlns:am3d="http://schemas.microsoft.com/office/drawing/2017/model3d" xmlns:o="urn:schemas-microsoft-com:office:office" xmlns:r="http://schemas.openxmlformats.org/officeDocument/2006/relationships" xmlns:m="http://schemas.openxmlformats.org/officeDocument/2006/math" xmlns:v="urn:schemas-microsoft-com:vml" xmlns:wp14="http://schemas.microsoft.com/office/word/2010/wordprocessingDrawing" xmlns:wp="http://schemas.openxmlformats.org/drawingml/2006/wordprocessingDrawing" xmlns:w10="urn:schemas-microsoft-com:office:word" xmlns:w="http://schemas.openxmlformats.org/wordprocessingml/2006/main" xmlns:w14="http://schemas.microsoft.com/office/word/2010/wordml" xmlns:w15="http://schemas.microsoft.com/office/word/2012/wordml" xmlns:w16cex="http://schemas.microsoft.com/office/word/2018/wordml/cex" xmlns:w16cid="http://schemas.microsoft.com/office/word/2016/wordml/cid" xmlns:w16="http://schemas.microsoft.com/office/word/2018/wordml" xmlns:w16sdtdh="http://schemas.microsoft.com/office/word/2020/wordml/sdtdatahash" xmlns:w16se="http://schemas.microsoft.com/office/word/2015/wordml/symex" xmlns:wpg="http://schemas.microsoft.com/office/word/2010/wordprocessingGroup" xmlns:wpi="http://schemas.microsoft.com/office/word/2010/wordprocessingInk" xmlns:wne="http://schemas.microsoft.com/office/word/2006/wordml" xmlns:wps="http://schemas.microsoft.com/office/word/2010/wordprocessingShape" mc:Ignorable="w14 w15 w16se w16cid w16 w16cex w16sdtdh wp14">
   <w:p>
     <w:pPr>
       <w:pStyle w:val="Header"/>
@@ -2204,7 +2712,97 @@
                               <w:sz w:val="16"/>
                               <w:szCs w:val="16"/>
                             </w:rPr>
-                            <w:t xml:space="preserve">Mouza: Depashai, U.P: Sombag, Kalampur, P.S: Dhamrai District: </w:t>
+                            <w:t xml:space="preserve">Mouza: </w:t>
+                          </w:r>
+                          <w:proofErr w:type="spellStart"/>
+                          <w:r>
+                            <w:rPr>
+                              <w:rFonts w:ascii="Tahoma" w:hAnsi="Tahoma" w:cs="Tahoma"/>
+                              <w:sz w:val="16"/>
+                              <w:szCs w:val="16"/>
+                            </w:rPr>
+                            <w:t>Depashai</w:t>
+                          </w:r>
+                          <w:proofErr w:type="spellEnd"/>
+                          <w:r>
+                            <w:rPr>
+                              <w:rFonts w:ascii="Tahoma" w:hAnsi="Tahoma" w:cs="Tahoma"/>
+                              <w:sz w:val="16"/>
+                              <w:szCs w:val="16"/>
+                            </w:rPr>
+                            <w:t xml:space="preserve">, </w:t>
+                          </w:r>
+                          <w:proofErr w:type="gramStart"/>
+                          <w:r>
+                            <w:rPr>
+                              <w:rFonts w:ascii="Tahoma" w:hAnsi="Tahoma" w:cs="Tahoma"/>
+                              <w:sz w:val="16"/>
+                              <w:szCs w:val="16"/>
+                            </w:rPr>
+                            <w:t>U.P</w:t>
+                          </w:r>
+                          <w:proofErr w:type="gramEnd"/>
+                          <w:r>
+                            <w:rPr>
+                              <w:rFonts w:ascii="Tahoma" w:hAnsi="Tahoma" w:cs="Tahoma"/>
+                              <w:sz w:val="16"/>
+                              <w:szCs w:val="16"/>
+                            </w:rPr>
+                            <w:t xml:space="preserve">: </w:t>
+                          </w:r>
+                          <w:proofErr w:type="spellStart"/>
+                          <w:r>
+                            <w:rPr>
+                              <w:rFonts w:ascii="Tahoma" w:hAnsi="Tahoma" w:cs="Tahoma"/>
+                              <w:sz w:val="16"/>
+                              <w:szCs w:val="16"/>
+                            </w:rPr>
+                            <w:t>Sombag</w:t>
+                          </w:r>
+                          <w:proofErr w:type="spellEnd"/>
+                          <w:r>
+                            <w:rPr>
+                              <w:rFonts w:ascii="Tahoma" w:hAnsi="Tahoma" w:cs="Tahoma"/>
+                              <w:sz w:val="16"/>
+                              <w:szCs w:val="16"/>
+                            </w:rPr>
+                            <w:t xml:space="preserve">, </w:t>
+                          </w:r>
+                          <w:proofErr w:type="spellStart"/>
+                          <w:r>
+                            <w:rPr>
+                              <w:rFonts w:ascii="Tahoma" w:hAnsi="Tahoma" w:cs="Tahoma"/>
+                              <w:sz w:val="16"/>
+                              <w:szCs w:val="16"/>
+                            </w:rPr>
+                            <w:t>Kalampur</w:t>
+                          </w:r>
+                          <w:proofErr w:type="spellEnd"/>
+                          <w:r>
+                            <w:rPr>
+                              <w:rFonts w:ascii="Tahoma" w:hAnsi="Tahoma" w:cs="Tahoma"/>
+                              <w:sz w:val="16"/>
+                              <w:szCs w:val="16"/>
+                            </w:rPr>
+                            <w:t xml:space="preserve">, P.S: </w:t>
+                          </w:r>
+                          <w:proofErr w:type="spellStart"/>
+                          <w:r>
+                            <w:rPr>
+                              <w:rFonts w:ascii="Tahoma" w:hAnsi="Tahoma" w:cs="Tahoma"/>
+                              <w:sz w:val="16"/>
+                              <w:szCs w:val="16"/>
+                            </w:rPr>
+                            <w:t>Dhamrai</w:t>
+                          </w:r>
+                          <w:proofErr w:type="spellEnd"/>
+                          <w:r>
+                            <w:rPr>
+                              <w:rFonts w:ascii="Tahoma" w:hAnsi="Tahoma" w:cs="Tahoma"/>
+                              <w:sz w:val="16"/>
+                              <w:szCs w:val="16"/>
+                            </w:rPr>
+                            <w:t xml:space="preserve"> District: </w:t>
                           </w:r>
                           <w:r>
                             <w:rPr>
@@ -2220,7 +2818,25 @@
                               <w:sz w:val="16"/>
                               <w:szCs w:val="16"/>
                             </w:rPr>
-                            <w:t>Dhaka, Bangladesh.Web: www.ocl-bd.com Phone: +8809612223355</w:t>
+                            <w:t xml:space="preserve">Dhaka, </w:t>
+                          </w:r>
+                          <w:proofErr w:type="spellStart"/>
+                          <w:r>
+                            <w:rPr>
+                              <w:rFonts w:ascii="Tahoma" w:hAnsi="Tahoma" w:cs="Tahoma"/>
+                              <w:sz w:val="16"/>
+                              <w:szCs w:val="16"/>
+                            </w:rPr>
+                            <w:t>Bangladesh.Web</w:t>
+                          </w:r>
+                          <w:proofErr w:type="spellEnd"/>
+                          <w:r>
+                            <w:rPr>
+                              <w:rFonts w:ascii="Tahoma" w:hAnsi="Tahoma" w:cs="Tahoma"/>
+                              <w:sz w:val="16"/>
+                              <w:szCs w:val="16"/>
+                            </w:rPr>
+                            <w:t>: www.ocl-bd.com Phone: +8809612223355</w:t>
                           </w:r>
                         </w:p>
                       </w:txbxContent>
@@ -2263,7 +2879,97 @@
                         <w:sz w:val="16"/>
                         <w:szCs w:val="16"/>
                       </w:rPr>
-                      <w:t xml:space="preserve">Mouza: Depashai, U.P: Sombag, Kalampur, P.S: Dhamrai District: </w:t>
+                      <w:t xml:space="preserve">Mouza: </w:t>
+                    </w:r>
+                    <w:proofErr w:type="spellStart"/>
+                    <w:r>
+                      <w:rPr>
+                        <w:rFonts w:ascii="Tahoma" w:hAnsi="Tahoma" w:cs="Tahoma"/>
+                        <w:sz w:val="16"/>
+                        <w:szCs w:val="16"/>
+                      </w:rPr>
+                      <w:t>Depashai</w:t>
+                    </w:r>
+                    <w:proofErr w:type="spellEnd"/>
+                    <w:r>
+                      <w:rPr>
+                        <w:rFonts w:ascii="Tahoma" w:hAnsi="Tahoma" w:cs="Tahoma"/>
+                        <w:sz w:val="16"/>
+                        <w:szCs w:val="16"/>
+                      </w:rPr>
+                      <w:t xml:space="preserve">, </w:t>
+                    </w:r>
+                    <w:proofErr w:type="gramStart"/>
+                    <w:r>
+                      <w:rPr>
+                        <w:rFonts w:ascii="Tahoma" w:hAnsi="Tahoma" w:cs="Tahoma"/>
+                        <w:sz w:val="16"/>
+                        <w:szCs w:val="16"/>
+                      </w:rPr>
+                      <w:t>U.P</w:t>
+                    </w:r>
+                    <w:proofErr w:type="gramEnd"/>
+                    <w:r>
+                      <w:rPr>
+                        <w:rFonts w:ascii="Tahoma" w:hAnsi="Tahoma" w:cs="Tahoma"/>
+                        <w:sz w:val="16"/>
+                        <w:szCs w:val="16"/>
+                      </w:rPr>
+                      <w:t xml:space="preserve">: </w:t>
+                    </w:r>
+                    <w:proofErr w:type="spellStart"/>
+                    <w:r>
+                      <w:rPr>
+                        <w:rFonts w:ascii="Tahoma" w:hAnsi="Tahoma" w:cs="Tahoma"/>
+                        <w:sz w:val="16"/>
+                        <w:szCs w:val="16"/>
+                      </w:rPr>
+                      <w:t>Sombag</w:t>
+                    </w:r>
+                    <w:proofErr w:type="spellEnd"/>
+                    <w:r>
+                      <w:rPr>
+                        <w:rFonts w:ascii="Tahoma" w:hAnsi="Tahoma" w:cs="Tahoma"/>
+                        <w:sz w:val="16"/>
+                        <w:szCs w:val="16"/>
+                      </w:rPr>
+                      <w:t xml:space="preserve">, </w:t>
+                    </w:r>
+                    <w:proofErr w:type="spellStart"/>
+                    <w:r>
+                      <w:rPr>
+                        <w:rFonts w:ascii="Tahoma" w:hAnsi="Tahoma" w:cs="Tahoma"/>
+                        <w:sz w:val="16"/>
+                        <w:szCs w:val="16"/>
+                      </w:rPr>
+                      <w:t>Kalampur</w:t>
+                    </w:r>
+                    <w:proofErr w:type="spellEnd"/>
+                    <w:r>
+                      <w:rPr>
+                        <w:rFonts w:ascii="Tahoma" w:hAnsi="Tahoma" w:cs="Tahoma"/>
+                        <w:sz w:val="16"/>
+                        <w:szCs w:val="16"/>
+                      </w:rPr>
+                      <w:t xml:space="preserve">, P.S: </w:t>
+                    </w:r>
+                    <w:proofErr w:type="spellStart"/>
+                    <w:r>
+                      <w:rPr>
+                        <w:rFonts w:ascii="Tahoma" w:hAnsi="Tahoma" w:cs="Tahoma"/>
+                        <w:sz w:val="16"/>
+                        <w:szCs w:val="16"/>
+                      </w:rPr>
+                      <w:t>Dhamrai</w:t>
+                    </w:r>
+                    <w:proofErr w:type="spellEnd"/>
+                    <w:r>
+                      <w:rPr>
+                        <w:rFonts w:ascii="Tahoma" w:hAnsi="Tahoma" w:cs="Tahoma"/>
+                        <w:sz w:val="16"/>
+                        <w:szCs w:val="16"/>
+                      </w:rPr>
+                      <w:t xml:space="preserve"> District: </w:t>
                     </w:r>
                     <w:r>
                       <w:rPr>
@@ -2279,7 +2985,25 @@
                         <w:sz w:val="16"/>
                         <w:szCs w:val="16"/>
                       </w:rPr>
-                      <w:t>Dhaka, Bangladesh.Web: www.ocl-bd.com Phone: +8809612223355</w:t>
+                      <w:t xml:space="preserve">Dhaka, </w:t>
+                    </w:r>
+                    <w:proofErr w:type="spellStart"/>
+                    <w:r>
+                      <w:rPr>
+                        <w:rFonts w:ascii="Tahoma" w:hAnsi="Tahoma" w:cs="Tahoma"/>
+                        <w:sz w:val="16"/>
+                        <w:szCs w:val="16"/>
+                      </w:rPr>
+                      <w:t>Bangladesh.Web</w:t>
+                    </w:r>
+                    <w:proofErr w:type="spellEnd"/>
+                    <w:r>
+                      <w:rPr>
+                        <w:rFonts w:ascii="Tahoma" w:hAnsi="Tahoma" w:cs="Tahoma"/>
+                        <w:sz w:val="16"/>
+                        <w:szCs w:val="16"/>
+                      </w:rPr>
+                      <w:t>: www.ocl-bd.com Phone: +8809612223355</w:t>
                     </w:r>
                   </w:p>
                 </w:txbxContent>
@@ -2577,7 +3301,7 @@
 </file>
 
 <file path=word/header3.xml><?xml version="1.0" encoding="utf-8"?>
-<w:hdr xmlns:wpc="http://schemas.microsoft.com/office/word/2010/wordprocessingCanvas" xmlns:mc="http://schemas.openxmlformats.org/markup-compatibility/2006" xmlns:o="urn:schemas-microsoft-com:office:office" xmlns:r="http://schemas.openxmlformats.org/officeDocument/2006/relationships" xmlns:m="http://schemas.openxmlformats.org/officeDocument/2006/math" xmlns:v="urn:schemas-microsoft-com:vml" xmlns:wp14="http://schemas.microsoft.com/office/word/2010/wordprocessingDrawing" xmlns:wp="http://schemas.openxmlformats.org/drawingml/2006/wordprocessingDrawing" xmlns:w10="urn:schemas-microsoft-com:office:word" xmlns:w="http://schemas.openxmlformats.org/wordprocessingml/2006/main" xmlns:w14="http://schemas.microsoft.com/office/word/2010/wordml" xmlns:w15="http://schemas.microsoft.com/office/word/2012/wordml" xmlns:wpg="http://schemas.microsoft.com/office/word/2010/wordprocessingGroup" xmlns:wpi="http://schemas.microsoft.com/office/word/2010/wordprocessingInk" xmlns:wne="http://schemas.microsoft.com/office/word/2006/wordml" xmlns:wps="http://schemas.microsoft.com/office/word/2010/wordprocessingShape" mc:Ignorable="w14 w15 wp14">
+<w:hdr xmlns:wpc="http://schemas.microsoft.com/office/word/2010/wordprocessingCanvas" xmlns:cx="http://schemas.microsoft.com/office/drawing/2014/chartex" xmlns:cx1="http://schemas.microsoft.com/office/drawing/2015/9/8/chartex" xmlns:cx2="http://schemas.microsoft.com/office/drawing/2015/10/21/chartex" xmlns:cx3="http://schemas.microsoft.com/office/drawing/2016/5/9/chartex" xmlns:cx4="http://schemas.microsoft.com/office/drawing/2016/5/10/chartex" xmlns:cx5="http://schemas.microsoft.com/office/drawing/2016/5/11/chartex" xmlns:cx6="http://schemas.microsoft.com/office/drawing/2016/5/12/chartex" xmlns:cx7="http://schemas.microsoft.com/office/drawing/2016/5/13/chartex" xmlns:cx8="http://schemas.microsoft.com/office/drawing/2016/5/14/chartex" xmlns:mc="http://schemas.openxmlformats.org/markup-compatibility/2006" xmlns:aink="http://schemas.microsoft.com/office/drawing/2016/ink" xmlns:am3d="http://schemas.microsoft.com/office/drawing/2017/model3d" xmlns:o="urn:schemas-microsoft-com:office:office" xmlns:r="http://schemas.openxmlformats.org/officeDocument/2006/relationships" xmlns:m="http://schemas.openxmlformats.org/officeDocument/2006/math" xmlns:v="urn:schemas-microsoft-com:vml" xmlns:wp14="http://schemas.microsoft.com/office/word/2010/wordprocessingDrawing" xmlns:wp="http://schemas.openxmlformats.org/drawingml/2006/wordprocessingDrawing" xmlns:w10="urn:schemas-microsoft-com:office:word" xmlns:w="http://schemas.openxmlformats.org/wordprocessingml/2006/main" xmlns:w14="http://schemas.microsoft.com/office/word/2010/wordml" xmlns:w15="http://schemas.microsoft.com/office/word/2012/wordml" xmlns:w16cex="http://schemas.microsoft.com/office/word/2018/wordml/cex" xmlns:w16cid="http://schemas.microsoft.com/office/word/2016/wordml/cid" xmlns:w16="http://schemas.microsoft.com/office/word/2018/wordml" xmlns:w16sdtdh="http://schemas.microsoft.com/office/word/2020/wordml/sdtdatahash" xmlns:w16se="http://schemas.microsoft.com/office/word/2015/wordml/symex" xmlns:wpg="http://schemas.microsoft.com/office/word/2010/wordprocessingGroup" xmlns:wpi="http://schemas.microsoft.com/office/word/2010/wordprocessingInk" xmlns:wne="http://schemas.microsoft.com/office/word/2006/wordml" xmlns:wps="http://schemas.microsoft.com/office/word/2010/wordprocessingShape" mc:Ignorable="w14 w15 w16se w16cid w16 w16cex w16sdtdh wp14">
   <w:p>
     <w:pPr>
       <w:pStyle w:val="Header"/>
@@ -2587,8 +3311,8 @@
 </file>
 
 <file path=word/numbering.xml><?xml version="1.0" encoding="utf-8"?>
-<w:numbering xmlns:wpc="http://schemas.microsoft.com/office/word/2010/wordprocessingCanvas" xmlns:mc="http://schemas.openxmlformats.org/markup-compatibility/2006" xmlns:o="urn:schemas-microsoft-com:office:office" xmlns:r="http://schemas.openxmlformats.org/officeDocument/2006/relationships" xmlns:m="http://schemas.openxmlformats.org/officeDocument/2006/math" xmlns:v="urn:schemas-microsoft-com:vml" xmlns:wp14="http://schemas.microsoft.com/office/word/2010/wordprocessingDrawing" xmlns:wp="http://schemas.openxmlformats.org/drawingml/2006/wordprocessingDrawing" xmlns:w10="urn:schemas-microsoft-com:office:word" xmlns:w="http://schemas.openxmlformats.org/wordprocessingml/2006/main" xmlns:w14="http://schemas.microsoft.com/office/word/2010/wordml" xmlns:w15="http://schemas.microsoft.com/office/word/2012/wordml" xmlns:wpg="http://schemas.microsoft.com/office/word/2010/wordprocessingGroup" xmlns:wpi="http://schemas.microsoft.com/office/word/2010/wordprocessingInk" xmlns:wne="http://schemas.microsoft.com/office/word/2006/wordml" xmlns:wps="http://schemas.microsoft.com/office/word/2010/wordprocessingShape" mc:Ignorable="w14 w15 wp14">
-  <w:abstractNum w:abstractNumId="0">
+<w:numbering xmlns:wpc="http://schemas.microsoft.com/office/word/2010/wordprocessingCanvas" xmlns:cx="http://schemas.microsoft.com/office/drawing/2014/chartex" xmlns:cx1="http://schemas.microsoft.com/office/drawing/2015/9/8/chartex" xmlns:cx2="http://schemas.microsoft.com/office/drawing/2015/10/21/chartex" xmlns:cx3="http://schemas.microsoft.com/office/drawing/2016/5/9/chartex" xmlns:cx4="http://schemas.microsoft.com/office/drawing/2016/5/10/chartex" xmlns:cx5="http://schemas.microsoft.com/office/drawing/2016/5/11/chartex" xmlns:cx6="http://schemas.microsoft.com/office/drawing/2016/5/12/chartex" xmlns:cx7="http://schemas.microsoft.com/office/drawing/2016/5/13/chartex" xmlns:cx8="http://schemas.microsoft.com/office/drawing/2016/5/14/chartex" xmlns:mc="http://schemas.openxmlformats.org/markup-compatibility/2006" xmlns:aink="http://schemas.microsoft.com/office/drawing/2016/ink" xmlns:am3d="http://schemas.microsoft.com/office/drawing/2017/model3d" xmlns:o="urn:schemas-microsoft-com:office:office" xmlns:r="http://schemas.openxmlformats.org/officeDocument/2006/relationships" xmlns:m="http://schemas.openxmlformats.org/officeDocument/2006/math" xmlns:v="urn:schemas-microsoft-com:vml" xmlns:wp14="http://schemas.microsoft.com/office/word/2010/wordprocessingDrawing" xmlns:wp="http://schemas.openxmlformats.org/drawingml/2006/wordprocessingDrawing" xmlns:w10="urn:schemas-microsoft-com:office:word" xmlns:w="http://schemas.openxmlformats.org/wordprocessingml/2006/main" xmlns:w14="http://schemas.microsoft.com/office/word/2010/wordml" xmlns:w15="http://schemas.microsoft.com/office/word/2012/wordml" xmlns:w16cex="http://schemas.microsoft.com/office/word/2018/wordml/cex" xmlns:w16cid="http://schemas.microsoft.com/office/word/2016/wordml/cid" xmlns:w16="http://schemas.microsoft.com/office/word/2018/wordml" xmlns:w16sdtdh="http://schemas.microsoft.com/office/word/2020/wordml/sdtdatahash" xmlns:w16se="http://schemas.microsoft.com/office/word/2015/wordml/symex" xmlns:wpg="http://schemas.microsoft.com/office/word/2010/wordprocessingGroup" xmlns:wpi="http://schemas.microsoft.com/office/word/2010/wordprocessingInk" xmlns:wne="http://schemas.microsoft.com/office/word/2006/wordml" xmlns:wps="http://schemas.microsoft.com/office/word/2010/wordprocessingShape" mc:Ignorable="w14 w15 w16se w16cid w16 w16cex w16sdtdh wp14">
+  <w:abstractNum w:abstractNumId="0" w15:restartNumberingAfterBreak="0">
     <w:nsid w:val="19365752"/>
     <w:multiLevelType w:val="hybridMultilevel"/>
     <w:tmpl w:val="DFA0A576"/>
@@ -2677,7 +3401,7 @@
       </w:pPr>
     </w:lvl>
   </w:abstractNum>
-  <w:abstractNum w:abstractNumId="1">
+  <w:abstractNum w:abstractNumId="1" w15:restartNumberingAfterBreak="0">
     <w:nsid w:val="19495CFF"/>
     <w:multiLevelType w:val="hybridMultilevel"/>
     <w:tmpl w:val="79CC075A"/>
@@ -2728,7 +3452,7 @@
       <w:lvlJc w:val="left"/>
     </w:lvl>
   </w:abstractNum>
-  <w:abstractNum w:abstractNumId="2">
+  <w:abstractNum w:abstractNumId="2" w15:restartNumberingAfterBreak="0">
     <w:nsid w:val="66334873"/>
     <w:multiLevelType w:val="hybridMultilevel"/>
     <w:tmpl w:val="71B6F7D8"/>
@@ -2779,7 +3503,7 @@
       <w:lvlJc w:val="left"/>
     </w:lvl>
   </w:abstractNum>
-  <w:abstractNum w:abstractNumId="3">
+  <w:abstractNum w:abstractNumId="3" w15:restartNumberingAfterBreak="0">
     <w:nsid w:val="74B0DC51"/>
     <w:multiLevelType w:val="hybridMultilevel"/>
     <w:tmpl w:val="22FA3D1C"/>
@@ -2846,7 +3570,7 @@
 </file>
 
 <file path=word/styles.xml><?xml version="1.0" encoding="utf-8"?>
-<w:styles xmlns:mc="http://schemas.openxmlformats.org/markup-compatibility/2006" xmlns:r="http://schemas.openxmlformats.org/officeDocument/2006/relationships" xmlns:w="http://schemas.openxmlformats.org/wordprocessingml/2006/main" xmlns:w14="http://schemas.microsoft.com/office/word/2010/wordml" xmlns:w15="http://schemas.microsoft.com/office/word/2012/wordml" mc:Ignorable="w14 w15">
+<w:styles xmlns:mc="http://schemas.openxmlformats.org/markup-compatibility/2006" xmlns:r="http://schemas.openxmlformats.org/officeDocument/2006/relationships" xmlns:w="http://schemas.openxmlformats.org/wordprocessingml/2006/main" xmlns:w14="http://schemas.microsoft.com/office/word/2010/wordml" xmlns:w15="http://schemas.microsoft.com/office/word/2012/wordml" xmlns:w16cex="http://schemas.microsoft.com/office/word/2018/wordml/cex" xmlns:w16cid="http://schemas.microsoft.com/office/word/2016/wordml/cid" xmlns:w16="http://schemas.microsoft.com/office/word/2018/wordml" xmlns:w16sdtdh="http://schemas.microsoft.com/office/word/2020/wordml/sdtdatahash" xmlns:w16se="http://schemas.microsoft.com/office/word/2015/wordml/symex" mc:Ignorable="w14 w15 w16se w16cid w16 w16cex w16sdtdh">
   <w:docDefaults>
     <w:rPrDefault>
       <w:rPr>
@@ -2858,7 +3582,7 @@
     </w:rPrDefault>
     <w:pPrDefault/>
   </w:docDefaults>
-  <w:latentStyles w:defLockedState="0" w:defUIPriority="99" w:defSemiHidden="0" w:defUnhideWhenUsed="0" w:defQFormat="0" w:count="371">
+  <w:latentStyles w:defLockedState="0" w:defUIPriority="99" w:defSemiHidden="0" w:defUnhideWhenUsed="0" w:defQFormat="0" w:count="376">
     <w:lsdException w:name="Normal" w:uiPriority="0" w:qFormat="1"/>
     <w:lsdException w:name="heading 1" w:uiPriority="9" w:qFormat="1"/>
     <w:lsdException w:name="heading 2" w:semiHidden="1" w:uiPriority="9" w:unhideWhenUsed="1" w:qFormat="1"/>
@@ -2964,7 +3688,6 @@
     <w:lsdException w:name="HTML Sample" w:semiHidden="1" w:unhideWhenUsed="1"/>
     <w:lsdException w:name="HTML Typewriter" w:semiHidden="1" w:unhideWhenUsed="1"/>
     <w:lsdException w:name="HTML Variable" w:semiHidden="1" w:unhideWhenUsed="1"/>
-    <w:lsdException w:name="Normal Table" w:semiHidden="1" w:unhideWhenUsed="1"/>
     <w:lsdException w:name="annotation subject" w:semiHidden="1" w:unhideWhenUsed="1"/>
     <w:lsdException w:name="No List" w:semiHidden="1" w:unhideWhenUsed="1"/>
     <w:lsdException w:name="Outline List 1" w:semiHidden="1" w:unhideWhenUsed="1"/>
@@ -3007,11 +3730,8 @@
     <w:lsdException w:name="Table Contemporary" w:semiHidden="1" w:unhideWhenUsed="1"/>
     <w:lsdException w:name="Table Elegant" w:semiHidden="1" w:unhideWhenUsed="1"/>
     <w:lsdException w:name="Table Professional" w:semiHidden="1" w:unhideWhenUsed="1"/>
-    <w:lsdException w:name="Table Subtle 1" w:semiHidden="1" w:unhideWhenUsed="1"/>
     <w:lsdException w:name="Table Subtle 2" w:semiHidden="1" w:unhideWhenUsed="1"/>
     <w:lsdException w:name="Table Web 1" w:semiHidden="1" w:unhideWhenUsed="1"/>
-    <w:lsdException w:name="Table Web 2" w:semiHidden="1" w:unhideWhenUsed="1"/>
-    <w:lsdException w:name="Table Web 3" w:semiHidden="1" w:unhideWhenUsed="1"/>
     <w:lsdException w:name="Balloon Text" w:semiHidden="1" w:unhideWhenUsed="1"/>
     <w:lsdException w:name="Table Grid" w:uiPriority="39"/>
     <w:lsdException w:name="Table Theme" w:semiHidden="1" w:unhideWhenUsed="1"/>
@@ -3230,6 +3950,11 @@
     <w:lsdException w:name="List Table 5 Dark Accent 6" w:uiPriority="50"/>
     <w:lsdException w:name="List Table 6 Colorful Accent 6" w:uiPriority="51"/>
     <w:lsdException w:name="List Table 7 Colorful Accent 6" w:uiPriority="52"/>
+    <w:lsdException w:name="Mention" w:semiHidden="1" w:unhideWhenUsed="1"/>
+    <w:lsdException w:name="Smart Hyperlink" w:semiHidden="1" w:unhideWhenUsed="1"/>
+    <w:lsdException w:name="Hashtag" w:semiHidden="1" w:unhideWhenUsed="1"/>
+    <w:lsdException w:name="Unresolved Mention" w:semiHidden="1" w:unhideWhenUsed="1"/>
+    <w:lsdException w:name="Smart Link" w:semiHidden="1" w:unhideWhenUsed="1"/>
   </w:latentStyles>
   <w:style w:type="paragraph" w:default="1" w:styleId="Normal">
     <w:name w:val="Normal"/>
@@ -3268,7 +3993,6 @@
     <w:uiPriority w:val="39"/>
     <w:rsid w:val="00E11788"/>
     <w:tblPr>
-      <w:tblInd w:w="0" w:type="dxa"/>
       <w:tblBorders>
         <w:top w:val="single" w:sz="4" w:space="0" w:color="auto"/>
         <w:left w:val="single" w:sz="4" w:space="0" w:color="auto"/>
@@ -3277,12 +4001,6 @@
         <w:insideH w:val="single" w:sz="4" w:space="0" w:color="auto"/>
         <w:insideV w:val="single" w:sz="4" w:space="0" w:color="auto"/>
       </w:tblBorders>
-      <w:tblCellMar>
-        <w:top w:w="0" w:type="dxa"/>
-        <w:left w:w="108" w:type="dxa"/>
-        <w:bottom w:w="0" w:type="dxa"/>
-        <w:right w:w="108" w:type="dxa"/>
-      </w:tblCellMar>
     </w:tblPr>
   </w:style>
   <w:style w:type="paragraph" w:styleId="Header">
@@ -3446,8 +4164,8 @@
       <w:u w:val="single"/>
     </w:rPr>
   </w:style>
-  <w:style w:type="character" w:customStyle="1" w:styleId="UnresolvedMention">
-    <w:name w:val="Unresolved Mention"/>
+  <w:style w:type="character" w:customStyle="1" w:styleId="UnresolvedMention1">
+    <w:name w:val="Unresolved Mention1"/>
     <w:basedOn w:val="DefaultParagraphFont"/>
     <w:uiPriority w:val="99"/>
     <w:semiHidden/>

--- a/APLOS/POPResources/Templates/GRNReport202026.docx
+++ b/APLOS/POPResources/Templates/GRNReport202026.docx
@@ -1,6 +1,6 @@
 
 <file path=word/document.xml><?xml version="1.0" encoding="utf-8"?>
-<w:document xmlns:wpc="http://schemas.microsoft.com/office/word/2010/wordprocessingCanvas" xmlns:cx="http://schemas.microsoft.com/office/drawing/2014/chartex" xmlns:cx1="http://schemas.microsoft.com/office/drawing/2015/9/8/chartex" xmlns:cx2="http://schemas.microsoft.com/office/drawing/2015/10/21/chartex" xmlns:cx3="http://schemas.microsoft.com/office/drawing/2016/5/9/chartex" xmlns:cx4="http://schemas.microsoft.com/office/drawing/2016/5/10/chartex" xmlns:cx5="http://schemas.microsoft.com/office/drawing/2016/5/11/chartex" xmlns:cx6="http://schemas.microsoft.com/office/drawing/2016/5/12/chartex" xmlns:cx7="http://schemas.microsoft.com/office/drawing/2016/5/13/chartex" xmlns:cx8="http://schemas.microsoft.com/office/drawing/2016/5/14/chartex" xmlns:mc="http://schemas.openxmlformats.org/markup-compatibility/2006" xmlns:aink="http://schemas.microsoft.com/office/drawing/2016/ink" xmlns:am3d="http://schemas.microsoft.com/office/drawing/2017/model3d" xmlns:o="urn:schemas-microsoft-com:office:office" xmlns:r="http://schemas.openxmlformats.org/officeDocument/2006/relationships" xmlns:m="http://schemas.openxmlformats.org/officeDocument/2006/math" xmlns:v="urn:schemas-microsoft-com:vml" xmlns:wp14="http://schemas.microsoft.com/office/word/2010/wordprocessingDrawing" xmlns:wp="http://schemas.openxmlformats.org/drawingml/2006/wordprocessingDrawing" xmlns:w10="urn:schemas-microsoft-com:office:word" xmlns:w="http://schemas.openxmlformats.org/wordprocessingml/2006/main" xmlns:w14="http://schemas.microsoft.com/office/word/2010/wordml" xmlns:w15="http://schemas.microsoft.com/office/word/2012/wordml" xmlns:w16cex="http://schemas.microsoft.com/office/word/2018/wordml/cex" xmlns:w16cid="http://schemas.microsoft.com/office/word/2016/wordml/cid" xmlns:w16="http://schemas.microsoft.com/office/word/2018/wordml" xmlns:w16sdtdh="http://schemas.microsoft.com/office/word/2020/wordml/sdtdatahash" xmlns:w16se="http://schemas.microsoft.com/office/word/2015/wordml/symex" xmlns:wpg="http://schemas.microsoft.com/office/word/2010/wordprocessingGroup" xmlns:wpi="http://schemas.microsoft.com/office/word/2010/wordprocessingInk" xmlns:wne="http://schemas.microsoft.com/office/word/2006/wordml" xmlns:wps="http://schemas.microsoft.com/office/word/2010/wordprocessingShape" mc:Ignorable="w14 w15 w16se w16cid w16 w16cex w16sdtdh wp14">
+<w:document xmlns:wpc="http://schemas.microsoft.com/office/word/2010/wordprocessingCanvas" xmlns:mc="http://schemas.openxmlformats.org/markup-compatibility/2006" xmlns:o="urn:schemas-microsoft-com:office:office" xmlns:r="http://schemas.openxmlformats.org/officeDocument/2006/relationships" xmlns:m="http://schemas.openxmlformats.org/officeDocument/2006/math" xmlns:v="urn:schemas-microsoft-com:vml" xmlns:wp14="http://schemas.microsoft.com/office/word/2010/wordprocessingDrawing" xmlns:wp="http://schemas.openxmlformats.org/drawingml/2006/wordprocessingDrawing" xmlns:w10="urn:schemas-microsoft-com:office:word" xmlns:w="http://schemas.openxmlformats.org/wordprocessingml/2006/main" xmlns:w14="http://schemas.microsoft.com/office/word/2010/wordml" xmlns:wpg="http://schemas.microsoft.com/office/word/2010/wordprocessingGroup" xmlns:wpi="http://schemas.microsoft.com/office/word/2010/wordprocessingInk" xmlns:wne="http://schemas.microsoft.com/office/word/2006/wordml" xmlns:wps="http://schemas.microsoft.com/office/word/2010/wordprocessingShape" mc:Ignorable="w14 wp14">
   <w:body>
     <w:p>
       <w:pPr>
@@ -23,6 +23,287 @@
           <w:szCs w:val="16"/>
         </w:rPr>
       </w:pPr>
+      <w:r>
+        <w:rPr>
+          <w:rFonts w:ascii="Tahoma" w:hAnsi="Tahoma" w:cs="Tahoma"/>
+          <w:noProof/>
+          <w:sz w:val="16"/>
+          <w:szCs w:val="16"/>
+        </w:rPr>
+        <mc:AlternateContent>
+          <mc:Choice Requires="wps">
+            <w:drawing>
+              <wp:anchor distT="45720" distB="45720" distL="114300" distR="114300" simplePos="0" relativeHeight="251663872" behindDoc="1" locked="0" layoutInCell="1" allowOverlap="1" wp14:anchorId="4A66F1F5" wp14:editId="6A632723">
+                <wp:simplePos x="0" y="0"/>
+                <wp:positionH relativeFrom="margin">
+                  <wp:posOffset>4239318</wp:posOffset>
+                </wp:positionH>
+                <wp:positionV relativeFrom="paragraph">
+                  <wp:posOffset>102351</wp:posOffset>
+                </wp:positionV>
+                <wp:extent cx="2036445" cy="254635"/>
+                <wp:effectExtent l="0" t="0" r="0" b="0"/>
+                <wp:wrapTight wrapText="bothSides">
+                  <wp:wrapPolygon edited="0">
+                    <wp:start x="606" y="0"/>
+                    <wp:lineTo x="606" y="19392"/>
+                    <wp:lineTo x="20812" y="19392"/>
+                    <wp:lineTo x="20812" y="0"/>
+                    <wp:lineTo x="606" y="0"/>
+                  </wp:wrapPolygon>
+                </wp:wrapTight>
+                <wp:docPr id="4" name="Text Box 2"/>
+                <wp:cNvGraphicFramePr>
+                  <a:graphicFrameLocks xmlns:a="http://schemas.openxmlformats.org/drawingml/2006/main"/>
+                </wp:cNvGraphicFramePr>
+                <a:graphic xmlns:a="http://schemas.openxmlformats.org/drawingml/2006/main">
+                  <a:graphicData uri="http://schemas.microsoft.com/office/word/2010/wordprocessingShape">
+                    <wps:wsp>
+                      <wps:cNvSpPr txBox="1">
+                        <a:spLocks noChangeArrowheads="1"/>
+                      </wps:cNvSpPr>
+                      <wps:spPr bwMode="auto">
+                        <a:xfrm>
+                          <a:off x="0" y="0"/>
+                          <a:ext cx="2036445" cy="254635"/>
+                        </a:xfrm>
+                        <a:prstGeom prst="rect">
+                          <a:avLst/>
+                        </a:prstGeom>
+                        <a:noFill/>
+                        <a:ln w="9525">
+                          <a:noFill/>
+                          <a:miter lim="800000"/>
+                          <a:headEnd/>
+                          <a:tailEnd/>
+                        </a:ln>
+                      </wps:spPr>
+                      <wps:txbx>
+                        <w:txbxContent>
+                          <w:p>
+                            <w:pPr>
+                              <w:rPr>
+                                <w:rFonts w:ascii="Tahoma" w:hAnsi="Tahoma" w:cs="Tahoma"/>
+                                <w:sz w:val="20"/>
+                                <w:szCs w:val="20"/>
+                                <w:u w:val="thick"/>
+                                <w:lang w:val="en-GB"/>
+                              </w:rPr>
+                            </w:pPr>
+                            <w:r>
+                              <w:rPr>
+                                <w:rFonts w:ascii="Tahoma" w:hAnsi="Tahoma" w:cs="Tahoma"/>
+                                <w:b/>
+                                <w:bCs/>
+                                <w:sz w:val="20"/>
+                                <w:szCs w:val="20"/>
+                                <w:u w:val="thick"/>
+                                <w:lang w:val="en-GB"/>
+                              </w:rPr>
+                              <w:t>G</w:t>
+                            </w:r>
+                            <w:r>
+                              <w:rPr>
+                                <w:rFonts w:ascii="Tahoma" w:hAnsi="Tahoma" w:cs="Tahoma"/>
+                                <w:b/>
+                                <w:bCs/>
+                                <w:sz w:val="20"/>
+                                <w:szCs w:val="20"/>
+                                <w:u w:val="thick"/>
+                                <w:lang w:val="en-GB"/>
+                              </w:rPr>
+                              <w:t>oods</w:t>
+                            </w:r>
+                            <w:r>
+                              <w:rPr>
+                                <w:rFonts w:ascii="Tahoma" w:hAnsi="Tahoma" w:cs="Tahoma"/>
+                                <w:b/>
+                                <w:bCs/>
+                                <w:sz w:val="20"/>
+                                <w:szCs w:val="20"/>
+                                <w:u w:val="thick"/>
+                                <w:lang w:val="en-GB"/>
+                              </w:rPr>
+                              <w:t xml:space="preserve"> R</w:t>
+                            </w:r>
+                            <w:r>
+                              <w:rPr>
+                                <w:rFonts w:ascii="Tahoma" w:hAnsi="Tahoma" w:cs="Tahoma"/>
+                                <w:b/>
+                                <w:bCs/>
+                                <w:sz w:val="20"/>
+                                <w:szCs w:val="20"/>
+                                <w:u w:val="thick"/>
+                                <w:lang w:val="en-GB"/>
+                              </w:rPr>
+                              <w:t xml:space="preserve">eceipt </w:t>
+                            </w:r>
+                            <w:r>
+                              <w:rPr>
+                                <w:rFonts w:ascii="Tahoma" w:hAnsi="Tahoma" w:cs="Tahoma"/>
+                                <w:b/>
+                                <w:bCs/>
+                                <w:sz w:val="20"/>
+                                <w:szCs w:val="20"/>
+                                <w:u w:val="thick"/>
+                                <w:lang w:val="en-GB"/>
+                              </w:rPr>
+                              <w:t>N</w:t>
+                            </w:r>
+                            <w:r>
+                              <w:rPr>
+                                <w:rFonts w:ascii="Tahoma" w:hAnsi="Tahoma" w:cs="Tahoma"/>
+                                <w:b/>
+                                <w:bCs/>
+                                <w:sz w:val="20"/>
+                                <w:szCs w:val="20"/>
+                                <w:u w:val="thick"/>
+                                <w:lang w:val="en-GB"/>
+                              </w:rPr>
+                              <w:t xml:space="preserve">ote </w:t>
+                            </w:r>
+                            <w:r>
+                              <w:rPr>
+                                <w:rFonts w:ascii="Tahoma" w:hAnsi="Tahoma" w:cs="Tahoma"/>
+                                <w:b/>
+                                <w:bCs/>
+                                <w:sz w:val="20"/>
+                                <w:szCs w:val="20"/>
+                                <w:u w:val="thick"/>
+                                <w:lang w:val="en-GB"/>
+                              </w:rPr>
+                              <w:t>(GRN)</w:t>
+                            </w:r>
+                          </w:p>
+                        </w:txbxContent>
+                      </wps:txbx>
+                      <wps:bodyPr rot="0" vert="horz" wrap="square" lIns="91440" tIns="45720" rIns="91440" bIns="45720" anchor="t" anchorCtr="0">
+                        <a:noAutofit/>
+                      </wps:bodyPr>
+                    </wps:wsp>
+                  </a:graphicData>
+                </a:graphic>
+                <wp14:sizeRelH relativeFrom="margin">
+                  <wp14:pctWidth>0</wp14:pctWidth>
+                </wp14:sizeRelH>
+                <wp14:sizeRelV relativeFrom="margin">
+                  <wp14:pctHeight>0</wp14:pctHeight>
+                </wp14:sizeRelV>
+              </wp:anchor>
+            </w:drawing>
+          </mc:Choice>
+          <mc:Fallback>
+            <w:pict>
+              <v:shapetype id="_x0000_t202" coordsize="21600,21600" o:spt="202" path="m,l,21600r21600,l21600,xe">
+                <v:stroke joinstyle="miter"/>
+                <v:path gradientshapeok="t" o:connecttype="rect"/>
+              </v:shapetype>
+              <v:shape id="Text Box 2" o:spid="_x0000_s1026" type="#_x0000_t202" style="position:absolute;margin-left:333.8pt;margin-top:8.05pt;width:160.35pt;height:20.05pt;z-index:-251652608;visibility:visible;mso-wrap-style:square;mso-width-percent:0;mso-height-percent:0;mso-wrap-distance-left:9pt;mso-wrap-distance-top:3.6pt;mso-wrap-distance-right:9pt;mso-wrap-distance-bottom:3.6pt;mso-position-horizontal:absolute;mso-position-horizontal-relative:margin;mso-position-vertical:absolute;mso-position-vertical-relative:text;mso-width-percent:0;mso-height-percent:0;mso-width-relative:margin;mso-height-relative:margin;v-text-anchor:top" o:gfxdata="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" filled="f" stroked="f">
+                <v:textbox>
+                  <w:txbxContent>
+                    <w:p>
+                      <w:pPr>
+                        <w:rPr>
+                          <w:rFonts w:ascii="Tahoma" w:hAnsi="Tahoma" w:cs="Tahoma"/>
+                          <w:sz w:val="20"/>
+                          <w:szCs w:val="20"/>
+                          <w:u w:val="thick"/>
+                          <w:lang w:val="en-GB"/>
+                        </w:rPr>
+                      </w:pPr>
+                      <w:r>
+                        <w:rPr>
+                          <w:rFonts w:ascii="Tahoma" w:hAnsi="Tahoma" w:cs="Tahoma"/>
+                          <w:b/>
+                          <w:bCs/>
+                          <w:sz w:val="20"/>
+                          <w:szCs w:val="20"/>
+                          <w:u w:val="thick"/>
+                          <w:lang w:val="en-GB"/>
+                        </w:rPr>
+                        <w:t>G</w:t>
+                      </w:r>
+                      <w:r>
+                        <w:rPr>
+                          <w:rFonts w:ascii="Tahoma" w:hAnsi="Tahoma" w:cs="Tahoma"/>
+                          <w:b/>
+                          <w:bCs/>
+                          <w:sz w:val="20"/>
+                          <w:szCs w:val="20"/>
+                          <w:u w:val="thick"/>
+                          <w:lang w:val="en-GB"/>
+                        </w:rPr>
+                        <w:t>oods</w:t>
+                      </w:r>
+                      <w:r>
+                        <w:rPr>
+                          <w:rFonts w:ascii="Tahoma" w:hAnsi="Tahoma" w:cs="Tahoma"/>
+                          <w:b/>
+                          <w:bCs/>
+                          <w:sz w:val="20"/>
+                          <w:szCs w:val="20"/>
+                          <w:u w:val="thick"/>
+                          <w:lang w:val="en-GB"/>
+                        </w:rPr>
+                        <w:t xml:space="preserve"> R</w:t>
+                      </w:r>
+                      <w:r>
+                        <w:rPr>
+                          <w:rFonts w:ascii="Tahoma" w:hAnsi="Tahoma" w:cs="Tahoma"/>
+                          <w:b/>
+                          <w:bCs/>
+                          <w:sz w:val="20"/>
+                          <w:szCs w:val="20"/>
+                          <w:u w:val="thick"/>
+                          <w:lang w:val="en-GB"/>
+                        </w:rPr>
+                        <w:t xml:space="preserve">eceipt </w:t>
+                      </w:r>
+                      <w:r>
+                        <w:rPr>
+                          <w:rFonts w:ascii="Tahoma" w:hAnsi="Tahoma" w:cs="Tahoma"/>
+                          <w:b/>
+                          <w:bCs/>
+                          <w:sz w:val="20"/>
+                          <w:szCs w:val="20"/>
+                          <w:u w:val="thick"/>
+                          <w:lang w:val="en-GB"/>
+                        </w:rPr>
+                        <w:t>N</w:t>
+                      </w:r>
+                      <w:r>
+                        <w:rPr>
+                          <w:rFonts w:ascii="Tahoma" w:hAnsi="Tahoma" w:cs="Tahoma"/>
+                          <w:b/>
+                          <w:bCs/>
+                          <w:sz w:val="20"/>
+                          <w:szCs w:val="20"/>
+                          <w:u w:val="thick"/>
+                          <w:lang w:val="en-GB"/>
+                        </w:rPr>
+                        <w:t xml:space="preserve">ote </w:t>
+                      </w:r>
+                      <w:r>
+                        <w:rPr>
+                          <w:rFonts w:ascii="Tahoma" w:hAnsi="Tahoma" w:cs="Tahoma"/>
+                          <w:b/>
+                          <w:bCs/>
+                          <w:sz w:val="20"/>
+                          <w:szCs w:val="20"/>
+                          <w:u w:val="thick"/>
+                          <w:lang w:val="en-GB"/>
+                        </w:rPr>
+                        <w:t>(GRN)</w:t>
+                      </w:r>
+                    </w:p>
+                  </w:txbxContent>
+                </v:textbox>
+                <w10:wrap type="tight" anchorx="margin"/>
+              </v:shape>
+            </w:pict>
+          </mc:Fallback>
+        </mc:AlternateContent>
+      </w:r>
     </w:p>
     <w:tbl>
       <w:tblPr>
@@ -32,9 +313,9 @@
         <w:tblLook w:val="04A0" w:firstRow="1" w:lastRow="0" w:firstColumn="1" w:lastColumn="0" w:noHBand="0" w:noVBand="1"/>
       </w:tblPr>
       <w:tblGrid>
-        <w:gridCol w:w="5445"/>
+        <w:gridCol w:w="6134"/>
         <w:gridCol w:w="3503"/>
-        <w:gridCol w:w="9430"/>
+        <w:gridCol w:w="8741"/>
       </w:tblGrid>
       <w:tr>
         <w:trPr>
@@ -46,65 +327,121 @@
           </w:tcPr>
           <w:p>
             <w:pPr>
-              <w:rPr>
-                <w:rFonts w:ascii="Tahoma" w:eastAsia="Arial" w:hAnsi="Tahoma" w:cs="Tahoma"/>
-                <w:b/>
-                <w:bCs/>
+              <w:pStyle w:val="paragraph"/>
+              <w:spacing w:before="0" w:beforeAutospacing="0" w:after="0" w:afterAutospacing="0"/>
+              <w:textAlignment w:val="baseline"/>
+              <w:rPr>
+                <w:rFonts w:ascii="Tahoma" w:hAnsi="Tahoma" w:cs="Tahoma"/>
                 <w:sz w:val="16"/>
                 <w:szCs w:val="16"/>
               </w:rPr>
             </w:pPr>
-            <w:r>
-              <w:rPr>
-                <w:rFonts w:ascii="Tahoma" w:eastAsia="Arial" w:hAnsi="Tahoma" w:cs="Tahoma"/>
-                <w:b/>
-                <w:bCs/>
-                <w:sz w:val="16"/>
-                <w:szCs w:val="16"/>
-              </w:rPr>
-              <w:t xml:space="preserve">GRN </w:t>
-            </w:r>
-            <w:proofErr w:type="gramStart"/>
-            <w:r>
-              <w:rPr>
-                <w:rFonts w:ascii="Tahoma" w:eastAsia="Arial" w:hAnsi="Tahoma" w:cs="Tahoma"/>
-                <w:b/>
-                <w:bCs/>
-                <w:sz w:val="16"/>
-                <w:szCs w:val="16"/>
-              </w:rPr>
-              <w:t>NO:</w:t>
-            </w:r>
-            <w:r>
-              <w:rPr>
-                <w:rFonts w:ascii="Tahoma" w:eastAsia="Arial" w:hAnsi="Tahoma" w:cs="Tahoma"/>
-                <w:bCs/>
+            <w:proofErr w:type="spellStart"/>
+            <w:r>
+              <w:rPr>
+                <w:rStyle w:val="normaltextrun"/>
+                <w:rFonts w:ascii="Tahoma" w:hAnsi="Tahoma" w:cs="Tahoma"/>
+                <w:b/>
+                <w:bCs/>
+                <w:sz w:val="16"/>
+                <w:szCs w:val="16"/>
+              </w:rPr>
+              <w:t>PONo</w:t>
+            </w:r>
+            <w:proofErr w:type="spellEnd"/>
+            <w:r>
+              <w:rPr>
+                <w:rStyle w:val="normaltextrun"/>
+                <w:rFonts w:ascii="Tahoma" w:hAnsi="Tahoma" w:cs="Tahoma"/>
+                <w:b/>
+                <w:bCs/>
+                <w:sz w:val="16"/>
+                <w:szCs w:val="16"/>
+              </w:rPr>
+              <w:t>: </w:t>
+            </w:r>
+            <w:r>
+              <w:rPr>
+                <w:rStyle w:val="normaltextrun"/>
+                <w:rFonts w:ascii="Tahoma" w:hAnsi="Tahoma" w:cs="Tahoma"/>
+                <w:color w:val="000000"/>
                 <w:sz w:val="16"/>
                 <w:szCs w:val="16"/>
               </w:rPr>
               <w:t>{</w:t>
             </w:r>
             <w:proofErr w:type="spellStart"/>
-            <w:proofErr w:type="gramEnd"/>
-            <w:r>
-              <w:rPr>
+            <w:r>
+              <w:rPr>
+                <w:rStyle w:val="normaltextrun"/>
                 <w:rFonts w:ascii="Tahoma" w:hAnsi="Tahoma" w:cs="Tahoma"/>
                 <w:color w:val="000000"/>
                 <w:sz w:val="16"/>
                 <w:szCs w:val="16"/>
-                <w:highlight w:val="white"/>
-              </w:rPr>
-              <w:t>grnNumber</w:t>
+              </w:rPr>
+              <w:t>PONumber</w:t>
             </w:r>
             <w:proofErr w:type="spellEnd"/>
             <w:r>
               <w:rPr>
-                <w:rFonts w:ascii="Tahoma" w:eastAsia="Arial" w:hAnsi="Tahoma" w:cs="Tahoma"/>
-                <w:bCs/>
+                <w:rStyle w:val="normaltextrun"/>
+                <w:rFonts w:ascii="Tahoma" w:hAnsi="Tahoma" w:cs="Tahoma"/>
+                <w:color w:val="000000"/>
                 <w:sz w:val="16"/>
                 <w:szCs w:val="16"/>
               </w:rPr>
               <w:t>}</w:t>
+            </w:r>
+            <w:r>
+              <w:rPr>
+                <w:rStyle w:val="normaltextrun"/>
+                <w:rFonts w:ascii="Tahoma" w:hAnsi="Tahoma" w:cs="Tahoma"/>
+                <w:b/>
+                <w:bCs/>
+                <w:sz w:val="16"/>
+                <w:szCs w:val="16"/>
+              </w:rPr>
+              <w:t>                               Checked  Status:</w:t>
+            </w:r>
+            <w:r>
+              <w:rPr>
+                <w:rStyle w:val="normaltextrun"/>
+                <w:rFonts w:ascii="Tahoma" w:hAnsi="Tahoma" w:cs="Tahoma"/>
+                <w:sz w:val="16"/>
+                <w:szCs w:val="16"/>
+              </w:rPr>
+              <w:t>{</w:t>
+            </w:r>
+            <w:proofErr w:type="spellStart"/>
+            <w:r>
+              <w:rPr>
+                <w:rStyle w:val="normaltextrun"/>
+                <w:rFonts w:ascii="Tahoma" w:hAnsi="Tahoma" w:cs="Tahoma"/>
+                <w:color w:val="000000"/>
+                <w:sz w:val="16"/>
+                <w:szCs w:val="16"/>
+                <w:shd w:val="clear" w:color="auto" w:fill="FFFFFF"/>
+              </w:rPr>
+              <w:t>PurOrCheckedStatus</w:t>
+            </w:r>
+            <w:proofErr w:type="spellEnd"/>
+            <w:r>
+              <w:rPr>
+                <w:rStyle w:val="normaltextrun"/>
+                <w:rFonts w:ascii="Tahoma" w:hAnsi="Tahoma" w:cs="Tahoma"/>
+                <w:sz w:val="16"/>
+                <w:szCs w:val="16"/>
+              </w:rPr>
+              <w:t>}</w:t>
+            </w:r>
+            <w:r>
+              <w:rPr>
+                <w:rStyle w:val="eop"/>
+                <w:rFonts w:ascii="Tahoma" w:hAnsi="Tahoma" w:cs="Tahoma"/>
+                <w:sz w:val="16"/>
+                <w:szCs w:val="16"/>
+              </w:rPr>
+              <w:t> </w:t>
             </w:r>
           </w:p>
           <w:p>
@@ -119,96 +456,45 @@
             </w:pPr>
             <w:r>
               <w:rPr>
-                <w:rFonts w:ascii="Tahoma" w:eastAsia="Arial" w:hAnsi="Tahoma" w:cs="Tahoma"/>
-                <w:b/>
-                <w:bCs/>
-                <w:sz w:val="16"/>
-                <w:szCs w:val="16"/>
-              </w:rPr>
-              <w:t xml:space="preserve">PO No: </w:t>
-            </w:r>
-            <w:r>
-              <w:rPr>
-                <w:rFonts w:ascii="Tahoma" w:eastAsia="Times New Roman" w:hAnsi="Tahoma" w:cs="Tahoma"/>
-                <w:color w:val="000000"/>
-                <w:sz w:val="16"/>
-                <w:szCs w:val="16"/>
-              </w:rPr>
-              <w:t>{</w:t>
+                <w:rStyle w:val="normaltextrun"/>
+                <w:rFonts w:ascii="Tahoma" w:hAnsi="Tahoma" w:cs="Tahoma"/>
+                <w:b/>
+                <w:bCs/>
+                <w:sz w:val="16"/>
+                <w:szCs w:val="16"/>
+              </w:rPr>
+              <w:t>Employee Name:{</w:t>
             </w:r>
             <w:proofErr w:type="spellStart"/>
             <w:r>
               <w:rPr>
-                <w:rFonts w:ascii="Tahoma" w:eastAsia="Times New Roman" w:hAnsi="Tahoma" w:cs="Tahoma"/>
-                <w:color w:val="000000"/>
-                <w:sz w:val="16"/>
-                <w:szCs w:val="16"/>
-              </w:rPr>
-              <w:t>PONumber</w:t>
+                <w:rStyle w:val="normaltextrun"/>
+                <w:rFonts w:ascii="Tahoma" w:hAnsi="Tahoma" w:cs="Tahoma"/>
+                <w:sz w:val="16"/>
+                <w:szCs w:val="16"/>
+              </w:rPr>
+              <w:t>EmployeeName</w:t>
             </w:r>
             <w:proofErr w:type="spellEnd"/>
             <w:r>
               <w:rPr>
-                <w:rFonts w:ascii="Tahoma" w:eastAsia="Times New Roman" w:hAnsi="Tahoma" w:cs="Tahoma"/>
-                <w:color w:val="000000"/>
+                <w:rStyle w:val="normaltextrun"/>
+                <w:rFonts w:ascii="Tahoma" w:hAnsi="Tahoma" w:cs="Tahoma"/>
+                <w:b/>
+                <w:bCs/>
                 <w:sz w:val="16"/>
                 <w:szCs w:val="16"/>
               </w:rPr>
               <w:t>}</w:t>
             </w:r>
-          </w:p>
-          <w:p>
-            <w:pPr>
-              <w:rPr>
-                <w:rFonts w:ascii="Tahoma" w:eastAsia="Arial" w:hAnsi="Tahoma" w:cs="Tahoma"/>
-                <w:b/>
-                <w:bCs/>
-                <w:sz w:val="16"/>
-                <w:szCs w:val="16"/>
-              </w:rPr>
-            </w:pPr>
-            <w:r>
-              <w:rPr>
-                <w:rFonts w:ascii="Tahoma" w:eastAsia="Arial" w:hAnsi="Tahoma" w:cs="Tahoma"/>
-                <w:b/>
-                <w:bCs/>
-                <w:sz w:val="16"/>
-                <w:szCs w:val="16"/>
-              </w:rPr>
-              <w:t xml:space="preserve">Employee </w:t>
-            </w:r>
-            <w:proofErr w:type="gramStart"/>
-            <w:r>
-              <w:rPr>
-                <w:rFonts w:ascii="Tahoma" w:eastAsia="Arial" w:hAnsi="Tahoma" w:cs="Tahoma"/>
-                <w:b/>
-                <w:bCs/>
-                <w:sz w:val="16"/>
-                <w:szCs w:val="16"/>
-              </w:rPr>
-              <w:t>Name:{</w:t>
-            </w:r>
-            <w:proofErr w:type="spellStart"/>
-            <w:proofErr w:type="gramEnd"/>
-            <w:r>
-              <w:rPr>
-                <w:rFonts w:ascii="Tahoma" w:eastAsia="Arial" w:hAnsi="Tahoma" w:cs="Tahoma"/>
-                <w:bCs/>
-                <w:sz w:val="16"/>
-                <w:szCs w:val="16"/>
-              </w:rPr>
-              <w:t>EmployeeName</w:t>
-            </w:r>
-            <w:proofErr w:type="spellEnd"/>
-            <w:r>
-              <w:rPr>
-                <w:rFonts w:ascii="Tahoma" w:eastAsia="Arial" w:hAnsi="Tahoma" w:cs="Tahoma"/>
-                <w:b/>
-                <w:bCs/>
-                <w:sz w:val="16"/>
-                <w:szCs w:val="16"/>
-              </w:rPr>
-              <w:t>}</w:t>
+            <w:r>
+              <w:rPr>
+                <w:rStyle w:val="eop"/>
+                <w:rFonts w:ascii="Tahoma" w:hAnsi="Tahoma" w:cs="Tahoma"/>
+                <w:sz w:val="16"/>
+                <w:szCs w:val="16"/>
+              </w:rPr>
+              <w:t> </w:t>
             </w:r>
           </w:p>
         </w:tc>
@@ -218,6 +504,9 @@
           </w:tcPr>
           <w:p>
             <w:pPr>
+              <w:pStyle w:val="paragraph"/>
+              <w:spacing w:before="0" w:beforeAutospacing="0" w:after="0" w:afterAutospacing="0"/>
+              <w:textAlignment w:val="baseline"/>
               <w:rPr>
                 <w:rFonts w:ascii="Tahoma" w:hAnsi="Tahoma" w:cs="Tahoma"/>
                 <w:sz w:val="16"/>
@@ -226,64 +515,114 @@
             </w:pPr>
             <w:r>
               <w:rPr>
-                <w:rFonts w:ascii="Tahoma" w:eastAsia="Arial" w:hAnsi="Tahoma" w:cs="Tahoma"/>
-                <w:b/>
-                <w:bCs/>
-                <w:sz w:val="16"/>
-                <w:szCs w:val="16"/>
-              </w:rPr>
-              <w:t xml:space="preserve">PO </w:t>
-            </w:r>
-            <w:r>
-              <w:rPr>
-                <w:rFonts w:ascii="Tahoma" w:eastAsia="Arial" w:hAnsi="Tahoma" w:cs="Tahoma"/>
-                <w:b/>
-                <w:bCs/>
-                <w:sz w:val="16"/>
-                <w:szCs w:val="16"/>
-              </w:rPr>
-              <w:t>Date</w:t>
-            </w:r>
-            <w:proofErr w:type="gramStart"/>
-            <w:r>
-              <w:rPr>
-                <w:rFonts w:ascii="Tahoma" w:eastAsia="Arial" w:hAnsi="Tahoma" w:cs="Tahoma"/>
-                <w:b/>
-                <w:bCs/>
-                <w:sz w:val="16"/>
-                <w:szCs w:val="16"/>
-              </w:rPr>
-              <w:t xml:space="preserve">:  </w:t>
-            </w:r>
-            <w:r>
-              <w:rPr>
-                <w:rFonts w:ascii="Tahoma" w:eastAsia="Times New Roman" w:hAnsi="Tahoma" w:cs="Tahoma"/>
+                <w:rStyle w:val="normaltextrun"/>
+                <w:rFonts w:ascii="Tahoma" w:hAnsi="Tahoma" w:cs="Tahoma"/>
+                <w:b/>
+                <w:bCs/>
+                <w:sz w:val="16"/>
+                <w:szCs w:val="16"/>
+              </w:rPr>
+              <w:t>Approved Status:</w:t>
+            </w:r>
+            <w:r>
+              <w:rPr>
+                <w:rStyle w:val="normaltextrun"/>
+                <w:rFonts w:ascii="Tahoma" w:hAnsi="Tahoma" w:cs="Tahoma"/>
+                <w:sz w:val="16"/>
+                <w:szCs w:val="16"/>
+              </w:rPr>
+              <w:t>{</w:t>
+            </w:r>
+            <w:proofErr w:type="spellStart"/>
+            <w:r>
+              <w:rPr>
+                <w:rStyle w:val="normaltextrun"/>
+                <w:rFonts w:ascii="Tahoma" w:hAnsi="Tahoma" w:cs="Tahoma"/>
                 <w:color w:val="000000"/>
                 <w:sz w:val="16"/>
                 <w:szCs w:val="16"/>
-              </w:rPr>
-              <w:t>{</w:t>
+                <w:shd w:val="clear" w:color="auto" w:fill="FFFFFF"/>
+              </w:rPr>
+              <w:t>PurOrApprovedStatus</w:t>
+            </w:r>
+            <w:proofErr w:type="spellEnd"/>
+            <w:r>
+              <w:rPr>
+                <w:rStyle w:val="normaltextrun"/>
+                <w:rFonts w:ascii="Tahoma" w:hAnsi="Tahoma" w:cs="Tahoma"/>
+                <w:sz w:val="16"/>
+                <w:szCs w:val="16"/>
+              </w:rPr>
+              <w:t>}</w:t>
+            </w:r>
+            <w:r>
+              <w:rPr>
+                <w:rStyle w:val="eop"/>
+                <w:rFonts w:ascii="Tahoma" w:hAnsi="Tahoma" w:cs="Tahoma"/>
+                <w:sz w:val="16"/>
+                <w:szCs w:val="16"/>
+              </w:rPr>
+              <w:t> </w:t>
+            </w:r>
+          </w:p>
+          <w:p>
+            <w:pPr>
+              <w:rPr>
+                <w:rFonts w:ascii="Tahoma" w:hAnsi="Tahoma" w:cs="Tahoma"/>
+                <w:sz w:val="16"/>
+                <w:szCs w:val="16"/>
+              </w:rPr>
+            </w:pPr>
+            <w:r>
+              <w:rPr>
+                <w:rStyle w:val="normaltextrun"/>
+                <w:rFonts w:ascii="Tahoma" w:hAnsi="Tahoma" w:cs="Tahoma"/>
+                <w:b/>
+                <w:bCs/>
+                <w:sz w:val="16"/>
+                <w:szCs w:val="16"/>
+              </w:rPr>
+              <w:t>Creditable  Status :{</w:t>
             </w:r>
             <w:proofErr w:type="spellStart"/>
-            <w:proofErr w:type="gramEnd"/>
-            <w:r>
-              <w:rPr>
-                <w:rFonts w:ascii="Tahoma" w:eastAsia="Times New Roman" w:hAnsi="Tahoma" w:cs="Tahoma"/>
-                <w:color w:val="000000"/>
-                <w:sz w:val="16"/>
-                <w:szCs w:val="16"/>
-              </w:rPr>
-              <w:t>poDate</w:t>
+            <w:r>
+              <w:rPr>
+                <w:rStyle w:val="normaltextrun"/>
+                <w:rFonts w:ascii="Tahoma" w:hAnsi="Tahoma" w:cs="Tahoma"/>
+                <w:sz w:val="16"/>
+                <w:szCs w:val="16"/>
+              </w:rPr>
+              <w:t>CredtibleStatus</w:t>
             </w:r>
             <w:proofErr w:type="spellEnd"/>
             <w:r>
               <w:rPr>
-                <w:rFonts w:ascii="Tahoma" w:eastAsia="Times New Roman" w:hAnsi="Tahoma" w:cs="Tahoma"/>
-                <w:color w:val="000000"/>
-                <w:sz w:val="16"/>
-                <w:szCs w:val="16"/>
-              </w:rPr>
-              <w:t xml:space="preserve">} </w:t>
+                <w:rStyle w:val="normaltextrun"/>
+                <w:rFonts w:ascii="Tahoma" w:hAnsi="Tahoma" w:cs="Tahoma"/>
+                <w:sz w:val="16"/>
+                <w:szCs w:val="16"/>
+              </w:rPr>
+              <w:t>} </w:t>
+            </w:r>
+            <w:r>
+              <w:rPr>
+                <w:rStyle w:val="normaltextrun"/>
+                <w:rFonts w:ascii="Tahoma" w:hAnsi="Tahoma" w:cs="Tahoma"/>
+                <w:b/>
+                <w:bCs/>
+                <w:sz w:val="16"/>
+                <w:szCs w:val="16"/>
+              </w:rPr>
+              <w:t> </w:t>
+            </w:r>
+            <w:r>
+              <w:rPr>
+                <w:rStyle w:val="eop"/>
+                <w:rFonts w:ascii="Tahoma" w:hAnsi="Tahoma" w:cs="Tahoma"/>
+                <w:sz w:val="16"/>
+                <w:szCs w:val="16"/>
+              </w:rPr>
+              <w:t> </w:t>
             </w:r>
           </w:p>
         </w:tc>
@@ -293,35 +632,29 @@
           </w:tcPr>
           <w:p>
             <w:pPr>
-              <w:spacing w:line="276" w:lineRule="auto"/>
+              <w:pStyle w:val="paragraph"/>
+              <w:spacing w:before="0" w:beforeAutospacing="0" w:after="0" w:afterAutospacing="0"/>
+              <w:textAlignment w:val="baseline"/>
               <w:rPr>
                 <w:rFonts w:ascii="Tahoma" w:hAnsi="Tahoma" w:cs="Tahoma"/>
                 <w:sz w:val="16"/>
                 <w:szCs w:val="16"/>
               </w:rPr>
             </w:pPr>
-            <w:proofErr w:type="gramStart"/>
-            <w:r>
-              <w:rPr>
-                <w:rFonts w:ascii="Tahoma" w:hAnsi="Tahoma" w:cs="Tahoma"/>
-                <w:b/>
-                <w:sz w:val="16"/>
-                <w:szCs w:val="16"/>
-              </w:rPr>
-              <w:t>Checked  Status</w:t>
-            </w:r>
-            <w:proofErr w:type="gramEnd"/>
-            <w:r>
-              <w:rPr>
-                <w:rFonts w:ascii="Tahoma" w:hAnsi="Tahoma" w:cs="Tahoma"/>
-                <w:b/>
-                <w:sz w:val="16"/>
-                <w:szCs w:val="16"/>
-              </w:rPr>
-              <w:t>:</w:t>
-            </w:r>
-            <w:r>
-              <w:rPr>
+            <w:r>
+              <w:rPr>
+                <w:rStyle w:val="normaltextrun"/>
+                <w:rFonts w:ascii="Tahoma" w:hAnsi="Tahoma" w:cs="Tahoma"/>
+                <w:b/>
+                <w:bCs/>
+                <w:sz w:val="16"/>
+                <w:szCs w:val="16"/>
+              </w:rPr>
+              <w:t>GRN NO            :</w:t>
+            </w:r>
+            <w:r>
+              <w:rPr>
+                <w:rStyle w:val="normaltextrun"/>
                 <w:rFonts w:ascii="Tahoma" w:hAnsi="Tahoma" w:cs="Tahoma"/>
                 <w:sz w:val="16"/>
                 <w:szCs w:val="16"/>
@@ -331,35 +664,41 @@
             <w:proofErr w:type="spellStart"/>
             <w:r>
               <w:rPr>
-                <w:rFonts w:ascii="Consolas" w:hAnsi="Consolas" w:cs="Consolas"/>
+                <w:rStyle w:val="normaltextrun"/>
+                <w:rFonts w:ascii="Tahoma" w:hAnsi="Tahoma" w:cs="Tahoma"/>
                 <w:color w:val="000000"/>
-                <w:sz w:val="19"/>
-                <w:szCs w:val="19"/>
-                <w:highlight w:val="white"/>
-              </w:rPr>
-              <w:t>PurOrCheckedStatus</w:t>
+                <w:sz w:val="16"/>
+                <w:szCs w:val="16"/>
+                <w:shd w:val="clear" w:color="auto" w:fill="FFFFFF"/>
+              </w:rPr>
+              <w:t>grnNumber</w:t>
             </w:r>
             <w:proofErr w:type="spellEnd"/>
             <w:r>
               <w:rPr>
-                <w:rFonts w:ascii="Tahoma" w:hAnsi="Tahoma" w:cs="Tahoma"/>
-                <w:sz w:val="16"/>
-                <w:szCs w:val="16"/>
-              </w:rPr>
-              <w:t xml:space="preserve">}       </w:t>
-            </w:r>
-            <w:r>
-              <w:rPr>
-                <w:rFonts w:ascii="Tahoma" w:hAnsi="Tahoma" w:cs="Tahoma"/>
-                <w:b/>
-                <w:sz w:val="16"/>
-                <w:szCs w:val="16"/>
-              </w:rPr>
-              <w:t xml:space="preserve"> Approved Status:</w:t>
-            </w:r>
-            <w:r>
-              <w:rPr>
-                <w:rFonts w:ascii="Tahoma" w:hAnsi="Tahoma" w:cs="Tahoma"/>
+                <w:rStyle w:val="normaltextrun"/>
+                <w:rFonts w:ascii="Tahoma" w:hAnsi="Tahoma" w:cs="Tahoma"/>
+                <w:sz w:val="16"/>
+                <w:szCs w:val="16"/>
+              </w:rPr>
+              <w:t>}          </w:t>
+            </w:r>
+            <w:r>
+              <w:rPr>
+                <w:rStyle w:val="normaltextrun"/>
+                <w:rFonts w:ascii="Tahoma" w:hAnsi="Tahoma" w:cs="Tahoma"/>
+                <w:b/>
+                <w:bCs/>
+                <w:sz w:val="16"/>
+                <w:szCs w:val="16"/>
+              </w:rPr>
+              <w:t>Dated:  </w:t>
+            </w:r>
+            <w:r>
+              <w:rPr>
+                <w:rStyle w:val="normaltextrun"/>
+                <w:rFonts w:ascii="Tahoma" w:hAnsi="Tahoma" w:cs="Tahoma"/>
+                <w:color w:val="000000"/>
                 <w:sz w:val="16"/>
                 <w:szCs w:val="16"/>
               </w:rPr>
@@ -368,22 +707,34 @@
             <w:proofErr w:type="spellStart"/>
             <w:r>
               <w:rPr>
+                <w:rStyle w:val="normaltextrun"/>
                 <w:rFonts w:ascii="Tahoma" w:hAnsi="Tahoma" w:cs="Tahoma"/>
                 <w:color w:val="000000"/>
                 <w:sz w:val="16"/>
                 <w:szCs w:val="16"/>
-                <w:highlight w:val="white"/>
-              </w:rPr>
-              <w:t>PurOrApprovedStatus</w:t>
+              </w:rPr>
+              <w:t>poDate</w:t>
             </w:r>
             <w:proofErr w:type="spellEnd"/>
             <w:r>
               <w:rPr>
-                <w:rFonts w:ascii="Tahoma" w:hAnsi="Tahoma" w:cs="Tahoma"/>
-                <w:sz w:val="16"/>
-                <w:szCs w:val="16"/>
-              </w:rPr>
-              <w:t xml:space="preserve">}        </w:t>
+                <w:rStyle w:val="normaltextrun"/>
+                <w:rFonts w:ascii="Tahoma" w:hAnsi="Tahoma" w:cs="Tahoma"/>
+                <w:color w:val="000000"/>
+                <w:sz w:val="16"/>
+                <w:szCs w:val="16"/>
+              </w:rPr>
+              <w:t>}</w:t>
+            </w:r>
+            <w:r>
+              <w:rPr>
+                <w:rStyle w:val="eop"/>
+                <w:rFonts w:ascii="Tahoma" w:hAnsi="Tahoma" w:cs="Tahoma"/>
+                <w:color w:val="000000"/>
+                <w:sz w:val="16"/>
+                <w:szCs w:val="16"/>
+              </w:rPr>
+              <w:t> </w:t>
             </w:r>
           </w:p>
           <w:p>
@@ -395,43 +746,99 @@
                 <w:szCs w:val="16"/>
               </w:rPr>
             </w:pPr>
-            <w:proofErr w:type="gramStart"/>
-            <w:r>
-              <w:rPr>
-                <w:rFonts w:ascii="Tahoma" w:hAnsi="Tahoma" w:cs="Tahoma"/>
-                <w:b/>
-                <w:sz w:val="16"/>
-                <w:szCs w:val="16"/>
-              </w:rPr>
-              <w:t>Creditable  Status</w:t>
-            </w:r>
-            <w:proofErr w:type="gramEnd"/>
-            <w:r>
-              <w:rPr>
-                <w:rFonts w:ascii="Tahoma" w:hAnsi="Tahoma" w:cs="Tahoma"/>
-                <w:b/>
-                <w:sz w:val="16"/>
-                <w:szCs w:val="16"/>
-              </w:rPr>
-              <w:t xml:space="preserve"> :{</w:t>
+            <w:r>
+              <w:rPr>
+                <w:rStyle w:val="normaltextrun"/>
+                <w:rFonts w:ascii="Tahoma" w:hAnsi="Tahoma" w:cs="Tahoma"/>
+                <w:b/>
+                <w:bCs/>
+                <w:sz w:val="16"/>
+                <w:szCs w:val="16"/>
+              </w:rPr>
+              <w:t>Gate Entry NO :</w:t>
+            </w:r>
+            <w:r>
+              <w:rPr>
+                <w:rStyle w:val="normaltextrun"/>
+                <w:rFonts w:ascii="Tahoma" w:hAnsi="Tahoma" w:cs="Tahoma"/>
+                <w:sz w:val="16"/>
+                <w:szCs w:val="16"/>
+              </w:rPr>
+              <w:t>{</w:t>
             </w:r>
             <w:proofErr w:type="spellStart"/>
             <w:r>
               <w:rPr>
-                <w:rFonts w:ascii="Tahoma" w:hAnsi="Tahoma" w:cs="Tahoma"/>
-                <w:sz w:val="16"/>
-                <w:szCs w:val="16"/>
-              </w:rPr>
-              <w:t>CredtibleStatus</w:t>
+                <w:rStyle w:val="normaltextrun"/>
+                <w:rFonts w:ascii="Tahoma" w:hAnsi="Tahoma" w:cs="Tahoma"/>
+                <w:color w:val="000000"/>
+                <w:sz w:val="16"/>
+                <w:szCs w:val="16"/>
+              </w:rPr>
+              <w:t>GateEntryNo</w:t>
             </w:r>
             <w:proofErr w:type="spellEnd"/>
             <w:r>
               <w:rPr>
-                <w:rFonts w:ascii="Tahoma" w:hAnsi="Tahoma" w:cs="Tahoma"/>
+                <w:rStyle w:val="normaltextrun"/>
+                <w:rFonts w:ascii="Tahoma" w:hAnsi="Tahoma" w:cs="Tahoma"/>
+                <w:sz w:val="16"/>
+                <w:szCs w:val="16"/>
+              </w:rPr>
+              <w:t>}        </w:t>
+            </w:r>
+            <w:r>
+              <w:rPr>
+                <w:rStyle w:val="normaltextrun"/>
+                <w:rFonts w:ascii="Tahoma" w:hAnsi="Tahoma" w:cs="Tahoma"/>
+                <w:b/>
+                <w:bCs/>
+                <w:sz w:val="16"/>
+                <w:szCs w:val="16"/>
+              </w:rPr>
+              <w:t>Dated:  </w:t>
+            </w:r>
+            <w:r>
+              <w:rPr>
+                <w:rStyle w:val="normaltextrun"/>
+                <w:rFonts w:ascii="Tahoma" w:hAnsi="Tahoma" w:cs="Tahoma"/>
+                <w:color w:val="000000"/>
+                <w:sz w:val="16"/>
+                <w:szCs w:val="16"/>
+              </w:rPr>
+              <w:t>{</w:t>
+            </w:r>
+            <w:proofErr w:type="spellStart"/>
+            <w:r>
+              <w:rPr>
+                <w:rStyle w:val="normaltextrun"/>
+                <w:rFonts w:ascii="Tahoma" w:hAnsi="Tahoma" w:cs="Tahoma"/>
+                <w:color w:val="000000"/>
+                <w:sz w:val="16"/>
+                <w:szCs w:val="16"/>
+              </w:rPr>
+              <w:t>EntryDate</w:t>
+            </w:r>
+            <w:proofErr w:type="spellEnd"/>
+            <w:r>
+              <w:rPr>
+                <w:rStyle w:val="normaltextrun"/>
+                <w:rFonts w:ascii="Tahoma" w:hAnsi="Tahoma" w:cs="Tahoma"/>
+                <w:color w:val="000000"/>
                 <w:sz w:val="16"/>
                 <w:szCs w:val="16"/>
               </w:rPr>
               <w:t>}</w:t>
+            </w:r>
+            <w:r>
+              <w:rPr>
+                <w:rStyle w:val="eop"/>
+                <w:rFonts w:ascii="Tahoma" w:hAnsi="Tahoma" w:cs="Tahoma"/>
+                <w:color w:val="000000"/>
+                <w:sz w:val="16"/>
+                <w:szCs w:val="16"/>
+              </w:rPr>
+              <w:t> </w:t>
             </w:r>
           </w:p>
         </w:tc>
@@ -706,6 +1113,8 @@
               </w:rPr>
               <w:t>}</w:t>
             </w:r>
+            <w:bookmarkStart w:id="0" w:name="_GoBack"/>
+            <w:bookmarkEnd w:id="0"/>
           </w:p>
           <w:p>
             <w:pPr>
@@ -936,50 +1345,6 @@
                 <w:szCs w:val="16"/>
               </w:rPr>
             </w:pPr>
-            <w:r>
-              <w:rPr>
-                <w:rFonts w:ascii="Tahoma" w:hAnsi="Tahoma" w:cs="Tahoma"/>
-                <w:b/>
-                <w:color w:val="000000" w:themeColor="text1"/>
-                <w:sz w:val="16"/>
-                <w:szCs w:val="16"/>
-                <w:lang w:eastAsia="en-IN"/>
-              </w:rPr>
-              <w:t>{</w:t>
-            </w:r>
-            <w:proofErr w:type="spellStart"/>
-            <w:r>
-              <w:rPr>
-                <w:rFonts w:ascii="Tahoma" w:hAnsi="Tahoma" w:cs="Tahoma"/>
-                <w:b/>
-                <w:color w:val="000000" w:themeColor="text1"/>
-                <w:sz w:val="16"/>
-                <w:szCs w:val="16"/>
-                <w:lang w:eastAsia="en-IN"/>
-              </w:rPr>
-              <w:t>InventoryReceiveAdditionalTax</w:t>
-            </w:r>
-            <w:proofErr w:type="spellEnd"/>
-            <w:r>
-              <w:rPr>
-                <w:rFonts w:ascii="Tahoma" w:hAnsi="Tahoma" w:cs="Tahoma"/>
-                <w:b/>
-                <w:color w:val="000000" w:themeColor="text1"/>
-                <w:sz w:val="16"/>
-                <w:szCs w:val="16"/>
-                <w:lang w:eastAsia="en-IN"/>
-              </w:rPr>
-              <w:t>}</w:t>
-            </w:r>
-            <w:r>
-              <w:rPr>
-                <w:rFonts w:ascii="Tahoma" w:hAnsi="Tahoma" w:cs="Tahoma"/>
-                <w:noProof/>
-                <w:sz w:val="16"/>
-                <w:szCs w:val="16"/>
-              </w:rPr>
-              <w:t xml:space="preserve">                       </w:t>
-            </w:r>
           </w:p>
           <w:p>
             <w:pPr>
@@ -1643,23 +2008,14 @@
                           </wp:anchor>
                         </w:drawing>
                       </mc:Choice>
-                      <mc:Fallback>
+                      <mc:Fallback xmlns:w16se="http://schemas.microsoft.com/office/word/2015/wordml/symex" xmlns:w16="http://schemas.microsoft.com/office/word/2018/wordml" xmlns:w16cid="http://schemas.microsoft.com/office/word/2016/wordml/cid" xmlns:w16cex="http://schemas.microsoft.com/office/word/2018/wordml/cex" xmlns:w15="http://schemas.microsoft.com/office/word/2012/wordml" xmlns:am3d="http://schemas.microsoft.com/office/drawing/2017/model3d" xmlns:aink="http://schemas.microsoft.com/office/drawing/2016/ink" xmlns:cx8="http://schemas.microsoft.com/office/drawing/2016/5/14/chartex" xmlns:cx7="http://schemas.microsoft.com/office/drawing/2016/5/13/chartex" xmlns:cx6="http://schemas.microsoft.com/office/drawing/2016/5/12/chartex" xmlns:cx5="http://schemas.microsoft.com/office/drawing/2016/5/11/chartex" xmlns:cx4="http://schemas.microsoft.com/office/drawing/2016/5/10/chartex" xmlns:cx3="http://schemas.microsoft.com/office/drawing/2016/5/9/chartex" xmlns:cx2="http://schemas.microsoft.com/office/drawing/2015/10/21/chartex" xmlns:cx1="http://schemas.microsoft.com/office/drawing/2015/9/8/chartex" xmlns:cx="http://schemas.microsoft.com/office/drawing/2014/chartex">
                         <w:pict>
-                          <v:line w14:anchorId="5986D0FD" id="Straight Connector 3" o:spid="_x0000_s1026" style="position:absolute;flip:x;z-index:251665920;visibility:visible;mso-wrap-style:square;mso-width-percent:0;mso-height-percent:0;mso-wrap-distance-left:9pt;mso-wrap-distance-top:0;mso-wrap-distance-right:9pt;mso-wrap-distance-bottom:0;mso-position-horizontal:absolute;mso-position-horizontal-relative:text;mso-position-vertical:absolute;mso-position-vertical-relative:text;mso-width-percent:0;mso-height-percent:0;mso-width-relative:margin;mso-height-relative:margin" from="30.2pt,8.35pt" to="139.75pt,8.35pt" o:gfxdata="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" strokecolor="windowText" strokeweight=".5pt">
+                          <v:line w14:anchorId="3106861C" id="Straight Connector 3" o:spid="_x0000_s1026" style="position:absolute;flip:x;z-index:251665920;visibility:visible;mso-wrap-style:square;mso-width-percent:0;mso-height-percent:0;mso-wrap-distance-left:9pt;mso-wrap-distance-top:0;mso-wrap-distance-right:9pt;mso-wrap-distance-bottom:0;mso-position-horizontal:absolute;mso-position-horizontal-relative:text;mso-position-vertical:absolute;mso-position-vertical-relative:text;mso-width-percent:0;mso-height-percent:0;mso-width-relative:margin;mso-height-relative:margin" from="30.2pt,8.35pt" to="139.75pt,8.35pt" o:gfxdata="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" strokecolor="windowText" strokeweight=".5pt">
                             <v:stroke joinstyle="miter"/>
                           </v:line>
                         </w:pict>
                       </mc:Fallback>
                     </mc:AlternateContent>
-                  </w:r>
-                  <w:r>
-                    <w:rPr>
-                      <w:rFonts w:ascii="Tahoma" w:eastAsia="Arial" w:hAnsi="Tahoma" w:cs="Tahoma"/>
-                      <w:bCs/>
-                      <w:sz w:val="16"/>
-                      <w:szCs w:val="16"/>
-                    </w:rPr>
-                    <w:t xml:space="preserve">    </w:t>
                   </w:r>
                   <w:r>
                     <w:rPr>
@@ -1764,9 +2120,9 @@
                           </wp:anchor>
                         </w:drawing>
                       </mc:Choice>
-                      <mc:Fallback>
+                      <mc:Fallback xmlns:w16se="http://schemas.microsoft.com/office/word/2015/wordml/symex" xmlns:w16="http://schemas.microsoft.com/office/word/2018/wordml" xmlns:w16cid="http://schemas.microsoft.com/office/word/2016/wordml/cid" xmlns:w16cex="http://schemas.microsoft.com/office/word/2018/wordml/cex" xmlns:w15="http://schemas.microsoft.com/office/word/2012/wordml" xmlns:am3d="http://schemas.microsoft.com/office/drawing/2017/model3d" xmlns:aink="http://schemas.microsoft.com/office/drawing/2016/ink" xmlns:cx8="http://schemas.microsoft.com/office/drawing/2016/5/14/chartex" xmlns:cx7="http://schemas.microsoft.com/office/drawing/2016/5/13/chartex" xmlns:cx6="http://schemas.microsoft.com/office/drawing/2016/5/12/chartex" xmlns:cx5="http://schemas.microsoft.com/office/drawing/2016/5/11/chartex" xmlns:cx4="http://schemas.microsoft.com/office/drawing/2016/5/10/chartex" xmlns:cx3="http://schemas.microsoft.com/office/drawing/2016/5/9/chartex" xmlns:cx2="http://schemas.microsoft.com/office/drawing/2015/10/21/chartex" xmlns:cx1="http://schemas.microsoft.com/office/drawing/2015/9/8/chartex" xmlns:cx="http://schemas.microsoft.com/office/drawing/2014/chartex">
                         <w:pict>
-                          <v:line w14:anchorId="5000D8C6" id="Straight Connector 1" o:spid="_x0000_s1026" style="position:absolute;z-index:251666944;visibility:visible;mso-wrap-style:square;mso-width-percent:0;mso-wrap-distance-left:9pt;mso-wrap-distance-top:0;mso-wrap-distance-right:9pt;mso-wrap-distance-bottom:0;mso-position-horizontal:absolute;mso-position-horizontal-relative:text;mso-position-vertical:absolute;mso-position-vertical-relative:text;mso-width-percent:0;mso-width-relative:margin" from="23.5pt,8.35pt" to="143.7pt,8.35pt" o:gfxdata="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" strokecolor="windowText" strokeweight=".5pt">
+                          <v:line w14:anchorId="1307C6A7" id="Straight Connector 1" o:spid="_x0000_s1026" style="position:absolute;z-index:251666944;visibility:visible;mso-wrap-style:square;mso-width-percent:0;mso-wrap-distance-left:9pt;mso-wrap-distance-top:0;mso-wrap-distance-right:9pt;mso-wrap-distance-bottom:0;mso-position-horizontal:absolute;mso-position-horizontal-relative:text;mso-position-vertical:absolute;mso-position-vertical-relative:text;mso-width-percent:0;mso-width-relative:margin" from="23.5pt,8.35pt" to="143.7pt,8.35pt" o:gfxdata="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" strokecolor="windowText" strokeweight=".5pt">
                             <v:stroke joinstyle="miter"/>
                           </v:line>
                         </w:pict>
@@ -1873,9 +2229,9 @@
                           </wp:anchor>
                         </w:drawing>
                       </mc:Choice>
-                      <mc:Fallback>
+                      <mc:Fallback xmlns:w16se="http://schemas.microsoft.com/office/word/2015/wordml/symex" xmlns:w16="http://schemas.microsoft.com/office/word/2018/wordml" xmlns:w16cid="http://schemas.microsoft.com/office/word/2016/wordml/cid" xmlns:w16cex="http://schemas.microsoft.com/office/word/2018/wordml/cex" xmlns:w15="http://schemas.microsoft.com/office/word/2012/wordml" xmlns:am3d="http://schemas.microsoft.com/office/drawing/2017/model3d" xmlns:aink="http://schemas.microsoft.com/office/drawing/2016/ink" xmlns:cx8="http://schemas.microsoft.com/office/drawing/2016/5/14/chartex" xmlns:cx7="http://schemas.microsoft.com/office/drawing/2016/5/13/chartex" xmlns:cx6="http://schemas.microsoft.com/office/drawing/2016/5/12/chartex" xmlns:cx5="http://schemas.microsoft.com/office/drawing/2016/5/11/chartex" xmlns:cx4="http://schemas.microsoft.com/office/drawing/2016/5/10/chartex" xmlns:cx3="http://schemas.microsoft.com/office/drawing/2016/5/9/chartex" xmlns:cx2="http://schemas.microsoft.com/office/drawing/2015/10/21/chartex" xmlns:cx1="http://schemas.microsoft.com/office/drawing/2015/9/8/chartex" xmlns:cx="http://schemas.microsoft.com/office/drawing/2014/chartex">
                         <w:pict>
-                          <v:line w14:anchorId="4AB60045" id="Straight Connector 2" o:spid="_x0000_s1026" style="position:absolute;z-index:251667968;visibility:visible;mso-wrap-style:square;mso-wrap-distance-left:9pt;mso-wrap-distance-top:0;mso-wrap-distance-right:9pt;mso-wrap-distance-bottom:0;mso-position-horizontal:absolute;mso-position-horizontal-relative:text;mso-position-vertical:absolute;mso-position-vertical-relative:text" from="31.2pt,8.35pt" to="143.25pt,8.35pt" o:gfxdata="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" strokecolor="windowText" strokeweight=".5pt">
+                          <v:line w14:anchorId="0108836F" id="Straight Connector 2" o:spid="_x0000_s1026" style="position:absolute;z-index:251667968;visibility:visible;mso-wrap-style:square;mso-wrap-distance-left:9pt;mso-wrap-distance-top:0;mso-wrap-distance-right:9pt;mso-wrap-distance-bottom:0;mso-position-horizontal:absolute;mso-position-horizontal-relative:text;mso-position-vertical:absolute;mso-position-vertical-relative:text" from="31.2pt,8.35pt" to="143.25pt,8.35pt" o:gfxdata="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" strokecolor="windowText" strokeweight=".5pt">
                             <v:stroke joinstyle="miter"/>
                           </v:line>
                         </w:pict>
@@ -2038,313 +2394,6 @@
           <w:szCs w:val="20"/>
         </w:rPr>
       </w:pPr>
-      <w:r>
-        <w:rPr>
-          <w:rFonts w:ascii="Tahoma" w:hAnsi="Tahoma" w:cs="Tahoma"/>
-          <w:noProof/>
-          <w:sz w:val="16"/>
-          <w:szCs w:val="16"/>
-        </w:rPr>
-        <mc:AlternateContent>
-          <mc:Choice Requires="wps">
-            <w:drawing>
-              <wp:anchor distT="45720" distB="45720" distL="114300" distR="114300" simplePos="0" relativeHeight="251663872" behindDoc="1" locked="0" layoutInCell="1" allowOverlap="1" wp14:anchorId="4A66F1F5" wp14:editId="09F9AF42">
-                <wp:simplePos x="0" y="0"/>
-                <wp:positionH relativeFrom="margin">
-                  <wp:posOffset>-575945</wp:posOffset>
-                </wp:positionH>
-                <wp:positionV relativeFrom="paragraph">
-                  <wp:posOffset>41275</wp:posOffset>
-                </wp:positionV>
-                <wp:extent cx="2036445" cy="254635"/>
-                <wp:effectExtent l="0" t="0" r="0" b="0"/>
-                <wp:wrapTight wrapText="bothSides">
-                  <wp:wrapPolygon edited="0">
-                    <wp:start x="606" y="0"/>
-                    <wp:lineTo x="606" y="19392"/>
-                    <wp:lineTo x="20812" y="19392"/>
-                    <wp:lineTo x="20812" y="0"/>
-                    <wp:lineTo x="606" y="0"/>
-                  </wp:wrapPolygon>
-                </wp:wrapTight>
-                <wp:docPr id="4" name="Text Box 2"/>
-                <wp:cNvGraphicFramePr>
-                  <a:graphicFrameLocks xmlns:a="http://schemas.openxmlformats.org/drawingml/2006/main"/>
-                </wp:cNvGraphicFramePr>
-                <a:graphic xmlns:a="http://schemas.openxmlformats.org/drawingml/2006/main">
-                  <a:graphicData uri="http://schemas.microsoft.com/office/word/2010/wordprocessingShape">
-                    <wps:wsp>
-                      <wps:cNvSpPr txBox="1">
-                        <a:spLocks noChangeArrowheads="1"/>
-                      </wps:cNvSpPr>
-                      <wps:spPr bwMode="auto">
-                        <a:xfrm>
-                          <a:off x="0" y="0"/>
-                          <a:ext cx="2036445" cy="254635"/>
-                        </a:xfrm>
-                        <a:prstGeom prst="rect">
-                          <a:avLst/>
-                        </a:prstGeom>
-                        <a:noFill/>
-                        <a:ln w="9525">
-                          <a:noFill/>
-                          <a:miter lim="800000"/>
-                          <a:headEnd/>
-                          <a:tailEnd/>
-                        </a:ln>
-                      </wps:spPr>
-                      <wps:txbx>
-                        <w:txbxContent>
-                          <w:p>
-                            <w:pPr>
-                              <w:jc w:val="both"/>
-                              <w:rPr>
-                                <w:rFonts w:ascii="Tahoma" w:hAnsi="Tahoma" w:cs="Tahoma"/>
-                                <w:sz w:val="20"/>
-                                <w:szCs w:val="20"/>
-                                <w:u w:val="thick"/>
-                                <w:lang w:val="en-GB"/>
-                              </w:rPr>
-                            </w:pPr>
-                            <w:r>
-                              <w:rPr>
-                                <w:rFonts w:ascii="Tahoma" w:hAnsi="Tahoma" w:cs="Tahoma"/>
-                                <w:b/>
-                                <w:bCs/>
-                                <w:sz w:val="20"/>
-                                <w:szCs w:val="20"/>
-                                <w:u w:val="thick"/>
-                                <w:lang w:val="en-GB"/>
-                              </w:rPr>
-                              <w:t>G</w:t>
-                            </w:r>
-                            <w:r>
-                              <w:rPr>
-                                <w:rFonts w:ascii="Tahoma" w:hAnsi="Tahoma" w:cs="Tahoma"/>
-                                <w:b/>
-                                <w:bCs/>
-                                <w:sz w:val="20"/>
-                                <w:szCs w:val="20"/>
-                                <w:u w:val="thick"/>
-                                <w:lang w:val="en-GB"/>
-                              </w:rPr>
-                              <w:t>oods</w:t>
-                            </w:r>
-                            <w:r>
-                              <w:rPr>
-                                <w:rFonts w:ascii="Tahoma" w:hAnsi="Tahoma" w:cs="Tahoma"/>
-                                <w:b/>
-                                <w:bCs/>
-                                <w:sz w:val="20"/>
-                                <w:szCs w:val="20"/>
-                                <w:u w:val="thick"/>
-                                <w:lang w:val="en-GB"/>
-                              </w:rPr>
-                              <w:t xml:space="preserve"> </w:t>
-                            </w:r>
-                            <w:r>
-                              <w:rPr>
-                                <w:rFonts w:ascii="Tahoma" w:hAnsi="Tahoma" w:cs="Tahoma"/>
-                                <w:b/>
-                                <w:bCs/>
-                                <w:sz w:val="20"/>
-                                <w:szCs w:val="20"/>
-                                <w:u w:val="thick"/>
-                                <w:lang w:val="en-GB"/>
-                              </w:rPr>
-                              <w:t>Receive</w:t>
-                            </w:r>
-                            <w:r>
-                              <w:rPr>
-                                <w:rFonts w:ascii="Tahoma" w:hAnsi="Tahoma" w:cs="Tahoma"/>
-                                <w:b/>
-                                <w:bCs/>
-                                <w:sz w:val="20"/>
-                                <w:szCs w:val="20"/>
-                                <w:u w:val="thick"/>
-                                <w:lang w:val="en-GB"/>
-                              </w:rPr>
-                              <w:t xml:space="preserve"> </w:t>
-                            </w:r>
-                            <w:r>
-                              <w:rPr>
-                                <w:rFonts w:ascii="Tahoma" w:hAnsi="Tahoma" w:cs="Tahoma"/>
-                                <w:b/>
-                                <w:bCs/>
-                                <w:sz w:val="20"/>
-                                <w:szCs w:val="20"/>
-                                <w:u w:val="thick"/>
-                                <w:lang w:val="en-GB"/>
-                              </w:rPr>
-                              <w:t>N</w:t>
-                            </w:r>
-                            <w:r>
-                              <w:rPr>
-                                <w:rFonts w:ascii="Tahoma" w:hAnsi="Tahoma" w:cs="Tahoma"/>
-                                <w:b/>
-                                <w:bCs/>
-                                <w:sz w:val="20"/>
-                                <w:szCs w:val="20"/>
-                                <w:u w:val="thick"/>
-                                <w:lang w:val="en-GB"/>
-                              </w:rPr>
-                              <w:t xml:space="preserve">ote </w:t>
-                            </w:r>
-                            <w:r>
-                              <w:rPr>
-                                <w:rFonts w:ascii="Tahoma" w:hAnsi="Tahoma" w:cs="Tahoma"/>
-                                <w:b/>
-                                <w:bCs/>
-                                <w:sz w:val="20"/>
-                                <w:szCs w:val="20"/>
-                                <w:u w:val="thick"/>
-                                <w:lang w:val="en-GB"/>
-                              </w:rPr>
-                              <w:t>(GRN)</w:t>
-                            </w:r>
-                          </w:p>
-                        </w:txbxContent>
-                      </wps:txbx>
-                      <wps:bodyPr rot="0" vert="horz" wrap="square" lIns="91440" tIns="45720" rIns="91440" bIns="45720" anchor="t" anchorCtr="0">
-                        <a:noAutofit/>
-                      </wps:bodyPr>
-                    </wps:wsp>
-                  </a:graphicData>
-                </a:graphic>
-                <wp14:sizeRelH relativeFrom="margin">
-                  <wp14:pctWidth>0</wp14:pctWidth>
-                </wp14:sizeRelH>
-                <wp14:sizeRelV relativeFrom="margin">
-                  <wp14:pctHeight>0</wp14:pctHeight>
-                </wp14:sizeRelV>
-              </wp:anchor>
-            </w:drawing>
-          </mc:Choice>
-          <mc:Fallback>
-            <w:pict>
-              <v:shapetype w14:anchorId="4A66F1F5" id="_x0000_t202" coordsize="21600,21600" o:spt="202" path="m,l,21600r21600,l21600,xe">
-                <v:stroke joinstyle="miter"/>
-                <v:path gradientshapeok="t" o:connecttype="rect"/>
-              </v:shapetype>
-              <v:shape id="Text Box 2" o:spid="_x0000_s1026" type="#_x0000_t202" style="position:absolute;margin-left:-45.35pt;margin-top:3.25pt;width:160.35pt;height:20.05pt;z-index:-251652608;visibility:visible;mso-wrap-style:square;mso-width-percent:0;mso-height-percent:0;mso-wrap-distance-left:9pt;mso-wrap-distance-top:3.6pt;mso-wrap-distance-right:9pt;mso-wrap-distance-bottom:3.6pt;mso-position-horizontal:absolute;mso-position-horizontal-relative:margin;mso-position-vertical:absolute;mso-position-vertical-relative:text;mso-width-percent:0;mso-height-percent:0;mso-width-relative:margin;mso-height-relative:margin;v-text-anchor:top" o:gfxdata="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" filled="f" stroked="f">
-                <v:textbox>
-                  <w:txbxContent>
-                    <w:p>
-                      <w:pPr>
-                        <w:jc w:val="both"/>
-                        <w:rPr>
-                          <w:rFonts w:ascii="Tahoma" w:hAnsi="Tahoma" w:cs="Tahoma"/>
-                          <w:sz w:val="20"/>
-                          <w:szCs w:val="20"/>
-                          <w:u w:val="thick"/>
-                          <w:lang w:val="en-GB"/>
-                        </w:rPr>
-                      </w:pPr>
-                      <w:r>
-                        <w:rPr>
-                          <w:rFonts w:ascii="Tahoma" w:hAnsi="Tahoma" w:cs="Tahoma"/>
-                          <w:b/>
-                          <w:bCs/>
-                          <w:sz w:val="20"/>
-                          <w:szCs w:val="20"/>
-                          <w:u w:val="thick"/>
-                          <w:lang w:val="en-GB"/>
-                        </w:rPr>
-                        <w:t>G</w:t>
-                      </w:r>
-                      <w:r>
-                        <w:rPr>
-                          <w:rFonts w:ascii="Tahoma" w:hAnsi="Tahoma" w:cs="Tahoma"/>
-                          <w:b/>
-                          <w:bCs/>
-                          <w:sz w:val="20"/>
-                          <w:szCs w:val="20"/>
-                          <w:u w:val="thick"/>
-                          <w:lang w:val="en-GB"/>
-                        </w:rPr>
-                        <w:t>oods</w:t>
-                      </w:r>
-                      <w:r>
-                        <w:rPr>
-                          <w:rFonts w:ascii="Tahoma" w:hAnsi="Tahoma" w:cs="Tahoma"/>
-                          <w:b/>
-                          <w:bCs/>
-                          <w:sz w:val="20"/>
-                          <w:szCs w:val="20"/>
-                          <w:u w:val="thick"/>
-                          <w:lang w:val="en-GB"/>
-                        </w:rPr>
-                        <w:t xml:space="preserve"> </w:t>
-                      </w:r>
-                      <w:r>
-                        <w:rPr>
-                          <w:rFonts w:ascii="Tahoma" w:hAnsi="Tahoma" w:cs="Tahoma"/>
-                          <w:b/>
-                          <w:bCs/>
-                          <w:sz w:val="20"/>
-                          <w:szCs w:val="20"/>
-                          <w:u w:val="thick"/>
-                          <w:lang w:val="en-GB"/>
-                        </w:rPr>
-                        <w:t>Receive</w:t>
-                      </w:r>
-                      <w:r>
-                        <w:rPr>
-                          <w:rFonts w:ascii="Tahoma" w:hAnsi="Tahoma" w:cs="Tahoma"/>
-                          <w:b/>
-                          <w:bCs/>
-                          <w:sz w:val="20"/>
-                          <w:szCs w:val="20"/>
-                          <w:u w:val="thick"/>
-                          <w:lang w:val="en-GB"/>
-                        </w:rPr>
-                        <w:t xml:space="preserve"> </w:t>
-                      </w:r>
-                      <w:r>
-                        <w:rPr>
-                          <w:rFonts w:ascii="Tahoma" w:hAnsi="Tahoma" w:cs="Tahoma"/>
-                          <w:b/>
-                          <w:bCs/>
-                          <w:sz w:val="20"/>
-                          <w:szCs w:val="20"/>
-                          <w:u w:val="thick"/>
-                          <w:lang w:val="en-GB"/>
-                        </w:rPr>
-                        <w:t>N</w:t>
-                      </w:r>
-                      <w:r>
-                        <w:rPr>
-                          <w:rFonts w:ascii="Tahoma" w:hAnsi="Tahoma" w:cs="Tahoma"/>
-                          <w:b/>
-                          <w:bCs/>
-                          <w:sz w:val="20"/>
-                          <w:szCs w:val="20"/>
-                          <w:u w:val="thick"/>
-                          <w:lang w:val="en-GB"/>
-                        </w:rPr>
-                        <w:t xml:space="preserve">ote </w:t>
-                      </w:r>
-                      <w:r>
-                        <w:rPr>
-                          <w:rFonts w:ascii="Tahoma" w:hAnsi="Tahoma" w:cs="Tahoma"/>
-                          <w:b/>
-                          <w:bCs/>
-                          <w:sz w:val="20"/>
-                          <w:szCs w:val="20"/>
-                          <w:u w:val="thick"/>
-                          <w:lang w:val="en-GB"/>
-                        </w:rPr>
-                        <w:t>(GRN)</w:t>
-                      </w:r>
-                    </w:p>
-                  </w:txbxContent>
-                </v:textbox>
-                <w10:wrap type="tight" anchorx="margin"/>
-              </v:shape>
-            </w:pict>
-          </mc:Fallback>
-        </mc:AlternateContent>
-      </w:r>
     </w:p>
     <w:p>
       <w:pPr>
@@ -2379,12 +2428,12 @@
       </w:pPr>
     </w:p>
     <w:sectPr>
-      <w:headerReference w:type="even" r:id="rId8"/>
-      <w:headerReference w:type="default" r:id="rId9"/>
-      <w:footerReference w:type="even" r:id="rId10"/>
-      <w:footerReference w:type="default" r:id="rId11"/>
-      <w:headerReference w:type="first" r:id="rId12"/>
-      <w:footerReference w:type="first" r:id="rId13"/>
+      <w:headerReference w:type="even" r:id="rId9"/>
+      <w:headerReference w:type="default" r:id="rId10"/>
+      <w:footerReference w:type="even" r:id="rId11"/>
+      <w:footerReference w:type="default" r:id="rId12"/>
+      <w:headerReference w:type="first" r:id="rId13"/>
+      <w:footerReference w:type="first" r:id="rId14"/>
       <w:pgSz w:w="20160" w:h="12240" w:orient="landscape" w:code="5"/>
       <w:pgMar w:top="1440" w:right="1800" w:bottom="1440" w:left="1800" w:header="0" w:footer="0" w:gutter="0"/>
       <w:cols w:space="720"/>
@@ -2395,7 +2444,7 @@
 </file>
 
 <file path=word/endnotes.xml><?xml version="1.0" encoding="utf-8"?>
-<w:endnotes xmlns:wpc="http://schemas.microsoft.com/office/word/2010/wordprocessingCanvas" xmlns:cx="http://schemas.microsoft.com/office/drawing/2014/chartex" xmlns:cx1="http://schemas.microsoft.com/office/drawing/2015/9/8/chartex" xmlns:cx2="http://schemas.microsoft.com/office/drawing/2015/10/21/chartex" xmlns:cx3="http://schemas.microsoft.com/office/drawing/2016/5/9/chartex" xmlns:cx4="http://schemas.microsoft.com/office/drawing/2016/5/10/chartex" xmlns:cx5="http://schemas.microsoft.com/office/drawing/2016/5/11/chartex" xmlns:cx6="http://schemas.microsoft.com/office/drawing/2016/5/12/chartex" xmlns:cx7="http://schemas.microsoft.com/office/drawing/2016/5/13/chartex" xmlns:cx8="http://schemas.microsoft.com/office/drawing/2016/5/14/chartex" xmlns:mc="http://schemas.openxmlformats.org/markup-compatibility/2006" xmlns:aink="http://schemas.microsoft.com/office/drawing/2016/ink" xmlns:am3d="http://schemas.microsoft.com/office/drawing/2017/model3d" xmlns:o="urn:schemas-microsoft-com:office:office" xmlns:r="http://schemas.openxmlformats.org/officeDocument/2006/relationships" xmlns:m="http://schemas.openxmlformats.org/officeDocument/2006/math" xmlns:v="urn:schemas-microsoft-com:vml" xmlns:wp14="http://schemas.microsoft.com/office/word/2010/wordprocessingDrawing" xmlns:wp="http://schemas.openxmlformats.org/drawingml/2006/wordprocessingDrawing" xmlns:w10="urn:schemas-microsoft-com:office:word" xmlns:w="http://schemas.openxmlformats.org/wordprocessingml/2006/main" xmlns:w14="http://schemas.microsoft.com/office/word/2010/wordml" xmlns:w15="http://schemas.microsoft.com/office/word/2012/wordml" xmlns:w16cex="http://schemas.microsoft.com/office/word/2018/wordml/cex" xmlns:w16cid="http://schemas.microsoft.com/office/word/2016/wordml/cid" xmlns:w16="http://schemas.microsoft.com/office/word/2018/wordml" xmlns:w16sdtdh="http://schemas.microsoft.com/office/word/2020/wordml/sdtdatahash" xmlns:w16se="http://schemas.microsoft.com/office/word/2015/wordml/symex" xmlns:wpg="http://schemas.microsoft.com/office/word/2010/wordprocessingGroup" xmlns:wpi="http://schemas.microsoft.com/office/word/2010/wordprocessingInk" xmlns:wne="http://schemas.microsoft.com/office/word/2006/wordml" xmlns:wps="http://schemas.microsoft.com/office/word/2010/wordprocessingShape" mc:Ignorable="w14 w15 w16se w16cid w16 w16cex w16sdtdh wp14">
+<w:endnotes xmlns:wpc="http://schemas.microsoft.com/office/word/2010/wordprocessingCanvas" xmlns:mc="http://schemas.openxmlformats.org/markup-compatibility/2006" xmlns:o="urn:schemas-microsoft-com:office:office" xmlns:r="http://schemas.openxmlformats.org/officeDocument/2006/relationships" xmlns:m="http://schemas.openxmlformats.org/officeDocument/2006/math" xmlns:v="urn:schemas-microsoft-com:vml" xmlns:wp14="http://schemas.microsoft.com/office/word/2010/wordprocessingDrawing" xmlns:wp="http://schemas.openxmlformats.org/drawingml/2006/wordprocessingDrawing" xmlns:w10="urn:schemas-microsoft-com:office:word" xmlns:w="http://schemas.openxmlformats.org/wordprocessingml/2006/main" xmlns:w14="http://schemas.microsoft.com/office/word/2010/wordml" xmlns:wpg="http://schemas.microsoft.com/office/word/2010/wordprocessingGroup" xmlns:wpi="http://schemas.microsoft.com/office/word/2010/wordprocessingInk" xmlns:wne="http://schemas.microsoft.com/office/word/2006/wordml" xmlns:wps="http://schemas.microsoft.com/office/word/2010/wordprocessingShape" mc:Ignorable="w14 wp14">
   <w:endnote w:type="separator" w:id="-1">
     <w:p>
       <w:r>
@@ -2414,7 +2463,7 @@
 </file>
 
 <file path=word/footer1.xml><?xml version="1.0" encoding="utf-8"?>
-<w:ftr xmlns:wpc="http://schemas.microsoft.com/office/word/2010/wordprocessingCanvas" xmlns:cx="http://schemas.microsoft.com/office/drawing/2014/chartex" xmlns:cx1="http://schemas.microsoft.com/office/drawing/2015/9/8/chartex" xmlns:cx2="http://schemas.microsoft.com/office/drawing/2015/10/21/chartex" xmlns:cx3="http://schemas.microsoft.com/office/drawing/2016/5/9/chartex" xmlns:cx4="http://schemas.microsoft.com/office/drawing/2016/5/10/chartex" xmlns:cx5="http://schemas.microsoft.com/office/drawing/2016/5/11/chartex" xmlns:cx6="http://schemas.microsoft.com/office/drawing/2016/5/12/chartex" xmlns:cx7="http://schemas.microsoft.com/office/drawing/2016/5/13/chartex" xmlns:cx8="http://schemas.microsoft.com/office/drawing/2016/5/14/chartex" xmlns:mc="http://schemas.openxmlformats.org/markup-compatibility/2006" xmlns:aink="http://schemas.microsoft.com/office/drawing/2016/ink" xmlns:am3d="http://schemas.microsoft.com/office/drawing/2017/model3d" xmlns:o="urn:schemas-microsoft-com:office:office" xmlns:r="http://schemas.openxmlformats.org/officeDocument/2006/relationships" xmlns:m="http://schemas.openxmlformats.org/officeDocument/2006/math" xmlns:v="urn:schemas-microsoft-com:vml" xmlns:wp14="http://schemas.microsoft.com/office/word/2010/wordprocessingDrawing" xmlns:wp="http://schemas.openxmlformats.org/drawingml/2006/wordprocessingDrawing" xmlns:w10="urn:schemas-microsoft-com:office:word" xmlns:w="http://schemas.openxmlformats.org/wordprocessingml/2006/main" xmlns:w14="http://schemas.microsoft.com/office/word/2010/wordml" xmlns:w15="http://schemas.microsoft.com/office/word/2012/wordml" xmlns:w16cex="http://schemas.microsoft.com/office/word/2018/wordml/cex" xmlns:w16cid="http://schemas.microsoft.com/office/word/2016/wordml/cid" xmlns:w16="http://schemas.microsoft.com/office/word/2018/wordml" xmlns:w16sdtdh="http://schemas.microsoft.com/office/word/2020/wordml/sdtdatahash" xmlns:w16se="http://schemas.microsoft.com/office/word/2015/wordml/symex" xmlns:wpg="http://schemas.microsoft.com/office/word/2010/wordprocessingGroup" xmlns:wpi="http://schemas.microsoft.com/office/word/2010/wordprocessingInk" xmlns:wne="http://schemas.microsoft.com/office/word/2006/wordml" xmlns:wps="http://schemas.microsoft.com/office/word/2010/wordprocessingShape" mc:Ignorable="w14 w15 w16se w16cid w16 w16cex w16sdtdh wp14">
+<w:ftr xmlns:wpc="http://schemas.microsoft.com/office/word/2010/wordprocessingCanvas" xmlns:mc="http://schemas.openxmlformats.org/markup-compatibility/2006" xmlns:o="urn:schemas-microsoft-com:office:office" xmlns:r="http://schemas.openxmlformats.org/officeDocument/2006/relationships" xmlns:m="http://schemas.openxmlformats.org/officeDocument/2006/math" xmlns:v="urn:schemas-microsoft-com:vml" xmlns:wp14="http://schemas.microsoft.com/office/word/2010/wordprocessingDrawing" xmlns:wp="http://schemas.openxmlformats.org/drawingml/2006/wordprocessingDrawing" xmlns:w10="urn:schemas-microsoft-com:office:word" xmlns:w="http://schemas.openxmlformats.org/wordprocessingml/2006/main" xmlns:w14="http://schemas.microsoft.com/office/word/2010/wordml" xmlns:wpg="http://schemas.microsoft.com/office/word/2010/wordprocessingGroup" xmlns:wpi="http://schemas.microsoft.com/office/word/2010/wordprocessingInk" xmlns:wne="http://schemas.microsoft.com/office/word/2006/wordml" xmlns:wps="http://schemas.microsoft.com/office/word/2010/wordprocessingShape" mc:Ignorable="w14 wp14">
   <w:p>
     <w:pPr>
       <w:pStyle w:val="Footer"/>
@@ -2424,7 +2473,7 @@
 </file>
 
 <file path=word/footer2.xml><?xml version="1.0" encoding="utf-8"?>
-<w:ftr xmlns:wpc="http://schemas.microsoft.com/office/word/2010/wordprocessingCanvas" xmlns:cx="http://schemas.microsoft.com/office/drawing/2014/chartex" xmlns:cx1="http://schemas.microsoft.com/office/drawing/2015/9/8/chartex" xmlns:cx2="http://schemas.microsoft.com/office/drawing/2015/10/21/chartex" xmlns:cx3="http://schemas.microsoft.com/office/drawing/2016/5/9/chartex" xmlns:cx4="http://schemas.microsoft.com/office/drawing/2016/5/10/chartex" xmlns:cx5="http://schemas.microsoft.com/office/drawing/2016/5/11/chartex" xmlns:cx6="http://schemas.microsoft.com/office/drawing/2016/5/12/chartex" xmlns:cx7="http://schemas.microsoft.com/office/drawing/2016/5/13/chartex" xmlns:cx8="http://schemas.microsoft.com/office/drawing/2016/5/14/chartex" xmlns:mc="http://schemas.openxmlformats.org/markup-compatibility/2006" xmlns:aink="http://schemas.microsoft.com/office/drawing/2016/ink" xmlns:am3d="http://schemas.microsoft.com/office/drawing/2017/model3d" xmlns:o="urn:schemas-microsoft-com:office:office" xmlns:r="http://schemas.openxmlformats.org/officeDocument/2006/relationships" xmlns:m="http://schemas.openxmlformats.org/officeDocument/2006/math" xmlns:v="urn:schemas-microsoft-com:vml" xmlns:wp14="http://schemas.microsoft.com/office/word/2010/wordprocessingDrawing" xmlns:wp="http://schemas.openxmlformats.org/drawingml/2006/wordprocessingDrawing" xmlns:w10="urn:schemas-microsoft-com:office:word" xmlns:w="http://schemas.openxmlformats.org/wordprocessingml/2006/main" xmlns:w14="http://schemas.microsoft.com/office/word/2010/wordml" xmlns:w15="http://schemas.microsoft.com/office/word/2012/wordml" xmlns:w16cex="http://schemas.microsoft.com/office/word/2018/wordml/cex" xmlns:w16cid="http://schemas.microsoft.com/office/word/2016/wordml/cid" xmlns:w16="http://schemas.microsoft.com/office/word/2018/wordml" xmlns:w16sdtdh="http://schemas.microsoft.com/office/word/2020/wordml/sdtdatahash" xmlns:w16se="http://schemas.microsoft.com/office/word/2015/wordml/symex" xmlns:wpg="http://schemas.microsoft.com/office/word/2010/wordprocessingGroup" xmlns:wpi="http://schemas.microsoft.com/office/word/2010/wordprocessingInk" xmlns:wne="http://schemas.microsoft.com/office/word/2006/wordml" xmlns:wps="http://schemas.microsoft.com/office/word/2010/wordprocessingShape" mc:Ignorable="w14 w15 w16se w16cid w16 w16cex w16sdtdh wp14">
+<w:ftr xmlns:wpc="http://schemas.microsoft.com/office/word/2010/wordprocessingCanvas" xmlns:mc="http://schemas.openxmlformats.org/markup-compatibility/2006" xmlns:o="urn:schemas-microsoft-com:office:office" xmlns:r="http://schemas.openxmlformats.org/officeDocument/2006/relationships" xmlns:m="http://schemas.openxmlformats.org/officeDocument/2006/math" xmlns:v="urn:schemas-microsoft-com:vml" xmlns:wp14="http://schemas.microsoft.com/office/word/2010/wordprocessingDrawing" xmlns:wp="http://schemas.openxmlformats.org/drawingml/2006/wordprocessingDrawing" xmlns:w10="urn:schemas-microsoft-com:office:word" xmlns:w="http://schemas.openxmlformats.org/wordprocessingml/2006/main" xmlns:w14="http://schemas.microsoft.com/office/word/2010/wordml" xmlns:wpg="http://schemas.microsoft.com/office/word/2010/wordprocessingGroup" xmlns:wpi="http://schemas.microsoft.com/office/word/2010/wordprocessingInk" xmlns:wne="http://schemas.microsoft.com/office/word/2006/wordml" xmlns:wps="http://schemas.microsoft.com/office/word/2010/wordprocessingShape" mc:Ignorable="w14 wp14">
   <w:sdt>
     <w:sdtPr>
       <w:id w:val="-901824678"/>
@@ -2470,135 +2519,137 @@
   </w:sdt>
   <w:p>
     <w:pPr>
+      <w:shd w:val="clear" w:color="auto" w:fill="FFFFFF"/>
       <w:jc w:val="center"/>
       <w:rPr>
-        <w:rFonts w:ascii="Tahoma" w:hAnsi="Tahoma" w:cs="Tahoma"/>
-        <w:sz w:val="16"/>
-        <w:szCs w:val="16"/>
+        <w:rFonts w:ascii="Tahoma" w:eastAsia="Times New Roman" w:hAnsi="Tahoma" w:cs="Tahoma"/>
+        <w:color w:val="222222"/>
+        <w:sz w:val="18"/>
+        <w:szCs w:val="18"/>
       </w:rPr>
     </w:pPr>
+    <w:bookmarkStart w:id="1" w:name="_Hlk48139396"/>
     <w:r>
       <w:rPr>
-        <w:rFonts w:ascii="Tahoma" w:hAnsi="Tahoma" w:cs="Tahoma"/>
-        <w:sz w:val="16"/>
-        <w:szCs w:val="16"/>
+        <w:rFonts w:ascii="Tahoma" w:eastAsia="Times New Roman" w:hAnsi="Tahoma" w:cs="Tahoma"/>
+        <w:sz w:val="18"/>
+        <w:szCs w:val="18"/>
       </w:rPr>
-      <w:t xml:space="preserve">Mouza: </w:t>
+      <w:t>701, NRK Business Park, Vijay Nagar Square, Indore – 452010, Madhya Pradesh, India.</w:t>
     </w:r>
-    <w:proofErr w:type="spellStart"/>
     <w:r>
       <w:rPr>
-        <w:rFonts w:ascii="Tahoma" w:hAnsi="Tahoma" w:cs="Tahoma"/>
-        <w:sz w:val="16"/>
-        <w:szCs w:val="16"/>
+        <w:rFonts w:ascii="Tahoma" w:eastAsia="Times New Roman" w:hAnsi="Tahoma" w:cs="Tahoma"/>
+        <w:color w:val="003366"/>
+        <w:sz w:val="18"/>
+        <w:szCs w:val="18"/>
       </w:rPr>
-      <w:t>Depashai</w:t>
+      <w:t xml:space="preserve"> </w:t>
     </w:r>
-    <w:proofErr w:type="spellEnd"/>
+    <w:hyperlink r:id="rId1" w:history="1">
+      <w:r>
+        <w:rPr>
+          <w:rStyle w:val="Hyperlink"/>
+          <w:rFonts w:ascii="Tahoma" w:eastAsia="Times New Roman" w:hAnsi="Tahoma" w:cs="Tahoma"/>
+          <w:sz w:val="18"/>
+          <w:szCs w:val="18"/>
+        </w:rPr>
+        <w:t>Tel: +91-731-4267900</w:t>
+      </w:r>
+    </w:hyperlink>
     <w:r>
       <w:rPr>
-        <w:rFonts w:ascii="Tahoma" w:hAnsi="Tahoma" w:cs="Tahoma"/>
-        <w:sz w:val="16"/>
-        <w:szCs w:val="16"/>
+        <w:rFonts w:ascii="Tahoma" w:eastAsia="Times New Roman" w:hAnsi="Tahoma" w:cs="Tahoma"/>
+        <w:i/>
+        <w:iCs/>
+        <w:color w:val="4472C4" w:themeColor="accent1"/>
+        <w:sz w:val="18"/>
+        <w:szCs w:val="18"/>
+      </w:rPr>
+      <w:t>/01</w:t>
+    </w:r>
+    <w:r>
+      <w:rPr>
+        <w:rFonts w:ascii="Tahoma" w:eastAsia="Times New Roman" w:hAnsi="Tahoma" w:cs="Tahoma"/>
+        <w:color w:val="1F3864"/>
+        <w:sz w:val="18"/>
+        <w:szCs w:val="18"/>
       </w:rPr>
       <w:t xml:space="preserve">, </w:t>
     </w:r>
-    <w:proofErr w:type="gramStart"/>
     <w:r>
       <w:rPr>
-        <w:rFonts w:ascii="Tahoma" w:hAnsi="Tahoma" w:cs="Tahoma"/>
-        <w:sz w:val="16"/>
-        <w:szCs w:val="16"/>
+        <w:rFonts w:ascii="Tahoma" w:eastAsia="Times New Roman" w:hAnsi="Tahoma" w:cs="Tahoma"/>
+        <w:color w:val="222222"/>
+        <w:sz w:val="18"/>
+        <w:szCs w:val="18"/>
       </w:rPr>
-      <w:t>U.P</w:t>
+      <w:t xml:space="preserve">Email: </w:t>
     </w:r>
-    <w:proofErr w:type="gramEnd"/>
+    <w:hyperlink r:id="rId2" w:history="1">
+      <w:r>
+        <w:rPr>
+          <w:rStyle w:val="Hyperlink"/>
+          <w:rFonts w:ascii="Tahoma" w:eastAsia="Times New Roman" w:hAnsi="Tahoma" w:cs="Tahoma"/>
+          <w:i/>
+          <w:iCs/>
+          <w:sz w:val="18"/>
+          <w:szCs w:val="18"/>
+        </w:rPr>
+        <w:t>info@vasudhaswaraj.com</w:t>
+      </w:r>
+    </w:hyperlink>
     <w:r>
       <w:rPr>
-        <w:rFonts w:ascii="Tahoma" w:hAnsi="Tahoma" w:cs="Tahoma"/>
-        <w:sz w:val="16"/>
-        <w:szCs w:val="16"/>
+        <w:rFonts w:ascii="Tahoma" w:eastAsia="Times New Roman" w:hAnsi="Tahoma" w:cs="Tahoma"/>
+        <w:color w:val="222222"/>
+        <w:sz w:val="18"/>
+        <w:szCs w:val="18"/>
       </w:rPr>
-      <w:t xml:space="preserve">: </w:t>
+      <w:t xml:space="preserve">  </w:t>
     </w:r>
-    <w:proofErr w:type="spellStart"/>
     <w:r>
       <w:rPr>
-        <w:rFonts w:ascii="Tahoma" w:hAnsi="Tahoma" w:cs="Tahoma"/>
-        <w:sz w:val="16"/>
-        <w:szCs w:val="16"/>
+        <w:rFonts w:ascii="Tahoma" w:eastAsia="Times New Roman" w:hAnsi="Tahoma" w:cs="Tahoma"/>
+        <w:color w:val="003366"/>
+        <w:sz w:val="18"/>
+        <w:szCs w:val="18"/>
       </w:rPr>
-      <w:t>Sombag</w:t>
+      <w:t>Website:</w:t>
     </w:r>
-    <w:proofErr w:type="spellEnd"/>
-    <w:r>
+    <w:hyperlink r:id="rId3" w:history="1">
+      <w:r>
+        <w:rPr>
+          <w:rStyle w:val="Hyperlink"/>
+          <w:rFonts w:ascii="Tahoma" w:eastAsia="Times New Roman" w:hAnsi="Tahoma" w:cs="Tahoma"/>
+          <w:i/>
+          <w:iCs/>
+          <w:sz w:val="18"/>
+          <w:szCs w:val="18"/>
+          <w:u w:val="none"/>
+        </w:rPr>
+        <w:t>www.vasudhaswaraj.com</w:t>
+      </w:r>
+    </w:hyperlink>
+  </w:p>
+  <w:bookmarkEnd w:id="1"/>
+  <w:p>
+    <w:pPr>
+      <w:spacing w:line="278" w:lineRule="auto"/>
+      <w:ind w:right="40"/>
+      <w:jc w:val="center"/>
       <w:rPr>
-        <w:rFonts w:ascii="Tahoma" w:hAnsi="Tahoma" w:cs="Tahoma"/>
-        <w:sz w:val="16"/>
-        <w:szCs w:val="16"/>
+        <w:rFonts w:ascii="Arial" w:eastAsia="Arial" w:hAnsi="Arial" w:cs="Arial"/>
+        <w:sz w:val="18"/>
+        <w:szCs w:val="18"/>
       </w:rPr>
-      <w:t xml:space="preserve">, </w:t>
-    </w:r>
-    <w:proofErr w:type="spellStart"/>
-    <w:r>
-      <w:rPr>
-        <w:rFonts w:ascii="Tahoma" w:hAnsi="Tahoma" w:cs="Tahoma"/>
-        <w:sz w:val="16"/>
-        <w:szCs w:val="16"/>
-      </w:rPr>
-      <w:t>Kalampur</w:t>
-    </w:r>
-    <w:proofErr w:type="spellEnd"/>
-    <w:r>
-      <w:rPr>
-        <w:rFonts w:ascii="Tahoma" w:hAnsi="Tahoma" w:cs="Tahoma"/>
-        <w:sz w:val="16"/>
-        <w:szCs w:val="16"/>
-      </w:rPr>
-      <w:t xml:space="preserve">, P.S: </w:t>
-    </w:r>
-    <w:proofErr w:type="spellStart"/>
-    <w:r>
-      <w:rPr>
-        <w:rFonts w:ascii="Tahoma" w:hAnsi="Tahoma" w:cs="Tahoma"/>
-        <w:sz w:val="16"/>
-        <w:szCs w:val="16"/>
-      </w:rPr>
-      <w:t>Dhamrai</w:t>
-    </w:r>
-    <w:proofErr w:type="spellEnd"/>
-    <w:r>
-      <w:rPr>
-        <w:rFonts w:ascii="Tahoma" w:hAnsi="Tahoma" w:cs="Tahoma"/>
-        <w:sz w:val="16"/>
-        <w:szCs w:val="16"/>
-      </w:rPr>
-      <w:t xml:space="preserve"> District: Dhaka, </w:t>
-    </w:r>
-    <w:proofErr w:type="spellStart"/>
-    <w:r>
-      <w:rPr>
-        <w:rFonts w:ascii="Tahoma" w:hAnsi="Tahoma" w:cs="Tahoma"/>
-        <w:sz w:val="16"/>
-        <w:szCs w:val="16"/>
-      </w:rPr>
-      <w:t>Bangladesh.Web</w:t>
-    </w:r>
-    <w:proofErr w:type="spellEnd"/>
-    <w:r>
-      <w:rPr>
-        <w:rFonts w:ascii="Tahoma" w:hAnsi="Tahoma" w:cs="Tahoma"/>
-        <w:sz w:val="16"/>
-        <w:szCs w:val="16"/>
-      </w:rPr>
-      <w:t>: www.ocl-bd.com Phone: +8809612223355</w:t>
-    </w:r>
+    </w:pPr>
   </w:p>
 </w:ftr>
 </file>
 
 <file path=word/footer3.xml><?xml version="1.0" encoding="utf-8"?>
-<w:ftr xmlns:wpc="http://schemas.microsoft.com/office/word/2010/wordprocessingCanvas" xmlns:cx="http://schemas.microsoft.com/office/drawing/2014/chartex" xmlns:cx1="http://schemas.microsoft.com/office/drawing/2015/9/8/chartex" xmlns:cx2="http://schemas.microsoft.com/office/drawing/2015/10/21/chartex" xmlns:cx3="http://schemas.microsoft.com/office/drawing/2016/5/9/chartex" xmlns:cx4="http://schemas.microsoft.com/office/drawing/2016/5/10/chartex" xmlns:cx5="http://schemas.microsoft.com/office/drawing/2016/5/11/chartex" xmlns:cx6="http://schemas.microsoft.com/office/drawing/2016/5/12/chartex" xmlns:cx7="http://schemas.microsoft.com/office/drawing/2016/5/13/chartex" xmlns:cx8="http://schemas.microsoft.com/office/drawing/2016/5/14/chartex" xmlns:mc="http://schemas.openxmlformats.org/markup-compatibility/2006" xmlns:aink="http://schemas.microsoft.com/office/drawing/2016/ink" xmlns:am3d="http://schemas.microsoft.com/office/drawing/2017/model3d" xmlns:o="urn:schemas-microsoft-com:office:office" xmlns:r="http://schemas.openxmlformats.org/officeDocument/2006/relationships" xmlns:m="http://schemas.openxmlformats.org/officeDocument/2006/math" xmlns:v="urn:schemas-microsoft-com:vml" xmlns:wp14="http://schemas.microsoft.com/office/word/2010/wordprocessingDrawing" xmlns:wp="http://schemas.openxmlformats.org/drawingml/2006/wordprocessingDrawing" xmlns:w10="urn:schemas-microsoft-com:office:word" xmlns:w="http://schemas.openxmlformats.org/wordprocessingml/2006/main" xmlns:w14="http://schemas.microsoft.com/office/word/2010/wordml" xmlns:w15="http://schemas.microsoft.com/office/word/2012/wordml" xmlns:w16cex="http://schemas.microsoft.com/office/word/2018/wordml/cex" xmlns:w16cid="http://schemas.microsoft.com/office/word/2016/wordml/cid" xmlns:w16="http://schemas.microsoft.com/office/word/2018/wordml" xmlns:w16sdtdh="http://schemas.microsoft.com/office/word/2020/wordml/sdtdatahash" xmlns:w16se="http://schemas.microsoft.com/office/word/2015/wordml/symex" xmlns:wpg="http://schemas.microsoft.com/office/word/2010/wordprocessingGroup" xmlns:wpi="http://schemas.microsoft.com/office/word/2010/wordprocessingInk" xmlns:wne="http://schemas.microsoft.com/office/word/2006/wordml" xmlns:wps="http://schemas.microsoft.com/office/word/2010/wordprocessingShape" mc:Ignorable="w14 w15 w16se w16cid w16 w16cex w16sdtdh wp14">
+<w:ftr xmlns:wpc="http://schemas.microsoft.com/office/word/2010/wordprocessingCanvas" xmlns:mc="http://schemas.openxmlformats.org/markup-compatibility/2006" xmlns:o="urn:schemas-microsoft-com:office:office" xmlns:r="http://schemas.openxmlformats.org/officeDocument/2006/relationships" xmlns:m="http://schemas.openxmlformats.org/officeDocument/2006/math" xmlns:v="urn:schemas-microsoft-com:vml" xmlns:wp14="http://schemas.microsoft.com/office/word/2010/wordprocessingDrawing" xmlns:wp="http://schemas.openxmlformats.org/drawingml/2006/wordprocessingDrawing" xmlns:w10="urn:schemas-microsoft-com:office:word" xmlns:w="http://schemas.openxmlformats.org/wordprocessingml/2006/main" xmlns:w14="http://schemas.microsoft.com/office/word/2010/wordml" xmlns:wpg="http://schemas.microsoft.com/office/word/2010/wordprocessingGroup" xmlns:wpi="http://schemas.microsoft.com/office/word/2010/wordprocessingInk" xmlns:wne="http://schemas.microsoft.com/office/word/2006/wordml" xmlns:wps="http://schemas.microsoft.com/office/word/2010/wordprocessingShape" mc:Ignorable="w14 wp14">
   <w:p>
     <w:pPr>
       <w:pStyle w:val="Footer"/>
@@ -2608,7 +2659,7 @@
 </file>
 
 <file path=word/footnotes.xml><?xml version="1.0" encoding="utf-8"?>
-<w:footnotes xmlns:wpc="http://schemas.microsoft.com/office/word/2010/wordprocessingCanvas" xmlns:cx="http://schemas.microsoft.com/office/drawing/2014/chartex" xmlns:cx1="http://schemas.microsoft.com/office/drawing/2015/9/8/chartex" xmlns:cx2="http://schemas.microsoft.com/office/drawing/2015/10/21/chartex" xmlns:cx3="http://schemas.microsoft.com/office/drawing/2016/5/9/chartex" xmlns:cx4="http://schemas.microsoft.com/office/drawing/2016/5/10/chartex" xmlns:cx5="http://schemas.microsoft.com/office/drawing/2016/5/11/chartex" xmlns:cx6="http://schemas.microsoft.com/office/drawing/2016/5/12/chartex" xmlns:cx7="http://schemas.microsoft.com/office/drawing/2016/5/13/chartex" xmlns:cx8="http://schemas.microsoft.com/office/drawing/2016/5/14/chartex" xmlns:mc="http://schemas.openxmlformats.org/markup-compatibility/2006" xmlns:aink="http://schemas.microsoft.com/office/drawing/2016/ink" xmlns:am3d="http://schemas.microsoft.com/office/drawing/2017/model3d" xmlns:o="urn:schemas-microsoft-com:office:office" xmlns:r="http://schemas.openxmlformats.org/officeDocument/2006/relationships" xmlns:m="http://schemas.openxmlformats.org/officeDocument/2006/math" xmlns:v="urn:schemas-microsoft-com:vml" xmlns:wp14="http://schemas.microsoft.com/office/word/2010/wordprocessingDrawing" xmlns:wp="http://schemas.openxmlformats.org/drawingml/2006/wordprocessingDrawing" xmlns:w10="urn:schemas-microsoft-com:office:word" xmlns:w="http://schemas.openxmlformats.org/wordprocessingml/2006/main" xmlns:w14="http://schemas.microsoft.com/office/word/2010/wordml" xmlns:w15="http://schemas.microsoft.com/office/word/2012/wordml" xmlns:w16cex="http://schemas.microsoft.com/office/word/2018/wordml/cex" xmlns:w16cid="http://schemas.microsoft.com/office/word/2016/wordml/cid" xmlns:w16="http://schemas.microsoft.com/office/word/2018/wordml" xmlns:w16sdtdh="http://schemas.microsoft.com/office/word/2020/wordml/sdtdatahash" xmlns:w16se="http://schemas.microsoft.com/office/word/2015/wordml/symex" xmlns:wpg="http://schemas.microsoft.com/office/word/2010/wordprocessingGroup" xmlns:wpi="http://schemas.microsoft.com/office/word/2010/wordprocessingInk" xmlns:wne="http://schemas.microsoft.com/office/word/2006/wordml" xmlns:wps="http://schemas.microsoft.com/office/word/2010/wordprocessingShape" mc:Ignorable="w14 w15 w16se w16cid w16 w16cex w16sdtdh wp14">
+<w:footnotes xmlns:wpc="http://schemas.microsoft.com/office/word/2010/wordprocessingCanvas" xmlns:mc="http://schemas.openxmlformats.org/markup-compatibility/2006" xmlns:o="urn:schemas-microsoft-com:office:office" xmlns:r="http://schemas.openxmlformats.org/officeDocument/2006/relationships" xmlns:m="http://schemas.openxmlformats.org/officeDocument/2006/math" xmlns:v="urn:schemas-microsoft-com:vml" xmlns:wp14="http://schemas.microsoft.com/office/word/2010/wordprocessingDrawing" xmlns:wp="http://schemas.openxmlformats.org/drawingml/2006/wordprocessingDrawing" xmlns:w10="urn:schemas-microsoft-com:office:word" xmlns:w="http://schemas.openxmlformats.org/wordprocessingml/2006/main" xmlns:w14="http://schemas.microsoft.com/office/word/2010/wordml" xmlns:wpg="http://schemas.microsoft.com/office/word/2010/wordprocessingGroup" xmlns:wpi="http://schemas.microsoft.com/office/word/2010/wordprocessingInk" xmlns:wne="http://schemas.microsoft.com/office/word/2006/wordml" xmlns:wps="http://schemas.microsoft.com/office/word/2010/wordprocessingShape" mc:Ignorable="w14 wp14">
   <w:footnote w:type="separator" w:id="-1">
     <w:p>
       <w:r>
@@ -2627,7 +2678,7 @@
 </file>
 
 <file path=word/header1.xml><?xml version="1.0" encoding="utf-8"?>
-<w:hdr xmlns:wpc="http://schemas.microsoft.com/office/word/2010/wordprocessingCanvas" xmlns:cx="http://schemas.microsoft.com/office/drawing/2014/chartex" xmlns:cx1="http://schemas.microsoft.com/office/drawing/2015/9/8/chartex" xmlns:cx2="http://schemas.microsoft.com/office/drawing/2015/10/21/chartex" xmlns:cx3="http://schemas.microsoft.com/office/drawing/2016/5/9/chartex" xmlns:cx4="http://schemas.microsoft.com/office/drawing/2016/5/10/chartex" xmlns:cx5="http://schemas.microsoft.com/office/drawing/2016/5/11/chartex" xmlns:cx6="http://schemas.microsoft.com/office/drawing/2016/5/12/chartex" xmlns:cx7="http://schemas.microsoft.com/office/drawing/2016/5/13/chartex" xmlns:cx8="http://schemas.microsoft.com/office/drawing/2016/5/14/chartex" xmlns:mc="http://schemas.openxmlformats.org/markup-compatibility/2006" xmlns:aink="http://schemas.microsoft.com/office/drawing/2016/ink" xmlns:am3d="http://schemas.microsoft.com/office/drawing/2017/model3d" xmlns:o="urn:schemas-microsoft-com:office:office" xmlns:r="http://schemas.openxmlformats.org/officeDocument/2006/relationships" xmlns:m="http://schemas.openxmlformats.org/officeDocument/2006/math" xmlns:v="urn:schemas-microsoft-com:vml" xmlns:wp14="http://schemas.microsoft.com/office/word/2010/wordprocessingDrawing" xmlns:wp="http://schemas.openxmlformats.org/drawingml/2006/wordprocessingDrawing" xmlns:w10="urn:schemas-microsoft-com:office:word" xmlns:w="http://schemas.openxmlformats.org/wordprocessingml/2006/main" xmlns:w14="http://schemas.microsoft.com/office/word/2010/wordml" xmlns:w15="http://schemas.microsoft.com/office/word/2012/wordml" xmlns:w16cex="http://schemas.microsoft.com/office/word/2018/wordml/cex" xmlns:w16cid="http://schemas.microsoft.com/office/word/2016/wordml/cid" xmlns:w16="http://schemas.microsoft.com/office/word/2018/wordml" xmlns:w16sdtdh="http://schemas.microsoft.com/office/word/2020/wordml/sdtdatahash" xmlns:w16se="http://schemas.microsoft.com/office/word/2015/wordml/symex" xmlns:wpg="http://schemas.microsoft.com/office/word/2010/wordprocessingGroup" xmlns:wpi="http://schemas.microsoft.com/office/word/2010/wordprocessingInk" xmlns:wne="http://schemas.microsoft.com/office/word/2006/wordml" xmlns:wps="http://schemas.microsoft.com/office/word/2010/wordprocessingShape" mc:Ignorable="w14 w15 w16se w16cid w16 w16cex w16sdtdh wp14">
+<w:hdr xmlns:wpc="http://schemas.microsoft.com/office/word/2010/wordprocessingCanvas" xmlns:mc="http://schemas.openxmlformats.org/markup-compatibility/2006" xmlns:o="urn:schemas-microsoft-com:office:office" xmlns:r="http://schemas.openxmlformats.org/officeDocument/2006/relationships" xmlns:m="http://schemas.openxmlformats.org/officeDocument/2006/math" xmlns:v="urn:schemas-microsoft-com:vml" xmlns:wp14="http://schemas.microsoft.com/office/word/2010/wordprocessingDrawing" xmlns:wp="http://schemas.openxmlformats.org/drawingml/2006/wordprocessingDrawing" xmlns:w10="urn:schemas-microsoft-com:office:word" xmlns:w="http://schemas.openxmlformats.org/wordprocessingml/2006/main" xmlns:w14="http://schemas.microsoft.com/office/word/2010/wordml" xmlns:wpg="http://schemas.microsoft.com/office/word/2010/wordprocessingGroup" xmlns:wpi="http://schemas.microsoft.com/office/word/2010/wordprocessingInk" xmlns:wne="http://schemas.microsoft.com/office/word/2006/wordml" xmlns:wps="http://schemas.microsoft.com/office/word/2010/wordprocessingShape" mc:Ignorable="w14 wp14">
   <w:p>
     <w:pPr>
       <w:pStyle w:val="Header"/>
@@ -2637,7 +2688,7 @@
 </file>
 
 <file path=word/header2.xml><?xml version="1.0" encoding="utf-8"?>
-<w:hdr xmlns:wpc="http://schemas.microsoft.com/office/word/2010/wordprocessingCanvas" xmlns:cx="http://schemas.microsoft.com/office/drawing/2014/chartex" xmlns:cx1="http://schemas.microsoft.com/office/drawing/2015/9/8/chartex" xmlns:cx2="http://schemas.microsoft.com/office/drawing/2015/10/21/chartex" xmlns:cx3="http://schemas.microsoft.com/office/drawing/2016/5/9/chartex" xmlns:cx4="http://schemas.microsoft.com/office/drawing/2016/5/10/chartex" xmlns:cx5="http://schemas.microsoft.com/office/drawing/2016/5/11/chartex" xmlns:cx6="http://schemas.microsoft.com/office/drawing/2016/5/12/chartex" xmlns:cx7="http://schemas.microsoft.com/office/drawing/2016/5/13/chartex" xmlns:cx8="http://schemas.microsoft.com/office/drawing/2016/5/14/chartex" xmlns:mc="http://schemas.openxmlformats.org/markup-compatibility/2006" xmlns:aink="http://schemas.microsoft.com/office/drawing/2016/ink" xmlns:am3d="http://schemas.microsoft.com/office/drawing/2017/model3d" xmlns:o="urn:schemas-microsoft-com:office:office" xmlns:r="http://schemas.openxmlformats.org/officeDocument/2006/relationships" xmlns:m="http://schemas.openxmlformats.org/officeDocument/2006/math" xmlns:v="urn:schemas-microsoft-com:vml" xmlns:wp14="http://schemas.microsoft.com/office/word/2010/wordprocessingDrawing" xmlns:wp="http://schemas.openxmlformats.org/drawingml/2006/wordprocessingDrawing" xmlns:w10="urn:schemas-microsoft-com:office:word" xmlns:w="http://schemas.openxmlformats.org/wordprocessingml/2006/main" xmlns:w14="http://schemas.microsoft.com/office/word/2010/wordml" xmlns:w15="http://schemas.microsoft.com/office/word/2012/wordml" xmlns:w16cex="http://schemas.microsoft.com/office/word/2018/wordml/cex" xmlns:w16cid="http://schemas.microsoft.com/office/word/2016/wordml/cid" xmlns:w16="http://schemas.microsoft.com/office/word/2018/wordml" xmlns:w16sdtdh="http://schemas.microsoft.com/office/word/2020/wordml/sdtdatahash" xmlns:w16se="http://schemas.microsoft.com/office/word/2015/wordml/symex" xmlns:wpg="http://schemas.microsoft.com/office/word/2010/wordprocessingGroup" xmlns:wpi="http://schemas.microsoft.com/office/word/2010/wordprocessingInk" xmlns:wne="http://schemas.microsoft.com/office/word/2006/wordml" xmlns:wps="http://schemas.microsoft.com/office/word/2010/wordprocessingShape" mc:Ignorable="w14 w15 w16se w16cid w16 w16cex w16sdtdh wp14">
+<w:hdr xmlns:wpc="http://schemas.microsoft.com/office/word/2010/wordprocessingCanvas" xmlns:mc="http://schemas.openxmlformats.org/markup-compatibility/2006" xmlns:o="urn:schemas-microsoft-com:office:office" xmlns:r="http://schemas.openxmlformats.org/officeDocument/2006/relationships" xmlns:m="http://schemas.openxmlformats.org/officeDocument/2006/math" xmlns:v="urn:schemas-microsoft-com:vml" xmlns:wp14="http://schemas.microsoft.com/office/word/2010/wordprocessingDrawing" xmlns:wp="http://schemas.openxmlformats.org/drawingml/2006/wordprocessingDrawing" xmlns:w10="urn:schemas-microsoft-com:office:word" xmlns:w="http://schemas.openxmlformats.org/wordprocessingml/2006/main" xmlns:w14="http://schemas.microsoft.com/office/word/2010/wordml" xmlns:wpg="http://schemas.microsoft.com/office/word/2010/wordprocessingGroup" xmlns:wpi="http://schemas.microsoft.com/office/word/2010/wordprocessingInk" xmlns:wne="http://schemas.microsoft.com/office/word/2006/wordml" xmlns:wps="http://schemas.microsoft.com/office/word/2010/wordprocessingShape" mc:Ignorable="w14 wp14">
   <w:p>
     <w:pPr>
       <w:pStyle w:val="Header"/>
@@ -2646,22 +2697,23 @@
     <w:r>
       <w:rPr>
         <w:noProof/>
+        <w:color w:val="000000" w:themeColor="text1"/>
       </w:rPr>
       <mc:AlternateContent>
         <mc:Choice Requires="wps">
           <w:drawing>
-            <wp:anchor distT="0" distB="0" distL="114300" distR="114300" simplePos="0" relativeHeight="251662336" behindDoc="0" locked="0" layoutInCell="1" allowOverlap="1" wp14:anchorId="58DEB29D" wp14:editId="7BC47F26">
+            <wp:anchor distT="0" distB="0" distL="114300" distR="114300" simplePos="0" relativeHeight="251656192" behindDoc="0" locked="0" layoutInCell="1" allowOverlap="1" wp14:anchorId="618CBB85" wp14:editId="08E30730">
               <wp:simplePos x="0" y="0"/>
               <wp:positionH relativeFrom="column">
-                <wp:posOffset>8140469</wp:posOffset>
+                <wp:posOffset>8825345</wp:posOffset>
               </wp:positionH>
               <wp:positionV relativeFrom="paragraph">
-                <wp:posOffset>143857</wp:posOffset>
+                <wp:posOffset>41565</wp:posOffset>
               </wp:positionV>
-              <wp:extent cx="2867025" cy="553720"/>
-              <wp:effectExtent l="0" t="0" r="28575" b="17780"/>
+              <wp:extent cx="2278380" cy="852054"/>
+              <wp:effectExtent l="0" t="0" r="26670" b="24765"/>
               <wp:wrapNone/>
-              <wp:docPr id="7" name="Rectangle 7"/>
+              <wp:docPr id="8" name="Rectangle 8"/>
               <wp:cNvGraphicFramePr/>
               <a:graphic xmlns:a="http://schemas.openxmlformats.org/drawingml/2006/main">
                 <a:graphicData uri="http://schemas.microsoft.com/office/word/2010/wordprocessingShape">
@@ -2670,7 +2722,7 @@
                     <wps:spPr>
                       <a:xfrm>
                         <a:off x="0" y="0"/>
-                        <a:ext cx="2867025" cy="553720"/>
+                        <a:ext cx="2278380" cy="852054"/>
                       </a:xfrm>
                       <a:prstGeom prst="rect">
                         <a:avLst/>
@@ -2699,6 +2751,195 @@
                       <w:txbxContent>
                         <w:p>
                           <w:pPr>
+                            <w:shd w:val="clear" w:color="auto" w:fill="FFFFFF"/>
+                            <w:jc w:val="right"/>
+                            <w:rPr>
+                              <w:rFonts w:ascii="Tahoma" w:eastAsia="Times New Roman" w:hAnsi="Tahoma" w:cs="Tahoma"/>
+                              <w:sz w:val="16"/>
+                              <w:szCs w:val="16"/>
+                            </w:rPr>
+                          </w:pPr>
+                          <w:r>
+                            <w:rPr>
+                              <w:rFonts w:ascii="Tahoma" w:eastAsia="Times New Roman" w:hAnsi="Tahoma" w:cs="Tahoma"/>
+                              <w:sz w:val="16"/>
+                              <w:szCs w:val="16"/>
+                            </w:rPr>
+                            <w:t>701,</w:t>
+                          </w:r>
+                          <w:r>
+                            <w:rPr>
+                              <w:rFonts w:ascii="Tahoma" w:eastAsia="Times New Roman" w:hAnsi="Tahoma" w:cs="Tahoma"/>
+                              <w:sz w:val="16"/>
+                              <w:szCs w:val="16"/>
+                            </w:rPr>
+                            <w:t xml:space="preserve"> </w:t>
+                          </w:r>
+                          <w:r>
+                            <w:rPr>
+                              <w:rFonts w:ascii="Tahoma" w:eastAsia="Times New Roman" w:hAnsi="Tahoma" w:cs="Tahoma"/>
+                              <w:sz w:val="16"/>
+                              <w:szCs w:val="16"/>
+                            </w:rPr>
+                            <w:t>NRK Business Park,</w:t>
+                          </w:r>
+                          <w:r>
+                            <w:rPr>
+                              <w:rFonts w:ascii="Tahoma" w:eastAsia="Times New Roman" w:hAnsi="Tahoma" w:cs="Tahoma"/>
+                              <w:sz w:val="16"/>
+                              <w:szCs w:val="16"/>
+                            </w:rPr>
+                            <w:t xml:space="preserve"> </w:t>
+                          </w:r>
+                          <w:r>
+                            <w:rPr>
+                              <w:rFonts w:ascii="Tahoma" w:eastAsia="Times New Roman" w:hAnsi="Tahoma" w:cs="Tahoma"/>
+                              <w:sz w:val="16"/>
+                              <w:szCs w:val="16"/>
+                            </w:rPr>
+                            <w:t>Vijay Nagar</w:t>
+                          </w:r>
+                          <w:r>
+                            <w:rPr>
+                              <w:rFonts w:ascii="Tahoma" w:eastAsia="Times New Roman" w:hAnsi="Tahoma" w:cs="Tahoma"/>
+                              <w:sz w:val="16"/>
+                              <w:szCs w:val="16"/>
+                            </w:rPr>
+                            <w:t xml:space="preserve"> Square</w:t>
+                          </w:r>
+                          <w:r>
+                            <w:rPr>
+                              <w:rFonts w:ascii="Tahoma" w:eastAsia="Times New Roman" w:hAnsi="Tahoma" w:cs="Tahoma"/>
+                              <w:sz w:val="16"/>
+                              <w:szCs w:val="16"/>
+                            </w:rPr>
+                            <w:t>,</w:t>
+                          </w:r>
+                        </w:p>
+                        <w:p>
+                          <w:pPr>
+                            <w:shd w:val="clear" w:color="auto" w:fill="FFFFFF"/>
+                            <w:jc w:val="right"/>
+                            <w:rPr>
+                              <w:rFonts w:ascii="Tahoma" w:eastAsia="Times New Roman" w:hAnsi="Tahoma" w:cs="Tahoma"/>
+                              <w:sz w:val="16"/>
+                              <w:szCs w:val="16"/>
+                            </w:rPr>
+                          </w:pPr>
+                          <w:r>
+                            <w:rPr>
+                              <w:rFonts w:ascii="Tahoma" w:eastAsia="Times New Roman" w:hAnsi="Tahoma" w:cs="Tahoma"/>
+                              <w:sz w:val="16"/>
+                              <w:szCs w:val="16"/>
+                            </w:rPr>
+                            <w:t>Indore – 452010, Madhya Pradesh, India.</w:t>
+                          </w:r>
+                        </w:p>
+                        <w:p>
+                          <w:pPr>
+                            <w:shd w:val="clear" w:color="auto" w:fill="FFFFFF"/>
+                            <w:jc w:val="right"/>
+                            <w:rPr>
+                              <w:rFonts w:ascii="Tahoma" w:eastAsia="Times New Roman" w:hAnsi="Tahoma" w:cs="Tahoma"/>
+                              <w:sz w:val="16"/>
+                              <w:szCs w:val="16"/>
+                            </w:rPr>
+                          </w:pPr>
+                          <w:hyperlink r:id="rId1" w:tgtFrame="_blank" w:history="1">
+                            <w:r>
+                              <w:rPr>
+                                <w:rFonts w:ascii="Tahoma" w:eastAsia="Times New Roman" w:hAnsi="Tahoma" w:cs="Tahoma"/>
+                                <w:sz w:val="16"/>
+                                <w:szCs w:val="16"/>
+                              </w:rPr>
+                              <w:t>Tel: +91-731-426790</w:t>
+                            </w:r>
+                            <w:r>
+                              <w:rPr>
+                                <w:rFonts w:ascii="Tahoma" w:eastAsia="Times New Roman" w:hAnsi="Tahoma" w:cs="Tahoma"/>
+                                <w:sz w:val="16"/>
+                                <w:szCs w:val="16"/>
+                              </w:rPr>
+                              <w:t>0</w:t>
+                            </w:r>
+                          </w:hyperlink>
+                          <w:r>
+                            <w:rPr>
+                              <w:rFonts w:ascii="Tahoma" w:eastAsia="Times New Roman" w:hAnsi="Tahoma" w:cs="Tahoma"/>
+                              <w:sz w:val="16"/>
+                              <w:szCs w:val="16"/>
+                            </w:rPr>
+                            <w:t xml:space="preserve"> / 01</w:t>
+                          </w:r>
+                        </w:p>
+                        <w:p>
+                          <w:pPr>
+                            <w:shd w:val="clear" w:color="auto" w:fill="FFFFFF"/>
+                            <w:jc w:val="right"/>
+                            <w:rPr>
+                              <w:rFonts w:ascii="Tahoma" w:eastAsia="Times New Roman" w:hAnsi="Tahoma" w:cs="Tahoma"/>
+                              <w:color w:val="222222"/>
+                              <w:sz w:val="16"/>
+                              <w:szCs w:val="16"/>
+                            </w:rPr>
+                          </w:pPr>
+                          <w:r>
+                            <w:rPr>
+                              <w:rFonts w:ascii="Tahoma" w:eastAsia="Times New Roman" w:hAnsi="Tahoma" w:cs="Tahoma"/>
+                              <w:color w:val="222222"/>
+                              <w:sz w:val="16"/>
+                              <w:szCs w:val="16"/>
+                            </w:rPr>
+                            <w:t xml:space="preserve">Email: </w:t>
+                          </w:r>
+                          <w:r>
+                            <w:rPr>
+                              <w:rFonts w:ascii="Tahoma" w:eastAsia="Times New Roman" w:hAnsi="Tahoma" w:cs="Tahoma"/>
+                              <w:i/>
+                              <w:iCs/>
+                              <w:color w:val="4472C4" w:themeColor="accent1"/>
+                              <w:sz w:val="16"/>
+                              <w:szCs w:val="16"/>
+                            </w:rPr>
+                            <w:t>info@vasudhaswaraj.com</w:t>
+                          </w:r>
+                        </w:p>
+                        <w:p>
+                          <w:pPr>
+                            <w:shd w:val="clear" w:color="auto" w:fill="FFFFFF"/>
+                            <w:jc w:val="right"/>
+                            <w:rPr>
+                              <w:rFonts w:ascii="Tahoma" w:eastAsia="Times New Roman" w:hAnsi="Tahoma" w:cs="Tahoma"/>
+                              <w:color w:val="222222"/>
+                              <w:sz w:val="16"/>
+                              <w:szCs w:val="16"/>
+                            </w:rPr>
+                          </w:pPr>
+                          <w:r>
+                            <w:rPr>
+                              <w:rFonts w:ascii="Tahoma" w:eastAsia="Times New Roman" w:hAnsi="Tahoma" w:cs="Tahoma"/>
+                              <w:sz w:val="16"/>
+                              <w:szCs w:val="16"/>
+                            </w:rPr>
+                            <w:t>Website:</w:t>
+                          </w:r>
+                          <w:hyperlink r:id="rId2" w:history="1">
+                            <w:r>
+                              <w:rPr>
+                                <w:rStyle w:val="Hyperlink"/>
+                                <w:rFonts w:ascii="Tahoma" w:eastAsia="Times New Roman" w:hAnsi="Tahoma" w:cs="Tahoma"/>
+                                <w:i/>
+                                <w:iCs/>
+                                <w:sz w:val="16"/>
+                                <w:szCs w:val="16"/>
+                                <w:u w:val="none"/>
+                              </w:rPr>
+                              <w:t>www.vasudhaswaraj.com</w:t>
+                            </w:r>
+                          </w:hyperlink>
+                        </w:p>
+                        <w:p>
+                          <w:pPr>
                             <w:jc w:val="right"/>
                             <w:rPr>
                               <w:rFonts w:ascii="Tahoma" w:hAnsi="Tahoma" w:cs="Tahoma"/>
@@ -2706,138 +2947,6 @@
                               <w:szCs w:val="16"/>
                             </w:rPr>
                           </w:pPr>
-                          <w:r>
-                            <w:rPr>
-                              <w:rFonts w:ascii="Tahoma" w:hAnsi="Tahoma" w:cs="Tahoma"/>
-                              <w:sz w:val="16"/>
-                              <w:szCs w:val="16"/>
-                            </w:rPr>
-                            <w:t xml:space="preserve">Mouza: </w:t>
-                          </w:r>
-                          <w:proofErr w:type="spellStart"/>
-                          <w:r>
-                            <w:rPr>
-                              <w:rFonts w:ascii="Tahoma" w:hAnsi="Tahoma" w:cs="Tahoma"/>
-                              <w:sz w:val="16"/>
-                              <w:szCs w:val="16"/>
-                            </w:rPr>
-                            <w:t>Depashai</w:t>
-                          </w:r>
-                          <w:proofErr w:type="spellEnd"/>
-                          <w:r>
-                            <w:rPr>
-                              <w:rFonts w:ascii="Tahoma" w:hAnsi="Tahoma" w:cs="Tahoma"/>
-                              <w:sz w:val="16"/>
-                              <w:szCs w:val="16"/>
-                            </w:rPr>
-                            <w:t xml:space="preserve">, </w:t>
-                          </w:r>
-                          <w:proofErr w:type="gramStart"/>
-                          <w:r>
-                            <w:rPr>
-                              <w:rFonts w:ascii="Tahoma" w:hAnsi="Tahoma" w:cs="Tahoma"/>
-                              <w:sz w:val="16"/>
-                              <w:szCs w:val="16"/>
-                            </w:rPr>
-                            <w:t>U.P</w:t>
-                          </w:r>
-                          <w:proofErr w:type="gramEnd"/>
-                          <w:r>
-                            <w:rPr>
-                              <w:rFonts w:ascii="Tahoma" w:hAnsi="Tahoma" w:cs="Tahoma"/>
-                              <w:sz w:val="16"/>
-                              <w:szCs w:val="16"/>
-                            </w:rPr>
-                            <w:t xml:space="preserve">: </w:t>
-                          </w:r>
-                          <w:proofErr w:type="spellStart"/>
-                          <w:r>
-                            <w:rPr>
-                              <w:rFonts w:ascii="Tahoma" w:hAnsi="Tahoma" w:cs="Tahoma"/>
-                              <w:sz w:val="16"/>
-                              <w:szCs w:val="16"/>
-                            </w:rPr>
-                            <w:t>Sombag</w:t>
-                          </w:r>
-                          <w:proofErr w:type="spellEnd"/>
-                          <w:r>
-                            <w:rPr>
-                              <w:rFonts w:ascii="Tahoma" w:hAnsi="Tahoma" w:cs="Tahoma"/>
-                              <w:sz w:val="16"/>
-                              <w:szCs w:val="16"/>
-                            </w:rPr>
-                            <w:t xml:space="preserve">, </w:t>
-                          </w:r>
-                          <w:proofErr w:type="spellStart"/>
-                          <w:r>
-                            <w:rPr>
-                              <w:rFonts w:ascii="Tahoma" w:hAnsi="Tahoma" w:cs="Tahoma"/>
-                              <w:sz w:val="16"/>
-                              <w:szCs w:val="16"/>
-                            </w:rPr>
-                            <w:t>Kalampur</w:t>
-                          </w:r>
-                          <w:proofErr w:type="spellEnd"/>
-                          <w:r>
-                            <w:rPr>
-                              <w:rFonts w:ascii="Tahoma" w:hAnsi="Tahoma" w:cs="Tahoma"/>
-                              <w:sz w:val="16"/>
-                              <w:szCs w:val="16"/>
-                            </w:rPr>
-                            <w:t xml:space="preserve">, P.S: </w:t>
-                          </w:r>
-                          <w:proofErr w:type="spellStart"/>
-                          <w:r>
-                            <w:rPr>
-                              <w:rFonts w:ascii="Tahoma" w:hAnsi="Tahoma" w:cs="Tahoma"/>
-                              <w:sz w:val="16"/>
-                              <w:szCs w:val="16"/>
-                            </w:rPr>
-                            <w:t>Dhamrai</w:t>
-                          </w:r>
-                          <w:proofErr w:type="spellEnd"/>
-                          <w:r>
-                            <w:rPr>
-                              <w:rFonts w:ascii="Tahoma" w:hAnsi="Tahoma" w:cs="Tahoma"/>
-                              <w:sz w:val="16"/>
-                              <w:szCs w:val="16"/>
-                            </w:rPr>
-                            <w:t xml:space="preserve"> District: </w:t>
-                          </w:r>
-                          <w:r>
-                            <w:rPr>
-                              <w:rFonts w:ascii="Tahoma" w:hAnsi="Tahoma" w:cs="Tahoma"/>
-                              <w:sz w:val="16"/>
-                              <w:szCs w:val="16"/>
-                            </w:rPr>
-                            <w:t xml:space="preserve">   </w:t>
-                          </w:r>
-                          <w:r>
-                            <w:rPr>
-                              <w:rFonts w:ascii="Tahoma" w:hAnsi="Tahoma" w:cs="Tahoma"/>
-                              <w:sz w:val="16"/>
-                              <w:szCs w:val="16"/>
-                            </w:rPr>
-                            <w:t xml:space="preserve">Dhaka, </w:t>
-                          </w:r>
-                          <w:proofErr w:type="spellStart"/>
-                          <w:r>
-                            <w:rPr>
-                              <w:rFonts w:ascii="Tahoma" w:hAnsi="Tahoma" w:cs="Tahoma"/>
-                              <w:sz w:val="16"/>
-                              <w:szCs w:val="16"/>
-                            </w:rPr>
-                            <w:t>Bangladesh.Web</w:t>
-                          </w:r>
-                          <w:proofErr w:type="spellEnd"/>
-                          <w:r>
-                            <w:rPr>
-                              <w:rFonts w:ascii="Tahoma" w:hAnsi="Tahoma" w:cs="Tahoma"/>
-                              <w:sz w:val="16"/>
-                              <w:szCs w:val="16"/>
-                            </w:rPr>
-                            <w:t>: www.ocl-bd.com Phone: +8809612223355</w:t>
-                          </w:r>
                         </w:p>
                       </w:txbxContent>
                     </wps:txbx>
@@ -2861,9 +2970,198 @@
         </mc:Choice>
         <mc:Fallback>
           <w:pict>
-            <v:rect w14:anchorId="58DEB29D" id="Rectangle 7" o:spid="_x0000_s1027" style="position:absolute;left:0;text-align:left;margin-left:641pt;margin-top:11.35pt;width:225.75pt;height:43.6pt;z-index:251662336;visibility:visible;mso-wrap-style:square;mso-width-percent:0;mso-height-percent:0;mso-wrap-distance-left:9pt;mso-wrap-distance-top:0;mso-wrap-distance-right:9pt;mso-wrap-distance-bottom:0;mso-position-horizontal:absolute;mso-position-horizontal-relative:text;mso-position-vertical:absolute;mso-position-vertical-relative:text;mso-width-percent:0;mso-height-percent:0;mso-width-relative:margin;mso-height-relative:margin;v-text-anchor:middle" o:gfxdata="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" fillcolor="white [3201]" strokecolor="white [3212]" strokeweight="1pt">
+            <v:rect id="Rectangle 8" o:spid="_x0000_s1027" style="position:absolute;left:0;text-align:left;margin-left:694.9pt;margin-top:3.25pt;width:179.4pt;height:67.1pt;z-index:251656192;visibility:visible;mso-wrap-style:square;mso-width-percent:0;mso-height-percent:0;mso-wrap-distance-left:9pt;mso-wrap-distance-top:0;mso-wrap-distance-right:9pt;mso-wrap-distance-bottom:0;mso-position-horizontal:absolute;mso-position-horizontal-relative:text;mso-position-vertical:absolute;mso-position-vertical-relative:text;mso-width-percent:0;mso-height-percent:0;mso-width-relative:margin;mso-height-relative:margin;v-text-anchor:middle" o:gfxdata="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" fillcolor="white [3201]" strokecolor="white [3212]" strokeweight="1pt">
               <v:textbox>
                 <w:txbxContent>
+                  <w:p>
+                    <w:pPr>
+                      <w:shd w:val="clear" w:color="auto" w:fill="FFFFFF"/>
+                      <w:jc w:val="right"/>
+                      <w:rPr>
+                        <w:rFonts w:ascii="Tahoma" w:eastAsia="Times New Roman" w:hAnsi="Tahoma" w:cs="Tahoma"/>
+                        <w:sz w:val="16"/>
+                        <w:szCs w:val="16"/>
+                      </w:rPr>
+                    </w:pPr>
+                    <w:r>
+                      <w:rPr>
+                        <w:rFonts w:ascii="Tahoma" w:eastAsia="Times New Roman" w:hAnsi="Tahoma" w:cs="Tahoma"/>
+                        <w:sz w:val="16"/>
+                        <w:szCs w:val="16"/>
+                      </w:rPr>
+                      <w:t>701,</w:t>
+                    </w:r>
+                    <w:r>
+                      <w:rPr>
+                        <w:rFonts w:ascii="Tahoma" w:eastAsia="Times New Roman" w:hAnsi="Tahoma" w:cs="Tahoma"/>
+                        <w:sz w:val="16"/>
+                        <w:szCs w:val="16"/>
+                      </w:rPr>
+                      <w:t xml:space="preserve"> </w:t>
+                    </w:r>
+                    <w:r>
+                      <w:rPr>
+                        <w:rFonts w:ascii="Tahoma" w:eastAsia="Times New Roman" w:hAnsi="Tahoma" w:cs="Tahoma"/>
+                        <w:sz w:val="16"/>
+                        <w:szCs w:val="16"/>
+                      </w:rPr>
+                      <w:t>NRK Business Park,</w:t>
+                    </w:r>
+                    <w:r>
+                      <w:rPr>
+                        <w:rFonts w:ascii="Tahoma" w:eastAsia="Times New Roman" w:hAnsi="Tahoma" w:cs="Tahoma"/>
+                        <w:sz w:val="16"/>
+                        <w:szCs w:val="16"/>
+                      </w:rPr>
+                      <w:t xml:space="preserve"> </w:t>
+                    </w:r>
+                    <w:r>
+                      <w:rPr>
+                        <w:rFonts w:ascii="Tahoma" w:eastAsia="Times New Roman" w:hAnsi="Tahoma" w:cs="Tahoma"/>
+                        <w:sz w:val="16"/>
+                        <w:szCs w:val="16"/>
+                      </w:rPr>
+                      <w:t>Vijay Nagar</w:t>
+                    </w:r>
+                    <w:r>
+                      <w:rPr>
+                        <w:rFonts w:ascii="Tahoma" w:eastAsia="Times New Roman" w:hAnsi="Tahoma" w:cs="Tahoma"/>
+                        <w:sz w:val="16"/>
+                        <w:szCs w:val="16"/>
+                      </w:rPr>
+                      <w:t xml:space="preserve"> Square</w:t>
+                    </w:r>
+                    <w:r>
+                      <w:rPr>
+                        <w:rFonts w:ascii="Tahoma" w:eastAsia="Times New Roman" w:hAnsi="Tahoma" w:cs="Tahoma"/>
+                        <w:sz w:val="16"/>
+                        <w:szCs w:val="16"/>
+                      </w:rPr>
+                      <w:t>,</w:t>
+                    </w:r>
+                  </w:p>
+                  <w:p>
+                    <w:pPr>
+                      <w:shd w:val="clear" w:color="auto" w:fill="FFFFFF"/>
+                      <w:jc w:val="right"/>
+                      <w:rPr>
+                        <w:rFonts w:ascii="Tahoma" w:eastAsia="Times New Roman" w:hAnsi="Tahoma" w:cs="Tahoma"/>
+                        <w:sz w:val="16"/>
+                        <w:szCs w:val="16"/>
+                      </w:rPr>
+                    </w:pPr>
+                    <w:r>
+                      <w:rPr>
+                        <w:rFonts w:ascii="Tahoma" w:eastAsia="Times New Roman" w:hAnsi="Tahoma" w:cs="Tahoma"/>
+                        <w:sz w:val="16"/>
+                        <w:szCs w:val="16"/>
+                      </w:rPr>
+                      <w:t>Indore – 452010, Madhya Pradesh, India.</w:t>
+                    </w:r>
+                  </w:p>
+                  <w:p>
+                    <w:pPr>
+                      <w:shd w:val="clear" w:color="auto" w:fill="FFFFFF"/>
+                      <w:jc w:val="right"/>
+                      <w:rPr>
+                        <w:rFonts w:ascii="Tahoma" w:eastAsia="Times New Roman" w:hAnsi="Tahoma" w:cs="Tahoma"/>
+                        <w:sz w:val="16"/>
+                        <w:szCs w:val="16"/>
+                      </w:rPr>
+                    </w:pPr>
+                    <w:hyperlink r:id="rId3" w:tgtFrame="_blank" w:history="1">
+                      <w:r>
+                        <w:rPr>
+                          <w:rFonts w:ascii="Tahoma" w:eastAsia="Times New Roman" w:hAnsi="Tahoma" w:cs="Tahoma"/>
+                          <w:sz w:val="16"/>
+                          <w:szCs w:val="16"/>
+                        </w:rPr>
+                        <w:t>Tel: +91-731-426790</w:t>
+                      </w:r>
+                      <w:r>
+                        <w:rPr>
+                          <w:rFonts w:ascii="Tahoma" w:eastAsia="Times New Roman" w:hAnsi="Tahoma" w:cs="Tahoma"/>
+                          <w:sz w:val="16"/>
+                          <w:szCs w:val="16"/>
+                        </w:rPr>
+                        <w:t>0</w:t>
+                      </w:r>
+                    </w:hyperlink>
+                    <w:r>
+                      <w:rPr>
+                        <w:rFonts w:ascii="Tahoma" w:eastAsia="Times New Roman" w:hAnsi="Tahoma" w:cs="Tahoma"/>
+                        <w:sz w:val="16"/>
+                        <w:szCs w:val="16"/>
+                      </w:rPr>
+                      <w:t xml:space="preserve"> / 01</w:t>
+                    </w:r>
+                  </w:p>
+                  <w:p>
+                    <w:pPr>
+                      <w:shd w:val="clear" w:color="auto" w:fill="FFFFFF"/>
+                      <w:jc w:val="right"/>
+                      <w:rPr>
+                        <w:rFonts w:ascii="Tahoma" w:eastAsia="Times New Roman" w:hAnsi="Tahoma" w:cs="Tahoma"/>
+                        <w:color w:val="222222"/>
+                        <w:sz w:val="16"/>
+                        <w:szCs w:val="16"/>
+                      </w:rPr>
+                    </w:pPr>
+                    <w:r>
+                      <w:rPr>
+                        <w:rFonts w:ascii="Tahoma" w:eastAsia="Times New Roman" w:hAnsi="Tahoma" w:cs="Tahoma"/>
+                        <w:color w:val="222222"/>
+                        <w:sz w:val="16"/>
+                        <w:szCs w:val="16"/>
+                      </w:rPr>
+                      <w:t xml:space="preserve">Email: </w:t>
+                    </w:r>
+                    <w:r>
+                      <w:rPr>
+                        <w:rFonts w:ascii="Tahoma" w:eastAsia="Times New Roman" w:hAnsi="Tahoma" w:cs="Tahoma"/>
+                        <w:i/>
+                        <w:iCs/>
+                        <w:color w:val="4472C4" w:themeColor="accent1"/>
+                        <w:sz w:val="16"/>
+                        <w:szCs w:val="16"/>
+                      </w:rPr>
+                      <w:t>info@vasudhaswaraj.com</w:t>
+                    </w:r>
+                  </w:p>
+                  <w:p>
+                    <w:pPr>
+                      <w:shd w:val="clear" w:color="auto" w:fill="FFFFFF"/>
+                      <w:jc w:val="right"/>
+                      <w:rPr>
+                        <w:rFonts w:ascii="Tahoma" w:eastAsia="Times New Roman" w:hAnsi="Tahoma" w:cs="Tahoma"/>
+                        <w:color w:val="222222"/>
+                        <w:sz w:val="16"/>
+                        <w:szCs w:val="16"/>
+                      </w:rPr>
+                    </w:pPr>
+                    <w:r>
+                      <w:rPr>
+                        <w:rFonts w:ascii="Tahoma" w:eastAsia="Times New Roman" w:hAnsi="Tahoma" w:cs="Tahoma"/>
+                        <w:sz w:val="16"/>
+                        <w:szCs w:val="16"/>
+                      </w:rPr>
+                      <w:t>Website:</w:t>
+                    </w:r>
+                    <w:hyperlink r:id="rId4" w:history="1">
+                      <w:r>
+                        <w:rPr>
+                          <w:rStyle w:val="Hyperlink"/>
+                          <w:rFonts w:ascii="Tahoma" w:eastAsia="Times New Roman" w:hAnsi="Tahoma" w:cs="Tahoma"/>
+                          <w:i/>
+                          <w:iCs/>
+                          <w:sz w:val="16"/>
+                          <w:szCs w:val="16"/>
+                          <w:u w:val="none"/>
+                        </w:rPr>
+                        <w:t>www.vasudhaswaraj.com</w:t>
+                      </w:r>
+                    </w:hyperlink>
+                  </w:p>
                   <w:p>
                     <w:pPr>
                       <w:jc w:val="right"/>
@@ -2873,138 +3171,6 @@
                         <w:szCs w:val="16"/>
                       </w:rPr>
                     </w:pPr>
-                    <w:r>
-                      <w:rPr>
-                        <w:rFonts w:ascii="Tahoma" w:hAnsi="Tahoma" w:cs="Tahoma"/>
-                        <w:sz w:val="16"/>
-                        <w:szCs w:val="16"/>
-                      </w:rPr>
-                      <w:t xml:space="preserve">Mouza: </w:t>
-                    </w:r>
-                    <w:proofErr w:type="spellStart"/>
-                    <w:r>
-                      <w:rPr>
-                        <w:rFonts w:ascii="Tahoma" w:hAnsi="Tahoma" w:cs="Tahoma"/>
-                        <w:sz w:val="16"/>
-                        <w:szCs w:val="16"/>
-                      </w:rPr>
-                      <w:t>Depashai</w:t>
-                    </w:r>
-                    <w:proofErr w:type="spellEnd"/>
-                    <w:r>
-                      <w:rPr>
-                        <w:rFonts w:ascii="Tahoma" w:hAnsi="Tahoma" w:cs="Tahoma"/>
-                        <w:sz w:val="16"/>
-                        <w:szCs w:val="16"/>
-                      </w:rPr>
-                      <w:t xml:space="preserve">, </w:t>
-                    </w:r>
-                    <w:proofErr w:type="gramStart"/>
-                    <w:r>
-                      <w:rPr>
-                        <w:rFonts w:ascii="Tahoma" w:hAnsi="Tahoma" w:cs="Tahoma"/>
-                        <w:sz w:val="16"/>
-                        <w:szCs w:val="16"/>
-                      </w:rPr>
-                      <w:t>U.P</w:t>
-                    </w:r>
-                    <w:proofErr w:type="gramEnd"/>
-                    <w:r>
-                      <w:rPr>
-                        <w:rFonts w:ascii="Tahoma" w:hAnsi="Tahoma" w:cs="Tahoma"/>
-                        <w:sz w:val="16"/>
-                        <w:szCs w:val="16"/>
-                      </w:rPr>
-                      <w:t xml:space="preserve">: </w:t>
-                    </w:r>
-                    <w:proofErr w:type="spellStart"/>
-                    <w:r>
-                      <w:rPr>
-                        <w:rFonts w:ascii="Tahoma" w:hAnsi="Tahoma" w:cs="Tahoma"/>
-                        <w:sz w:val="16"/>
-                        <w:szCs w:val="16"/>
-                      </w:rPr>
-                      <w:t>Sombag</w:t>
-                    </w:r>
-                    <w:proofErr w:type="spellEnd"/>
-                    <w:r>
-                      <w:rPr>
-                        <w:rFonts w:ascii="Tahoma" w:hAnsi="Tahoma" w:cs="Tahoma"/>
-                        <w:sz w:val="16"/>
-                        <w:szCs w:val="16"/>
-                      </w:rPr>
-                      <w:t xml:space="preserve">, </w:t>
-                    </w:r>
-                    <w:proofErr w:type="spellStart"/>
-                    <w:r>
-                      <w:rPr>
-                        <w:rFonts w:ascii="Tahoma" w:hAnsi="Tahoma" w:cs="Tahoma"/>
-                        <w:sz w:val="16"/>
-                        <w:szCs w:val="16"/>
-                      </w:rPr>
-                      <w:t>Kalampur</w:t>
-                    </w:r>
-                    <w:proofErr w:type="spellEnd"/>
-                    <w:r>
-                      <w:rPr>
-                        <w:rFonts w:ascii="Tahoma" w:hAnsi="Tahoma" w:cs="Tahoma"/>
-                        <w:sz w:val="16"/>
-                        <w:szCs w:val="16"/>
-                      </w:rPr>
-                      <w:t xml:space="preserve">, P.S: </w:t>
-                    </w:r>
-                    <w:proofErr w:type="spellStart"/>
-                    <w:r>
-                      <w:rPr>
-                        <w:rFonts w:ascii="Tahoma" w:hAnsi="Tahoma" w:cs="Tahoma"/>
-                        <w:sz w:val="16"/>
-                        <w:szCs w:val="16"/>
-                      </w:rPr>
-                      <w:t>Dhamrai</w:t>
-                    </w:r>
-                    <w:proofErr w:type="spellEnd"/>
-                    <w:r>
-                      <w:rPr>
-                        <w:rFonts w:ascii="Tahoma" w:hAnsi="Tahoma" w:cs="Tahoma"/>
-                        <w:sz w:val="16"/>
-                        <w:szCs w:val="16"/>
-                      </w:rPr>
-                      <w:t xml:space="preserve"> District: </w:t>
-                    </w:r>
-                    <w:r>
-                      <w:rPr>
-                        <w:rFonts w:ascii="Tahoma" w:hAnsi="Tahoma" w:cs="Tahoma"/>
-                        <w:sz w:val="16"/>
-                        <w:szCs w:val="16"/>
-                      </w:rPr>
-                      <w:t xml:space="preserve">   </w:t>
-                    </w:r>
-                    <w:r>
-                      <w:rPr>
-                        <w:rFonts w:ascii="Tahoma" w:hAnsi="Tahoma" w:cs="Tahoma"/>
-                        <w:sz w:val="16"/>
-                        <w:szCs w:val="16"/>
-                      </w:rPr>
-                      <w:t xml:space="preserve">Dhaka, </w:t>
-                    </w:r>
-                    <w:proofErr w:type="spellStart"/>
-                    <w:r>
-                      <w:rPr>
-                        <w:rFonts w:ascii="Tahoma" w:hAnsi="Tahoma" w:cs="Tahoma"/>
-                        <w:sz w:val="16"/>
-                        <w:szCs w:val="16"/>
-                      </w:rPr>
-                      <w:t>Bangladesh.Web</w:t>
-                    </w:r>
-                    <w:proofErr w:type="spellEnd"/>
-                    <w:r>
-                      <w:rPr>
-                        <w:rFonts w:ascii="Tahoma" w:hAnsi="Tahoma" w:cs="Tahoma"/>
-                        <w:sz w:val="16"/>
-                        <w:szCs w:val="16"/>
-                      </w:rPr>
-                      <w:t>: www.ocl-bd.com Phone: +8809612223355</w:t>
-                    </w:r>
                   </w:p>
                 </w:txbxContent>
               </v:textbox>
@@ -3018,7 +3184,7 @@
         <w:noProof/>
       </w:rPr>
       <w:drawing>
-        <wp:anchor distT="0" distB="0" distL="114300" distR="114300" simplePos="0" relativeHeight="251660288" behindDoc="1" locked="0" layoutInCell="1" allowOverlap="1" wp14:anchorId="34904BA6" wp14:editId="3EB89385">
+        <wp:anchor distT="0" distB="0" distL="114300" distR="114300" simplePos="0" relativeHeight="251660288" behindDoc="1" locked="0" layoutInCell="1" allowOverlap="1" wp14:anchorId="34904BA6" wp14:editId="3909B189">
           <wp:simplePos x="0" y="0"/>
           <wp:positionH relativeFrom="column">
             <wp:posOffset>-518795</wp:posOffset>
@@ -3056,7 +3222,7 @@
                   </pic:cNvPicPr>
                 </pic:nvPicPr>
                 <pic:blipFill>
-                  <a:blip r:embed="rId1">
+                  <a:blip r:embed="rId5">
                     <a:extLst>
                       <a:ext uri="{28A0092B-C50C-407E-A947-70E740481C1C}">
                         <a14:useLocalDpi xmlns:a14="http://schemas.microsoft.com/office/drawing/2010/main" val="0"/>
@@ -3147,13 +3313,13 @@
       <mc:AlternateContent>
         <mc:Choice Requires="wps">
           <w:drawing>
-            <wp:anchor distT="0" distB="0" distL="114300" distR="114300" simplePos="0" relativeHeight="251664384" behindDoc="1" locked="0" layoutInCell="1" allowOverlap="1" wp14:anchorId="1060F8C8" wp14:editId="17EFD393">
+            <wp:anchor distT="0" distB="0" distL="114300" distR="114300" simplePos="0" relativeHeight="251658240" behindDoc="1" locked="0" layoutInCell="1" allowOverlap="1" wp14:anchorId="6E6FBDD8" wp14:editId="7E251296">
               <wp:simplePos x="0" y="0"/>
               <wp:positionH relativeFrom="column">
-                <wp:posOffset>-422910</wp:posOffset>
+                <wp:posOffset>-575310</wp:posOffset>
               </wp:positionH>
               <wp:positionV relativeFrom="paragraph">
-                <wp:posOffset>184785</wp:posOffset>
+                <wp:posOffset>144722</wp:posOffset>
               </wp:positionV>
               <wp:extent cx="1496060" cy="248920"/>
               <wp:effectExtent l="0" t="0" r="27940" b="17780"/>
@@ -3253,7 +3419,7 @@
         </mc:Choice>
         <mc:Fallback>
           <w:pict>
-            <v:rect w14:anchorId="1060F8C8" id="Rectangle 9" o:spid="_x0000_s1028" style="position:absolute;margin-left:-33.3pt;margin-top:14.55pt;width:117.8pt;height:19.6pt;z-index:-251652096;visibility:visible;mso-wrap-style:square;mso-width-percent:0;mso-height-percent:0;mso-wrap-distance-left:9pt;mso-wrap-distance-top:0;mso-wrap-distance-right:9pt;mso-wrap-distance-bottom:0;mso-position-horizontal:absolute;mso-position-horizontal-relative:text;mso-position-vertical:absolute;mso-position-vertical-relative:text;mso-width-percent:0;mso-height-percent:0;mso-width-relative:margin;mso-height-relative:margin;v-text-anchor:middle" o:gfxdata="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" fillcolor="white [3201]" strokecolor="white [3212]" strokeweight="1pt">
+            <v:rect id="Rectangle 9" o:spid="_x0000_s1028" style="position:absolute;margin-left:-45.3pt;margin-top:11.4pt;width:117.8pt;height:19.6pt;z-index:-251658240;visibility:visible;mso-wrap-style:square;mso-width-percent:0;mso-height-percent:0;mso-wrap-distance-left:9pt;mso-wrap-distance-top:0;mso-wrap-distance-right:9pt;mso-wrap-distance-bottom:0;mso-position-horizontal:absolute;mso-position-horizontal-relative:text;mso-position-vertical:absolute;mso-position-vertical-relative:text;mso-width-percent:0;mso-height-percent:0;mso-width-relative:margin;mso-height-relative:margin;v-text-anchor:middle" o:gfxdata="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" fillcolor="white [3201]" strokecolor="white [3212]" strokeweight="1pt">
               <v:textbox>
                 <w:txbxContent>
                   <w:p>
@@ -3301,7 +3467,7 @@
 </file>
 
 <file path=word/header3.xml><?xml version="1.0" encoding="utf-8"?>
-<w:hdr xmlns:wpc="http://schemas.microsoft.com/office/word/2010/wordprocessingCanvas" xmlns:cx="http://schemas.microsoft.com/office/drawing/2014/chartex" xmlns:cx1="http://schemas.microsoft.com/office/drawing/2015/9/8/chartex" xmlns:cx2="http://schemas.microsoft.com/office/drawing/2015/10/21/chartex" xmlns:cx3="http://schemas.microsoft.com/office/drawing/2016/5/9/chartex" xmlns:cx4="http://schemas.microsoft.com/office/drawing/2016/5/10/chartex" xmlns:cx5="http://schemas.microsoft.com/office/drawing/2016/5/11/chartex" xmlns:cx6="http://schemas.microsoft.com/office/drawing/2016/5/12/chartex" xmlns:cx7="http://schemas.microsoft.com/office/drawing/2016/5/13/chartex" xmlns:cx8="http://schemas.microsoft.com/office/drawing/2016/5/14/chartex" xmlns:mc="http://schemas.openxmlformats.org/markup-compatibility/2006" xmlns:aink="http://schemas.microsoft.com/office/drawing/2016/ink" xmlns:am3d="http://schemas.microsoft.com/office/drawing/2017/model3d" xmlns:o="urn:schemas-microsoft-com:office:office" xmlns:r="http://schemas.openxmlformats.org/officeDocument/2006/relationships" xmlns:m="http://schemas.openxmlformats.org/officeDocument/2006/math" xmlns:v="urn:schemas-microsoft-com:vml" xmlns:wp14="http://schemas.microsoft.com/office/word/2010/wordprocessingDrawing" xmlns:wp="http://schemas.openxmlformats.org/drawingml/2006/wordprocessingDrawing" xmlns:w10="urn:schemas-microsoft-com:office:word" xmlns:w="http://schemas.openxmlformats.org/wordprocessingml/2006/main" xmlns:w14="http://schemas.microsoft.com/office/word/2010/wordml" xmlns:w15="http://schemas.microsoft.com/office/word/2012/wordml" xmlns:w16cex="http://schemas.microsoft.com/office/word/2018/wordml/cex" xmlns:w16cid="http://schemas.microsoft.com/office/word/2016/wordml/cid" xmlns:w16="http://schemas.microsoft.com/office/word/2018/wordml" xmlns:w16sdtdh="http://schemas.microsoft.com/office/word/2020/wordml/sdtdatahash" xmlns:w16se="http://schemas.microsoft.com/office/word/2015/wordml/symex" xmlns:wpg="http://schemas.microsoft.com/office/word/2010/wordprocessingGroup" xmlns:wpi="http://schemas.microsoft.com/office/word/2010/wordprocessingInk" xmlns:wne="http://schemas.microsoft.com/office/word/2006/wordml" xmlns:wps="http://schemas.microsoft.com/office/word/2010/wordprocessingShape" mc:Ignorable="w14 w15 w16se w16cid w16 w16cex w16sdtdh wp14">
+<w:hdr xmlns:wpc="http://schemas.microsoft.com/office/word/2010/wordprocessingCanvas" xmlns:mc="http://schemas.openxmlformats.org/markup-compatibility/2006" xmlns:o="urn:schemas-microsoft-com:office:office" xmlns:r="http://schemas.openxmlformats.org/officeDocument/2006/relationships" xmlns:m="http://schemas.openxmlformats.org/officeDocument/2006/math" xmlns:v="urn:schemas-microsoft-com:vml" xmlns:wp14="http://schemas.microsoft.com/office/word/2010/wordprocessingDrawing" xmlns:wp="http://schemas.openxmlformats.org/drawingml/2006/wordprocessingDrawing" xmlns:w10="urn:schemas-microsoft-com:office:word" xmlns:w="http://schemas.openxmlformats.org/wordprocessingml/2006/main" xmlns:w14="http://schemas.microsoft.com/office/word/2010/wordml" xmlns:wpg="http://schemas.microsoft.com/office/word/2010/wordprocessingGroup" xmlns:wpi="http://schemas.microsoft.com/office/word/2010/wordprocessingInk" xmlns:wne="http://schemas.microsoft.com/office/word/2006/wordml" xmlns:wps="http://schemas.microsoft.com/office/word/2010/wordprocessingShape" mc:Ignorable="w14 wp14">
   <w:p>
     <w:pPr>
       <w:pStyle w:val="Header"/>
@@ -3311,8 +3477,8 @@
 </file>
 
 <file path=word/numbering.xml><?xml version="1.0" encoding="utf-8"?>
-<w:numbering xmlns:wpc="http://schemas.microsoft.com/office/word/2010/wordprocessingCanvas" xmlns:cx="http://schemas.microsoft.com/office/drawing/2014/chartex" xmlns:cx1="http://schemas.microsoft.com/office/drawing/2015/9/8/chartex" xmlns:cx2="http://schemas.microsoft.com/office/drawing/2015/10/21/chartex" xmlns:cx3="http://schemas.microsoft.com/office/drawing/2016/5/9/chartex" xmlns:cx4="http://schemas.microsoft.com/office/drawing/2016/5/10/chartex" xmlns:cx5="http://schemas.microsoft.com/office/drawing/2016/5/11/chartex" xmlns:cx6="http://schemas.microsoft.com/office/drawing/2016/5/12/chartex" xmlns:cx7="http://schemas.microsoft.com/office/drawing/2016/5/13/chartex" xmlns:cx8="http://schemas.microsoft.com/office/drawing/2016/5/14/chartex" xmlns:mc="http://schemas.openxmlformats.org/markup-compatibility/2006" xmlns:aink="http://schemas.microsoft.com/office/drawing/2016/ink" xmlns:am3d="http://schemas.microsoft.com/office/drawing/2017/model3d" xmlns:o="urn:schemas-microsoft-com:office:office" xmlns:r="http://schemas.openxmlformats.org/officeDocument/2006/relationships" xmlns:m="http://schemas.openxmlformats.org/officeDocument/2006/math" xmlns:v="urn:schemas-microsoft-com:vml" xmlns:wp14="http://schemas.microsoft.com/office/word/2010/wordprocessingDrawing" xmlns:wp="http://schemas.openxmlformats.org/drawingml/2006/wordprocessingDrawing" xmlns:w10="urn:schemas-microsoft-com:office:word" xmlns:w="http://schemas.openxmlformats.org/wordprocessingml/2006/main" xmlns:w14="http://schemas.microsoft.com/office/word/2010/wordml" xmlns:w15="http://schemas.microsoft.com/office/word/2012/wordml" xmlns:w16cex="http://schemas.microsoft.com/office/word/2018/wordml/cex" xmlns:w16cid="http://schemas.microsoft.com/office/word/2016/wordml/cid" xmlns:w16="http://schemas.microsoft.com/office/word/2018/wordml" xmlns:w16sdtdh="http://schemas.microsoft.com/office/word/2020/wordml/sdtdatahash" xmlns:w16se="http://schemas.microsoft.com/office/word/2015/wordml/symex" xmlns:wpg="http://schemas.microsoft.com/office/word/2010/wordprocessingGroup" xmlns:wpi="http://schemas.microsoft.com/office/word/2010/wordprocessingInk" xmlns:wne="http://schemas.microsoft.com/office/word/2006/wordml" xmlns:wps="http://schemas.microsoft.com/office/word/2010/wordprocessingShape" mc:Ignorable="w14 w15 w16se w16cid w16 w16cex w16sdtdh wp14">
-  <w:abstractNum w:abstractNumId="0" w15:restartNumberingAfterBreak="0">
+<w:numbering xmlns:wpc="http://schemas.microsoft.com/office/word/2010/wordprocessingCanvas" xmlns:mc="http://schemas.openxmlformats.org/markup-compatibility/2006" xmlns:o="urn:schemas-microsoft-com:office:office" xmlns:r="http://schemas.openxmlformats.org/officeDocument/2006/relationships" xmlns:m="http://schemas.openxmlformats.org/officeDocument/2006/math" xmlns:v="urn:schemas-microsoft-com:vml" xmlns:wp14="http://schemas.microsoft.com/office/word/2010/wordprocessingDrawing" xmlns:wp="http://schemas.openxmlformats.org/drawingml/2006/wordprocessingDrawing" xmlns:w10="urn:schemas-microsoft-com:office:word" xmlns:w="http://schemas.openxmlformats.org/wordprocessingml/2006/main" xmlns:w14="http://schemas.microsoft.com/office/word/2010/wordml" xmlns:wpg="http://schemas.microsoft.com/office/word/2010/wordprocessingGroup" xmlns:wpi="http://schemas.microsoft.com/office/word/2010/wordprocessingInk" xmlns:wne="http://schemas.microsoft.com/office/word/2006/wordml" xmlns:wps="http://schemas.microsoft.com/office/word/2010/wordprocessingShape" mc:Ignorable="w14 wp14">
+  <w:abstractNum w:abstractNumId="0">
     <w:nsid w:val="19365752"/>
     <w:multiLevelType w:val="hybridMultilevel"/>
     <w:tmpl w:val="DFA0A576"/>
@@ -3401,7 +3567,7 @@
       </w:pPr>
     </w:lvl>
   </w:abstractNum>
-  <w:abstractNum w:abstractNumId="1" w15:restartNumberingAfterBreak="0">
+  <w:abstractNum w:abstractNumId="1">
     <w:nsid w:val="19495CFF"/>
     <w:multiLevelType w:val="hybridMultilevel"/>
     <w:tmpl w:val="79CC075A"/>
@@ -3452,7 +3618,7 @@
       <w:lvlJc w:val="left"/>
     </w:lvl>
   </w:abstractNum>
-  <w:abstractNum w:abstractNumId="2" w15:restartNumberingAfterBreak="0">
+  <w:abstractNum w:abstractNumId="2">
     <w:nsid w:val="66334873"/>
     <w:multiLevelType w:val="hybridMultilevel"/>
     <w:tmpl w:val="71B6F7D8"/>
@@ -3503,7 +3669,7 @@
       <w:lvlJc w:val="left"/>
     </w:lvl>
   </w:abstractNum>
-  <w:abstractNum w:abstractNumId="3" w15:restartNumberingAfterBreak="0">
+  <w:abstractNum w:abstractNumId="3">
     <w:nsid w:val="74B0DC51"/>
     <w:multiLevelType w:val="hybridMultilevel"/>
     <w:tmpl w:val="22FA3D1C"/>
@@ -3570,7 +3736,7 @@
 </file>
 
 <file path=word/styles.xml><?xml version="1.0" encoding="utf-8"?>
-<w:styles xmlns:mc="http://schemas.openxmlformats.org/markup-compatibility/2006" xmlns:r="http://schemas.openxmlformats.org/officeDocument/2006/relationships" xmlns:w="http://schemas.openxmlformats.org/wordprocessingml/2006/main" xmlns:w14="http://schemas.microsoft.com/office/word/2010/wordml" xmlns:w15="http://schemas.microsoft.com/office/word/2012/wordml" xmlns:w16cex="http://schemas.microsoft.com/office/word/2018/wordml/cex" xmlns:w16cid="http://schemas.microsoft.com/office/word/2016/wordml/cid" xmlns:w16="http://schemas.microsoft.com/office/word/2018/wordml" xmlns:w16sdtdh="http://schemas.microsoft.com/office/word/2020/wordml/sdtdatahash" xmlns:w16se="http://schemas.microsoft.com/office/word/2015/wordml/symex" mc:Ignorable="w14 w15 w16se w16cid w16 w16cex w16sdtdh">
+<w:styles xmlns:mc="http://schemas.openxmlformats.org/markup-compatibility/2006" xmlns:r="http://schemas.openxmlformats.org/officeDocument/2006/relationships" xmlns:w="http://schemas.openxmlformats.org/wordprocessingml/2006/main" xmlns:w14="http://schemas.microsoft.com/office/word/2010/wordml" mc:Ignorable="w14">
   <w:docDefaults>
     <w:rPrDefault>
       <w:rPr>
@@ -3582,379 +3748,144 @@
     </w:rPrDefault>
     <w:pPrDefault/>
   </w:docDefaults>
-  <w:latentStyles w:defLockedState="0" w:defUIPriority="99" w:defSemiHidden="0" w:defUnhideWhenUsed="0" w:defQFormat="0" w:count="376">
-    <w:lsdException w:name="Normal" w:uiPriority="0" w:qFormat="1"/>
-    <w:lsdException w:name="heading 1" w:uiPriority="9" w:qFormat="1"/>
-    <w:lsdException w:name="heading 2" w:semiHidden="1" w:uiPriority="9" w:unhideWhenUsed="1" w:qFormat="1"/>
-    <w:lsdException w:name="heading 3" w:semiHidden="1" w:uiPriority="9" w:unhideWhenUsed="1" w:qFormat="1"/>
-    <w:lsdException w:name="heading 4" w:semiHidden="1" w:uiPriority="9" w:unhideWhenUsed="1" w:qFormat="1"/>
-    <w:lsdException w:name="heading 5" w:semiHidden="1" w:uiPriority="9" w:unhideWhenUsed="1" w:qFormat="1"/>
-    <w:lsdException w:name="heading 6" w:semiHidden="1" w:uiPriority="9" w:unhideWhenUsed="1" w:qFormat="1"/>
-    <w:lsdException w:name="heading 7" w:semiHidden="1" w:uiPriority="9" w:unhideWhenUsed="1" w:qFormat="1"/>
-    <w:lsdException w:name="heading 8" w:semiHidden="1" w:uiPriority="9" w:unhideWhenUsed="1" w:qFormat="1"/>
-    <w:lsdException w:name="heading 9" w:semiHidden="1" w:uiPriority="9" w:unhideWhenUsed="1" w:qFormat="1"/>
-    <w:lsdException w:name="index 1" w:semiHidden="1" w:unhideWhenUsed="1"/>
-    <w:lsdException w:name="index 2" w:semiHidden="1" w:unhideWhenUsed="1"/>
-    <w:lsdException w:name="index 3" w:semiHidden="1" w:unhideWhenUsed="1"/>
-    <w:lsdException w:name="index 4" w:semiHidden="1" w:unhideWhenUsed="1"/>
-    <w:lsdException w:name="index 5" w:semiHidden="1" w:unhideWhenUsed="1"/>
-    <w:lsdException w:name="index 6" w:semiHidden="1" w:unhideWhenUsed="1"/>
-    <w:lsdException w:name="index 7" w:semiHidden="1" w:unhideWhenUsed="1"/>
-    <w:lsdException w:name="index 8" w:semiHidden="1" w:unhideWhenUsed="1"/>
-    <w:lsdException w:name="index 9" w:semiHidden="1" w:unhideWhenUsed="1"/>
-    <w:lsdException w:name="toc 1" w:semiHidden="1" w:uiPriority="39" w:unhideWhenUsed="1"/>
-    <w:lsdException w:name="toc 2" w:semiHidden="1" w:uiPriority="39" w:unhideWhenUsed="1"/>
-    <w:lsdException w:name="toc 3" w:semiHidden="1" w:uiPriority="39" w:unhideWhenUsed="1"/>
-    <w:lsdException w:name="toc 4" w:semiHidden="1" w:uiPriority="39" w:unhideWhenUsed="1"/>
-    <w:lsdException w:name="toc 5" w:semiHidden="1" w:uiPriority="39" w:unhideWhenUsed="1"/>
-    <w:lsdException w:name="toc 6" w:semiHidden="1" w:uiPriority="39" w:unhideWhenUsed="1"/>
-    <w:lsdException w:name="toc 7" w:semiHidden="1" w:uiPriority="39" w:unhideWhenUsed="1"/>
-    <w:lsdException w:name="toc 8" w:semiHidden="1" w:uiPriority="39" w:unhideWhenUsed="1"/>
-    <w:lsdException w:name="toc 9" w:semiHidden="1" w:uiPriority="39" w:unhideWhenUsed="1"/>
-    <w:lsdException w:name="Normal Indent" w:semiHidden="1" w:unhideWhenUsed="1"/>
-    <w:lsdException w:name="footnote text" w:semiHidden="1" w:unhideWhenUsed="1"/>
-    <w:lsdException w:name="annotation text" w:semiHidden="1" w:unhideWhenUsed="1"/>
-    <w:lsdException w:name="header" w:semiHidden="1" w:unhideWhenUsed="1"/>
-    <w:lsdException w:name="footer" w:semiHidden="1" w:unhideWhenUsed="1"/>
-    <w:lsdException w:name="index heading" w:semiHidden="1" w:unhideWhenUsed="1"/>
-    <w:lsdException w:name="caption" w:semiHidden="1" w:uiPriority="35" w:unhideWhenUsed="1" w:qFormat="1"/>
-    <w:lsdException w:name="table of figures" w:semiHidden="1" w:unhideWhenUsed="1"/>
-    <w:lsdException w:name="envelope address" w:semiHidden="1" w:unhideWhenUsed="1"/>
-    <w:lsdException w:name="envelope return" w:semiHidden="1" w:unhideWhenUsed="1"/>
-    <w:lsdException w:name="footnote reference" w:semiHidden="1" w:unhideWhenUsed="1"/>
-    <w:lsdException w:name="annotation reference" w:semiHidden="1" w:unhideWhenUsed="1"/>
-    <w:lsdException w:name="line number" w:semiHidden="1" w:unhideWhenUsed="1"/>
-    <w:lsdException w:name="page number" w:semiHidden="1" w:unhideWhenUsed="1"/>
-    <w:lsdException w:name="endnote reference" w:semiHidden="1" w:unhideWhenUsed="1"/>
-    <w:lsdException w:name="endnote text" w:semiHidden="1" w:unhideWhenUsed="1"/>
-    <w:lsdException w:name="table of authorities" w:semiHidden="1" w:unhideWhenUsed="1"/>
-    <w:lsdException w:name="macro" w:semiHidden="1" w:unhideWhenUsed="1"/>
-    <w:lsdException w:name="toa heading" w:semiHidden="1" w:unhideWhenUsed="1"/>
-    <w:lsdException w:name="List" w:semiHidden="1" w:unhideWhenUsed="1"/>
-    <w:lsdException w:name="List Bullet" w:semiHidden="1" w:unhideWhenUsed="1"/>
-    <w:lsdException w:name="List Number" w:semiHidden="1" w:unhideWhenUsed="1"/>
-    <w:lsdException w:name="List 2" w:semiHidden="1" w:unhideWhenUsed="1"/>
-    <w:lsdException w:name="List 3" w:semiHidden="1" w:unhideWhenUsed="1"/>
-    <w:lsdException w:name="List 4" w:semiHidden="1" w:unhideWhenUsed="1"/>
-    <w:lsdException w:name="List 5" w:semiHidden="1" w:unhideWhenUsed="1"/>
-    <w:lsdException w:name="List Bullet 2" w:semiHidden="1" w:unhideWhenUsed="1"/>
-    <w:lsdException w:name="List Bullet 3" w:semiHidden="1" w:unhideWhenUsed="1"/>
-    <w:lsdException w:name="List Bullet 4" w:semiHidden="1" w:unhideWhenUsed="1"/>
-    <w:lsdException w:name="List Bullet 5" w:semiHidden="1" w:unhideWhenUsed="1"/>
-    <w:lsdException w:name="List Number 2" w:semiHidden="1" w:unhideWhenUsed="1"/>
-    <w:lsdException w:name="List Number 3" w:semiHidden="1" w:unhideWhenUsed="1"/>
-    <w:lsdException w:name="List Number 4" w:semiHidden="1" w:unhideWhenUsed="1"/>
-    <w:lsdException w:name="List Number 5" w:semiHidden="1" w:unhideWhenUsed="1"/>
-    <w:lsdException w:name="Title" w:uiPriority="10" w:qFormat="1"/>
-    <w:lsdException w:name="Closing" w:semiHidden="1" w:unhideWhenUsed="1"/>
-    <w:lsdException w:name="Signature" w:semiHidden="1" w:unhideWhenUsed="1"/>
-    <w:lsdException w:name="Default Paragraph Font" w:semiHidden="1" w:uiPriority="1" w:unhideWhenUsed="1"/>
-    <w:lsdException w:name="Body Text" w:semiHidden="1" w:unhideWhenUsed="1"/>
-    <w:lsdException w:name="Body Text Indent" w:semiHidden="1" w:unhideWhenUsed="1"/>
-    <w:lsdException w:name="List Continue" w:semiHidden="1" w:unhideWhenUsed="1"/>
-    <w:lsdException w:name="List Continue 2" w:semiHidden="1" w:unhideWhenUsed="1"/>
-    <w:lsdException w:name="List Continue 3" w:semiHidden="1" w:unhideWhenUsed="1"/>
-    <w:lsdException w:name="List Continue 4" w:semiHidden="1" w:unhideWhenUsed="1"/>
-    <w:lsdException w:name="List Continue 5" w:semiHidden="1" w:unhideWhenUsed="1"/>
-    <w:lsdException w:name="Message Header" w:semiHidden="1" w:unhideWhenUsed="1"/>
-    <w:lsdException w:name="Subtitle" w:uiPriority="11" w:qFormat="1"/>
-    <w:lsdException w:name="Salutation" w:semiHidden="1" w:unhideWhenUsed="1"/>
-    <w:lsdException w:name="Date" w:semiHidden="1" w:unhideWhenUsed="1"/>
-    <w:lsdException w:name="Body Text First Indent" w:semiHidden="1" w:unhideWhenUsed="1"/>
-    <w:lsdException w:name="Body Text First Indent 2" w:semiHidden="1" w:unhideWhenUsed="1"/>
-    <w:lsdException w:name="Note Heading" w:semiHidden="1" w:unhideWhenUsed="1"/>
-    <w:lsdException w:name="Body Text 2" w:semiHidden="1" w:unhideWhenUsed="1"/>
-    <w:lsdException w:name="Body Text 3" w:semiHidden="1" w:unhideWhenUsed="1"/>
-    <w:lsdException w:name="Body Text Indent 2" w:semiHidden="1" w:unhideWhenUsed="1"/>
-    <w:lsdException w:name="Body Text Indent 3" w:semiHidden="1" w:unhideWhenUsed="1"/>
-    <w:lsdException w:name="Block Text" w:semiHidden="1" w:unhideWhenUsed="1"/>
-    <w:lsdException w:name="Hyperlink" w:semiHidden="1" w:unhideWhenUsed="1"/>
-    <w:lsdException w:name="FollowedHyperlink" w:semiHidden="1" w:unhideWhenUsed="1"/>
-    <w:lsdException w:name="Strong" w:uiPriority="22" w:qFormat="1"/>
-    <w:lsdException w:name="Emphasis" w:uiPriority="20" w:qFormat="1"/>
-    <w:lsdException w:name="Document Map" w:semiHidden="1" w:unhideWhenUsed="1"/>
-    <w:lsdException w:name="Plain Text" w:semiHidden="1" w:unhideWhenUsed="1"/>
-    <w:lsdException w:name="E-mail Signature" w:semiHidden="1" w:unhideWhenUsed="1"/>
-    <w:lsdException w:name="HTML Top of Form" w:semiHidden="1" w:unhideWhenUsed="1"/>
-    <w:lsdException w:name="HTML Bottom of Form" w:semiHidden="1" w:unhideWhenUsed="1"/>
-    <w:lsdException w:name="Normal (Web)" w:semiHidden="1" w:unhideWhenUsed="1"/>
-    <w:lsdException w:name="HTML Acronym" w:semiHidden="1" w:unhideWhenUsed="1"/>
-    <w:lsdException w:name="HTML Address" w:semiHidden="1" w:unhideWhenUsed="1"/>
-    <w:lsdException w:name="HTML Cite" w:semiHidden="1" w:unhideWhenUsed="1"/>
-    <w:lsdException w:name="HTML Code" w:semiHidden="1" w:unhideWhenUsed="1"/>
-    <w:lsdException w:name="HTML Definition" w:semiHidden="1" w:unhideWhenUsed="1"/>
-    <w:lsdException w:name="HTML Keyboard" w:semiHidden="1" w:unhideWhenUsed="1"/>
-    <w:lsdException w:name="HTML Preformatted" w:semiHidden="1" w:unhideWhenUsed="1"/>
-    <w:lsdException w:name="HTML Sample" w:semiHidden="1" w:unhideWhenUsed="1"/>
-    <w:lsdException w:name="HTML Typewriter" w:semiHidden="1" w:unhideWhenUsed="1"/>
-    <w:lsdException w:name="HTML Variable" w:semiHidden="1" w:unhideWhenUsed="1"/>
-    <w:lsdException w:name="annotation subject" w:semiHidden="1" w:unhideWhenUsed="1"/>
-    <w:lsdException w:name="No List" w:semiHidden="1" w:unhideWhenUsed="1"/>
-    <w:lsdException w:name="Outline List 1" w:semiHidden="1" w:unhideWhenUsed="1"/>
-    <w:lsdException w:name="Outline List 2" w:semiHidden="1" w:unhideWhenUsed="1"/>
-    <w:lsdException w:name="Outline List 3" w:semiHidden="1" w:unhideWhenUsed="1"/>
-    <w:lsdException w:name="Table Simple 1" w:semiHidden="1" w:unhideWhenUsed="1"/>
-    <w:lsdException w:name="Table Simple 2" w:semiHidden="1" w:unhideWhenUsed="1"/>
-    <w:lsdException w:name="Table Simple 3" w:semiHidden="1" w:unhideWhenUsed="1"/>
-    <w:lsdException w:name="Table Classic 1" w:semiHidden="1" w:unhideWhenUsed="1"/>
-    <w:lsdException w:name="Table Classic 2" w:semiHidden="1" w:unhideWhenUsed="1"/>
-    <w:lsdException w:name="Table Classic 3" w:semiHidden="1" w:unhideWhenUsed="1"/>
-    <w:lsdException w:name="Table Classic 4" w:semiHidden="1" w:unhideWhenUsed="1"/>
-    <w:lsdException w:name="Table Colorful 1" w:semiHidden="1" w:unhideWhenUsed="1"/>
-    <w:lsdException w:name="Table Colorful 2" w:semiHidden="1" w:unhideWhenUsed="1"/>
-    <w:lsdException w:name="Table Colorful 3" w:semiHidden="1" w:unhideWhenUsed="1"/>
-    <w:lsdException w:name="Table Columns 1" w:semiHidden="1" w:unhideWhenUsed="1"/>
-    <w:lsdException w:name="Table Columns 2" w:semiHidden="1" w:unhideWhenUsed="1"/>
-    <w:lsdException w:name="Table Columns 3" w:semiHidden="1" w:unhideWhenUsed="1"/>
-    <w:lsdException w:name="Table Columns 4" w:semiHidden="1" w:unhideWhenUsed="1"/>
-    <w:lsdException w:name="Table Columns 5" w:semiHidden="1" w:unhideWhenUsed="1"/>
-    <w:lsdException w:name="Table Grid 1" w:semiHidden="1" w:unhideWhenUsed="1"/>
-    <w:lsdException w:name="Table Grid 2" w:semiHidden="1" w:unhideWhenUsed="1"/>
-    <w:lsdException w:name="Table Grid 3" w:semiHidden="1" w:unhideWhenUsed="1"/>
-    <w:lsdException w:name="Table Grid 4" w:semiHidden="1" w:unhideWhenUsed="1"/>
-    <w:lsdException w:name="Table Grid 5" w:semiHidden="1" w:unhideWhenUsed="1"/>
-    <w:lsdException w:name="Table Grid 6" w:semiHidden="1" w:unhideWhenUsed="1"/>
-    <w:lsdException w:name="Table Grid 7" w:semiHidden="1" w:unhideWhenUsed="1"/>
-    <w:lsdException w:name="Table Grid 8" w:semiHidden="1" w:unhideWhenUsed="1"/>
-    <w:lsdException w:name="Table List 1" w:semiHidden="1" w:unhideWhenUsed="1"/>
-    <w:lsdException w:name="Table List 2" w:semiHidden="1" w:unhideWhenUsed="1"/>
-    <w:lsdException w:name="Table List 3" w:semiHidden="1" w:unhideWhenUsed="1"/>
-    <w:lsdException w:name="Table List 4" w:semiHidden="1" w:unhideWhenUsed="1"/>
-    <w:lsdException w:name="Table List 5" w:semiHidden="1" w:unhideWhenUsed="1"/>
-    <w:lsdException w:name="Table List 6" w:semiHidden="1" w:unhideWhenUsed="1"/>
-    <w:lsdException w:name="Table List 7" w:semiHidden="1" w:unhideWhenUsed="1"/>
-    <w:lsdException w:name="Table List 8" w:semiHidden="1" w:unhideWhenUsed="1"/>
-    <w:lsdException w:name="Table 3D effects 1" w:semiHidden="1" w:unhideWhenUsed="1"/>
-    <w:lsdException w:name="Table 3D effects 2" w:semiHidden="1" w:unhideWhenUsed="1"/>
-    <w:lsdException w:name="Table 3D effects 3" w:semiHidden="1" w:unhideWhenUsed="1"/>
-    <w:lsdException w:name="Table Contemporary" w:semiHidden="1" w:unhideWhenUsed="1"/>
-    <w:lsdException w:name="Table Elegant" w:semiHidden="1" w:unhideWhenUsed="1"/>
-    <w:lsdException w:name="Table Professional" w:semiHidden="1" w:unhideWhenUsed="1"/>
-    <w:lsdException w:name="Table Subtle 2" w:semiHidden="1" w:unhideWhenUsed="1"/>
-    <w:lsdException w:name="Table Web 1" w:semiHidden="1" w:unhideWhenUsed="1"/>
-    <w:lsdException w:name="Balloon Text" w:semiHidden="1" w:unhideWhenUsed="1"/>
-    <w:lsdException w:name="Table Grid" w:uiPriority="39"/>
-    <w:lsdException w:name="Table Theme" w:semiHidden="1" w:unhideWhenUsed="1"/>
-    <w:lsdException w:name="Placeholder Text" w:semiHidden="1"/>
-    <w:lsdException w:name="No Spacing" w:uiPriority="1" w:qFormat="1"/>
-    <w:lsdException w:name="Light Shading" w:uiPriority="60"/>
-    <w:lsdException w:name="Light List" w:uiPriority="61"/>
-    <w:lsdException w:name="Light Grid" w:uiPriority="62"/>
-    <w:lsdException w:name="Medium Shading 1" w:uiPriority="63"/>
-    <w:lsdException w:name="Medium Shading 2" w:uiPriority="64"/>
-    <w:lsdException w:name="Medium List 1" w:uiPriority="65"/>
-    <w:lsdException w:name="Medium List 2" w:uiPriority="66"/>
-    <w:lsdException w:name="Medium Grid 1" w:uiPriority="67"/>
-    <w:lsdException w:name="Medium Grid 2" w:uiPriority="68"/>
-    <w:lsdException w:name="Medium Grid 3" w:uiPriority="69"/>
-    <w:lsdException w:name="Dark List" w:uiPriority="70"/>
-    <w:lsdException w:name="Colorful Shading" w:uiPriority="71"/>
-    <w:lsdException w:name="Colorful List" w:uiPriority="72"/>
-    <w:lsdException w:name="Colorful Grid" w:uiPriority="73"/>
-    <w:lsdException w:name="Light Shading Accent 1" w:uiPriority="60"/>
-    <w:lsdException w:name="Light List Accent 1" w:uiPriority="61"/>
-    <w:lsdException w:name="Light Grid Accent 1" w:uiPriority="62"/>
-    <w:lsdException w:name="Medium Shading 1 Accent 1" w:uiPriority="63"/>
-    <w:lsdException w:name="Medium Shading 2 Accent 1" w:uiPriority="64"/>
-    <w:lsdException w:name="Medium List 1 Accent 1" w:uiPriority="65"/>
-    <w:lsdException w:name="Revision" w:semiHidden="1"/>
-    <w:lsdException w:name="List Paragraph" w:uiPriority="34" w:qFormat="1"/>
-    <w:lsdException w:name="Quote" w:uiPriority="29" w:qFormat="1"/>
-    <w:lsdException w:name="Intense Quote" w:uiPriority="30" w:qFormat="1"/>
-    <w:lsdException w:name="Medium List 2 Accent 1" w:uiPriority="66"/>
-    <w:lsdException w:name="Medium Grid 1 Accent 1" w:uiPriority="67"/>
-    <w:lsdException w:name="Medium Grid 2 Accent 1" w:uiPriority="68"/>
-    <w:lsdException w:name="Medium Grid 3 Accent 1" w:uiPriority="69"/>
-    <w:lsdException w:name="Dark List Accent 1" w:uiPriority="70"/>
-    <w:lsdException w:name="Colorful Shading Accent 1" w:uiPriority="71"/>
-    <w:lsdException w:name="Colorful List Accent 1" w:uiPriority="72"/>
-    <w:lsdException w:name="Colorful Grid Accent 1" w:uiPriority="73"/>
-    <w:lsdException w:name="Light Shading Accent 2" w:uiPriority="60"/>
-    <w:lsdException w:name="Light List Accent 2" w:uiPriority="61"/>
-    <w:lsdException w:name="Light Grid Accent 2" w:uiPriority="62"/>
-    <w:lsdException w:name="Medium Shading 1 Accent 2" w:uiPriority="63"/>
-    <w:lsdException w:name="Medium Shading 2 Accent 2" w:uiPriority="64"/>
-    <w:lsdException w:name="Medium List 1 Accent 2" w:uiPriority="65"/>
-    <w:lsdException w:name="Medium List 2 Accent 2" w:uiPriority="66"/>
-    <w:lsdException w:name="Medium Grid 1 Accent 2" w:uiPriority="67"/>
-    <w:lsdException w:name="Medium Grid 2 Accent 2" w:uiPriority="68"/>
-    <w:lsdException w:name="Medium Grid 3 Accent 2" w:uiPriority="69"/>
-    <w:lsdException w:name="Dark List Accent 2" w:uiPriority="70"/>
-    <w:lsdException w:name="Colorful Shading Accent 2" w:uiPriority="71"/>
-    <w:lsdException w:name="Colorful List Accent 2" w:uiPriority="72"/>
-    <w:lsdException w:name="Colorful Grid Accent 2" w:uiPriority="73"/>
-    <w:lsdException w:name="Light Shading Accent 3" w:uiPriority="60"/>
-    <w:lsdException w:name="Light List Accent 3" w:uiPriority="61"/>
-    <w:lsdException w:name="Light Grid Accent 3" w:uiPriority="62"/>
-    <w:lsdException w:name="Medium Shading 1 Accent 3" w:uiPriority="63"/>
-    <w:lsdException w:name="Medium Shading 2 Accent 3" w:uiPriority="64"/>
-    <w:lsdException w:name="Medium List 1 Accent 3" w:uiPriority="65"/>
-    <w:lsdException w:name="Medium List 2 Accent 3" w:uiPriority="66"/>
-    <w:lsdException w:name="Medium Grid 1 Accent 3" w:uiPriority="67"/>
-    <w:lsdException w:name="Medium Grid 2 Accent 3" w:uiPriority="68"/>
-    <w:lsdException w:name="Medium Grid 3 Accent 3" w:uiPriority="69"/>
-    <w:lsdException w:name="Dark List Accent 3" w:uiPriority="70"/>
-    <w:lsdException w:name="Colorful Shading Accent 3" w:uiPriority="71"/>
-    <w:lsdException w:name="Colorful List Accent 3" w:uiPriority="72"/>
-    <w:lsdException w:name="Colorful Grid Accent 3" w:uiPriority="73"/>
-    <w:lsdException w:name="Light Shading Accent 4" w:uiPriority="60"/>
-    <w:lsdException w:name="Light List Accent 4" w:uiPriority="61"/>
-    <w:lsdException w:name="Light Grid Accent 4" w:uiPriority="62"/>
-    <w:lsdException w:name="Medium Shading 1 Accent 4" w:uiPriority="63"/>
-    <w:lsdException w:name="Medium Shading 2 Accent 4" w:uiPriority="64"/>
-    <w:lsdException w:name="Medium List 1 Accent 4" w:uiPriority="65"/>
-    <w:lsdException w:name="Medium List 2 Accent 4" w:uiPriority="66"/>
-    <w:lsdException w:name="Medium Grid 1 Accent 4" w:uiPriority="67"/>
-    <w:lsdException w:name="Medium Grid 2 Accent 4" w:uiPriority="68"/>
-    <w:lsdException w:name="Medium Grid 3 Accent 4" w:uiPriority="69"/>
-    <w:lsdException w:name="Dark List Accent 4" w:uiPriority="70"/>
-    <w:lsdException w:name="Colorful Shading Accent 4" w:uiPriority="71"/>
-    <w:lsdException w:name="Colorful List Accent 4" w:uiPriority="72"/>
-    <w:lsdException w:name="Colorful Grid Accent 4" w:uiPriority="73"/>
-    <w:lsdException w:name="Light Shading Accent 5" w:uiPriority="60"/>
-    <w:lsdException w:name="Light List Accent 5" w:uiPriority="61"/>
-    <w:lsdException w:name="Light Grid Accent 5" w:uiPriority="62"/>
-    <w:lsdException w:name="Medium Shading 1 Accent 5" w:uiPriority="63"/>
-    <w:lsdException w:name="Medium Shading 2 Accent 5" w:uiPriority="64"/>
-    <w:lsdException w:name="Medium List 1 Accent 5" w:uiPriority="65"/>
-    <w:lsdException w:name="Medium List 2 Accent 5" w:uiPriority="66"/>
-    <w:lsdException w:name="Medium Grid 1 Accent 5" w:uiPriority="67"/>
-    <w:lsdException w:name="Medium Grid 2 Accent 5" w:uiPriority="68"/>
-    <w:lsdException w:name="Medium Grid 3 Accent 5" w:uiPriority="69"/>
-    <w:lsdException w:name="Dark List Accent 5" w:uiPriority="70"/>
-    <w:lsdException w:name="Colorful Shading Accent 5" w:uiPriority="71"/>
-    <w:lsdException w:name="Colorful List Accent 5" w:uiPriority="72"/>
-    <w:lsdException w:name="Colorful Grid Accent 5" w:uiPriority="73"/>
-    <w:lsdException w:name="Light Shading Accent 6" w:uiPriority="60"/>
-    <w:lsdException w:name="Light List Accent 6" w:uiPriority="61"/>
-    <w:lsdException w:name="Light Grid Accent 6" w:uiPriority="62"/>
-    <w:lsdException w:name="Medium Shading 1 Accent 6" w:uiPriority="63"/>
-    <w:lsdException w:name="Medium Shading 2 Accent 6" w:uiPriority="64"/>
-    <w:lsdException w:name="Medium List 1 Accent 6" w:uiPriority="65"/>
-    <w:lsdException w:name="Medium List 2 Accent 6" w:uiPriority="66"/>
-    <w:lsdException w:name="Medium Grid 1 Accent 6" w:uiPriority="67"/>
-    <w:lsdException w:name="Medium Grid 2 Accent 6" w:uiPriority="68"/>
-    <w:lsdException w:name="Medium Grid 3 Accent 6" w:uiPriority="69"/>
-    <w:lsdException w:name="Dark List Accent 6" w:uiPriority="70"/>
-    <w:lsdException w:name="Colorful Shading Accent 6" w:uiPriority="71"/>
-    <w:lsdException w:name="Colorful List Accent 6" w:uiPriority="72"/>
-    <w:lsdException w:name="Colorful Grid Accent 6" w:uiPriority="73"/>
-    <w:lsdException w:name="Subtle Emphasis" w:uiPriority="19" w:qFormat="1"/>
-    <w:lsdException w:name="Intense Emphasis" w:uiPriority="21" w:qFormat="1"/>
-    <w:lsdException w:name="Subtle Reference" w:uiPriority="31" w:qFormat="1"/>
-    <w:lsdException w:name="Intense Reference" w:uiPriority="32" w:qFormat="1"/>
-    <w:lsdException w:name="Book Title" w:uiPriority="33" w:qFormat="1"/>
-    <w:lsdException w:name="Bibliography" w:semiHidden="1" w:uiPriority="37" w:unhideWhenUsed="1"/>
-    <w:lsdException w:name="TOC Heading" w:semiHidden="1" w:uiPriority="39" w:unhideWhenUsed="1" w:qFormat="1"/>
-    <w:lsdException w:name="Plain Table 1" w:uiPriority="41"/>
-    <w:lsdException w:name="Plain Table 2" w:uiPriority="42"/>
-    <w:lsdException w:name="Plain Table 3" w:uiPriority="43"/>
-    <w:lsdException w:name="Plain Table 4" w:uiPriority="44"/>
-    <w:lsdException w:name="Plain Table 5" w:uiPriority="45"/>
-    <w:lsdException w:name="Grid Table Light" w:uiPriority="40"/>
-    <w:lsdException w:name="Grid Table 1 Light" w:uiPriority="46"/>
-    <w:lsdException w:name="Grid Table 2" w:uiPriority="47"/>
-    <w:lsdException w:name="Grid Table 3" w:uiPriority="48"/>
-    <w:lsdException w:name="Grid Table 4" w:uiPriority="49"/>
-    <w:lsdException w:name="Grid Table 5 Dark" w:uiPriority="50"/>
-    <w:lsdException w:name="Grid Table 6 Colorful" w:uiPriority="51"/>
-    <w:lsdException w:name="Grid Table 7 Colorful" w:uiPriority="52"/>
-    <w:lsdException w:name="Grid Table 1 Light Accent 1" w:uiPriority="46"/>
-    <w:lsdException w:name="Grid Table 2 Accent 1" w:uiPriority="47"/>
-    <w:lsdException w:name="Grid Table 3 Accent 1" w:uiPriority="48"/>
-    <w:lsdException w:name="Grid Table 4 Accent 1" w:uiPriority="49"/>
-    <w:lsdException w:name="Grid Table 5 Dark Accent 1" w:uiPriority="50"/>
-    <w:lsdException w:name="Grid Table 6 Colorful Accent 1" w:uiPriority="51"/>
-    <w:lsdException w:name="Grid Table 7 Colorful Accent 1" w:uiPriority="52"/>
-    <w:lsdException w:name="Grid Table 1 Light Accent 2" w:uiPriority="46"/>
-    <w:lsdException w:name="Grid Table 2 Accent 2" w:uiPriority="47"/>
-    <w:lsdException w:name="Grid Table 3 Accent 2" w:uiPriority="48"/>
-    <w:lsdException w:name="Grid Table 4 Accent 2" w:uiPriority="49"/>
-    <w:lsdException w:name="Grid Table 5 Dark Accent 2" w:uiPriority="50"/>
-    <w:lsdException w:name="Grid Table 6 Colorful Accent 2" w:uiPriority="51"/>
-    <w:lsdException w:name="Grid Table 7 Colorful Accent 2" w:uiPriority="52"/>
-    <w:lsdException w:name="Grid Table 1 Light Accent 3" w:uiPriority="46"/>
-    <w:lsdException w:name="Grid Table 2 Accent 3" w:uiPriority="47"/>
-    <w:lsdException w:name="Grid Table 3 Accent 3" w:uiPriority="48"/>
-    <w:lsdException w:name="Grid Table 4 Accent 3" w:uiPriority="49"/>
-    <w:lsdException w:name="Grid Table 5 Dark Accent 3" w:uiPriority="50"/>
-    <w:lsdException w:name="Grid Table 6 Colorful Accent 3" w:uiPriority="51"/>
-    <w:lsdException w:name="Grid Table 7 Colorful Accent 3" w:uiPriority="52"/>
-    <w:lsdException w:name="Grid Table 1 Light Accent 4" w:uiPriority="46"/>
-    <w:lsdException w:name="Grid Table 2 Accent 4" w:uiPriority="47"/>
-    <w:lsdException w:name="Grid Table 3 Accent 4" w:uiPriority="48"/>
-    <w:lsdException w:name="Grid Table 4 Accent 4" w:uiPriority="49"/>
-    <w:lsdException w:name="Grid Table 5 Dark Accent 4" w:uiPriority="50"/>
-    <w:lsdException w:name="Grid Table 6 Colorful Accent 4" w:uiPriority="51"/>
-    <w:lsdException w:name="Grid Table 7 Colorful Accent 4" w:uiPriority="52"/>
-    <w:lsdException w:name="Grid Table 1 Light Accent 5" w:uiPriority="46"/>
-    <w:lsdException w:name="Grid Table 2 Accent 5" w:uiPriority="47"/>
-    <w:lsdException w:name="Grid Table 3 Accent 5" w:uiPriority="48"/>
-    <w:lsdException w:name="Grid Table 4 Accent 5" w:uiPriority="49"/>
-    <w:lsdException w:name="Grid Table 5 Dark Accent 5" w:uiPriority="50"/>
-    <w:lsdException w:name="Grid Table 6 Colorful Accent 5" w:uiPriority="51"/>
-    <w:lsdException w:name="Grid Table 7 Colorful Accent 5" w:uiPriority="52"/>
-    <w:lsdException w:name="Grid Table 1 Light Accent 6" w:uiPriority="46"/>
-    <w:lsdException w:name="Grid Table 2 Accent 6" w:uiPriority="47"/>
-    <w:lsdException w:name="Grid Table 3 Accent 6" w:uiPriority="48"/>
-    <w:lsdException w:name="Grid Table 4 Accent 6" w:uiPriority="49"/>
-    <w:lsdException w:name="Grid Table 5 Dark Accent 6" w:uiPriority="50"/>
-    <w:lsdException w:name="Grid Table 6 Colorful Accent 6" w:uiPriority="51"/>
-    <w:lsdException w:name="Grid Table 7 Colorful Accent 6" w:uiPriority="52"/>
-    <w:lsdException w:name="List Table 1 Light" w:uiPriority="46"/>
-    <w:lsdException w:name="List Table 2" w:uiPriority="47"/>
-    <w:lsdException w:name="List Table 3" w:uiPriority="48"/>
-    <w:lsdException w:name="List Table 4" w:uiPriority="49"/>
-    <w:lsdException w:name="List Table 5 Dark" w:uiPriority="50"/>
-    <w:lsdException w:name="List Table 6 Colorful" w:uiPriority="51"/>
-    <w:lsdException w:name="List Table 7 Colorful" w:uiPriority="52"/>
-    <w:lsdException w:name="List Table 1 Light Accent 1" w:uiPriority="46"/>
-    <w:lsdException w:name="List Table 2 Accent 1" w:uiPriority="47"/>
-    <w:lsdException w:name="List Table 3 Accent 1" w:uiPriority="48"/>
-    <w:lsdException w:name="List Table 4 Accent 1" w:uiPriority="49"/>
-    <w:lsdException w:name="List Table 5 Dark Accent 1" w:uiPriority="50"/>
-    <w:lsdException w:name="List Table 6 Colorful Accent 1" w:uiPriority="51"/>
-    <w:lsdException w:name="List Table 7 Colorful Accent 1" w:uiPriority="52"/>
-    <w:lsdException w:name="List Table 1 Light Accent 2" w:uiPriority="46"/>
-    <w:lsdException w:name="List Table 2 Accent 2" w:uiPriority="47"/>
-    <w:lsdException w:name="List Table 3 Accent 2" w:uiPriority="48"/>
-    <w:lsdException w:name="List Table 4 Accent 2" w:uiPriority="49"/>
-    <w:lsdException w:name="List Table 5 Dark Accent 2" w:uiPriority="50"/>
-    <w:lsdException w:name="List Table 6 Colorful Accent 2" w:uiPriority="51"/>
-    <w:lsdException w:name="List Table 7 Colorful Accent 2" w:uiPriority="52"/>
-    <w:lsdException w:name="List Table 1 Light Accent 3" w:uiPriority="46"/>
-    <w:lsdException w:name="List Table 2 Accent 3" w:uiPriority="47"/>
-    <w:lsdException w:name="List Table 3 Accent 3" w:uiPriority="48"/>
-    <w:lsdException w:name="List Table 4 Accent 3" w:uiPriority="49"/>
-    <w:lsdException w:name="List Table 5 Dark Accent 3" w:uiPriority="50"/>
-    <w:lsdException w:name="List Table 6 Colorful Accent 3" w:uiPriority="51"/>
-    <w:lsdException w:name="List Table 7 Colorful Accent 3" w:uiPriority="52"/>
-    <w:lsdException w:name="List Table 1 Light Accent 4" w:uiPriority="46"/>
-    <w:lsdException w:name="List Table 2 Accent 4" w:uiPriority="47"/>
-    <w:lsdException w:name="List Table 3 Accent 4" w:uiPriority="48"/>
-    <w:lsdException w:name="List Table 4 Accent 4" w:uiPriority="49"/>
-    <w:lsdException w:name="List Table 5 Dark Accent 4" w:uiPriority="50"/>
-    <w:lsdException w:name="List Table 6 Colorful Accent 4" w:uiPriority="51"/>
-    <w:lsdException w:name="List Table 7 Colorful Accent 4" w:uiPriority="52"/>
-    <w:lsdException w:name="List Table 1 Light Accent 5" w:uiPriority="46"/>
-    <w:lsdException w:name="List Table 2 Accent 5" w:uiPriority="47"/>
-    <w:lsdException w:name="List Table 3 Accent 5" w:uiPriority="48"/>
-    <w:lsdException w:name="List Table 4 Accent 5" w:uiPriority="49"/>
-    <w:lsdException w:name="List Table 5 Dark Accent 5" w:uiPriority="50"/>
-    <w:lsdException w:name="List Table 6 Colorful Accent 5" w:uiPriority="51"/>
-    <w:lsdException w:name="List Table 7 Colorful Accent 5" w:uiPriority="52"/>
-    <w:lsdException w:name="List Table 1 Light Accent 6" w:uiPriority="46"/>
-    <w:lsdException w:name="List Table 2 Accent 6" w:uiPriority="47"/>
-    <w:lsdException w:name="List Table 3 Accent 6" w:uiPriority="48"/>
-    <w:lsdException w:name="List Table 4 Accent 6" w:uiPriority="49"/>
-    <w:lsdException w:name="List Table 5 Dark Accent 6" w:uiPriority="50"/>
-    <w:lsdException w:name="List Table 6 Colorful Accent 6" w:uiPriority="51"/>
-    <w:lsdException w:name="List Table 7 Colorful Accent 6" w:uiPriority="52"/>
-    <w:lsdException w:name="Mention" w:semiHidden="1" w:unhideWhenUsed="1"/>
-    <w:lsdException w:name="Smart Hyperlink" w:semiHidden="1" w:unhideWhenUsed="1"/>
-    <w:lsdException w:name="Hashtag" w:semiHidden="1" w:unhideWhenUsed="1"/>
-    <w:lsdException w:name="Unresolved Mention" w:semiHidden="1" w:unhideWhenUsed="1"/>
-    <w:lsdException w:name="Smart Link" w:semiHidden="1" w:unhideWhenUsed="1"/>
+  <w:latentStyles w:defLockedState="0" w:defUIPriority="99" w:defSemiHidden="1" w:defUnhideWhenUsed="1" w:defQFormat="0" w:count="267">
+    <w:lsdException w:name="Normal" w:semiHidden="0" w:uiPriority="0" w:unhideWhenUsed="0" w:qFormat="1"/>
+    <w:lsdException w:name="heading 1" w:semiHidden="0" w:uiPriority="9" w:unhideWhenUsed="0" w:qFormat="1"/>
+    <w:lsdException w:name="heading 2" w:uiPriority="9" w:qFormat="1"/>
+    <w:lsdException w:name="heading 3" w:uiPriority="9" w:qFormat="1"/>
+    <w:lsdException w:name="heading 4" w:uiPriority="9" w:qFormat="1"/>
+    <w:lsdException w:name="heading 5" w:uiPriority="9" w:qFormat="1"/>
+    <w:lsdException w:name="heading 6" w:uiPriority="9" w:qFormat="1"/>
+    <w:lsdException w:name="heading 7" w:uiPriority="9" w:qFormat="1"/>
+    <w:lsdException w:name="heading 8" w:uiPriority="9" w:qFormat="1"/>
+    <w:lsdException w:name="heading 9" w:uiPriority="9" w:qFormat="1"/>
+    <w:lsdException w:name="toc 1" w:uiPriority="39"/>
+    <w:lsdException w:name="toc 2" w:uiPriority="39"/>
+    <w:lsdException w:name="toc 3" w:uiPriority="39"/>
+    <w:lsdException w:name="toc 4" w:uiPriority="39"/>
+    <w:lsdException w:name="toc 5" w:uiPriority="39"/>
+    <w:lsdException w:name="toc 6" w:uiPriority="39"/>
+    <w:lsdException w:name="toc 7" w:uiPriority="39"/>
+    <w:lsdException w:name="toc 8" w:uiPriority="39"/>
+    <w:lsdException w:name="toc 9" w:uiPriority="39"/>
+    <w:lsdException w:name="caption" w:uiPriority="35" w:qFormat="1"/>
+    <w:lsdException w:name="Title" w:semiHidden="0" w:uiPriority="10" w:unhideWhenUsed="0" w:qFormat="1"/>
+    <w:lsdException w:name="Default Paragraph Font" w:uiPriority="1"/>
+    <w:lsdException w:name="Subtitle" w:semiHidden="0" w:uiPriority="11" w:unhideWhenUsed="0" w:qFormat="1"/>
+    <w:lsdException w:name="Strong" w:semiHidden="0" w:uiPriority="22" w:unhideWhenUsed="0" w:qFormat="1"/>
+    <w:lsdException w:name="Emphasis" w:semiHidden="0" w:uiPriority="20" w:unhideWhenUsed="0" w:qFormat="1"/>
+    <w:lsdException w:name="Table Grid" w:semiHidden="0" w:uiPriority="39" w:unhideWhenUsed="0"/>
+    <w:lsdException w:name="Placeholder Text" w:unhideWhenUsed="0"/>
+    <w:lsdException w:name="No Spacing" w:semiHidden="0" w:uiPriority="1" w:unhideWhenUsed="0" w:qFormat="1"/>
+    <w:lsdException w:name="Light Shading" w:semiHidden="0" w:uiPriority="60" w:unhideWhenUsed="0"/>
+    <w:lsdException w:name="Light List" w:semiHidden="0" w:uiPriority="61" w:unhideWhenUsed="0"/>
+    <w:lsdException w:name="Light Grid" w:semiHidden="0" w:uiPriority="62" w:unhideWhenUsed="0"/>
+    <w:lsdException w:name="Medium Shading 1" w:semiHidden="0" w:uiPriority="63" w:unhideWhenUsed="0"/>
+    <w:lsdException w:name="Medium Shading 2" w:semiHidden="0" w:uiPriority="64" w:unhideWhenUsed="0"/>
+    <w:lsdException w:name="Medium List 1" w:semiHidden="0" w:uiPriority="65" w:unhideWhenUsed="0"/>
+    <w:lsdException w:name="Medium List 2" w:semiHidden="0" w:uiPriority="66" w:unhideWhenUsed="0"/>
+    <w:lsdException w:name="Medium Grid 1" w:semiHidden="0" w:uiPriority="67" w:unhideWhenUsed="0"/>
+    <w:lsdException w:name="Medium Grid 2" w:semiHidden="0" w:uiPriority="68" w:unhideWhenUsed="0"/>
+    <w:lsdException w:name="Medium Grid 3" w:semiHidden="0" w:uiPriority="69" w:unhideWhenUsed="0"/>
+    <w:lsdException w:name="Dark List" w:semiHidden="0" w:uiPriority="70" w:unhideWhenUsed="0"/>
+    <w:lsdException w:name="Colorful Shading" w:semiHidden="0" w:uiPriority="71" w:unhideWhenUsed="0"/>
+    <w:lsdException w:name="Colorful List" w:semiHidden="0" w:uiPriority="72" w:unhideWhenUsed="0"/>
+    <w:lsdException w:name="Colorful Grid" w:semiHidden="0" w:uiPriority="73" w:unhideWhenUsed="0"/>
+    <w:lsdException w:name="Light Shading Accent 1" w:semiHidden="0" w:uiPriority="60" w:unhideWhenUsed="0"/>
+    <w:lsdException w:name="Light List Accent 1" w:semiHidden="0" w:uiPriority="61" w:unhideWhenUsed="0"/>
+    <w:lsdException w:name="Light Grid Accent 1" w:semiHidden="0" w:uiPriority="62" w:unhideWhenUsed="0"/>
+    <w:lsdException w:name="Medium Shading 1 Accent 1" w:semiHidden="0" w:uiPriority="63" w:unhideWhenUsed="0"/>
+    <w:lsdException w:name="Medium Shading 2 Accent 1" w:semiHidden="0" w:uiPriority="64" w:unhideWhenUsed="0"/>
+    <w:lsdException w:name="Medium List 1 Accent 1" w:semiHidden="0" w:uiPriority="65" w:unhideWhenUsed="0"/>
+    <w:lsdException w:name="Revision" w:unhideWhenUsed="0"/>
+    <w:lsdException w:name="List Paragraph" w:semiHidden="0" w:uiPriority="34" w:unhideWhenUsed="0" w:qFormat="1"/>
+    <w:lsdException w:name="Quote" w:semiHidden="0" w:uiPriority="29" w:unhideWhenUsed="0" w:qFormat="1"/>
+    <w:lsdException w:name="Intense Quote" w:semiHidden="0" w:uiPriority="30" w:unhideWhenUsed="0" w:qFormat="1"/>
+    <w:lsdException w:name="Medium List 2 Accent 1" w:semiHidden="0" w:uiPriority="66" w:unhideWhenUsed="0"/>
+    <w:lsdException w:name="Medium Grid 1 Accent 1" w:semiHidden="0" w:uiPriority="67" w:unhideWhenUsed="0"/>
+    <w:lsdException w:name="Medium Grid 2 Accent 1" w:semiHidden="0" w:uiPriority="68" w:unhideWhenUsed="0"/>
+    <w:lsdException w:name="Medium Grid 3 Accent 1" w:semiHidden="0" w:uiPriority="69" w:unhideWhenUsed="0"/>
+    <w:lsdException w:name="Dark List Accent 1" w:semiHidden="0" w:uiPriority="70" w:unhideWhenUsed="0"/>
+    <w:lsdException w:name="Colorful Shading Accent 1" w:semiHidden="0" w:uiPriority="71" w:unhideWhenUsed="0"/>
+    <w:lsdException w:name="Colorful List Accent 1" w:semiHidden="0" w:uiPriority="72" w:unhideWhenUsed="0"/>
+    <w:lsdException w:name="Colorful Grid Accent 1" w:semiHidden="0" w:uiPriority="73" w:unhideWhenUsed="0"/>
+    <w:lsdException w:name="Light Shading Accent 2" w:semiHidden="0" w:uiPriority="60" w:unhideWhenUsed="0"/>
+    <w:lsdException w:name="Light List Accent 2" w:semiHidden="0" w:uiPriority="61" w:unhideWhenUsed="0"/>
+    <w:lsdException w:name="Light Grid Accent 2" w:semiHidden="0" w:uiPriority="62" w:unhideWhenUsed="0"/>
+    <w:lsdException w:name="Medium Shading 1 Accent 2" w:semiHidden="0" w:uiPriority="63" w:unhideWhenUsed="0"/>
+    <w:lsdException w:name="Medium Shading 2 Accent 2" w:semiHidden="0" w:uiPriority="64" w:unhideWhenUsed="0"/>
+    <w:lsdException w:name="Medium List 1 Accent 2" w:semiHidden="0" w:uiPriority="65" w:unhideWhenUsed="0"/>
+    <w:lsdException w:name="Medium List 2 Accent 2" w:semiHidden="0" w:uiPriority="66" w:unhideWhenUsed="0"/>
+    <w:lsdException w:name="Medium Grid 1 Accent 2" w:semiHidden="0" w:uiPriority="67" w:unhideWhenUsed="0"/>
+    <w:lsdException w:name="Medium Grid 2 Accent 2" w:semiHidden="0" w:uiPriority="68" w:unhideWhenUsed="0"/>
+    <w:lsdException w:name="Medium Grid 3 Accent 2" w:semiHidden="0" w:uiPriority="69" w:unhideWhenUsed="0"/>
+    <w:lsdException w:name="Dark List Accent 2" w:semiHidden="0" w:uiPriority="70" w:unhideWhenUsed="0"/>
+    <w:lsdException w:name="Colorful Shading Accent 2" w:semiHidden="0" w:uiPriority="71" w:unhideWhenUsed="0"/>
+    <w:lsdException w:name="Colorful List Accent 2" w:semiHidden="0" w:uiPriority="72" w:unhideWhenUsed="0"/>
+    <w:lsdException w:name="Colorful Grid Accent 2" w:semiHidden="0" w:uiPriority="73" w:unhideWhenUsed="0"/>
+    <w:lsdException w:name="Light Shading Accent 3" w:semiHidden="0" w:uiPriority="60" w:unhideWhenUsed="0"/>
+    <w:lsdException w:name="Light List Accent 3" w:semiHidden="0" w:uiPriority="61" w:unhideWhenUsed="0"/>
+    <w:lsdException w:name="Light Grid Accent 3" w:semiHidden="0" w:uiPriority="62" w:unhideWhenUsed="0"/>
+    <w:lsdException w:name="Medium Shading 1 Accent 3" w:semiHidden="0" w:uiPriority="63" w:unhideWhenUsed="0"/>
+    <w:lsdException w:name="Medium Shading 2 Accent 3" w:semiHidden="0" w:uiPriority="64" w:unhideWhenUsed="0"/>
+    <w:lsdException w:name="Medium List 1 Accent 3" w:semiHidden="0" w:uiPriority="65" w:unhideWhenUsed="0"/>
+    <w:lsdException w:name="Medium List 2 Accent 3" w:semiHidden="0" w:uiPriority="66" w:unhideWhenUsed="0"/>
+    <w:lsdException w:name="Medium Grid 1 Accent 3" w:semiHidden="0" w:uiPriority="67" w:unhideWhenUsed="0"/>
+    <w:lsdException w:name="Medium Grid 2 Accent 3" w:semiHidden="0" w:uiPriority="68" w:unhideWhenUsed="0"/>
+    <w:lsdException w:name="Medium Grid 3 Accent 3" w:semiHidden="0" w:uiPriority="69" w:unhideWhenUsed="0"/>
+    <w:lsdException w:name="Dark List Accent 3" w:semiHidden="0" w:uiPriority="70" w:unhideWhenUsed="0"/>
+    <w:lsdException w:name="Colorful Shading Accent 3" w:semiHidden="0" w:uiPriority="71" w:unhideWhenUsed="0"/>
+    <w:lsdException w:name="Colorful List Accent 3" w:semiHidden="0" w:uiPriority="72" w:unhideWhenUsed="0"/>
+    <w:lsdException w:name="Colorful Grid Accent 3" w:semiHidden="0" w:uiPriority="73" w:unhideWhenUsed="0"/>
+    <w:lsdException w:name="Light Shading Accent 4" w:semiHidden="0" w:uiPriority="60" w:unhideWhenUsed="0"/>
+    <w:lsdException w:name="Light List Accent 4" w:semiHidden="0" w:uiPriority="61" w:unhideWhenUsed="0"/>
+    <w:lsdException w:name="Light Grid Accent 4" w:semiHidden="0" w:uiPriority="62" w:unhideWhenUsed="0"/>
+    <w:lsdException w:name="Medium Shading 1 Accent 4" w:semiHidden="0" w:uiPriority="63" w:unhideWhenUsed="0"/>
+    <w:lsdException w:name="Medium Shading 2 Accent 4" w:semiHidden="0" w:uiPriority="64" w:unhideWhenUsed="0"/>
+    <w:lsdException w:name="Medium List 1 Accent 4" w:semiHidden="0" w:uiPriority="65" w:unhideWhenUsed="0"/>
+    <w:lsdException w:name="Medium List 2 Accent 4" w:semiHidden="0" w:uiPriority="66" w:unhideWhenUsed="0"/>
+    <w:lsdException w:name="Medium Grid 1 Accent 4" w:semiHidden="0" w:uiPriority="67" w:unhideWhenUsed="0"/>
+    <w:lsdException w:name="Medium Grid 2 Accent 4" w:semiHidden="0" w:uiPriority="68" w:unhideWhenUsed="0"/>
+    <w:lsdException w:name="Medium Grid 3 Accent 4" w:semiHidden="0" w:uiPriority="69" w:unhideWhenUsed="0"/>
+    <w:lsdException w:name="Dark List Accent 4" w:semiHidden="0" w:uiPriority="70" w:unhideWhenUsed="0"/>
+    <w:lsdException w:name="Colorful Shading Accent 4" w:semiHidden="0" w:uiPriority="71" w:unhideWhenUsed="0"/>
+    <w:lsdException w:name="Colorful List Accent 4" w:semiHidden="0" w:uiPriority="72" w:unhideWhenUsed="0"/>
+    <w:lsdException w:name="Colorful Grid Accent 4" w:semiHidden="0" w:uiPriority="73" w:unhideWhenUsed="0"/>
+    <w:lsdException w:name="Light Shading Accent 5" w:semiHidden="0" w:uiPriority="60" w:unhideWhenUsed="0"/>
+    <w:lsdException w:name="Light List Accent 5" w:semiHidden="0" w:uiPriority="61" w:unhideWhenUsed="0"/>
+    <w:lsdException w:name="Light Grid Accent 5" w:semiHidden="0" w:uiPriority="62" w:unhideWhenUsed="0"/>
+    <w:lsdException w:name="Medium Shading 1 Accent 5" w:semiHidden="0" w:uiPriority="63" w:unhideWhenUsed="0"/>
+    <w:lsdException w:name="Medium Shading 2 Accent 5" w:semiHidden="0" w:uiPriority="64" w:unhideWhenUsed="0"/>
+    <w:lsdException w:name="Medium List 1 Accent 5" w:semiHidden="0" w:uiPriority="65" w:unhideWhenUsed="0"/>
+    <w:lsdException w:name="Medium List 2 Accent 5" w:semiHidden="0" w:uiPriority="66" w:unhideWhenUsed="0"/>
+    <w:lsdException w:name="Medium Grid 1 Accent 5" w:semiHidden="0" w:uiPriority="67" w:unhideWhenUsed="0"/>
+    <w:lsdException w:name="Medium Grid 2 Accent 5" w:semiHidden="0" w:uiPriority="68" w:unhideWhenUsed="0"/>
+    <w:lsdException w:name="Medium Grid 3 Accent 5" w:semiHidden="0" w:uiPriority="69" w:unhideWhenUsed="0"/>
+    <w:lsdException w:name="Dark List Accent 5" w:semiHidden="0" w:uiPriority="70" w:unhideWhenUsed="0"/>
+    <w:lsdException w:name="Colorful Shading Accent 5" w:semiHidden="0" w:uiPriority="71" w:unhideWhenUsed="0"/>
+    <w:lsdException w:name="Colorful List Accent 5" w:semiHidden="0" w:uiPriority="72" w:unhideWhenUsed="0"/>
+    <w:lsdException w:name="Colorful Grid Accent 5" w:semiHidden="0" w:uiPriority="73" w:unhideWhenUsed="0"/>
+    <w:lsdException w:name="Light Shading Accent 6" w:semiHidden="0" w:uiPriority="60" w:unhideWhenUsed="0"/>
+    <w:lsdException w:name="Light List Accent 6" w:semiHidden="0" w:uiPriority="61" w:unhideWhenUsed="0"/>
+    <w:lsdException w:name="Light Grid Accent 6" w:semiHidden="0" w:uiPriority="62" w:unhideWhenUsed="0"/>
+    <w:lsdException w:name="Medium Shading 1 Accent 6" w:semiHidden="0" w:uiPriority="63" w:unhideWhenUsed="0"/>
+    <w:lsdException w:name="Medium Shading 2 Accent 6" w:semiHidden="0" w:uiPriority="64" w:unhideWhenUsed="0"/>
+    <w:lsdException w:name="Medium List 1 Accent 6" w:semiHidden="0" w:uiPriority="65" w:unhideWhenUsed="0"/>
+    <w:lsdException w:name="Medium List 2 Accent 6" w:semiHidden="0" w:uiPriority="66" w:unhideWhenUsed="0"/>
+    <w:lsdException w:name="Medium Grid 1 Accent 6" w:semiHidden="0" w:uiPriority="67" w:unhideWhenUsed="0"/>
+    <w:lsdException w:name="Medium Grid 2 Accent 6" w:semiHidden="0" w:uiPriority="68" w:unhideWhenUsed="0"/>
+    <w:lsdException w:name="Medium Grid 3 Accent 6" w:semiHidden="0" w:uiPriority="69" w:unhideWhenUsed="0"/>
+    <w:lsdException w:name="Dark List Accent 6" w:semiHidden="0" w:uiPriority="70" w:unhideWhenUsed="0"/>
+    <w:lsdException w:name="Colorful Shading Accent 6" w:semiHidden="0" w:uiPriority="71" w:unhideWhenUsed="0"/>
+    <w:lsdException w:name="Colorful List Accent 6" w:semiHidden="0" w:uiPriority="72" w:unhideWhenUsed="0"/>
+    <w:lsdException w:name="Colorful Grid Accent 6" w:semiHidden="0" w:uiPriority="73" w:unhideWhenUsed="0"/>
+    <w:lsdException w:name="Subtle Emphasis" w:semiHidden="0" w:uiPriority="19" w:unhideWhenUsed="0" w:qFormat="1"/>
+    <w:lsdException w:name="Intense Emphasis" w:semiHidden="0" w:uiPriority="21" w:unhideWhenUsed="0" w:qFormat="1"/>
+    <w:lsdException w:name="Subtle Reference" w:semiHidden="0" w:uiPriority="31" w:unhideWhenUsed="0" w:qFormat="1"/>
+    <w:lsdException w:name="Intense Reference" w:semiHidden="0" w:uiPriority="32" w:unhideWhenUsed="0" w:qFormat="1"/>
+    <w:lsdException w:name="Book Title" w:semiHidden="0" w:uiPriority="33" w:unhideWhenUsed="0" w:qFormat="1"/>
+    <w:lsdException w:name="Bibliography" w:uiPriority="37"/>
+    <w:lsdException w:name="TOC Heading" w:uiPriority="39" w:qFormat="1"/>
   </w:latentStyles>
   <w:style w:type="paragraph" w:default="1" w:styleId="Normal">
     <w:name w:val="Normal"/>
@@ -4164,8 +4095,8 @@
       <w:u w:val="single"/>
     </w:rPr>
   </w:style>
-  <w:style w:type="character" w:customStyle="1" w:styleId="UnresolvedMention1">
-    <w:name w:val="Unresolved Mention1"/>
+  <w:style w:type="character" w:customStyle="1" w:styleId="UnresolvedMention">
+    <w:name w:val="Unresolved Mention"/>
     <w:basedOn w:val="DefaultParagraphFont"/>
     <w:uiPriority w:val="99"/>
     <w:semiHidden/>
@@ -4175,6 +4106,427 @@
       <w:color w:val="605E5C"/>
       <w:shd w:val="clear" w:color="auto" w:fill="E1DFDD"/>
     </w:rPr>
+  </w:style>
+  <w:style w:type="paragraph" w:customStyle="1" w:styleId="paragraph">
+    <w:name w:val="paragraph"/>
+    <w:basedOn w:val="Normal"/>
+    <w:rsid w:val="00EB0172"/>
+    <w:pPr>
+      <w:spacing w:before="100" w:beforeAutospacing="1" w:after="100" w:afterAutospacing="1"/>
+    </w:pPr>
+    <w:rPr>
+      <w:rFonts w:ascii="Times New Roman" w:eastAsia="Times New Roman" w:hAnsi="Times New Roman" w:cs="Times New Roman"/>
+      <w:sz w:val="24"/>
+      <w:szCs w:val="24"/>
+    </w:rPr>
+  </w:style>
+  <w:style w:type="character" w:customStyle="1" w:styleId="normaltextrun">
+    <w:name w:val="normaltextrun"/>
+    <w:basedOn w:val="DefaultParagraphFont"/>
+    <w:rsid w:val="00EB0172"/>
+  </w:style>
+  <w:style w:type="character" w:customStyle="1" w:styleId="eop">
+    <w:name w:val="eop"/>
+    <w:basedOn w:val="DefaultParagraphFont"/>
+    <w:rsid w:val="00EB0172"/>
+  </w:style>
+</w:styles>
+</file>
+
+<file path=word/stylesWithEffects.xml><?xml version="1.0" encoding="utf-8"?>
+<w:styles xmlns:wpc="http://schemas.microsoft.com/office/word/2010/wordprocessingCanvas" xmlns:mc="http://schemas.openxmlformats.org/markup-compatibility/2006" xmlns:o="urn:schemas-microsoft-com:office:office" xmlns:r="http://schemas.openxmlformats.org/officeDocument/2006/relationships" xmlns:m="http://schemas.openxmlformats.org/officeDocument/2006/math" xmlns:v="urn:schemas-microsoft-com:vml" xmlns:wp14="http://schemas.microsoft.com/office/word/2010/wordprocessingDrawing" xmlns:wp="http://schemas.openxmlformats.org/drawingml/2006/wordprocessingDrawing" xmlns:w10="urn:schemas-microsoft-com:office:word" xmlns:w="http://schemas.openxmlformats.org/wordprocessingml/2006/main" xmlns:w14="http://schemas.microsoft.com/office/word/2010/wordml" xmlns:wpg="http://schemas.microsoft.com/office/word/2010/wordprocessingGroup" xmlns:wpi="http://schemas.microsoft.com/office/word/2010/wordprocessingInk" xmlns:wne="http://schemas.microsoft.com/office/word/2006/wordml" xmlns:wps="http://schemas.microsoft.com/office/word/2010/wordprocessingShape" mc:Ignorable="w14 wp14">
+  <w:docDefaults>
+    <w:rPrDefault>
+      <w:rPr>
+        <w:rFonts w:asciiTheme="minorHAnsi" w:eastAsiaTheme="minorHAnsi" w:hAnsiTheme="minorHAnsi" w:cstheme="minorBidi"/>
+        <w:sz w:val="22"/>
+        <w:szCs w:val="22"/>
+        <w:lang w:val="en-US" w:eastAsia="en-US" w:bidi="ar-SA"/>
+      </w:rPr>
+    </w:rPrDefault>
+    <w:pPrDefault/>
+  </w:docDefaults>
+  <w:latentStyles w:defLockedState="0" w:defUIPriority="99" w:defSemiHidden="1" w:defUnhideWhenUsed="1" w:defQFormat="0" w:count="267">
+    <w:lsdException w:name="Normal" w:semiHidden="0" w:uiPriority="0" w:unhideWhenUsed="0" w:qFormat="1"/>
+    <w:lsdException w:name="heading 1" w:semiHidden="0" w:uiPriority="9" w:unhideWhenUsed="0" w:qFormat="1"/>
+    <w:lsdException w:name="heading 2" w:uiPriority="9" w:qFormat="1"/>
+    <w:lsdException w:name="heading 3" w:uiPriority="9" w:qFormat="1"/>
+    <w:lsdException w:name="heading 4" w:uiPriority="9" w:qFormat="1"/>
+    <w:lsdException w:name="heading 5" w:uiPriority="9" w:qFormat="1"/>
+    <w:lsdException w:name="heading 6" w:uiPriority="9" w:qFormat="1"/>
+    <w:lsdException w:name="heading 7" w:uiPriority="9" w:qFormat="1"/>
+    <w:lsdException w:name="heading 8" w:uiPriority="9" w:qFormat="1"/>
+    <w:lsdException w:name="heading 9" w:uiPriority="9" w:qFormat="1"/>
+    <w:lsdException w:name="toc 1" w:uiPriority="39"/>
+    <w:lsdException w:name="toc 2" w:uiPriority="39"/>
+    <w:lsdException w:name="toc 3" w:uiPriority="39"/>
+    <w:lsdException w:name="toc 4" w:uiPriority="39"/>
+    <w:lsdException w:name="toc 5" w:uiPriority="39"/>
+    <w:lsdException w:name="toc 6" w:uiPriority="39"/>
+    <w:lsdException w:name="toc 7" w:uiPriority="39"/>
+    <w:lsdException w:name="toc 8" w:uiPriority="39"/>
+    <w:lsdException w:name="toc 9" w:uiPriority="39"/>
+    <w:lsdException w:name="caption" w:uiPriority="35" w:qFormat="1"/>
+    <w:lsdException w:name="Title" w:semiHidden="0" w:uiPriority="10" w:unhideWhenUsed="0" w:qFormat="1"/>
+    <w:lsdException w:name="Default Paragraph Font" w:uiPriority="1"/>
+    <w:lsdException w:name="Subtitle" w:semiHidden="0" w:uiPriority="11" w:unhideWhenUsed="0" w:qFormat="1"/>
+    <w:lsdException w:name="Strong" w:semiHidden="0" w:uiPriority="22" w:unhideWhenUsed="0" w:qFormat="1"/>
+    <w:lsdException w:name="Emphasis" w:semiHidden="0" w:uiPriority="20" w:unhideWhenUsed="0" w:qFormat="1"/>
+    <w:lsdException w:name="Table Grid" w:semiHidden="0" w:uiPriority="39" w:unhideWhenUsed="0"/>
+    <w:lsdException w:name="Placeholder Text" w:unhideWhenUsed="0"/>
+    <w:lsdException w:name="No Spacing" w:semiHidden="0" w:uiPriority="1" w:unhideWhenUsed="0" w:qFormat="1"/>
+    <w:lsdException w:name="Light Shading" w:semiHidden="0" w:uiPriority="60" w:unhideWhenUsed="0"/>
+    <w:lsdException w:name="Light List" w:semiHidden="0" w:uiPriority="61" w:unhideWhenUsed="0"/>
+    <w:lsdException w:name="Light Grid" w:semiHidden="0" w:uiPriority="62" w:unhideWhenUsed="0"/>
+    <w:lsdException w:name="Medium Shading 1" w:semiHidden="0" w:uiPriority="63" w:unhideWhenUsed="0"/>
+    <w:lsdException w:name="Medium Shading 2" w:semiHidden="0" w:uiPriority="64" w:unhideWhenUsed="0"/>
+    <w:lsdException w:name="Medium List 1" w:semiHidden="0" w:uiPriority="65" w:unhideWhenUsed="0"/>
+    <w:lsdException w:name="Medium List 2" w:semiHidden="0" w:uiPriority="66" w:unhideWhenUsed="0"/>
+    <w:lsdException w:name="Medium Grid 1" w:semiHidden="0" w:uiPriority="67" w:unhideWhenUsed="0"/>
+    <w:lsdException w:name="Medium Grid 2" w:semiHidden="0" w:uiPriority="68" w:unhideWhenUsed="0"/>
+    <w:lsdException w:name="Medium Grid 3" w:semiHidden="0" w:uiPriority="69" w:unhideWhenUsed="0"/>
+    <w:lsdException w:name="Dark List" w:semiHidden="0" w:uiPriority="70" w:unhideWhenUsed="0"/>
+    <w:lsdException w:name="Colorful Shading" w:semiHidden="0" w:uiPriority="71" w:unhideWhenUsed="0"/>
+    <w:lsdException w:name="Colorful List" w:semiHidden="0" w:uiPriority="72" w:unhideWhenUsed="0"/>
+    <w:lsdException w:name="Colorful Grid" w:semiHidden="0" w:uiPriority="73" w:unhideWhenUsed="0"/>
+    <w:lsdException w:name="Light Shading Accent 1" w:semiHidden="0" w:uiPriority="60" w:unhideWhenUsed="0"/>
+    <w:lsdException w:name="Light List Accent 1" w:semiHidden="0" w:uiPriority="61" w:unhideWhenUsed="0"/>
+    <w:lsdException w:name="Light Grid Accent 1" w:semiHidden="0" w:uiPriority="62" w:unhideWhenUsed="0"/>
+    <w:lsdException w:name="Medium Shading 1 Accent 1" w:semiHidden="0" w:uiPriority="63" w:unhideWhenUsed="0"/>
+    <w:lsdException w:name="Medium Shading 2 Accent 1" w:semiHidden="0" w:uiPriority="64" w:unhideWhenUsed="0"/>
+    <w:lsdException w:name="Medium List 1 Accent 1" w:semiHidden="0" w:uiPriority="65" w:unhideWhenUsed="0"/>
+    <w:lsdException w:name="Revision" w:unhideWhenUsed="0"/>
+    <w:lsdException w:name="List Paragraph" w:semiHidden="0" w:uiPriority="34" w:unhideWhenUsed="0" w:qFormat="1"/>
+    <w:lsdException w:name="Quote" w:semiHidden="0" w:uiPriority="29" w:unhideWhenUsed="0" w:qFormat="1"/>
+    <w:lsdException w:name="Intense Quote" w:semiHidden="0" w:uiPriority="30" w:unhideWhenUsed="0" w:qFormat="1"/>
+    <w:lsdException w:name="Medium List 2 Accent 1" w:semiHidden="0" w:uiPriority="66" w:unhideWhenUsed="0"/>
+    <w:lsdException w:name="Medium Grid 1 Accent 1" w:semiHidden="0" w:uiPriority="67" w:unhideWhenUsed="0"/>
+    <w:lsdException w:name="Medium Grid 2 Accent 1" w:semiHidden="0" w:uiPriority="68" w:unhideWhenUsed="0"/>
+    <w:lsdException w:name="Medium Grid 3 Accent 1" w:semiHidden="0" w:uiPriority="69" w:unhideWhenUsed="0"/>
+    <w:lsdException w:name="Dark List Accent 1" w:semiHidden="0" w:uiPriority="70" w:unhideWhenUsed="0"/>
+    <w:lsdException w:name="Colorful Shading Accent 1" w:semiHidden="0" w:uiPriority="71" w:unhideWhenUsed="0"/>
+    <w:lsdException w:name="Colorful List Accent 1" w:semiHidden="0" w:uiPriority="72" w:unhideWhenUsed="0"/>
+    <w:lsdException w:name="Colorful Grid Accent 1" w:semiHidden="0" w:uiPriority="73" w:unhideWhenUsed="0"/>
+    <w:lsdException w:name="Light Shading Accent 2" w:semiHidden="0" w:uiPriority="60" w:unhideWhenUsed="0"/>
+    <w:lsdException w:name="Light List Accent 2" w:semiHidden="0" w:uiPriority="61" w:unhideWhenUsed="0"/>
+    <w:lsdException w:name="Light Grid Accent 2" w:semiHidden="0" w:uiPriority="62" w:unhideWhenUsed="0"/>
+    <w:lsdException w:name="Medium Shading 1 Accent 2" w:semiHidden="0" w:uiPriority="63" w:unhideWhenUsed="0"/>
+    <w:lsdException w:name="Medium Shading 2 Accent 2" w:semiHidden="0" w:uiPriority="64" w:unhideWhenUsed="0"/>
+    <w:lsdException w:name="Medium List 1 Accent 2" w:semiHidden="0" w:uiPriority="65" w:unhideWhenUsed="0"/>
+    <w:lsdException w:name="Medium List 2 Accent 2" w:semiHidden="0" w:uiPriority="66" w:unhideWhenUsed="0"/>
+    <w:lsdException w:name="Medium Grid 1 Accent 2" w:semiHidden="0" w:uiPriority="67" w:unhideWhenUsed="0"/>
+    <w:lsdException w:name="Medium Grid 2 Accent 2" w:semiHidden="0" w:uiPriority="68" w:unhideWhenUsed="0"/>
+    <w:lsdException w:name="Medium Grid 3 Accent 2" w:semiHidden="0" w:uiPriority="69" w:unhideWhenUsed="0"/>
+    <w:lsdException w:name="Dark List Accent 2" w:semiHidden="0" w:uiPriority="70" w:unhideWhenUsed="0"/>
+    <w:lsdException w:name="Colorful Shading Accent 2" w:semiHidden="0" w:uiPriority="71" w:unhideWhenUsed="0"/>
+    <w:lsdException w:name="Colorful List Accent 2" w:semiHidden="0" w:uiPriority="72" w:unhideWhenUsed="0"/>
+    <w:lsdException w:name="Colorful Grid Accent 2" w:semiHidden="0" w:uiPriority="73" w:unhideWhenUsed="0"/>
+    <w:lsdException w:name="Light Shading Accent 3" w:semiHidden="0" w:uiPriority="60" w:unhideWhenUsed="0"/>
+    <w:lsdException w:name="Light List Accent 3" w:semiHidden="0" w:uiPriority="61" w:unhideWhenUsed="0"/>
+    <w:lsdException w:name="Light Grid Accent 3" w:semiHidden="0" w:uiPriority="62" w:unhideWhenUsed="0"/>
+    <w:lsdException w:name="Medium Shading 1 Accent 3" w:semiHidden="0" w:uiPriority="63" w:unhideWhenUsed="0"/>
+    <w:lsdException w:name="Medium Shading 2 Accent 3" w:semiHidden="0" w:uiPriority="64" w:unhideWhenUsed="0"/>
+    <w:lsdException w:name="Medium List 1 Accent 3" w:semiHidden="0" w:uiPriority="65" w:unhideWhenUsed="0"/>
+    <w:lsdException w:name="Medium List 2 Accent 3" w:semiHidden="0" w:uiPriority="66" w:unhideWhenUsed="0"/>
+    <w:lsdException w:name="Medium Grid 1 Accent 3" w:semiHidden="0" w:uiPriority="67" w:unhideWhenUsed="0"/>
+    <w:lsdException w:name="Medium Grid 2 Accent 3" w:semiHidden="0" w:uiPriority="68" w:unhideWhenUsed="0"/>
+    <w:lsdException w:name="Medium Grid 3 Accent 3" w:semiHidden="0" w:uiPriority="69" w:unhideWhenUsed="0"/>
+    <w:lsdException w:name="Dark List Accent 3" w:semiHidden="0" w:uiPriority="70" w:unhideWhenUsed="0"/>
+    <w:lsdException w:name="Colorful Shading Accent 3" w:semiHidden="0" w:uiPriority="71" w:unhideWhenUsed="0"/>
+    <w:lsdException w:name="Colorful List Accent 3" w:semiHidden="0" w:uiPriority="72" w:unhideWhenUsed="0"/>
+    <w:lsdException w:name="Colorful Grid Accent 3" w:semiHidden="0" w:uiPriority="73" w:unhideWhenUsed="0"/>
+    <w:lsdException w:name="Light Shading Accent 4" w:semiHidden="0" w:uiPriority="60" w:unhideWhenUsed="0"/>
+    <w:lsdException w:name="Light List Accent 4" w:semiHidden="0" w:uiPriority="61" w:unhideWhenUsed="0"/>
+    <w:lsdException w:name="Light Grid Accent 4" w:semiHidden="0" w:uiPriority="62" w:unhideWhenUsed="0"/>
+    <w:lsdException w:name="Medium Shading 1 Accent 4" w:semiHidden="0" w:uiPriority="63" w:unhideWhenUsed="0"/>
+    <w:lsdException w:name="Medium Shading 2 Accent 4" w:semiHidden="0" w:uiPriority="64" w:unhideWhenUsed="0"/>
+    <w:lsdException w:name="Medium List 1 Accent 4" w:semiHidden="0" w:uiPriority="65" w:unhideWhenUsed="0"/>
+    <w:lsdException w:name="Medium List 2 Accent 4" w:semiHidden="0" w:uiPriority="66" w:unhideWhenUsed="0"/>
+    <w:lsdException w:name="Medium Grid 1 Accent 4" w:semiHidden="0" w:uiPriority="67" w:unhideWhenUsed="0"/>
+    <w:lsdException w:name="Medium Grid 2 Accent 4" w:semiHidden="0" w:uiPriority="68" w:unhideWhenUsed="0"/>
+    <w:lsdException w:name="Medium Grid 3 Accent 4" w:semiHidden="0" w:uiPriority="69" w:unhideWhenUsed="0"/>
+    <w:lsdException w:name="Dark List Accent 4" w:semiHidden="0" w:uiPriority="70" w:unhideWhenUsed="0"/>
+    <w:lsdException w:name="Colorful Shading Accent 4" w:semiHidden="0" w:uiPriority="71" w:unhideWhenUsed="0"/>
+    <w:lsdException w:name="Colorful List Accent 4" w:semiHidden="0" w:uiPriority="72" w:unhideWhenUsed="0"/>
+    <w:lsdException w:name="Colorful Grid Accent 4" w:semiHidden="0" w:uiPriority="73" w:unhideWhenUsed="0"/>
+    <w:lsdException w:name="Light Shading Accent 5" w:semiHidden="0" w:uiPriority="60" w:unhideWhenUsed="0"/>
+    <w:lsdException w:name="Light List Accent 5" w:semiHidden="0" w:uiPriority="61" w:unhideWhenUsed="0"/>
+    <w:lsdException w:name="Light Grid Accent 5" w:semiHidden="0" w:uiPriority="62" w:unhideWhenUsed="0"/>
+    <w:lsdException w:name="Medium Shading 1 Accent 5" w:semiHidden="0" w:uiPriority="63" w:unhideWhenUsed="0"/>
+    <w:lsdException w:name="Medium Shading 2 Accent 5" w:semiHidden="0" w:uiPriority="64" w:unhideWhenUsed="0"/>
+    <w:lsdException w:name="Medium List 1 Accent 5" w:semiHidden="0" w:uiPriority="65" w:unhideWhenUsed="0"/>
+    <w:lsdException w:name="Medium List 2 Accent 5" w:semiHidden="0" w:uiPriority="66" w:unhideWhenUsed="0"/>
+    <w:lsdException w:name="Medium Grid 1 Accent 5" w:semiHidden="0" w:uiPriority="67" w:unhideWhenUsed="0"/>
+    <w:lsdException w:name="Medium Grid 2 Accent 5" w:semiHidden="0" w:uiPriority="68" w:unhideWhenUsed="0"/>
+    <w:lsdException w:name="Medium Grid 3 Accent 5" w:semiHidden="0" w:uiPriority="69" w:unhideWhenUsed="0"/>
+    <w:lsdException w:name="Dark List Accent 5" w:semiHidden="0" w:uiPriority="70" w:unhideWhenUsed="0"/>
+    <w:lsdException w:name="Colorful Shading Accent 5" w:semiHidden="0" w:uiPriority="71" w:unhideWhenUsed="0"/>
+    <w:lsdException w:name="Colorful List Accent 5" w:semiHidden="0" w:uiPriority="72" w:unhideWhenUsed="0"/>
+    <w:lsdException w:name="Colorful Grid Accent 5" w:semiHidden="0" w:uiPriority="73" w:unhideWhenUsed="0"/>
+    <w:lsdException w:name="Light Shading Accent 6" w:semiHidden="0" w:uiPriority="60" w:unhideWhenUsed="0"/>
+    <w:lsdException w:name="Light List Accent 6" w:semiHidden="0" w:uiPriority="61" w:unhideWhenUsed="0"/>
+    <w:lsdException w:name="Light Grid Accent 6" w:semiHidden="0" w:uiPriority="62" w:unhideWhenUsed="0"/>
+    <w:lsdException w:name="Medium Shading 1 Accent 6" w:semiHidden="0" w:uiPriority="63" w:unhideWhenUsed="0"/>
+    <w:lsdException w:name="Medium Shading 2 Accent 6" w:semiHidden="0" w:uiPriority="64" w:unhideWhenUsed="0"/>
+    <w:lsdException w:name="Medium List 1 Accent 6" w:semiHidden="0" w:uiPriority="65" w:unhideWhenUsed="0"/>
+    <w:lsdException w:name="Medium List 2 Accent 6" w:semiHidden="0" w:uiPriority="66" w:unhideWhenUsed="0"/>
+    <w:lsdException w:name="Medium Grid 1 Accent 6" w:semiHidden="0" w:uiPriority="67" w:unhideWhenUsed="0"/>
+    <w:lsdException w:name="Medium Grid 2 Accent 6" w:semiHidden="0" w:uiPriority="68" w:unhideWhenUsed="0"/>
+    <w:lsdException w:name="Medium Grid 3 Accent 6" w:semiHidden="0" w:uiPriority="69" w:unhideWhenUsed="0"/>
+    <w:lsdException w:name="Dark List Accent 6" w:semiHidden="0" w:uiPriority="70" w:unhideWhenUsed="0"/>
+    <w:lsdException w:name="Colorful Shading Accent 6" w:semiHidden="0" w:uiPriority="71" w:unhideWhenUsed="0"/>
+    <w:lsdException w:name="Colorful List Accent 6" w:semiHidden="0" w:uiPriority="72" w:unhideWhenUsed="0"/>
+    <w:lsdException w:name="Colorful Grid Accent 6" w:semiHidden="0" w:uiPriority="73" w:unhideWhenUsed="0"/>
+    <w:lsdException w:name="Subtle Emphasis" w:semiHidden="0" w:uiPriority="19" w:unhideWhenUsed="0" w:qFormat="1"/>
+    <w:lsdException w:name="Intense Emphasis" w:semiHidden="0" w:uiPriority="21" w:unhideWhenUsed="0" w:qFormat="1"/>
+    <w:lsdException w:name="Subtle Reference" w:semiHidden="0" w:uiPriority="31" w:unhideWhenUsed="0" w:qFormat="1"/>
+    <w:lsdException w:name="Intense Reference" w:semiHidden="0" w:uiPriority="32" w:unhideWhenUsed="0" w:qFormat="1"/>
+    <w:lsdException w:name="Book Title" w:semiHidden="0" w:uiPriority="33" w:unhideWhenUsed="0" w:qFormat="1"/>
+    <w:lsdException w:name="Bibliography" w:uiPriority="37"/>
+    <w:lsdException w:name="TOC Heading" w:uiPriority="39" w:qFormat="1"/>
+  </w:latentStyles>
+  <w:style w:type="paragraph" w:default="1" w:styleId="Normal">
+    <w:name w:val="Normal"/>
+    <w:qFormat/>
+  </w:style>
+  <w:style w:type="character" w:default="1" w:styleId="DefaultParagraphFont">
+    <w:name w:val="Default Paragraph Font"/>
+    <w:uiPriority w:val="1"/>
+    <w:semiHidden/>
+    <w:unhideWhenUsed/>
+  </w:style>
+  <w:style w:type="table" w:default="1" w:styleId="TableNormal">
+    <w:name w:val="Normal Table"/>
+    <w:uiPriority w:val="99"/>
+    <w:semiHidden/>
+    <w:unhideWhenUsed/>
+    <w:tblPr>
+      <w:tblInd w:w="0" w:type="dxa"/>
+      <w:tblCellMar>
+        <w:top w:w="0" w:type="dxa"/>
+        <w:left w:w="108" w:type="dxa"/>
+        <w:bottom w:w="0" w:type="dxa"/>
+        <w:right w:w="108" w:type="dxa"/>
+      </w:tblCellMar>
+    </w:tblPr>
+  </w:style>
+  <w:style w:type="numbering" w:default="1" w:styleId="NoList">
+    <w:name w:val="No List"/>
+    <w:uiPriority w:val="99"/>
+    <w:semiHidden/>
+    <w:unhideWhenUsed/>
+  </w:style>
+  <w:style w:type="table" w:styleId="TableGrid">
+    <w:name w:val="Table Grid"/>
+    <w:basedOn w:val="TableNormal"/>
+    <w:uiPriority w:val="39"/>
+    <w:rsid w:val="00E11788"/>
+    <w:tblPr>
+      <w:tblBorders>
+        <w:top w:val="single" w:sz="4" w:space="0" w:color="auto"/>
+        <w:left w:val="single" w:sz="4" w:space="0" w:color="auto"/>
+        <w:bottom w:val="single" w:sz="4" w:space="0" w:color="auto"/>
+        <w:right w:val="single" w:sz="4" w:space="0" w:color="auto"/>
+        <w:insideH w:val="single" w:sz="4" w:space="0" w:color="auto"/>
+        <w:insideV w:val="single" w:sz="4" w:space="0" w:color="auto"/>
+      </w:tblBorders>
+    </w:tblPr>
+  </w:style>
+  <w:style w:type="paragraph" w:styleId="Header">
+    <w:name w:val="header"/>
+    <w:basedOn w:val="Normal"/>
+    <w:link w:val="HeaderChar"/>
+    <w:uiPriority w:val="99"/>
+    <w:unhideWhenUsed/>
+    <w:rsid w:val="005E1A34"/>
+    <w:pPr>
+      <w:tabs>
+        <w:tab w:val="center" w:pos="4680"/>
+        <w:tab w:val="right" w:pos="9360"/>
+      </w:tabs>
+    </w:pPr>
+  </w:style>
+  <w:style w:type="character" w:customStyle="1" w:styleId="HeaderChar">
+    <w:name w:val="Header Char"/>
+    <w:basedOn w:val="DefaultParagraphFont"/>
+    <w:link w:val="Header"/>
+    <w:uiPriority w:val="99"/>
+    <w:rsid w:val="005E1A34"/>
+  </w:style>
+  <w:style w:type="paragraph" w:styleId="Footer">
+    <w:name w:val="footer"/>
+    <w:basedOn w:val="Normal"/>
+    <w:link w:val="FooterChar"/>
+    <w:uiPriority w:val="99"/>
+    <w:unhideWhenUsed/>
+    <w:rsid w:val="005E1A34"/>
+    <w:pPr>
+      <w:tabs>
+        <w:tab w:val="center" w:pos="4680"/>
+        <w:tab w:val="right" w:pos="9360"/>
+      </w:tabs>
+    </w:pPr>
+  </w:style>
+  <w:style w:type="character" w:customStyle="1" w:styleId="FooterChar">
+    <w:name w:val="Footer Char"/>
+    <w:basedOn w:val="DefaultParagraphFont"/>
+    <w:link w:val="Footer"/>
+    <w:uiPriority w:val="99"/>
+    <w:rsid w:val="005E1A34"/>
+  </w:style>
+  <w:style w:type="character" w:styleId="CommentReference">
+    <w:name w:val="annotation reference"/>
+    <w:basedOn w:val="DefaultParagraphFont"/>
+    <w:uiPriority w:val="99"/>
+    <w:semiHidden/>
+    <w:unhideWhenUsed/>
+    <w:rsid w:val="0025478F"/>
+    <w:rPr>
+      <w:sz w:val="16"/>
+      <w:szCs w:val="16"/>
+    </w:rPr>
+  </w:style>
+  <w:style w:type="paragraph" w:styleId="CommentText">
+    <w:name w:val="annotation text"/>
+    <w:basedOn w:val="Normal"/>
+    <w:link w:val="CommentTextChar"/>
+    <w:uiPriority w:val="99"/>
+    <w:semiHidden/>
+    <w:unhideWhenUsed/>
+    <w:rsid w:val="0025478F"/>
+    <w:rPr>
+      <w:sz w:val="20"/>
+      <w:szCs w:val="20"/>
+    </w:rPr>
+  </w:style>
+  <w:style w:type="character" w:customStyle="1" w:styleId="CommentTextChar">
+    <w:name w:val="Comment Text Char"/>
+    <w:basedOn w:val="DefaultParagraphFont"/>
+    <w:link w:val="CommentText"/>
+    <w:uiPriority w:val="99"/>
+    <w:semiHidden/>
+    <w:rsid w:val="0025478F"/>
+    <w:rPr>
+      <w:sz w:val="20"/>
+      <w:szCs w:val="20"/>
+    </w:rPr>
+  </w:style>
+  <w:style w:type="paragraph" w:styleId="CommentSubject">
+    <w:name w:val="annotation subject"/>
+    <w:basedOn w:val="CommentText"/>
+    <w:next w:val="CommentText"/>
+    <w:link w:val="CommentSubjectChar"/>
+    <w:uiPriority w:val="99"/>
+    <w:semiHidden/>
+    <w:unhideWhenUsed/>
+    <w:rsid w:val="0025478F"/>
+    <w:rPr>
+      <w:b/>
+      <w:bCs/>
+    </w:rPr>
+  </w:style>
+  <w:style w:type="character" w:customStyle="1" w:styleId="CommentSubjectChar">
+    <w:name w:val="Comment Subject Char"/>
+    <w:basedOn w:val="CommentTextChar"/>
+    <w:link w:val="CommentSubject"/>
+    <w:uiPriority w:val="99"/>
+    <w:semiHidden/>
+    <w:rsid w:val="0025478F"/>
+    <w:rPr>
+      <w:b/>
+      <w:bCs/>
+      <w:sz w:val="20"/>
+      <w:szCs w:val="20"/>
+    </w:rPr>
+  </w:style>
+  <w:style w:type="paragraph" w:styleId="BalloonText">
+    <w:name w:val="Balloon Text"/>
+    <w:basedOn w:val="Normal"/>
+    <w:link w:val="BalloonTextChar"/>
+    <w:uiPriority w:val="99"/>
+    <w:semiHidden/>
+    <w:unhideWhenUsed/>
+    <w:rsid w:val="0025478F"/>
+    <w:rPr>
+      <w:rFonts w:ascii="Segoe UI" w:hAnsi="Segoe UI" w:cs="Segoe UI"/>
+      <w:sz w:val="18"/>
+      <w:szCs w:val="18"/>
+    </w:rPr>
+  </w:style>
+  <w:style w:type="character" w:customStyle="1" w:styleId="BalloonTextChar">
+    <w:name w:val="Balloon Text Char"/>
+    <w:basedOn w:val="DefaultParagraphFont"/>
+    <w:link w:val="BalloonText"/>
+    <w:uiPriority w:val="99"/>
+    <w:semiHidden/>
+    <w:rsid w:val="0025478F"/>
+    <w:rPr>
+      <w:rFonts w:ascii="Segoe UI" w:hAnsi="Segoe UI" w:cs="Segoe UI"/>
+      <w:sz w:val="18"/>
+      <w:szCs w:val="18"/>
+    </w:rPr>
+  </w:style>
+  <w:style w:type="paragraph" w:styleId="ListParagraph">
+    <w:name w:val="List Paragraph"/>
+    <w:basedOn w:val="Normal"/>
+    <w:uiPriority w:val="34"/>
+    <w:qFormat/>
+    <w:rsid w:val="00024A4C"/>
+    <w:pPr>
+      <w:ind w:left="720"/>
+      <w:contextualSpacing/>
+    </w:pPr>
+  </w:style>
+  <w:style w:type="character" w:customStyle="1" w:styleId="lrzxr">
+    <w:name w:val="lrzxr"/>
+    <w:basedOn w:val="DefaultParagraphFont"/>
+    <w:rsid w:val="00975E46"/>
+  </w:style>
+  <w:style w:type="character" w:styleId="Hyperlink">
+    <w:name w:val="Hyperlink"/>
+    <w:basedOn w:val="DefaultParagraphFont"/>
+    <w:uiPriority w:val="99"/>
+    <w:unhideWhenUsed/>
+    <w:rsid w:val="00AB311E"/>
+    <w:rPr>
+      <w:color w:val="0563C1" w:themeColor="hyperlink"/>
+      <w:u w:val="single"/>
+    </w:rPr>
+  </w:style>
+  <w:style w:type="character" w:customStyle="1" w:styleId="UnresolvedMention">
+    <w:name w:val="Unresolved Mention"/>
+    <w:basedOn w:val="DefaultParagraphFont"/>
+    <w:uiPriority w:val="99"/>
+    <w:semiHidden/>
+    <w:unhideWhenUsed/>
+    <w:rsid w:val="00AB311E"/>
+    <w:rPr>
+      <w:color w:val="605E5C"/>
+      <w:shd w:val="clear" w:color="auto" w:fill="E1DFDD"/>
+    </w:rPr>
+  </w:style>
+  <w:style w:type="paragraph" w:customStyle="1" w:styleId="paragraph">
+    <w:name w:val="paragraph"/>
+    <w:basedOn w:val="Normal"/>
+    <w:rsid w:val="00EB0172"/>
+    <w:pPr>
+      <w:spacing w:before="100" w:beforeAutospacing="1" w:after="100" w:afterAutospacing="1"/>
+    </w:pPr>
+    <w:rPr>
+      <w:rFonts w:ascii="Times New Roman" w:eastAsia="Times New Roman" w:hAnsi="Times New Roman" w:cs="Times New Roman"/>
+      <w:sz w:val="24"/>
+      <w:szCs w:val="24"/>
+    </w:rPr>
+  </w:style>
+  <w:style w:type="character" w:customStyle="1" w:styleId="normaltextrun">
+    <w:name w:val="normaltextrun"/>
+    <w:basedOn w:val="DefaultParagraphFont"/>
+    <w:rsid w:val="00EB0172"/>
+  </w:style>
+  <w:style w:type="character" w:customStyle="1" w:styleId="eop">
+    <w:name w:val="eop"/>
+    <w:basedOn w:val="DefaultParagraphFont"/>
+    <w:rsid w:val="00EB0172"/>
   </w:style>
 </w:styles>
 </file>
@@ -4519,7 +4871,7 @@
   <a:extraClrSchemeLst/>
   <a:extLst>
     <a:ext uri="{05A4C25C-085E-4340-85A3-A5531E510DB2}">
-      <thm15:themeFamily xmlns:thm15="http://schemas.microsoft.com/office/thememl/2012/main" name="Office Theme" id="{62F939B6-93AF-4DB8-9C6B-D6C7DFDC589F}" vid="{4A3C46E8-61CC-4603-A589-7422A47A8E4A}"/>
+      <thm15:themeFamily xmlns:thm15="http://schemas.microsoft.com/office/thememl/2012/main" xmlns="" name="Office Theme" id="{62F939B6-93AF-4DB8-9C6B-D6C7DFDC589F}" vid="{4A3C46E8-61CC-4603-A589-7422A47A8E4A}"/>
     </a:ext>
   </a:extLst>
 </a:theme>
@@ -4530,7 +4882,7 @@
 </file>
 
 <file path=customXml/itemProps1.xml><?xml version="1.0" encoding="utf-8"?>
-<ds:datastoreItem xmlns:ds="http://schemas.openxmlformats.org/officeDocument/2006/customXml" ds:itemID="{90C9BF5D-E84F-4938-AF4F-7D2C6A85E3DD}">
+<ds:datastoreItem xmlns:ds="http://schemas.openxmlformats.org/officeDocument/2006/customXml" ds:itemID="{797C2DFE-B834-40DE-8EF8-E9327D30D9B4}">
   <ds:schemaRefs>
     <ds:schemaRef ds:uri="http://schemas.openxmlformats.org/officeDocument/2006/bibliography"/>
   </ds:schemaRefs>
